--- a/PHASE3_PAPER.docx
+++ b/PHASE3_PAPER.docx
@@ -7,7 +7,7 @@
         <w:pStyle w:val="Heading1"/>
       </w:pPr>
       <w:r>
-        <w:t>CHIMERA-QRC: Regime-Aware Quantum Reservoir Computing for S&amp;P 500 Realized-Volatility Forecasting</w:t>
+        <w:t>CHIMERA-QRC: A Pre-Registered, Adversarially-Controlled Study of Quantum Reservoir Computing for S&amp;P 500 Realized-Volatility Forecasting</w:t>
       </w:r>
     </w:p>
     <w:p>
@@ -40,7 +40,7 @@
         <w:t>Track A: financial volatility</w:t>
       </w:r>
       <w:r>
-        <w:t xml:space="preserve"> — specifically one-step-ahead forecasting of</w:t>
+        <w:t xml:space="preserve"> — one-step-ahead forecasting of S&amp;P 500 **realized</w:t>
       </w:r>
     </w:p>
     <w:p>
@@ -48,25 +48,65 @@
         <w:jc w:val="both"/>
       </w:pPr>
       <w:r>
-        <w:t xml:space="preserve">S&amp;P 500 </w:t>
+        <w:t>variance (RV)</w:t>
       </w:r>
       <w:r>
         <w:rPr>
           <w:b/>
         </w:rPr>
-        <w:t>realized variance (RV)</w:t>
-      </w:r>
-      <w:r>
         <w:t xml:space="preserve"> and the tracking of volatility </w:t>
+      </w:r>
+      <w:r>
+        <w:t>regime transitions**, the domain where</w:t>
+      </w:r>
+    </w:p>
+    <w:p>
+      <w:pPr>
+        <w:jc w:val="both"/>
+      </w:pPr>
+      <w:r>
+        <w:t>JonesTrading's risk, allocation and derivatives pricing live. RV is long-memory, multi-scale,</w:t>
+      </w:r>
+    </w:p>
+    <w:p>
+      <w:pPr>
+        <w:jc w:val="both"/>
+      </w:pPr>
+      <w:r>
+        <w:t>regime-switching and non-Gaussian — the structure reservoir computing exploits. Our central</w:t>
+      </w:r>
+    </w:p>
+    <w:p>
+      <w:pPr>
+        <w:jc w:val="both"/>
+      </w:pPr>
+      <w:r>
+        <w:t>yardsticks are the Echo State Network (ESN, the classical analog of QRC) and the strongest</w:t>
+      </w:r>
+    </w:p>
+    <w:p>
+      <w:pPr>
+        <w:jc w:val="both"/>
+      </w:pPr>
+      <w:r>
+        <w:t>econometric models (HAR — *Heterogeneous AutoRegressive*, Corsi 2009 — and, critically for</w:t>
+      </w:r>
+    </w:p>
+    <w:p>
+      <w:pPr>
+        <w:jc w:val="both"/>
+      </w:pPr>
+      <w:r>
+        <w:t xml:space="preserve">Phase 3, </w:t>
       </w:r>
       <w:r>
         <w:rPr>
           <w:b/>
         </w:rPr>
-        <w:t>regime transitions</w:t>
-      </w:r>
-      <w:r>
-        <w:t>.</w:t>
+        <w:t>HAR-X</w:t>
+      </w:r>
+      <w:r>
+        <w:t>: HAR augmented with the same realized-measure features we feed the quantum</w:t>
       </w:r>
     </w:p>
     <w:p>
@@ -74,7 +114,7 @@
         <w:jc w:val="both"/>
       </w:pPr>
       <w:r>
-        <w:t>RV is long-memory, multi-scale, regime-switching and non-Gaussian — the structure reservoir</w:t>
+        <w:t>reservoir). We also report GARCH/GJR-GARCH, AR(3), persistence, LSTM, and an RFF/RBF kernel,</w:t>
       </w:r>
     </w:p>
     <w:p>
@@ -82,53 +122,7 @@
         <w:jc w:val="both"/>
       </w:pPr>
       <w:r>
-        <w:t>computing exploits — and the domain where JonesTrading's risk, allocation and derivatives</w:t>
-      </w:r>
-    </w:p>
-    <w:p>
-      <w:pPr>
-        <w:jc w:val="both"/>
-      </w:pPr>
-      <w:r>
-        <w:t>pricing live. Per the rubric our central yardstick is the Echo State Network (ESN, the</w:t>
-      </w:r>
-    </w:p>
-    <w:p>
-      <w:pPr>
-        <w:jc w:val="both"/>
-      </w:pPr>
-      <w:r>
-        <w:t>classical analog of QRC); we also benchmark the strongest econometric model, the daily</w:t>
-      </w:r>
-    </w:p>
-    <w:p>
-      <w:pPr>
-        <w:jc w:val="both"/>
-      </w:pPr>
-      <w:r>
-        <w:rPr>
-          <w:b/>
-        </w:rPr>
-        <w:t>Heterogeneous AutoRegressive</w:t>
-      </w:r>
-      <w:r>
-        <w:t xml:space="preserve"> model (HAR — *Heterogeneous AutoRegressive*; Corsi 2009),</w:t>
-      </w:r>
-    </w:p>
-    <w:p>
-      <w:pPr>
-        <w:jc w:val="both"/>
-      </w:pPr>
-      <w:r>
-        <w:t>plus GARCH/GJR-GARCH, AR(3), persistence, and an LSTM. We also implement the challenge's</w:t>
-      </w:r>
-    </w:p>
-    <w:p>
-      <w:pPr>
-        <w:jc w:val="both"/>
-      </w:pPr>
-      <w:r>
-        <w:t xml:space="preserve">common </w:t>
+        <w:t xml:space="preserve">and we implement the challenge's common </w:t>
       </w:r>
       <w:r>
         <w:rPr>
@@ -142,6 +136,85 @@
     </w:p>
     <w:p>
       <w:pPr>
+        <w:jc w:val="both"/>
+      </w:pPr>
+      <w:r>
+        <w:rPr>
+          <w:b/>
+        </w:rPr>
+        <w:t>This paper's honest thesis.</w:t>
+      </w:r>
+      <w:r>
+        <w:t xml:space="preserve"> We pre-registered a falsifiable advantage hypothesis (H0) and</w:t>
+      </w:r>
+    </w:p>
+    <w:p>
+      <w:pPr>
+        <w:jc w:val="both"/>
+      </w:pPr>
+      <w:r>
+        <w:t>then *attacked our own result* with the strongest fair controls. The finding is a **carefully</w:t>
+      </w:r>
+    </w:p>
+    <w:p>
+      <w:pPr>
+        <w:jc w:val="both"/>
+      </w:pPr>
+      <w:r>
+        <w:t>bounded negative</w:t>
+      </w:r>
+      <w:r>
+        <w:rPr>
+          <w:b/>
+        </w:rPr>
+        <w:t xml:space="preserve">: at simulable scale (≤16 qubits) the quantum reservoir shows </w:t>
+      </w:r>
+      <w:r>
+        <w:t>no</w:t>
+      </w:r>
+    </w:p>
+    <w:p>
+      <w:pPr>
+        <w:jc w:val="both"/>
+      </w:pPr>
+      <w:r>
+        <w:t>statistically significant forecasting advantage** over strong classical baselines once they</w:t>
+      </w:r>
+    </w:p>
+    <w:p>
+      <w:pPr>
+        <w:jc w:val="both"/>
+      </w:pPr>
+      <w:r>
+        <w:t>are given the same information; the dominant lever is *which features are encoded*, not the</w:t>
+      </w:r>
+    </w:p>
+    <w:p>
+      <w:pPr>
+        <w:jc w:val="both"/>
+      </w:pPr>
+      <w:r>
+        <w:t>reservoir's quantum nonlinearity. We report what *does* survive — measurable kernel</w:t>
+      </w:r>
+    </w:p>
+    <w:p>
+      <w:pPr>
+        <w:jc w:val="both"/>
+      </w:pPr>
+      <w:r>
+        <w:t>distinctness, lower seed variance, and full-rank entanglement (classical-simulation hardness) —</w:t>
+      </w:r>
+    </w:p>
+    <w:p>
+      <w:pPr>
+        <w:jc w:val="both"/>
+      </w:pPr>
+      <w:r>
+        <w:t>as quantum-specific *properties* that are necessary, not sufficient, for advantage.</w:t>
+      </w:r>
+    </w:p>
+    <w:p>
+      <w:pPr>
         <w:pStyle w:val="Heading2"/>
       </w:pPr>
       <w:r>
@@ -162,7 +235,7 @@
         <w:t>RY(π·x)</w:t>
       </w:r>
       <w:r>
-        <w:t>, one</w:t>
+        <w:t>, one value</w:t>
       </w:r>
     </w:p>
     <w:p>
@@ -170,7 +243,7 @@
         <w:jc w:val="both"/>
       </w:pPr>
       <w:r>
-        <w:t xml:space="preserve">value per qubit, onto </w:t>
+        <w:t xml:space="preserve">per qubit, onto </w:t>
       </w:r>
       <w:r>
         <w:rPr>
@@ -187,14 +260,14 @@
         </w:rPr>
         <w:t>Ising</w:t>
       </w:r>
+      <w:r>
+        <w:t xml:space="preserve"> Hamiltonian</w:t>
+      </w:r>
     </w:p>
     <w:p>
       <w:pPr>
         <w:jc w:val="both"/>
       </w:pPr>
-      <w:r>
-        <w:t xml:space="preserve">Hamiltonian </w:t>
-      </w:r>
       <w:r>
         <w:rPr>
           <w:rFonts w:ascii="Courier New" w:hAnsi="Courier New"/>
@@ -211,7 +284,7 @@
         <w:t>h_x=1</w:t>
       </w:r>
       <w:r>
-        <w:t xml:space="preserve">, random </w:t>
+        <w:t xml:space="preserve">; </w:t>
       </w:r>
       <w:r>
         <w:rPr>
@@ -220,7 +293,30 @@
         <w:t>J</w:t>
       </w:r>
       <w:r>
-        <w:t xml:space="preserve">, </w:t>
+        <w:t xml:space="preserve"> a </w:t>
+      </w:r>
+      <w:r>
+        <w:rPr>
+          <w:b/>
+        </w:rPr>
+        <w:t>random ≈50%-connected</w:t>
+      </w:r>
+      <w:r>
+        <w:t xml:space="preserve"> graph,</w:t>
+      </w:r>
+    </w:p>
+    <w:p>
+      <w:pPr>
+        <w:jc w:val="both"/>
+      </w:pPr>
+      <w:r>
+        <w:rPr>
+          <w:rFonts w:ascii="Courier New" w:hAnsi="Courier New"/>
+        </w:rPr>
+        <w:t>connectivity=0.5</w:t>
+      </w:r>
+      <w:r>
+        <w:t xml:space="preserve">; </w:t>
       </w:r>
       <w:r>
         <w:rPr>
@@ -229,13 +325,8 @@
         <w:t>U=exp(−iHτ)</w:t>
       </w:r>
       <w:r>
-        <w:t>,</w:t>
-      </w:r>
-    </w:p>
-    <w:p>
-      <w:pPr>
-        <w:jc w:val="both"/>
-      </w:pPr>
+        <w:t xml:space="preserve">, </w:t>
+      </w:r>
       <w:r>
         <w:rPr>
           <w:rFonts w:ascii="Courier New" w:hAnsi="Courier New"/>
@@ -243,8 +334,13 @@
         <w:t>τ=2</w:t>
       </w:r>
       <w:r>
-        <w:t xml:space="preserve">); single- and pairwise Pauli-Z expectations </w:t>
-      </w:r>
+        <w:t>); single- and pairwise Pauli-Z expectations</w:t>
+      </w:r>
+    </w:p>
+    <w:p>
+      <w:pPr>
+        <w:jc w:val="both"/>
+      </w:pPr>
       <w:r>
         <w:rPr>
           <w:rFonts w:ascii="Courier New" w:hAnsi="Courier New"/>
@@ -252,7 +348,7 @@
         <w:t>⟨Z_i⟩,⟨Z_iZ_j⟩</w:t>
       </w:r>
       <w:r>
-        <w:t xml:space="preserve"> form the feature vector.</w:t>
+        <w:t xml:space="preserve"> form the feature vector. A **ridge head consumes these features concatenated</w:t>
       </w:r>
     </w:p>
     <w:p>
@@ -260,71 +356,54 @@
         <w:jc w:val="both"/>
       </w:pPr>
       <w:r>
-        <w:t xml:space="preserve">A </w:t>
+        <w:t>with a linear block of the same inputs (incl. HAR)**, so any reservoir gain is genuine</w:t>
+      </w:r>
+    </w:p>
+    <w:p>
+      <w:pPr>
+        <w:jc w:val="both"/>
+      </w:pPr>
+      <w:r>
+        <w:t>nonlinearity *beyond* the linear span of identical information. The identical inputs feed the</w:t>
+      </w:r>
+    </w:p>
+    <w:p>
+      <w:pPr>
+        <w:jc w:val="both"/>
+      </w:pPr>
+      <w:r>
+        <w:t>classical controls, isolating quantum-vs-classical. Four mechanisms extend the core (multi-scale</w:t>
+      </w:r>
+    </w:p>
+    <w:p>
+      <w:pPr>
+        <w:jc w:val="both"/>
+      </w:pPr>
+      <w:r>
+        <w:t>τ-bank; RZ measurement feedback; regime-adaptive Ising↔Heisenberg via BOCPD; dissipation-as-</w:t>
+      </w:r>
+    </w:p>
+    <w:p>
+      <w:pPr>
+        <w:jc w:val="both"/>
+      </w:pPr>
+      <w:r>
+        <w:t xml:space="preserve">feature); Phase 3 adds an </w:t>
       </w:r>
       <w:r>
         <w:rPr>
           <w:b/>
         </w:rPr>
-        <w:t>ridge head consumes these features concatenated with the HAR linear set</w:t>
-      </w:r>
-      <w:r>
-        <w:t>, so any</w:t>
+        <w:t>encoding-density / data-re-uploading path</w:t>
+      </w:r>
+      <w:r>
+        <w:t xml:space="preserve"> (§5.2) and a</w:t>
       </w:r>
     </w:p>
     <w:p>
       <w:pPr>
         <w:jc w:val="both"/>
       </w:pPr>
-      <w:r>
-        <w:t>reservoir gain is genuine nonlinearity *beyond* HAR. The identical inputs feed the ESN,</w:t>
-      </w:r>
-    </w:p>
-    <w:p>
-      <w:pPr>
-        <w:jc w:val="both"/>
-      </w:pPr>
-      <w:r>
-        <w:t>isolating the quantum-vs-classical reservoir. Four mechanisms extend the core: a multi-scale</w:t>
-      </w:r>
-    </w:p>
-    <w:p>
-      <w:pPr>
-        <w:jc w:val="both"/>
-      </w:pPr>
-      <w:r>
-        <w:t>τ-bank; measurement feedback (RZ); regime-adaptive Ising↔Heisenberg switching driven by</w:t>
-      </w:r>
-    </w:p>
-    <w:p>
-      <w:pPr>
-        <w:jc w:val="both"/>
-      </w:pPr>
-      <w:r>
-        <w:t>BOCPD; and dissipation-as-feature (calibrated amplitude damping). For Phase 3 we add an</w:t>
-      </w:r>
-    </w:p>
-    <w:p>
-      <w:pPr>
-        <w:jc w:val="both"/>
-      </w:pPr>
-      <w:r>
-        <w:rPr>
-          <w:b/>
-        </w:rPr>
-        <w:t>encoding-density (data-re-uploading) path</w:t>
-      </w:r>
-      <w:r>
-        <w:t xml:space="preserve"> so that added qubits carry *new* information</w:t>
-      </w:r>
-    </w:p>
-    <w:p>
-      <w:pPr>
-        <w:jc w:val="both"/>
-      </w:pPr>
-      <w:r>
-        <w:t xml:space="preserve">(§5.2), and a </w:t>
-      </w:r>
       <w:r>
         <w:rPr>
           <w:b/>
@@ -332,7 +411,7 @@
         <w:t>sparse/tensor backend</w:t>
       </w:r>
       <w:r>
-        <w:t xml:space="preserve"> that scales beyond exact statevector simulation</w:t>
+        <w:t xml:space="preserve"> (§5.5). The engine is pure NumPy; an explicit PennyLane circuit</w:t>
       </w:r>
     </w:p>
     <w:p>
@@ -340,7 +419,16 @@
         <w:jc w:val="both"/>
       </w:pPr>
       <w:r>
-        <w:t>(§5.4). The engine is pure NumPy; an explicit PennyLane circuit reproduces it to ≈5×10⁻¹⁶</w:t>
+        <w:t xml:space="preserve">reproduces it to ≈5×10⁻¹⁶ and compiles, at n=8, to </w:t>
+      </w:r>
+      <w:r>
+        <w:rPr>
+          <w:b/>
+        </w:rPr>
+        <w:t>380 native gates</w:t>
+      </w:r>
+      <w:r>
+        <w:t xml:space="preserve"> (220 two-qubit + 160</w:t>
       </w:r>
     </w:p>
     <w:p>
@@ -348,7 +436,15 @@
         <w:jc w:val="both"/>
       </w:pPr>
       <w:r>
-        <w:t>and compiles to a shallow ≈380-gate native circuit (20 Trotter layers).</w:t>
+        <w:t>one-qubit, 20 Trotter layers) — consistent with the ≈50%-connected graph (an all-to-all</w:t>
+      </w:r>
+    </w:p>
+    <w:p>
+      <w:pPr>
+        <w:jc w:val="both"/>
+      </w:pPr>
+      <w:r>
+        <w:t>reservoir would need ≈720).</w:t>
       </w:r>
     </w:p>
     <w:p>
@@ -399,7 +495,7 @@
           <w:i/>
           <w:sz w:val="18"/>
         </w:rPr>
-        <w:t>**Figure 1.** CHIMERA-QRC pipeline: lagged log-RV (and, in Axis B, realized-measure) inputs are angle-encoded `RY(π·x)` onto qubits, evolved under a fixed Ising Hamiltonian `U=exp(−iHτ)`, and read out as single/pairwise Pauli-Z expectations into a ridge head fused with the HAR linear set; a BOCPD detector selects the Hamiltonian for regime adaptivity.</w:t>
+        <w:t>**Figure 1.** CHIMERA-QRC pipeline: lagged log-RV (and, in Axis B, realized-measure) inputs are angle-encoded onto qubits, evolved under a fixed random-coupled Ising Hamiltonian, and read out as single/pairwise Pauli-Z expectations into a ridge head fused with a linear block of the same inputs; a BOCPD detector selects the Hamiltonian for regime adaptivity.</w:t>
       </w:r>
     </w:p>
     <w:p>
@@ -466,24 +562,16 @@
         <w:t>fading memory</w:t>
       </w:r>
       <w:r>
-        <w:t xml:space="preserve"> (echo-state property) for stable forecasts; (d) **Hamiltonian</w:t>
-      </w:r>
-    </w:p>
-    <w:p>
-      <w:pPr>
-        <w:jc w:val="both"/>
-      </w:pPr>
-      <w:r>
-        <w:t>as inductive bias</w:t>
+        <w:t xml:space="preserve"> (echo-state property); (d) </w:t>
       </w:r>
       <w:r>
         <w:rPr>
           <w:b/>
         </w:rPr>
-        <w:t xml:space="preserve"> (Ising↔Heisenberg). The central, falsifiable mechanism is </w:t>
-      </w:r>
-      <w:r>
-        <w:t>expressivity</w:t>
+        <w:t>Hamiltonian as inductive bias</w:t>
+      </w:r>
+      <w:r>
+        <w:t>.</w:t>
       </w:r>
     </w:p>
     <w:p>
@@ -491,24 +579,16 @@
         <w:jc w:val="both"/>
       </w:pPr>
       <w:r>
-        <w:t>scaling**, which we measure directly. The quantum kernel is non-reproducible by the matched</w:t>
-      </w:r>
-    </w:p>
-    <w:p>
-      <w:pPr>
-        <w:jc w:val="both"/>
-      </w:pPr>
-      <w:r>
-        <w:t xml:space="preserve">classical reservoir — geometric difference (Huang et al. 2021) </w:t>
+        <w:t xml:space="preserve">The central, falsifiable mechanism is </w:t>
       </w:r>
       <w:r>
         <w:rPr>
           <w:b/>
         </w:rPr>
-        <w:t>g(ESN→CHIMERA) ≈ 62</w:t>
-      </w:r>
-      <w:r>
-        <w:t xml:space="preserve"> vs a</w:t>
+        <w:t>expressivity scaling</w:t>
+      </w:r>
+      <w:r>
+        <w:t>, which we measure directly via</w:t>
       </w:r>
     </w:p>
     <w:p>
@@ -516,7 +596,29 @@
         <w:jc w:val="both"/>
       </w:pPr>
       <w:r>
-        <w:t>classical–classical control of ≈4 (</w:t>
+        <w:t>the geometric difference (Huang et al. 2021). The quantum kernel is poorly reproducible by a</w:t>
+      </w:r>
+    </w:p>
+    <w:p>
+      <w:pPr>
+        <w:jc w:val="both"/>
+      </w:pPr>
+      <w:r>
+        <w:t>matched classical reservoir: against the name-matched ESN-108 reference,</w:t>
+      </w:r>
+    </w:p>
+    <w:p>
+      <w:pPr>
+        <w:jc w:val="both"/>
+      </w:pPr>
+      <w:r>
+        <w:rPr>
+          <w:b/>
+        </w:rPr>
+        <w:t>g(ESN→CHIMERA) ≈ 62 vs ≈4 control</w:t>
+      </w:r>
+      <w:r>
+        <w:t xml:space="preserve"> (</w:t>
       </w:r>
       <w:r>
         <w:rPr>
@@ -525,7 +627,7 @@
         <w:t>cli.py run kernel</w:t>
       </w:r>
       <w:r>
-        <w:t>). At 8–12 qubits the map is still</w:t>
+        <w:t>); against per-n *feature-matched*</w:t>
       </w:r>
     </w:p>
     <w:p>
@@ -533,7 +635,7 @@
         <w:jc w:val="both"/>
       </w:pPr>
       <w:r>
-        <w:t>classically simulable, so this distinctness is *necessary, not yet sufficient*, for an</w:t>
+        <w:t>ESNs the gap is larger still (g ≈ 120–158 at n=8). (g is reported at a fixed ridge</w:t>
       </w:r>
     </w:p>
     <w:p>
@@ -541,7 +643,7 @@
         <w:jc w:val="both"/>
       </w:pPr>
       <w:r>
-        <w:t>unconditional accuracy gain. **Phase 3 tests whether enriching the encoding converts that</w:t>
+        <w:t>regularization; the qualitative ~15–40× separation over the classical–classical control, not</w:t>
       </w:r>
     </w:p>
     <w:p>
@@ -549,7 +651,32 @@
         <w:jc w:val="both"/>
       </w:pPr>
       <w:r>
-        <w:t>distinctness into accuracy, and quantifies the classical-simulation cost via bond dimension.**</w:t>
+        <w:t>the exact value, is the claim.) Crucially, at ≤12–16 qubits the map remains classically</w:t>
+      </w:r>
+    </w:p>
+    <w:p>
+      <w:pPr>
+        <w:jc w:val="both"/>
+      </w:pPr>
+      <w:r>
+        <w:t xml:space="preserve">simulable, so distinctness is </w:t>
+      </w:r>
+      <w:r>
+        <w:rPr>
+          <w:b/>
+        </w:rPr>
+        <w:t>necessary, not sufficient</w:t>
+      </w:r>
+      <w:r>
+        <w:t xml:space="preserve"> for accuracy — and §5.3 shows that,</w:t>
+      </w:r>
+    </w:p>
+    <w:p>
+      <w:pPr>
+        <w:jc w:val="both"/>
+      </w:pPr>
+      <w:r>
+        <w:t>here, it is indeed *not* sufficient.</w:t>
       </w:r>
     </w:p>
     <w:p>
@@ -580,7 +707,7 @@
         <w:t>.SPX</w:t>
       </w:r>
       <w:r>
-        <w:t xml:space="preserve"> 5-minute realized variance, 2000–2020, 5,052</w:t>
+        <w:t xml:space="preserve"> 5-minute realized variance, 2000–2020, 5,029</w:t>
       </w:r>
     </w:p>
     <w:p>
@@ -588,7 +715,7 @@
         <w:jc w:val="both"/>
       </w:pPr>
       <w:r>
-        <w:t xml:space="preserve">days incl. the 2008 GFC (Heber et al. 2009; via R packages </w:t>
+        <w:t xml:space="preserve">supervised days incl. the 2008 GFC (Heber et al. 2009; via R packages </w:t>
       </w:r>
       <w:r>
         <w:rPr>
@@ -606,7 +733,7 @@
         <w:t>bvhar</w:t>
       </w:r>
       <w:r>
-        <w:t>); public</w:t>
+        <w:t>);</w:t>
       </w:r>
     </w:p>
     <w:p>
@@ -614,7 +741,7 @@
         <w:jc w:val="both"/>
       </w:pPr>
       <w:r>
-        <w:t xml:space="preserve">SPY daily OHLCV 2022–2026 (Garman–Klass proxy); and real MNIST (Keras </w:t>
+        <w:t xml:space="preserve">public SPY daily OHLCV 2022–2026 (Garman–Klass proxy); real MNIST (Keras </w:t>
       </w:r>
       <w:r>
         <w:rPr>
@@ -623,16 +750,13 @@
         <w:t>.npz</w:t>
       </w:r>
       <w:r>
-        <w:t xml:space="preserve"> mirror) for the</w:t>
+        <w:t xml:space="preserve"> mirror).</w:t>
       </w:r>
     </w:p>
     <w:p>
       <w:pPr>
         <w:jc w:val="both"/>
       </w:pPr>
-      <w:r>
-        <w:t xml:space="preserve">common benchmark. </w:t>
-      </w:r>
       <w:r>
         <w:rPr>
           <w:b/>
@@ -640,7 +764,16 @@
         <w:t>Preprocessing:</w:t>
       </w:r>
       <w:r>
-        <w:t xml:space="preserve"> log-RV target; multi-horizon lags min-max scaled to</w:t>
+        <w:t xml:space="preserve"> log-RV target; features min-max scaled to [0,1] on </w:t>
+      </w:r>
+      <w:r>
+        <w:rPr>
+          <w:b/>
+        </w:rPr>
+        <w:t>train only</w:t>
+      </w:r>
+      <w:r>
+        <w:t>; per-model</w:t>
       </w:r>
     </w:p>
     <w:p>
@@ -648,7 +781,7 @@
         <w:jc w:val="both"/>
       </w:pPr>
       <w:r>
-        <w:t>[0,1] on train only; HAR components in the readout; chronological train/validation/test</w:t>
+        <w:t>ridge penalty selected on a chronological validation tail; multi-seed ensembling. We verified</w:t>
       </w:r>
     </w:p>
     <w:p>
@@ -656,7 +789,7 @@
         <w:jc w:val="both"/>
       </w:pPr>
       <w:r>
-        <w:t xml:space="preserve">splits; per-model ridge selected on a validation tail; three-seed ensembling. </w:t>
+        <w:t xml:space="preserve">the pipeline is leakage-free (all features lagged ≥1 day; train-only scaling). </w:t>
       </w:r>
       <w:r>
         <w:rPr>
@@ -670,7 +803,24 @@
         <w:jc w:val="both"/>
       </w:pPr>
       <w:r>
-        <w:t xml:space="preserve">HAR, GARCH(1,1), GJR-GARCH, AR(3), persistence, ESN (matched + 4×), LSTM. </w:t>
+        <w:t xml:space="preserve">HAR, </w:t>
+      </w:r>
+      <w:r>
+        <w:rPr>
+          <w:b/>
+        </w:rPr>
+        <w:t>HAR-X</w:t>
+      </w:r>
+      <w:r>
+        <w:t>, GARCH(1,1), GJR-GARCH, AR(3), persistence, ESN (matched + 4×, recurrent), RFF</w:t>
+      </w:r>
+    </w:p>
+    <w:p>
+      <w:pPr>
+        <w:jc w:val="both"/>
+      </w:pPr>
+      <w:r>
+        <w:t xml:space="preserve">kernel, LSTM. </w:t>
       </w:r>
       <w:r>
         <w:rPr>
@@ -678,13 +828,34 @@
         </w:rPr>
         <w:t>Metrics:</w:t>
       </w:r>
+      <w:r>
+        <w:t xml:space="preserve"> RMSE(log-RV), QLIKE (Patton 2011), Mincer–Zarnowitz R²; significance</w:t>
+      </w:r>
     </w:p>
     <w:p>
       <w:pPr>
         <w:jc w:val="both"/>
       </w:pPr>
       <w:r>
-        <w:t>RMSE(log-RV), QLIKE (Patton 2011), Mincer–Zarnowitz R²; significance by Diebold–Mariano</w:t>
+        <w:t xml:space="preserve">by </w:t>
+      </w:r>
+      <w:r>
+        <w:rPr>
+          <w:b/>
+        </w:rPr>
+        <w:t>Diebold–Mariano with a Newey–West HAC variance</w:t>
+      </w:r>
+      <w:r>
+        <w:t xml:space="preserve"> (HLN-corrected), </w:t>
+      </w:r>
+      <w:r>
+        <w:rPr>
+          <w:b/>
+        </w:rPr>
+        <w:t>Holm</w:t>
+      </w:r>
+      <w:r>
+        <w:t>-adjusted across</w:t>
       </w:r>
     </w:p>
     <w:p>
@@ -692,7 +863,7 @@
         <w:jc w:val="both"/>
       </w:pPr>
       <w:r>
-        <w:t>(HLN-corrected) and the Model Confidence Set (Hansen–Lunde–Nason 2011).</w:t>
+        <w:t>the comparison family, and the Model Confidence Set (Hansen–Lunde–Nason 2011).</w:t>
       </w:r>
     </w:p>
     <w:p>
@@ -728,7 +899,7 @@
         <w:t>preregistration.py</w:t>
       </w:r>
       <w:r>
-        <w:t xml:space="preserve"> (H0/H1/H4, transcribed from our Phase-2 §7). All outcomes below are</w:t>
+        <w:t xml:space="preserve"> (H0/H1/H4, from our Phase-2 §7). All outcomes — including negatives — are</w:t>
       </w:r>
     </w:p>
     <w:p>
@@ -736,13 +907,8 @@
         <w:jc w:val="both"/>
       </w:pPr>
       <w:r>
-        <w:t>reported against them, including negatives. Headline numbers and wall-clock are in</w:t>
-      </w:r>
-    </w:p>
-    <w:p>
-      <w:pPr>
-        <w:jc w:val="both"/>
-      </w:pPr>
+        <w:t xml:space="preserve">reported against them. Full numbers/wall-clock: </w:t>
+      </w:r>
       <w:r>
         <w:rPr>
           <w:rFonts w:ascii="Courier New" w:hAnsi="Courier New"/>
@@ -750,15 +916,6 @@
         <w:t>results/*_findings.md</w:t>
       </w:r>
       <w:r>
-        <w:t xml:space="preserve">; all reproducible via </w:t>
-      </w:r>
-      <w:r>
-        <w:rPr>
-          <w:rFonts w:ascii="Courier New" w:hAnsi="Courier New"/>
-        </w:rPr>
-        <w:t>cli.py</w:t>
-      </w:r>
-      <w:r>
         <w:t>.</w:t>
       </w:r>
     </w:p>
@@ -781,16 +938,13 @@
         <w:jc w:val="both"/>
       </w:pPr>
       <w:r>
-        <w:t>8-lag encoder, increasing n leaves the extra qubits without new input: g(n) and effective</w:t>
+        <w:t>8-lag encoder, extra qubits receive no new input: g(n) and effective feature-rank</w:t>
       </w:r>
     </w:p>
     <w:p>
       <w:pPr>
         <w:jc w:val="both"/>
       </w:pPr>
-      <w:r>
-        <w:t xml:space="preserve">feature-rank </w:t>
-      </w:r>
       <w:r>
         <w:rPr>
           <w:b/>
@@ -798,15 +952,7 @@
         <w:t>saturate/decline</w:t>
       </w:r>
       <w:r>
-        <w:t xml:space="preserve"> (n=8→12: g 125→31, D_eff 1.8→1.5) and crisis MZ does not</w:t>
-      </w:r>
-    </w:p>
-    <w:p>
-      <w:pPr>
-        <w:jc w:val="both"/>
-      </w:pPr>
-      <w:r>
-        <w:t xml:space="preserve">beat HAR. By our criteria </w:t>
+        <w:t xml:space="preserve"> (n=8→12: g 133→30, D_eff 1.8→1.5). </w:t>
       </w:r>
       <w:r>
         <w:rPr>
@@ -815,7 +961,7 @@
         <w:t>H0 is refuted in this regime</w:t>
       </w:r>
       <w:r>
-        <w:t xml:space="preserve"> — and this is precisely the case</w:t>
+        <w:t xml:space="preserve"> — the</w:t>
       </w:r>
     </w:p>
     <w:p>
@@ -823,7 +969,7 @@
         <w:jc w:val="both"/>
       </w:pPr>
       <w:r>
-        <w:t>*for* enriching the encoding.</w:t>
+        <w:t>empirical case *for* enriching the encoding.</w:t>
       </w:r>
     </w:p>
     <w:p>
@@ -834,10 +980,10 @@
         <w:rPr>
           <w:b/>
         </w:rPr>
-        <w:t>5.2 Encoding density (Axis B) — the headline result.</w:t>
-      </w:r>
-      <w:r>
-        <w:t xml:space="preserve"> We feed the extra qubits genuinely</w:t>
+        <w:t>5.2 Encoding density (Axis B) — mechanism confirmed.</w:t>
+      </w:r>
+      <w:r>
+        <w:t xml:space="preserve"> Feeding the extra qubits genuinely new</w:t>
       </w:r>
     </w:p>
     <w:p>
@@ -845,7 +991,7 @@
         <w:jc w:val="both"/>
       </w:pPr>
       <w:r>
-        <w:t>new realized-measure information (signed return/leverage, downside-semivariance share, jump</w:t>
+        <w:t>realized-measure information (signed return/leverage, downside-semivariance share, jump share)</w:t>
       </w:r>
     </w:p>
     <w:p>
@@ -853,16 +999,140 @@
         <w:jc w:val="both"/>
       </w:pPr>
       <w:r>
-        <w:t xml:space="preserve">share). At </w:t>
+        <w:t>restores the lost structure: at n=10, informed vs idle qubits, kernel distinctness and rank</w:t>
+      </w:r>
+    </w:p>
+    <w:p>
+      <w:pPr>
+        <w:jc w:val="both"/>
+      </w:pPr>
+      <w:r>
+        <w:t>jump (</w:t>
       </w:r>
       <w:r>
         <w:rPr>
           <w:b/>
         </w:rPr>
-        <w:t>n=10</w:t>
-      </w:r>
-      <w:r>
-        <w:t>, vs leaving those qubits idle, on the crisis window (GFC in test, 3 seeds):</w:t>
+        <w:t>g 52→158, D_eff 1.5→3.1</w:t>
+      </w:r>
+      <w:r>
+        <w:t>), and effective rank grows with n (D_eff 1.81→3.10→3.14,</w:t>
+      </w:r>
+    </w:p>
+    <w:p>
+      <w:pPr>
+        <w:jc w:val="both"/>
+      </w:pPr>
+      <w:r>
+        <w:t>n=8→12; near-flat 10→12). So the bottleneck is *fixable* — added qubits can carry new</w:t>
+      </w:r>
+    </w:p>
+    <w:p>
+      <w:pPr>
+        <w:jc w:val="both"/>
+      </w:pPr>
+      <w:r>
+        <w:t xml:space="preserve">information. The decisive question is whether this converts into forecasting </w:t>
+      </w:r>
+      <w:r>
+        <w:rPr>
+          <w:b/>
+        </w:rPr>
+        <w:t>accuracy</w:t>
+      </w:r>
+      <w:r>
+        <w:t>.</w:t>
+      </w:r>
+    </w:p>
+    <w:p>
+      <w:pPr>
+        <w:jc w:val="both"/>
+      </w:pPr>
+      <w:r>
+        <w:rPr>
+          <w:b/>
+        </w:rPr>
+        <w:t>5.3 The decisive, adversarially-controlled test (the honest headline).</w:t>
+      </w:r>
+      <w:r>
+        <w:t xml:space="preserve"> We compare CHIMERA</w:t>
+      </w:r>
+    </w:p>
+    <w:p>
+      <w:pPr>
+        <w:jc w:val="both"/>
+      </w:pPr>
+      <w:r>
+        <w:t xml:space="preserve">to the strongest fair baselines — </w:t>
+      </w:r>
+      <w:r>
+        <w:rPr>
+          <w:b/>
+        </w:rPr>
+        <w:t>HAR-X</w:t>
+      </w:r>
+      <w:r>
+        <w:t xml:space="preserve"> (the same rich features used *linearly*, no</w:t>
+      </w:r>
+    </w:p>
+    <w:p>
+      <w:pPr>
+        <w:jc w:val="both"/>
+      </w:pPr>
+      <w:r>
+        <w:t xml:space="preserve">reservoir), a </w:t>
+      </w:r>
+      <w:r>
+        <w:rPr>
+          <w:b/>
+        </w:rPr>
+        <w:t>true recurrent ESN</w:t>
+      </w:r>
+      <w:r>
+        <w:t xml:space="preserve">, and an </w:t>
+      </w:r>
+      <w:r>
+        <w:rPr>
+          <w:b/>
+        </w:rPr>
+        <w:t>RFF kernel</w:t>
+      </w:r>
+      <w:r>
+        <w:t xml:space="preserve"> — all sharing the identical</w:t>
+      </w:r>
+    </w:p>
+    <w:p>
+      <w:pPr>
+        <w:jc w:val="both"/>
+      </w:pPr>
+      <w:r>
+        <w:t>information set and *nesting* HAR-X, so a quantum win requires nonlinearity beyond the linear</w:t>
+      </w:r>
+    </w:p>
+    <w:p>
+      <w:pPr>
+        <w:jc w:val="both"/>
+      </w:pPr>
+      <w:r>
+        <w:t xml:space="preserve">span. With </w:t>
+      </w:r>
+      <w:r>
+        <w:rPr>
+          <w:b/>
+        </w:rPr>
+        <w:t>8 seeds, HAC-DM, two windows, and Holm correction</w:t>
+      </w:r>
+      <w:r>
+        <w:t xml:space="preserve"> (</w:t>
+      </w:r>
+      <w:r>
+        <w:rPr>
+          <w:rFonts w:ascii="Courier New" w:hAnsi="Courier New"/>
+        </w:rPr>
+        <w:t>cli.py run axisB_rig</w:t>
+      </w:r>
+      <w:r>
+        <w:t>):</w:t>
       </w:r>
     </w:p>
     <w:tbl>
@@ -872,30 +1142,17 @@
         <w:tblLook w:firstColumn="1" w:firstRow="1" w:lastColumn="0" w:lastRow="0" w:noHBand="0" w:noVBand="1" w:val="04A0"/>
       </w:tblPr>
       <w:tblGrid>
-        <w:gridCol w:w="2016"/>
-        <w:gridCol w:w="2016"/>
-        <w:gridCol w:w="2016"/>
-        <w:gridCol w:w="2016"/>
-        <w:gridCol w:w="2016"/>
+        <w:gridCol w:w="1680"/>
+        <w:gridCol w:w="1680"/>
+        <w:gridCol w:w="1680"/>
+        <w:gridCol w:w="1680"/>
+        <w:gridCol w:w="1680"/>
+        <w:gridCol w:w="1680"/>
       </w:tblGrid>
       <w:tr>
         <w:tc>
           <w:tcPr>
-            <w:tcW w:type="dxa" w:w="2016"/>
-          </w:tcPr>
-          <w:p>
-            <w:r>
-              <w:rPr>
-                <w:b/>
-                <w:sz w:val="18"/>
-              </w:rPr>
-              <w:t>Model (n=10)</w:t>
-            </w:r>
-          </w:p>
-        </w:tc>
-        <w:tc>
-          <w:tcPr>
-            <w:tcW w:type="dxa" w:w="2016"/>
+            <w:tcW w:type="dxa" w:w="1680"/>
           </w:tcPr>
           <w:p>
             <w:r>
@@ -909,7 +1166,7 @@
         </w:tc>
         <w:tc>
           <w:tcPr>
-            <w:tcW w:type="dxa" w:w="2016"/>
+            <w:tcW w:type="dxa" w:w="1680"/>
           </w:tcPr>
           <w:p>
             <w:r>
@@ -917,13 +1174,13 @@
                 <w:b/>
                 <w:sz w:val="18"/>
               </w:rPr>
-              <w:t>MZ R²</w:t>
+              <w:t>HAR-X</w:t>
             </w:r>
           </w:p>
         </w:tc>
         <w:tc>
           <w:tcPr>
-            <w:tcW w:type="dxa" w:w="2016"/>
+            <w:tcW w:type="dxa" w:w="1680"/>
           </w:tcPr>
           <w:p>
             <w:r>
@@ -931,13 +1188,13 @@
                 <w:b/>
                 <w:sz w:val="18"/>
               </w:rPr>
-              <w:t>DM vs HAR</w:t>
+              <w:t>recurrent ESN</w:t>
             </w:r>
           </w:p>
         </w:tc>
         <w:tc>
           <w:tcPr>
-            <w:tcW w:type="dxa" w:w="2016"/>
+            <w:tcW w:type="dxa" w:w="1680"/>
           </w:tcPr>
           <w:p>
             <w:r>
@@ -945,7 +1202,35 @@
                 <w:b/>
                 <w:sz w:val="18"/>
               </w:rPr>
-              <w:t>DM vs matched-ESN</w:t>
+              <w:t>RFF</w:t>
+            </w:r>
+          </w:p>
+        </w:tc>
+        <w:tc>
+          <w:tcPr>
+            <w:tcW w:type="dxa" w:w="1680"/>
+          </w:tcPr>
+          <w:p>
+            <w:r>
+              <w:rPr>
+                <w:b/>
+                <w:sz w:val="18"/>
+              </w:rPr>
+              <w:t>CHIMERA</w:t>
+            </w:r>
+          </w:p>
+        </w:tc>
+        <w:tc>
+          <w:tcPr>
+            <w:tcW w:type="dxa" w:w="1680"/>
+          </w:tcPr>
+          <w:p>
+            <w:r>
+              <w:rPr>
+                <w:b/>
+                <w:sz w:val="18"/>
+              </w:rPr>
+              <w:t>best</w:t>
             </w:r>
           </w:p>
         </w:tc>
@@ -953,7 +1238,20 @@
       <w:tr>
         <w:tc>
           <w:tcPr>
-            <w:tcW w:type="dxa" w:w="2016"/>
+            <w:tcW w:type="dxa" w:w="1680"/>
+          </w:tcPr>
+          <w:p>
+            <w:r>
+              <w:rPr>
+                <w:sz w:val="18"/>
+              </w:rPr>
+              <w:t>crisis n=8</w:t>
+            </w:r>
+          </w:p>
+        </w:tc>
+        <w:tc>
+          <w:tcPr>
+            <w:tcW w:type="dxa" w:w="1680"/>
           </w:tcPr>
           <w:p>
             <w:r>
@@ -961,13 +1259,93 @@
                 <w:b/>
                 <w:sz w:val="18"/>
               </w:rPr>
-              <w:t>CHIMERA (informed)</w:t>
+              <w:t>0.6255</w:t>
             </w:r>
           </w:p>
         </w:tc>
         <w:tc>
           <w:tcPr>
-            <w:tcW w:type="dxa" w:w="2016"/>
+            <w:tcW w:type="dxa" w:w="1680"/>
+          </w:tcPr>
+          <w:p>
+            <w:r>
+              <w:rPr>
+                <w:sz w:val="18"/>
+              </w:rPr>
+              <w:t>0.6386</w:t>
+            </w:r>
+          </w:p>
+        </w:tc>
+        <w:tc>
+          <w:tcPr>
+            <w:tcW w:type="dxa" w:w="1680"/>
+          </w:tcPr>
+          <w:p>
+            <w:r>
+              <w:rPr>
+                <w:sz w:val="18"/>
+              </w:rPr>
+              <w:t>0.6302</w:t>
+            </w:r>
+          </w:p>
+        </w:tc>
+        <w:tc>
+          <w:tcPr>
+            <w:tcW w:type="dxa" w:w="1680"/>
+          </w:tcPr>
+          <w:p>
+            <w:r>
+              <w:rPr>
+                <w:sz w:val="18"/>
+              </w:rPr>
+              <w:t>0.6379</w:t>
+            </w:r>
+          </w:p>
+        </w:tc>
+        <w:tc>
+          <w:tcPr>
+            <w:tcW w:type="dxa" w:w="1680"/>
+          </w:tcPr>
+          <w:p>
+            <w:r>
+              <w:rPr>
+                <w:sz w:val="18"/>
+              </w:rPr>
+              <w:t>HAR-X</w:t>
+            </w:r>
+          </w:p>
+        </w:tc>
+      </w:tr>
+      <w:tr>
+        <w:tc>
+          <w:tcPr>
+            <w:tcW w:type="dxa" w:w="1680"/>
+          </w:tcPr>
+          <w:p>
+            <w:r>
+              <w:rPr>
+                <w:sz w:val="18"/>
+              </w:rPr>
+              <w:t>crisis n=10</w:t>
+            </w:r>
+          </w:p>
+        </w:tc>
+        <w:tc>
+          <w:tcPr>
+            <w:tcW w:type="dxa" w:w="1680"/>
+          </w:tcPr>
+          <w:p>
+            <w:r>
+              <w:rPr>
+                <w:sz w:val="18"/>
+              </w:rPr>
+              <w:t>0.6034</w:t>
+            </w:r>
+          </w:p>
+        </w:tc>
+        <w:tc>
+          <w:tcPr>
+            <w:tcW w:type="dxa" w:w="1680"/>
           </w:tcPr>
           <w:p>
             <w:r>
@@ -975,13 +1353,67 @@
                 <w:b/>
                 <w:sz w:val="18"/>
               </w:rPr>
-              <w:t>0.6123</w:t>
+              <w:t>0.5996</w:t>
             </w:r>
           </w:p>
         </w:tc>
         <w:tc>
           <w:tcPr>
-            <w:tcW w:type="dxa" w:w="2016"/>
+            <w:tcW w:type="dxa" w:w="1680"/>
+          </w:tcPr>
+          <w:p>
+            <w:r>
+              <w:rPr>
+                <w:sz w:val="18"/>
+              </w:rPr>
+              <w:t>0.6047</w:t>
+            </w:r>
+          </w:p>
+        </w:tc>
+        <w:tc>
+          <w:tcPr>
+            <w:tcW w:type="dxa" w:w="1680"/>
+          </w:tcPr>
+          <w:p>
+            <w:r>
+              <w:rPr>
+                <w:sz w:val="18"/>
+              </w:rPr>
+              <w:t>0.6074</w:t>
+            </w:r>
+          </w:p>
+        </w:tc>
+        <w:tc>
+          <w:tcPr>
+            <w:tcW w:type="dxa" w:w="1680"/>
+          </w:tcPr>
+          <w:p>
+            <w:r>
+              <w:rPr>
+                <w:sz w:val="18"/>
+              </w:rPr>
+              <w:t>ESN</w:t>
+            </w:r>
+          </w:p>
+        </w:tc>
+      </w:tr>
+      <w:tr>
+        <w:tc>
+          <w:tcPr>
+            <w:tcW w:type="dxa" w:w="1680"/>
+          </w:tcPr>
+          <w:p>
+            <w:r>
+              <w:rPr>
+                <w:sz w:val="18"/>
+              </w:rPr>
+              <w:t>crisis n=12</w:t>
+            </w:r>
+          </w:p>
+        </w:tc>
+        <w:tc>
+          <w:tcPr>
+            <w:tcW w:type="dxa" w:w="1680"/>
           </w:tcPr>
           <w:p>
             <w:r>
@@ -989,13 +1421,80 @@
                 <w:b/>
                 <w:sz w:val="18"/>
               </w:rPr>
-              <w:t>0.630</w:t>
+              <w:t>0.5906</w:t>
             </w:r>
           </w:p>
         </w:tc>
         <w:tc>
           <w:tcPr>
-            <w:tcW w:type="dxa" w:w="2016"/>
+            <w:tcW w:type="dxa" w:w="1680"/>
+          </w:tcPr>
+          <w:p>
+            <w:r>
+              <w:rPr>
+                <w:sz w:val="18"/>
+              </w:rPr>
+              <w:t>0.6023</w:t>
+            </w:r>
+          </w:p>
+        </w:tc>
+        <w:tc>
+          <w:tcPr>
+            <w:tcW w:type="dxa" w:w="1680"/>
+          </w:tcPr>
+          <w:p>
+            <w:r>
+              <w:rPr>
+                <w:sz w:val="18"/>
+              </w:rPr>
+              <w:t>0.5964</w:t>
+            </w:r>
+          </w:p>
+        </w:tc>
+        <w:tc>
+          <w:tcPr>
+            <w:tcW w:type="dxa" w:w="1680"/>
+          </w:tcPr>
+          <w:p>
+            <w:r>
+              <w:rPr>
+                <w:sz w:val="18"/>
+              </w:rPr>
+              <w:t>0.6031</w:t>
+            </w:r>
+          </w:p>
+        </w:tc>
+        <w:tc>
+          <w:tcPr>
+            <w:tcW w:type="dxa" w:w="1680"/>
+          </w:tcPr>
+          <w:p>
+            <w:r>
+              <w:rPr>
+                <w:sz w:val="18"/>
+              </w:rPr>
+              <w:t>HAR-X</w:t>
+            </w:r>
+          </w:p>
+        </w:tc>
+      </w:tr>
+      <w:tr>
+        <w:tc>
+          <w:tcPr>
+            <w:tcW w:type="dxa" w:w="1680"/>
+          </w:tcPr>
+          <w:p>
+            <w:r>
+              <w:rPr>
+                <w:sz w:val="18"/>
+              </w:rPr>
+              <w:t>calm n=10</w:t>
+            </w:r>
+          </w:p>
+        </w:tc>
+        <w:tc>
+          <w:tcPr>
+            <w:tcW w:type="dxa" w:w="1680"/>
           </w:tcPr>
           <w:p>
             <w:r>
@@ -1003,13 +1502,548 @@
                 <w:b/>
                 <w:sz w:val="18"/>
               </w:rPr>
-              <w:t>−, p=0.004</w:t>
+              <w:t>0.6244</w:t>
             </w:r>
           </w:p>
         </w:tc>
         <w:tc>
           <w:tcPr>
-            <w:tcW w:type="dxa" w:w="2016"/>
+            <w:tcW w:type="dxa" w:w="1680"/>
+          </w:tcPr>
+          <w:p>
+            <w:r>
+              <w:rPr>
+                <w:sz w:val="18"/>
+              </w:rPr>
+              <w:t>0.6445</w:t>
+            </w:r>
+          </w:p>
+        </w:tc>
+        <w:tc>
+          <w:tcPr>
+            <w:tcW w:type="dxa" w:w="1680"/>
+          </w:tcPr>
+          <w:p>
+            <w:r>
+              <w:rPr>
+                <w:sz w:val="18"/>
+              </w:rPr>
+              <w:t>0.6264</w:t>
+            </w:r>
+          </w:p>
+        </w:tc>
+        <w:tc>
+          <w:tcPr>
+            <w:tcW w:type="dxa" w:w="1680"/>
+          </w:tcPr>
+          <w:p>
+            <w:r>
+              <w:rPr>
+                <w:sz w:val="18"/>
+              </w:rPr>
+              <w:t>0.6291</w:t>
+            </w:r>
+          </w:p>
+        </w:tc>
+        <w:tc>
+          <w:tcPr>
+            <w:tcW w:type="dxa" w:w="1680"/>
+          </w:tcPr>
+          <w:p>
+            <w:r>
+              <w:rPr>
+                <w:sz w:val="18"/>
+              </w:rPr>
+              <w:t>HAR-X</w:t>
+            </w:r>
+          </w:p>
+        </w:tc>
+      </w:tr>
+    </w:tbl>
+    <w:p>
+      <w:pPr>
+        <w:jc w:val="both"/>
+      </w:pPr>
+      <w:r>
+        <w:t>*(plain HAR for reference: crisis 0.6290, calm 0.6454 — HAR-X's rich features cut RMSE sharply.)*</w:t>
+      </w:r>
+    </w:p>
+    <w:p>
+      <w:pPr>
+        <w:jc w:val="both"/>
+      </w:pPr>
+      <w:r>
+        <w:rPr>
+          <w:b/>
+        </w:rPr>
+        <w:t>HAR-X is best or co-best everywhere; CHIMERA never beats it</w:t>
+      </w:r>
+      <w:r>
+        <w:t xml:space="preserve"> (slightly worse; raw-significant</w:t>
+      </w:r>
+    </w:p>
+    <w:p>
+      <w:pPr>
+        <w:jc w:val="both"/>
+      </w:pPr>
+      <w:r>
+        <w:t>at n=8/12) and is statistically indistinguishable from the classical ESN/RFF. **After Holm</w:t>
+      </w:r>
+    </w:p>
+    <w:p>
+      <w:pPr>
+        <w:jc w:val="both"/>
+      </w:pPr>
+      <w:r>
+        <w:t>correction no comparison is significant in either direction.** The earlier "beats HAR" result</w:t>
+      </w:r>
+    </w:p>
+    <w:p>
+      <w:pPr>
+        <w:jc w:val="both"/>
+      </w:pPr>
+      <w:r>
+        <w:t>was an artifact of comparing against a *feature-poor* HAR: the gain comes from the encoded</w:t>
+      </w:r>
+    </w:p>
+    <w:p>
+      <w:pPr>
+        <w:jc w:val="both"/>
+      </w:pPr>
+      <w:r>
+        <w:t>realized measures (a known SHAR/HARQ effect), not from quantum nonlinearity. **By our</w:t>
+      </w:r>
+    </w:p>
+    <w:p>
+      <w:pPr>
+        <w:jc w:val="both"/>
+      </w:pPr>
+      <w:r>
+        <w:t>pre-registered criteria, H0 is refuted — we report this negative.** What honestly survives for</w:t>
+      </w:r>
+    </w:p>
+    <w:p>
+      <w:pPr>
+        <w:jc w:val="both"/>
+      </w:pPr>
+      <w:r>
+        <w:t xml:space="preserve">the quantum reservoir: it is </w:t>
+      </w:r>
+      <w:r>
+        <w:rPr>
+          <w:b/>
+        </w:rPr>
+        <w:t>competitive</w:t>
+      </w:r>
+      <w:r>
+        <w:t xml:space="preserve"> (within ~0.5–1.5% RMSE of the best at every n),</w:t>
+      </w:r>
+    </w:p>
+    <w:p>
+      <w:pPr>
+        <w:jc w:val="both"/>
+      </w:pPr>
+      <w:r>
+        <w:rPr>
+          <w:b/>
+        </w:rPr>
+        <w:t>more stable than the recurrent ESN</w:t>
+      </w:r>
+      <w:r>
+        <w:t xml:space="preserve"> (lower per-seed variance, e.g. n=12: 0.009 vs 0.015),</w:t>
+      </w:r>
+    </w:p>
+    <w:p>
+      <w:pPr>
+        <w:jc w:val="both"/>
+      </w:pPr>
+      <w:r>
+        <w:t xml:space="preserve">and it </w:t>
+      </w:r>
+      <w:r>
+        <w:rPr>
+          <w:b/>
+        </w:rPr>
+        <w:t>beats the recurrent ESN on the calm window</w:t>
+      </w:r>
+      <w:r>
+        <w:t xml:space="preserve"> (raw p=0.018; n.s. after Holm).</w:t>
+      </w:r>
+    </w:p>
+    <w:p>
+      <w:pPr>
+        <w:jc w:val="center"/>
+      </w:pPr>
+      <w:r>
+        <w:drawing>
+          <wp:inline xmlns:a="http://schemas.openxmlformats.org/drawingml/2006/main" xmlns:pic="http://schemas.openxmlformats.org/drawingml/2006/picture">
+            <wp:extent cx="5486400" cy="1995055"/>
+            <wp:docPr id="2" name="Picture 2"/>
+            <wp:cNvGraphicFramePr>
+              <a:graphicFrameLocks noChangeAspect="1"/>
+            </wp:cNvGraphicFramePr>
+            <a:graphic>
+              <a:graphicData uri="http://schemas.openxmlformats.org/drawingml/2006/picture">
+                <pic:pic>
+                  <pic:nvPicPr>
+                    <pic:cNvPr id="0" name="fig_axisB_rigorous.png"/>
+                    <pic:cNvPicPr/>
+                  </pic:nvPicPr>
+                  <pic:blipFill>
+                    <a:blip r:embed="rId10"/>
+                    <a:stretch>
+                      <a:fillRect/>
+                    </a:stretch>
+                  </pic:blipFill>
+                  <pic:spPr>
+                    <a:xfrm>
+                      <a:off x="0" y="0"/>
+                      <a:ext cx="5486400" cy="1995055"/>
+                    </a:xfrm>
+                    <a:prstGeom prst="rect"/>
+                  </pic:spPr>
+                </pic:pic>
+              </a:graphicData>
+            </a:graphic>
+          </wp:inline>
+        </w:drawing>
+      </w:r>
+    </w:p>
+    <w:p>
+      <w:pPr>
+        <w:jc w:val="center"/>
+      </w:pPr>
+      <w:r>
+        <w:rPr>
+          <w:i/>
+          <w:sz w:val="18"/>
+        </w:rPr>
+        <w:t>**Figure 2.** Rigorous Axis-B (8 seeds, crisis window). HAR-X (rich features, linear) is the best or co-best model at every n; the quantum reservoir is competitive but shows no advantage that survives HAC-DM + Holm correction. Left: RMSE(log-RV). Right: Mincer–Zarnowitz R².</w:t>
+      </w:r>
+    </w:p>
+    <w:p>
+      <w:pPr>
+        <w:jc w:val="both"/>
+      </w:pPr>
+      <w:r>
+        <w:rPr>
+          <w:b/>
+        </w:rPr>
+        <w:t>5.4 Common MNIST benchmark + noise.</w:t>
+      </w:r>
+      <w:r>
+        <w:t xml:space="preserve"> Same engine, pixels→PCA(n)→n qubits→Pauli readout→ridge.</w:t>
+      </w:r>
+    </w:p>
+    <w:p>
+      <w:pPr>
+        <w:jc w:val="both"/>
+      </w:pPr>
+      <w:r>
+        <w:t xml:space="preserve">Accuracy </w:t>
+      </w:r>
+      <w:r>
+        <w:rPr>
+          <w:b/>
+        </w:rPr>
+        <w:t>scales with qubits</w:t>
+      </w:r>
+      <w:r>
+        <w:t xml:space="preserve"> (n=5/8/10/12: 0.632/0.798/0.831/0.859, 3 seeds) and **beats the</w:t>
+      </w:r>
+    </w:p>
+    <w:p>
+      <w:pPr>
+        <w:jc w:val="both"/>
+      </w:pPr>
+      <w:r>
+        <w:t>linear-PCA baseline at every n</w:t>
+      </w:r>
+      <w:r>
+        <w:rPr>
+          <w:b/>
+        </w:rPr>
+        <w:t xml:space="preserve"> (real nonlinear lift), confirming </w:t>
+      </w:r>
+      <w:r>
+        <w:t>sufficient expressivity**</w:t>
+      </w:r>
+    </w:p>
+    <w:p>
+      <w:pPr>
+        <w:jc w:val="both"/>
+      </w:pPr>
+      <w:r>
+        <w:t xml:space="preserve">(the benchmark's purpose); a matched ESN </w:t>
+      </w:r>
+      <w:r>
+        <w:rPr>
+          <w:b/>
+        </w:rPr>
+        <w:t>ties or slightly exceeds</w:t>
+      </w:r>
+      <w:r>
+        <w:t xml:space="preserve"> CHIMERA (within ≈1% for</w:t>
+      </w:r>
+    </w:p>
+    <w:p>
+      <w:pPr>
+        <w:jc w:val="both"/>
+      </w:pPr>
+      <w:r>
+        <w:t xml:space="preserve">n≥8; 2.9% at n=5) — competitive, not dominant. </w:t>
+      </w:r>
+      <w:r>
+        <w:rPr>
+          <w:b/>
+        </w:rPr>
+        <w:t>Noise:</w:t>
+      </w:r>
+      <w:r>
+        <w:t xml:space="preserve"> the classifier is **invariant to</w:t>
+      </w:r>
+    </w:p>
+    <w:p>
+      <w:pPr>
+        <w:jc w:val="both"/>
+      </w:pPr>
+      <w:r>
+        <w:t>depolarizing** noise — provably, because depolarizing is a uniform Bloch contraction that</w:t>
+      </w:r>
+    </w:p>
+    <w:p>
+      <w:pPr>
+        <w:jc w:val="both"/>
+      </w:pPr>
+      <w:r>
+        <w:t>per-feature standardization removes exactly (accuracy identical across rates 0.05–0.30) — and</w:t>
+      </w:r>
+    </w:p>
+    <w:p>
+      <w:pPr>
+        <w:jc w:val="both"/>
+      </w:pPr>
+      <w:r>
+        <w:rPr>
+          <w:b/>
+        </w:rPr>
+        <w:t>robust to amplitude damping</w:t>
+      </w:r>
+      <w:r>
+        <w:t xml:space="preserve"> (&lt;0.5% at 30%). (Studied on MNIST for cross-team comparability;</w:t>
+      </w:r>
+    </w:p>
+    <w:p>
+      <w:pPr>
+        <w:jc w:val="both"/>
+      </w:pPr>
+      <w:r>
+        <w:t>shot noise and two-qubit gate error are addressed in the QPU plan, §6.)</w:t>
+      </w:r>
+    </w:p>
+    <w:p>
+      <w:pPr>
+        <w:jc w:val="both"/>
+      </w:pPr>
+      <w:r>
+        <w:rPr>
+          <w:b/>
+        </w:rPr>
+        <w:t>5.5 Scaling frontier + quantum-complexity metric.</w:t>
+      </w:r>
+      <w:r>
+        <w:t xml:space="preserve"> A sparse-exact backend (</w:t>
+      </w:r>
+      <w:r>
+        <w:rPr>
+          <w:rFonts w:ascii="Courier New" w:hAnsi="Courier New"/>
+        </w:rPr>
+        <w:t>expm_multiply</w:t>
+      </w:r>
+      <w:r>
+        <w:t>,</w:t>
+      </w:r>
+    </w:p>
+    <w:p>
+      <w:pPr>
+        <w:jc w:val="both"/>
+      </w:pPr>
+      <w:r>
+        <w:t xml:space="preserve">no dense propagator; matches the dense engine to </w:t>
+      </w:r>
+      <w:r>
+        <w:rPr>
+          <w:b/>
+        </w:rPr>
+        <w:t>2.4×10⁻¹⁴</w:t>
+      </w:r>
+      <w:r>
+        <w:t xml:space="preserve">) reaches </w:t>
+      </w:r>
+      <w:r>
+        <w:rPr>
+          <w:b/>
+        </w:rPr>
+        <w:t>n=16 exactly</w:t>
+      </w:r>
+      <w:r>
+        <w:t>. For</w:t>
+      </w:r>
+    </w:p>
+    <w:p>
+      <w:pPr>
+        <w:jc w:val="both"/>
+      </w:pPr>
+      <w:r>
+        <w:t xml:space="preserve">the random ≈50%-connected reservoir we measure the </w:t>
+      </w:r>
+      <w:r>
+        <w:rPr>
+          <w:b/>
+        </w:rPr>
+        <w:t>bond dimension</w:t>
+      </w:r>
+      <w:r>
+        <w:t xml:space="preserve"> χ_eff across a balanced</w:t>
+      </w:r>
+    </w:p>
+    <w:p>
+      <w:pPr>
+        <w:jc w:val="both"/>
+      </w:pPr>
+      <w:r>
+        <w:t xml:space="preserve">cut: it is </w:t>
+      </w:r>
+      <w:r>
+        <w:rPr>
+          <w:b/>
+        </w:rPr>
+        <w:t>full at every n, χ_eff = 2^(n/2)</w:t>
+      </w:r>
+      <w:r>
+        <w:t xml:space="preserve"> (16→256 for n=8→16) — an exact MPS gets **zero</w:t>
+      </w:r>
+    </w:p>
+    <w:p>
+      <w:pPr>
+        <w:jc w:val="both"/>
+      </w:pPr>
+      <w:r>
+        <w:t>compression** — with entanglement entropy S ≈ 1.7–3.2 nats (peaking near n=14; S is noisier</w:t>
+      </w:r>
+    </w:p>
+    <w:p>
+      <w:pPr>
+        <w:jc w:val="both"/>
+      </w:pPr>
+      <w:r>
+        <w:t xml:space="preserve">than the rank). The reservoir is therefore </w:t>
+      </w:r>
+      <w:r>
+        <w:rPr>
+          <w:b/>
+        </w:rPr>
+        <w:t>genuinely hard to simulate classically</w:t>
+      </w:r>
+      <w:r>
+        <w:t xml:space="preserve"> — the</w:t>
+      </w:r>
+    </w:p>
+    <w:p>
+      <w:pPr>
+        <w:jc w:val="both"/>
+      </w:pPr>
+      <w:r>
+        <w:t>precondition any beyond-frontier advantage would need, even though no advantage appears at the</w:t>
+      </w:r>
+    </w:p>
+    <w:p>
+      <w:pPr>
+        <w:jc w:val="both"/>
+      </w:pPr>
+      <w:r>
+        <w:t>simulable scale we can test.</w:t>
+      </w:r>
+    </w:p>
+    <w:p>
+      <w:pPr>
+        <w:pStyle w:val="Heading2"/>
+      </w:pPr>
+      <w:r>
+        <w:t>6. Quantum platform and resource planning</w:t>
+      </w:r>
+    </w:p>
+    <w:p>
+      <w:pPr>
+        <w:jc w:val="both"/>
+      </w:pPr>
+      <w:r>
+        <w:t>Simulator-first on qBraid: dense statevector ≤12 qubits, sparse/tensor-network to ≈16, GPU for</w:t>
+      </w:r>
+    </w:p>
+    <w:p>
+      <w:pPr>
+        <w:jc w:val="both"/>
+      </w:pPr>
+      <w:r>
+        <w:t xml:space="preserve">larger. </w:t>
+      </w:r>
+      <w:r>
+        <w:rPr>
+          <w:b/>
+        </w:rPr>
+        <w:t>Resource estimates</w:t>
+      </w:r>
+      <w:r>
+        <w:t xml:space="preserve"> (gate-Trotter, 20 layers; readout is single-basis because all</w:t>
+      </w:r>
+    </w:p>
+    <w:p>
+      <w:pPr>
+        <w:jc w:val="both"/>
+      </w:pPr>
+      <w:r>
+        <w:rPr>
+          <w:rFonts w:ascii="Courier New" w:hAnsi="Courier New"/>
+        </w:rPr>
+        <w:t>⟨Z_i⟩,⟨Z_iZ_j⟩</w:t>
+      </w:r>
+      <w:r>
+        <w:t xml:space="preserve"> are diagonal in the computational basis, so one set of S shots yields </w:t>
+      </w:r>
+      <w:r>
+        <w:rPr>
+          <w:b/>
+        </w:rPr>
+        <w:t>all</w:t>
+      </w:r>
+    </w:p>
+    <w:p>
+      <w:pPr>
+        <w:jc w:val="both"/>
+      </w:pPr>
+      <w:r>
+        <w:t>n+C(n,2) observables):</w:t>
+      </w:r>
+    </w:p>
+    <w:tbl>
+      <w:tblPr>
+        <w:tblStyle w:val="LightGrid-Accent1"/>
+        <w:tblW w:type="auto" w:w="0"/>
+        <w:tblLook w:firstColumn="1" w:firstRow="1" w:lastColumn="0" w:lastRow="0" w:noHBand="0" w:noVBand="1" w:val="04A0"/>
+      </w:tblPr>
+      <w:tblGrid>
+        <w:gridCol w:w="1680"/>
+        <w:gridCol w:w="1680"/>
+        <w:gridCol w:w="1680"/>
+        <w:gridCol w:w="1680"/>
+        <w:gridCol w:w="1680"/>
+        <w:gridCol w:w="1680"/>
+      </w:tblGrid>
+      <w:tr>
+        <w:tc>
+          <w:tcPr>
+            <w:tcW w:type="dxa" w:w="1680"/>
           </w:tcPr>
           <w:p>
             <w:r>
@@ -1017,7 +2051,77 @@
                 <w:b/>
                 <w:sz w:val="18"/>
               </w:rPr>
-              <w:t>−, p=0.018</w:t>
+              <w:t>n</w:t>
+            </w:r>
+          </w:p>
+        </w:tc>
+        <w:tc>
+          <w:tcPr>
+            <w:tcW w:type="dxa" w:w="1680"/>
+          </w:tcPr>
+          <w:p>
+            <w:r>
+              <w:rPr>
+                <w:b/>
+                <w:sz w:val="18"/>
+              </w:rPr>
+              <w:t>two-qubit gates</w:t>
+            </w:r>
+          </w:p>
+        </w:tc>
+        <w:tc>
+          <w:tcPr>
+            <w:tcW w:type="dxa" w:w="1680"/>
+          </w:tcPr>
+          <w:p>
+            <w:r>
+              <w:rPr>
+                <w:b/>
+                <w:sz w:val="18"/>
+              </w:rPr>
+              <w:t>one-qubit gates</w:t>
+            </w:r>
+          </w:p>
+        </w:tc>
+        <w:tc>
+          <w:tcPr>
+            <w:tcW w:type="dxa" w:w="1680"/>
+          </w:tcPr>
+          <w:p>
+            <w:r>
+              <w:rPr>
+                <w:b/>
+                <w:sz w:val="18"/>
+              </w:rPr>
+              <w:t>observables</w:t>
+            </w:r>
+          </w:p>
+        </w:tc>
+        <w:tc>
+          <w:tcPr>
+            <w:tcW w:type="dxa" w:w="1680"/>
+          </w:tcPr>
+          <w:p>
+            <w:r>
+              <w:rPr>
+                <w:b/>
+                <w:sz w:val="18"/>
+              </w:rPr>
+              <w:t>shots S (ε≈1/√S)</w:t>
+            </w:r>
+          </w:p>
+        </w:tc>
+        <w:tc>
+          <w:tcPr>
+            <w:tcW w:type="dxa" w:w="1680"/>
+          </w:tcPr>
+          <w:p>
+            <w:r>
+              <w:rPr>
+                <w:b/>
+                <w:sz w:val="18"/>
+              </w:rPr>
+              <w:t>sim wall-clock</w:t>
             </w:r>
           </w:p>
         </w:tc>
@@ -1025,46 +2129,260 @@
       <w:tr>
         <w:tc>
           <w:tcPr>
-            <w:tcW w:type="dxa" w:w="2016"/>
+            <w:tcW w:type="dxa" w:w="1680"/>
           </w:tcPr>
           <w:p>
             <w:r>
               <w:rPr>
                 <w:sz w:val="18"/>
               </w:rPr>
-              <w:t>HAR</w:t>
+              <w:t>8</w:t>
             </w:r>
           </w:p>
         </w:tc>
         <w:tc>
           <w:tcPr>
-            <w:tcW w:type="dxa" w:w="2016"/>
+            <w:tcW w:type="dxa" w:w="1680"/>
           </w:tcPr>
           <w:p>
             <w:r>
               <w:rPr>
                 <w:sz w:val="18"/>
               </w:rPr>
-              <w:t>0.6290</w:t>
+              <w:t>220</w:t>
             </w:r>
           </w:p>
         </w:tc>
         <w:tc>
           <w:tcPr>
-            <w:tcW w:type="dxa" w:w="2016"/>
+            <w:tcW w:type="dxa" w:w="1680"/>
           </w:tcPr>
           <w:p>
             <w:r>
               <w:rPr>
                 <w:sz w:val="18"/>
               </w:rPr>
-              <w:t>0.559</w:t>
+              <w:t>160</w:t>
             </w:r>
           </w:p>
         </w:tc>
         <w:tc>
           <w:tcPr>
-            <w:tcW w:type="dxa" w:w="2016"/>
+            <w:tcW w:type="dxa" w:w="1680"/>
+          </w:tcPr>
+          <w:p>
+            <w:r>
+              <w:rPr>
+                <w:sz w:val="18"/>
+              </w:rPr>
+              <w:t>36</w:t>
+            </w:r>
+          </w:p>
+        </w:tc>
+        <w:tc>
+          <w:tcPr>
+            <w:tcW w:type="dxa" w:w="1680"/>
+          </w:tcPr>
+          <w:p>
+            <w:r>
+              <w:rPr>
+                <w:sz w:val="18"/>
+              </w:rPr>
+              <w:t>2k–8k (ε≈.011–.022)</w:t>
+            </w:r>
+          </w:p>
+        </w:tc>
+        <w:tc>
+          <w:tcPr>
+            <w:tcW w:type="dxa" w:w="1680"/>
+          </w:tcPr>
+          <w:p>
+            <w:r>
+              <w:rPr>
+                <w:sz w:val="18"/>
+              </w:rPr>
+              <w:t>&lt;1 s/state</w:t>
+            </w:r>
+          </w:p>
+        </w:tc>
+      </w:tr>
+      <w:tr>
+        <w:tc>
+          <w:tcPr>
+            <w:tcW w:type="dxa" w:w="1680"/>
+          </w:tcPr>
+          <w:p>
+            <w:r>
+              <w:rPr>
+                <w:sz w:val="18"/>
+              </w:rPr>
+              <w:t>10</w:t>
+            </w:r>
+          </w:p>
+        </w:tc>
+        <w:tc>
+          <w:tcPr>
+            <w:tcW w:type="dxa" w:w="1680"/>
+          </w:tcPr>
+          <w:p>
+            <w:r>
+              <w:rPr>
+                <w:sz w:val="18"/>
+              </w:rPr>
+              <w:t>480</w:t>
+            </w:r>
+          </w:p>
+        </w:tc>
+        <w:tc>
+          <w:tcPr>
+            <w:tcW w:type="dxa" w:w="1680"/>
+          </w:tcPr>
+          <w:p>
+            <w:r>
+              <w:rPr>
+                <w:sz w:val="18"/>
+              </w:rPr>
+              <w:t>200</w:t>
+            </w:r>
+          </w:p>
+        </w:tc>
+        <w:tc>
+          <w:tcPr>
+            <w:tcW w:type="dxa" w:w="1680"/>
+          </w:tcPr>
+          <w:p>
+            <w:r>
+              <w:rPr>
+                <w:sz w:val="18"/>
+              </w:rPr>
+              <w:t>55</w:t>
+            </w:r>
+          </w:p>
+        </w:tc>
+        <w:tc>
+          <w:tcPr>
+            <w:tcW w:type="dxa" w:w="1680"/>
+          </w:tcPr>
+          <w:p>
+            <w:r>
+              <w:rPr>
+                <w:sz w:val="18"/>
+              </w:rPr>
+              <w:t>2k–8k</w:t>
+            </w:r>
+          </w:p>
+        </w:tc>
+        <w:tc>
+          <w:tcPr>
+            <w:tcW w:type="dxa" w:w="1680"/>
+          </w:tcPr>
+          <w:p>
+            <w:r>
+              <w:rPr>
+                <w:sz w:val="18"/>
+              </w:rPr>
+              <w:t>~sec</w:t>
+            </w:r>
+          </w:p>
+        </w:tc>
+      </w:tr>
+      <w:tr>
+        <w:tc>
+          <w:tcPr>
+            <w:tcW w:type="dxa" w:w="1680"/>
+          </w:tcPr>
+          <w:p>
+            <w:r>
+              <w:rPr>
+                <w:sz w:val="18"/>
+              </w:rPr>
+              <w:t>12</w:t>
+            </w:r>
+          </w:p>
+        </w:tc>
+        <w:tc>
+          <w:tcPr>
+            <w:tcW w:type="dxa" w:w="1680"/>
+          </w:tcPr>
+          <w:p>
+            <w:r>
+              <w:rPr>
+                <w:sz w:val="18"/>
+              </w:rPr>
+              <w:t>760</w:t>
+            </w:r>
+          </w:p>
+        </w:tc>
+        <w:tc>
+          <w:tcPr>
+            <w:tcW w:type="dxa" w:w="1680"/>
+          </w:tcPr>
+          <w:p>
+            <w:r>
+              <w:rPr>
+                <w:sz w:val="18"/>
+              </w:rPr>
+              <w:t>240</w:t>
+            </w:r>
+          </w:p>
+        </w:tc>
+        <w:tc>
+          <w:tcPr>
+            <w:tcW w:type="dxa" w:w="1680"/>
+          </w:tcPr>
+          <w:p>
+            <w:r>
+              <w:rPr>
+                <w:sz w:val="18"/>
+              </w:rPr>
+              <w:t>78</w:t>
+            </w:r>
+          </w:p>
+        </w:tc>
+        <w:tc>
+          <w:tcPr>
+            <w:tcW w:type="dxa" w:w="1680"/>
+          </w:tcPr>
+          <w:p>
+            <w:r>
+              <w:rPr>
+                <w:sz w:val="18"/>
+              </w:rPr>
+              <w:t>2k–8k</w:t>
+            </w:r>
+          </w:p>
+        </w:tc>
+        <w:tc>
+          <w:tcPr>
+            <w:tcW w:type="dxa" w:w="1680"/>
+          </w:tcPr>
+          <w:p>
+            <w:r>
+              <w:rPr>
+                <w:sz w:val="18"/>
+              </w:rPr>
+              <w:t>≈58 s build</w:t>
+            </w:r>
+          </w:p>
+        </w:tc>
+      </w:tr>
+      <w:tr>
+        <w:tc>
+          <w:tcPr>
+            <w:tcW w:type="dxa" w:w="1680"/>
+          </w:tcPr>
+          <w:p>
+            <w:r>
+              <w:rPr>
+                <w:sz w:val="18"/>
+              </w:rPr>
+              <w:t>16 (sparse)</w:t>
+            </w:r>
+          </w:p>
+        </w:tc>
+        <w:tc>
+          <w:tcPr>
+            <w:tcW w:type="dxa" w:w="1680"/>
           </w:tcPr>
           <w:p>
             <w:r>
@@ -1077,35 +2395,7 @@
         </w:tc>
         <w:tc>
           <w:tcPr>
-            <w:tcW w:type="dxa" w:w="2016"/>
-          </w:tcPr>
-          <w:p>
-            <w:r>
-              <w:rPr>
-                <w:sz w:val="18"/>
-              </w:rPr>
-              <w:t>—</w:t>
-            </w:r>
-          </w:p>
-        </w:tc>
-      </w:tr>
-      <w:tr>
-        <w:tc>
-          <w:tcPr>
-            <w:tcW w:type="dxa" w:w="2016"/>
-          </w:tcPr>
-          <w:p>
-            <w:r>
-              <w:rPr>
-                <w:sz w:val="18"/>
-              </w:rPr>
-              <w:t>ESN (same rich inputs)</w:t>
-            </w:r>
-          </w:p>
-        </w:tc>
-        <w:tc>
-          <w:tcPr>
-            <w:tcW w:type="dxa" w:w="2016"/>
+            <w:tcW w:type="dxa" w:w="1680"/>
           </w:tcPr>
           <w:p>
             <w:r>
@@ -1118,33 +2408,20 @@
         </w:tc>
         <w:tc>
           <w:tcPr>
-            <w:tcW w:type="dxa" w:w="2016"/>
+            <w:tcW w:type="dxa" w:w="1680"/>
           </w:tcPr>
           <w:p>
             <w:r>
               <w:rPr>
                 <w:sz w:val="18"/>
               </w:rPr>
-              <w:t>0.333</w:t>
+              <w:t>136</w:t>
             </w:r>
           </w:p>
         </w:tc>
         <w:tc>
           <w:tcPr>
-            <w:tcW w:type="dxa" w:w="2016"/>
-          </w:tcPr>
-          <w:p>
-            <w:r>
-              <w:rPr>
-                <w:sz w:val="18"/>
-              </w:rPr>
-              <w:t>n.s.</w:t>
-            </w:r>
-          </w:p>
-        </w:tc>
-        <w:tc>
-          <w:tcPr>
-            <w:tcW w:type="dxa" w:w="2016"/>
+            <w:tcW w:type="dxa" w:w="1680"/>
           </w:tcPr>
           <w:p>
             <w:r>
@@ -1155,460 +2432,25 @@
             </w:r>
           </w:p>
         </w:tc>
+        <w:tc>
+          <w:tcPr>
+            <w:tcW w:type="dxa" w:w="1680"/>
+          </w:tcPr>
+          <w:p>
+            <w:r>
+              <w:rPr>
+                <w:sz w:val="18"/>
+              </w:rPr>
+              <w:t>≈40 min/point</w:t>
+            </w:r>
+          </w:p>
+        </w:tc>
       </w:tr>
     </w:tbl>
     <w:p>
       <w:pPr>
         <w:jc w:val="both"/>
       </w:pPr>
-      <w:r>
-        <w:t xml:space="preserve">CHIMERA </w:t>
-      </w:r>
-      <w:r>
-        <w:rPr>
-          <w:b/>
-        </w:rPr>
-        <w:t>significantly beats both HAR and the matched ESN given identical inputs</w:t>
-      </w:r>
-      <w:r>
-        <w:t xml:space="preserve"> — the</w:t>
-      </w:r>
-    </w:p>
-    <w:p>
-      <w:pPr>
-        <w:jc w:val="both"/>
-      </w:pPr>
-      <w:r>
-        <w:t>gain is quantum-specific (the ESN with the same features cannot beat HAR). Kernel distinctness</w:t>
-      </w:r>
-    </w:p>
-    <w:p>
-      <w:pPr>
-        <w:jc w:val="both"/>
-      </w:pPr>
-      <w:r>
-        <w:t>and rank jump vs idle qubits (g 52→158, D_eff 1.5→3.1). **H4 (effective-rank scaling) is</w:t>
-      </w:r>
-    </w:p>
-    <w:p>
-      <w:pPr>
-        <w:jc w:val="both"/>
-      </w:pPr>
-      <w:r>
-        <w:t>CONFIRMED** (D_eff grows 1.81→3.10→3.14 with n under informed encoding).</w:t>
-      </w:r>
-    </w:p>
-    <w:p>
-      <w:pPr>
-        <w:jc w:val="center"/>
-      </w:pPr>
-      <w:r>
-        <w:drawing>
-          <wp:inline xmlns:a="http://schemas.openxmlformats.org/drawingml/2006/main" xmlns:pic="http://schemas.openxmlformats.org/drawingml/2006/picture">
-            <wp:extent cx="5486400" cy="2316480"/>
-            <wp:docPr id="2" name="Picture 2"/>
-            <wp:cNvGraphicFramePr>
-              <a:graphicFrameLocks noChangeAspect="1"/>
-            </wp:cNvGraphicFramePr>
-            <a:graphic>
-              <a:graphicData uri="http://schemas.openxmlformats.org/drawingml/2006/picture">
-                <pic:pic>
-                  <pic:nvPicPr>
-                    <pic:cNvPr id="0" name="fig_scaling_axisB.png"/>
-                    <pic:cNvPicPr/>
-                  </pic:nvPicPr>
-                  <pic:blipFill>
-                    <a:blip r:embed="rId10"/>
-                    <a:stretch>
-                      <a:fillRect/>
-                    </a:stretch>
-                  </pic:blipFill>
-                  <pic:spPr>
-                    <a:xfrm>
-                      <a:off x="0" y="0"/>
-                      <a:ext cx="5486400" cy="2316480"/>
-                    </a:xfrm>
-                    <a:prstGeom prst="rect"/>
-                  </pic:spPr>
-                </pic:pic>
-              </a:graphicData>
-            </a:graphic>
-          </wp:inline>
-        </w:drawing>
-      </w:r>
-    </w:p>
-    <w:p>
-      <w:pPr>
-        <w:jc w:val="center"/>
-      </w:pPr>
-      <w:r>
-        <w:rPr>
-          <w:i/>
-          <w:sz w:val="18"/>
-        </w:rPr>
-        <w:t>**Figure 2.** Axis-B (3 seeds). Left: informed encoding (blue) restores/raises kernel distinctness g where idle qubits (gray) collapse it. Right: at n=10 informed CHIMERA (red) clears HAR (zero line) while the matched ESN on identical inputs (orange) and univariate CHIMERA (gray) stay below; the n=10 beat is significant (DM p=0.004), and fades by n=12 — honest non-monotonicity.</w:t>
-      </w:r>
-    </w:p>
-    <w:p>
-      <w:pPr>
-        <w:jc w:val="both"/>
-      </w:pPr>
-      <w:r>
-        <w:t>*Honest limit:* the</w:t>
-      </w:r>
-    </w:p>
-    <w:p>
-      <w:pPr>
-        <w:jc w:val="both"/>
-      </w:pPr>
-      <w:r>
-        <w:t xml:space="preserve">advantage is </w:t>
-      </w:r>
-      <w:r>
-        <w:rPr>
-          <w:b/>
-        </w:rPr>
-        <w:t>non-monotonic</w:t>
-      </w:r>
-      <w:r>
-        <w:t xml:space="preserve"> (peaks at n=10, fades by n=12: g 158→88, MZ no longer beats</w:t>
-      </w:r>
-    </w:p>
-    <w:p>
-      <w:pPr>
-        <w:jc w:val="both"/>
-      </w:pPr>
-      <w:r>
-        <w:t xml:space="preserve">HAR), so the strictly pre-registered </w:t>
-      </w:r>
-      <w:r>
-        <w:rPr>
-          <w:b/>
-        </w:rPr>
-        <w:t>H0 remains REFUTED</w:t>
-      </w:r>
-      <w:r>
-        <w:t xml:space="preserve"> — it is the *quality* of added</w:t>
-      </w:r>
-    </w:p>
-    <w:p>
-      <w:pPr>
-        <w:jc w:val="both"/>
-      </w:pPr>
-      <w:r>
-        <w:t>information that matters, not raw qubit count. This is the first significant beat-HAR-on-RMSE</w:t>
-      </w:r>
-    </w:p>
-    <w:p>
-      <w:pPr>
-        <w:jc w:val="both"/>
-      </w:pPr>
-      <w:r>
-        <w:t>result in the project, and we report its limits rather than overclaiming.</w:t>
-      </w:r>
-    </w:p>
-    <w:p>
-      <w:pPr>
-        <w:jc w:val="both"/>
-      </w:pPr>
-      <w:r>
-        <w:rPr>
-          <w:b/>
-        </w:rPr>
-        <w:t>5.3 Common MNIST benchmark + noise.</w:t>
-      </w:r>
-      <w:r>
-        <w:t xml:space="preserve"> Same engine, pixels→PCA(n)→n qubits→Pauli</w:t>
-      </w:r>
-    </w:p>
-    <w:p>
-      <w:pPr>
-        <w:jc w:val="both"/>
-      </w:pPr>
-      <w:r>
-        <w:t xml:space="preserve">readout→ridge. Accuracy </w:t>
-      </w:r>
-      <w:r>
-        <w:rPr>
-          <w:b/>
-        </w:rPr>
-        <w:t>scales with qubits</w:t>
-      </w:r>
-      <w:r>
-        <w:t xml:space="preserve"> (n=5/8/10/12: 0.632/0.798/0.831/0.859, 3</w:t>
-      </w:r>
-    </w:p>
-    <w:p>
-      <w:pPr>
-        <w:jc w:val="both"/>
-      </w:pPr>
-      <w:r>
-        <w:t>seeds), beats the linear-PCA baseline at every n (real nonlinear lift), and tracks a matched</w:t>
-      </w:r>
-    </w:p>
-    <w:p>
-      <w:pPr>
-        <w:jc w:val="both"/>
-      </w:pPr>
-      <w:r>
-        <w:t xml:space="preserve">ESN within ≈1% — validating </w:t>
-      </w:r>
-      <w:r>
-        <w:rPr>
-          <w:b/>
-        </w:rPr>
-        <w:t>sufficient expressivity</w:t>
-      </w:r>
-      <w:r>
-        <w:t xml:space="preserve"> (the benchmark's stated purpose).</w:t>
-      </w:r>
-    </w:p>
-    <w:p>
-      <w:pPr>
-        <w:jc w:val="both"/>
-      </w:pPr>
-      <w:r>
-        <w:rPr>
-          <w:b/>
-        </w:rPr>
-        <w:t>Noise (depolarizing &amp; amplitude damping, rates 0.05–0.30):</w:t>
-      </w:r>
-      <w:r>
-        <w:t xml:space="preserve"> the classifier is **invariant</w:t>
-      </w:r>
-    </w:p>
-    <w:p>
-      <w:pPr>
-        <w:jc w:val="both"/>
-      </w:pPr>
-      <w:r>
-        <w:t>to depolarizing noise** — a uniform Bloch contraction that per-feature standardization removes</w:t>
-      </w:r>
-    </w:p>
-    <w:p>
-      <w:pPr>
-        <w:jc w:val="both"/>
-      </w:pPr>
-      <w:r>
-        <w:t>exactly (accuracy identical to 4 decimals across all rates) — and **robust to amplitude</w:t>
-      </w:r>
-    </w:p>
-    <w:p>
-      <w:pPr>
-        <w:jc w:val="both"/>
-      </w:pPr>
-      <w:r>
-        <w:t>damping** (&lt;0.5% change at 30%). This mechanistic robustness echoes the noise-as-feature</w:t>
-      </w:r>
-    </w:p>
-    <w:p>
-      <w:pPr>
-        <w:jc w:val="both"/>
-      </w:pPr>
-      <w:r>
-        <w:t>literature (Antoncich et al. 2026).</w:t>
-      </w:r>
-    </w:p>
-    <w:p>
-      <w:pPr>
-        <w:jc w:val="both"/>
-      </w:pPr>
-      <w:r>
-        <w:rPr>
-          <w:b/>
-        </w:rPr>
-        <w:t>5.4 Scaling frontier + quantum-complexity metric.</w:t>
-      </w:r>
-      <w:r>
-        <w:t xml:space="preserve"> A sparse-exact backend</w:t>
-      </w:r>
-    </w:p>
-    <w:p>
-      <w:pPr>
-        <w:jc w:val="both"/>
-      </w:pPr>
-      <w:r>
-        <w:t>(</w:t>
-      </w:r>
-      <w:r>
-        <w:rPr>
-          <w:rFonts w:ascii="Courier New" w:hAnsi="Courier New"/>
-        </w:rPr>
-        <w:t>expm_multiply</w:t>
-      </w:r>
-      <w:r>
-        <w:t xml:space="preserve">, no dense propagator; verified to match the dense engine to </w:t>
-      </w:r>
-      <w:r>
-        <w:rPr>
-          <w:b/>
-        </w:rPr>
-        <w:t>2.4×10⁻¹⁴</w:t>
-      </w:r>
-      <w:r>
-        <w:t>)</w:t>
-      </w:r>
-    </w:p>
-    <w:p>
-      <w:pPr>
-        <w:jc w:val="both"/>
-      </w:pPr>
-      <w:r>
-        <w:t xml:space="preserve">extends the study past the dense n=12 wall to </w:t>
-      </w:r>
-      <w:r>
-        <w:rPr>
-          <w:b/>
-        </w:rPr>
-        <w:t>n=16 exactly</w:t>
-      </w:r>
-      <w:r>
-        <w:t xml:space="preserve"> (the brief's upper range;</w:t>
-      </w:r>
-    </w:p>
-    <w:p>
-      <w:pPr>
-        <w:jc w:val="both"/>
-      </w:pPr>
-      <w:r>
-        <w:t xml:space="preserve">≈40 min/point on one CPU). For our </w:t>
-      </w:r>
-      <w:r>
-        <w:rPr>
-          <w:b/>
-        </w:rPr>
-        <w:t>all-to-all</w:t>
-      </w:r>
-      <w:r>
-        <w:t xml:space="preserve"> random-coupling reservoir we measure the</w:t>
-      </w:r>
-    </w:p>
-    <w:p>
-      <w:pPr>
-        <w:jc w:val="both"/>
-      </w:pPr>
-      <w:r>
-        <w:rPr>
-          <w:b/>
-        </w:rPr>
-        <w:t>bond dimension</w:t>
-      </w:r>
-      <w:r>
-        <w:t xml:space="preserve"> χ_eff across a balanced cut: it is </w:t>
-      </w:r>
-      <w:r>
-        <w:rPr>
-          <w:b/>
-        </w:rPr>
-        <w:t>full at every n, χ_eff = 2^(n/2)</w:t>
-      </w:r>
-    </w:p>
-    <w:p>
-      <w:pPr>
-        <w:jc w:val="both"/>
-      </w:pPr>
-      <w:r>
-        <w:t xml:space="preserve">(16, 32, 64, 128, 256 for n = 8…16) — an exact MPS gets </w:t>
-      </w:r>
-      <w:r>
-        <w:rPr>
-          <w:b/>
-        </w:rPr>
-        <w:t>zero compression</w:t>
-      </w:r>
-      <w:r>
-        <w:t xml:space="preserve"> — while the</w:t>
-      </w:r>
-    </w:p>
-    <w:p>
-      <w:pPr>
-        <w:jc w:val="both"/>
-      </w:pPr>
-      <w:r>
-        <w:t>entanglement entropy grows (S ≈ 1.7 → 3.2 nats), so even an approximate MPS needs χ~e^S that</w:t>
-      </w:r>
-    </w:p>
-    <w:p>
-      <w:pPr>
-        <w:jc w:val="both"/>
-      </w:pPr>
-      <w:r>
-        <w:t>grows with n. Either way classical MPS cost rises with n: the reservoir is **genuinely hard</w:t>
-      </w:r>
-    </w:p>
-    <w:p>
-      <w:pPr>
-        <w:jc w:val="both"/>
-      </w:pPr>
-      <w:r>
-        <w:t>to simulate classically**, the precondition the advantage hypothesis needs. (Kernel</w:t>
-      </w:r>
-    </w:p>
-    <w:p>
-      <w:pPr>
-        <w:jc w:val="both"/>
-      </w:pPr>
-      <w:r>
-        <w:t>distinctness g under the *fixed* univariate encoder declines with n here — the same input</w:t>
-      </w:r>
-    </w:p>
-    <w:p>
-      <w:pPr>
-        <w:jc w:val="both"/>
-      </w:pPr>
-      <w:r>
-        <w:t>bottleneck as §5.1; the hardness result is encoder-independent, the distinctness result needs</w:t>
-      </w:r>
-    </w:p>
-    <w:p>
-      <w:pPr>
-        <w:jc w:val="both"/>
-      </w:pPr>
-      <w:r>
-        <w:t xml:space="preserve">§5.2's informed encoding.) See </w:t>
-      </w:r>
-      <w:r>
-        <w:rPr>
-          <w:rFonts w:ascii="Courier New" w:hAnsi="Courier New"/>
-        </w:rPr>
-        <w:t>figures/fig_tensor_complexity.png</w:t>
-      </w:r>
-      <w:r>
-        <w:t xml:space="preserve"> / </w:t>
-      </w:r>
-      <w:r>
-        <w:rPr>
-          <w:rFonts w:ascii="Courier New" w:hAnsi="Courier New"/>
-        </w:rPr>
-        <w:t>results/tensor_findings.md</w:t>
-      </w:r>
-      <w:r>
-        <w:t>.</w:t>
-      </w:r>
-    </w:p>
-    <w:p>
-      <w:pPr>
-        <w:pStyle w:val="Heading2"/>
-      </w:pPr>
-      <w:r>
-        <w:t>6. Quantum platform and resource planning</w:t>
-      </w:r>
-    </w:p>
-    <w:p>
-      <w:pPr>
-        <w:jc w:val="both"/>
-      </w:pPr>
-      <w:r>
-        <w:t>Simulator-first on qBraid: dense statevector ≤12 qubits (n=12 propagator build ≈ 7 min),</w:t>
-      </w:r>
-    </w:p>
-    <w:p>
-      <w:pPr>
-        <w:jc w:val="both"/>
-      </w:pPr>
-      <w:r>
-        <w:t xml:space="preserve">sparse/tensor-network to ≈16, GPU for larger. </w:t>
-      </w:r>
       <w:r>
         <w:rPr>
           <w:b/>
@@ -1616,15 +2458,7 @@
         <w:t>QPU validation</w:t>
       </w:r>
       <w:r>
-        <w:t xml:space="preserve"> uses the gate-Trotter</w:t>
-      </w:r>
-    </w:p>
-    <w:p>
-      <w:pPr>
-        <w:jc w:val="both"/>
-      </w:pPr>
-      <w:r>
-        <w:t xml:space="preserve">circuit (≈380 native gates, 20 layers; 2,000–8,000 shots/observable) on </w:t>
+        <w:t xml:space="preserve"> uses this gate-Trotter circuit on </w:t>
       </w:r>
       <w:r>
         <w:rPr>
@@ -1632,13 +2466,16 @@
         </w:rPr>
         <w:t>IonQ / IQM / IBM</w:t>
       </w:r>
+      <w:r>
+        <w:t xml:space="preserve"> via qBraid — the</w:t>
+      </w:r>
     </w:p>
     <w:p>
       <w:pPr>
         <w:jc w:val="both"/>
       </w:pPr>
       <w:r>
-        <w:t>via qBraid — native all-to-all / heavy-hex connectivity suits the fully-connected Ising</w:t>
+        <w:t>random-sparse Ising needs *fewer* two-qubit gates than an all-to-all reservoir, easing NISQ</w:t>
       </w:r>
     </w:p>
     <w:p>
@@ -1646,16 +2483,56 @@
         <w:jc w:val="both"/>
       </w:pPr>
       <w:r>
-        <w:t xml:space="preserve">reservoir — with </w:t>
+        <w:t>mapping (trapped-ion all-to-all natively supports the arbitrary couplings) — with **ZNE (Mitiq)</w:t>
+      </w:r>
+    </w:p>
+    <w:p>
+      <w:pPr>
+        <w:jc w:val="both"/>
+      </w:pPr>
+      <w:r>
+        <w:t>+ measurement mitigation (mthree)** and a classical cross-check for every run. We characterize</w:t>
+      </w:r>
+    </w:p>
+    <w:p>
+      <w:pPr>
+        <w:jc w:val="both"/>
+      </w:pPr>
+      <w:r>
+        <w:t>all four challenge axes: reservoir size (§5.1/5.5), encoding density (§5.2/5.3), shot budget</w:t>
+      </w:r>
+    </w:p>
+    <w:p>
+      <w:pPr>
+        <w:jc w:val="both"/>
+      </w:pPr>
+      <w:r>
+        <w:t>(above), and noise (§5.4). *(QCi Dirac-3 is the separate optimization challenge's device.)*</w:t>
+      </w:r>
+    </w:p>
+    <w:p>
+      <w:pPr>
+        <w:pStyle w:val="Heading2"/>
+      </w:pPr>
+      <w:r>
+        <w:t>7. Limitations (stated plainly)</w:t>
+      </w:r>
+    </w:p>
+    <w:p>
+      <w:pPr>
+        <w:jc w:val="both"/>
+      </w:pPr>
+      <w:r>
+        <w:t xml:space="preserve">(i) </w:t>
       </w:r>
       <w:r>
         <w:rPr>
           <w:b/>
         </w:rPr>
-        <w:t>ZNE (Mitiq) + measurement mitigation (mthree)</w:t>
-      </w:r>
-      <w:r>
-        <w:t xml:space="preserve"> and a classical</w:t>
+        <w:t>No quantum advantage</w:t>
+      </w:r>
+      <w:r>
+        <w:t xml:space="preserve"> is demonstrated at the ≤16-qubit simulable scale; HAR-X (classical,</w:t>
       </w:r>
     </w:p>
     <w:p>
@@ -1663,7 +2540,7 @@
         <w:jc w:val="both"/>
       </w:pPr>
       <w:r>
-        <w:t>cross-check for every hardware run. We characterize all four challenge axes: reservoir size</w:t>
+        <w:t>linear) is the best model on this task. (ii) Results are on the S&amp;P 500 RV series over two</w:t>
       </w:r>
     </w:p>
     <w:p>
@@ -1671,7 +2548,7 @@
         <w:jc w:val="both"/>
       </w:pPr>
       <w:r>
-        <w:t>(§5.1/5.4), encoding density (§5.2), shot budget, and noise (§5.3). *(QCi Dirac-3 is the</w:t>
+        <w:t>windows; broader assets/periods untested. (iii) Noise is studied on MNIST with single-qubit</w:t>
       </w:r>
     </w:p>
     <w:p>
@@ -1679,15 +2556,15 @@
         <w:jc w:val="both"/>
       </w:pPr>
       <w:r>
-        <w:t>separate optimization challenge's device, not this QRC track.)*</w:t>
+        <w:t>channels at the readout; full noisy-circuit and shot-noise simulation is deferred to the QPU</w:t>
       </w:r>
     </w:p>
     <w:p>
       <w:pPr>
-        <w:pStyle w:val="Heading2"/>
-      </w:pPr>
-      <w:r>
-        <w:t>7. Stakeholder impact, milestone plan, AI disclosure</w:t>
+        <w:jc w:val="both"/>
+      </w:pPr>
+      <w:r>
+        <w:t>runs. (iv) g is regularization-dependent (we report the qualitative gap, not a tuned value).</w:t>
       </w:r>
     </w:p>
     <w:p>
@@ -1695,32 +2572,16 @@
         <w:jc w:val="both"/>
       </w:pPr>
       <w:r>
-        <w:t>Earlier, more reliable volatility-regime-shift detection feeds portfolio hedging, dynamic</w:t>
-      </w:r>
-    </w:p>
-    <w:p>
-      <w:pPr>
-        <w:jc w:val="both"/>
-      </w:pPr>
-      <w:r>
-        <w:t>risk limits and derivatives pricing; in the $30B+ daily VIX-options market, marginal gains in</w:t>
-      </w:r>
-    </w:p>
-    <w:p>
-      <w:pPr>
-        <w:jc w:val="both"/>
-      </w:pPr>
-      <w:r>
-        <w:t xml:space="preserve">transition timing carry material P&amp;L (JonesTrading). </w:t>
+        <w:t xml:space="preserve">(v) </w:t>
       </w:r>
       <w:r>
         <w:rPr>
           <w:b/>
         </w:rPr>
-        <w:t>Phase-3 milestone plan:</w:t>
-      </w:r>
-      <w:r>
-        <w:t xml:space="preserve"> (i)</w:t>
+        <w:t>No real-QPU run yet</w:t>
+      </w:r>
+      <w:r>
+        <w:t xml:space="preserve"> (simulator cross-checked; pending qBraid credit allocation).</w:t>
       </w:r>
     </w:p>
     <w:p>
@@ -1728,7 +2589,7 @@
         <w:jc w:val="both"/>
       </w:pPr>
       <w:r>
-        <w:t>pre-register thresholds ✓; (ii) scaling + encoding-density sweeps ✓; (iii) common MNIST +</w:t>
+        <w:t>(vi) Distinctness and full-rank entanglement are *necessary, not sufficient* for advantage —</w:t>
       </w:r>
     </w:p>
     <w:p>
@@ -1736,37 +2597,102 @@
         <w:jc w:val="both"/>
       </w:pPr>
       <w:r>
-        <w:t>noise ✓; (iv) sparse/TN frontier + bond-dimension ✓; (v) gate-Trotter QPU validation</w:t>
+        <w:t>whether they convert beyond the classical-simulation frontier is the open question.</w:t>
       </w:r>
     </w:p>
     <w:p>
       <w:pPr>
-        <w:jc w:val="both"/>
-      </w:pPr>
-      <w:r>
-        <w:t>(IonQ/IQM/IBM) — simulator cross-checked; fallback = TN + density-matrix noise emulation.</w:t>
+        <w:pStyle w:val="Heading2"/>
+      </w:pPr>
+      <w:r>
+        <w:t>8. Stakeholder impact, milestone plan, AI disclosure</w:t>
       </w:r>
     </w:p>
     <w:p>
       <w:pPr>
         <w:jc w:val="both"/>
       </w:pPr>
+      <w:r>
+        <w:t>Earlier, reliable volatility-regime-shift detection feeds portfolio hedging, dynamic risk limits</w:t>
+      </w:r>
+    </w:p>
+    <w:p>
+      <w:pPr>
+        <w:jc w:val="both"/>
+      </w:pPr>
+      <w:r>
+        <w:t>and derivatives pricing; in the $30B+ daily VIX-options market, marginal gains in transition</w:t>
+      </w:r>
+    </w:p>
+    <w:p>
+      <w:pPr>
+        <w:jc w:val="both"/>
+      </w:pPr>
+      <w:r>
+        <w:t>timing carry material P&amp;L (JonesTrading). A credible *negative* at simulable scale is itself</w:t>
+      </w:r>
+    </w:p>
+    <w:p>
+      <w:pPr>
+        <w:jc w:val="both"/>
+      </w:pPr>
+      <w:r>
+        <w:t>decision-useful: it tells practitioners the near-term lever is informed realized-measure</w:t>
+      </w:r>
+    </w:p>
+    <w:p>
+      <w:pPr>
+        <w:jc w:val="both"/>
+      </w:pPr>
+      <w:r>
+        <w:t xml:space="preserve">features, not quantum hardware. </w:t>
+      </w:r>
+      <w:r>
+        <w:rPr>
+          <w:b/>
+        </w:rPr>
+        <w:t>Milestone plan:</w:t>
+      </w:r>
+      <w:r>
+        <w:t xml:space="preserve"> (i) pre-register ✓; (ii) scaling +</w:t>
+      </w:r>
+    </w:p>
+    <w:p>
+      <w:pPr>
+        <w:jc w:val="both"/>
+      </w:pPr>
+      <w:r>
+        <w:t>encoding-density sweeps ✓; (iii) adversarial HAR-X/ESN/RFF test ✓; (iv) MNIST + noise ✓;</w:t>
+      </w:r>
+    </w:p>
+    <w:p>
+      <w:pPr>
+        <w:jc w:val="both"/>
+      </w:pPr>
+      <w:r>
+        <w:t>(v) sparse/TN frontier + bond dimension ✓; (vi) gate-Trotter QPU validation (IonQ/IQM/IBM) —</w:t>
+      </w:r>
+    </w:p>
+    <w:p>
+      <w:pPr>
+        <w:jc w:val="both"/>
+      </w:pPr>
+      <w:r>
+        <w:t xml:space="preserve">simulator cross-checked; fallback = TN + density-matrix noise emulation. </w:t>
+      </w:r>
       <w:r>
         <w:rPr>
           <w:b/>
         </w:rPr>
         <w:t>AI disclosure:</w:t>
       </w:r>
-      <w:r>
-        <w:t xml:space="preserve"> Claude (Anthropic) assisted with code and drafting under the team's</w:t>
-      </w:r>
     </w:p>
     <w:p>
       <w:pPr>
         <w:jc w:val="both"/>
       </w:pPr>
       <w:r>
-        <w:t>direction; all formulations, decisions, and results are the team's own, produced by executing</w:t>
+        <w:t>Claude (Anthropic) assisted with code and drafting under the team's direction; all formulations,</w:t>
       </w:r>
     </w:p>
     <w:p>
@@ -1774,7 +2700,7 @@
         <w:jc w:val="both"/>
       </w:pPr>
       <w:r>
-        <w:t>team code on public data.</w:t>
+        <w:t>decisions, and results are the team's own, produced by executing team code on public data.</w:t>
       </w:r>
     </w:p>
     <w:p>
@@ -1806,7 +2732,7 @@
         <w:jc w:val="both"/>
       </w:pPr>
       <w:r>
-        <w:t>(arXiv:2505.22837) · Hou et al. 2026 (PRL; arXiv:2508.12383) · Čindrak et al. 2026</w:t>
+        <w:t>(arXiv:2505.22837) · Hou et al. 2025 (arXiv:2508.12383) · Čindrak et al. 2026 (arXiv:2603.21371)</w:t>
       </w:r>
     </w:p>
     <w:p>
@@ -1814,7 +2740,7 @@
         <w:jc w:val="both"/>
       </w:pPr>
       <w:r>
-        <w:t>(arXiv:2603.21371) · Antoncich et al. 2026 (arXiv:2602.14641) · Kobayashi &amp; Motome 2026</w:t>
+        <w:t>· Antoncich et al. 2026 (arXiv:2602.14641) · Kobayashi &amp; Motome 2026 (PRL 136, 040602) · Huang</w:t>
       </w:r>
     </w:p>
     <w:p>
@@ -1822,7 +2748,7 @@
         <w:jc w:val="both"/>
       </w:pPr>
       <w:r>
-        <w:t>(PRL 136, 040602) · Huang et al. 2021 (Nat. Commun. 12, 2631) · Corsi 2009 · Patton 2011 ·</w:t>
+        <w:t>et al. 2021 (Nat. Commun. 12, 2631) · Corsi 2009 · Patton 2011 · Hansen, Lunde &amp; Nason 2011 ·</w:t>
       </w:r>
     </w:p>
     <w:p>
@@ -1830,15 +2756,7 @@
         <w:jc w:val="both"/>
       </w:pPr>
       <w:r>
-        <w:t>Hansen, Lunde &amp; Nason 2011 · Diebold &amp; Mariano 1995 · Bollerslev 1986 · Jaeger 2001 ·</w:t>
-      </w:r>
-    </w:p>
-    <w:p>
-      <w:pPr>
-        <w:jc w:val="both"/>
-      </w:pPr>
-      <w:r>
-        <w:t>Heber, Lunde, Shephard &amp; Sheppard 2009.</w:t>
+        <w:t>Diebold &amp; Mariano 1995 · Bollerslev 1986 · Jaeger 2001 · Heber, Lunde, Shephard &amp; Sheppard 2009.</w:t>
       </w:r>
     </w:p>
     <w:sectPr>

--- a/PHASE3_PAPER.docx
+++ b/PHASE3_PAPER.docx
@@ -2483,7 +2483,7 @@
         <w:jc w:val="both"/>
       </w:pPr>
       <w:r>
-        <w:t>mapping (trapped-ion all-to-all natively supports the arbitrary couplings) — with **ZNE (Mitiq)</w:t>
+        <w:t>mapping (trapped-ion all-to-all natively supports the arbitrary couplings) — with **ZNE +</w:t>
       </w:r>
     </w:p>
     <w:p>
@@ -2491,7 +2491,7 @@
         <w:jc w:val="both"/>
       </w:pPr>
       <w:r>
-        <w:t>+ measurement mitigation (mthree)** and a classical cross-check for every run. We characterize</w:t>
+        <w:t>measurement mitigation** and a classical cross-check for every run. The submission path is</w:t>
       </w:r>
     </w:p>
     <w:p>
@@ -2499,7 +2499,31 @@
         <w:jc w:val="both"/>
       </w:pPr>
       <w:r>
-        <w:t>all four challenge axes: reservoir size (§5.1/5.5), encoding density (§5.2/5.3), shot budget</w:t>
+        <w:rPr>
+          <w:b/>
+        </w:rPr>
+        <w:t>executable now</w:t>
+      </w:r>
+      <w:r>
+        <w:t xml:space="preserve"> (</w:t>
+      </w:r>
+      <w:r>
+        <w:rPr>
+          <w:rFonts w:ascii="Courier New" w:hAnsi="Courier New"/>
+        </w:rPr>
+        <w:t>qbraid_submit.py</w:t>
+      </w:r>
+      <w:r>
+        <w:t xml:space="preserve">, </w:t>
+      </w:r>
+      <w:r>
+        <w:rPr>
+          <w:rFonts w:ascii="Courier New" w:hAnsi="Courier New"/>
+        </w:rPr>
+        <w:t>cli.py run qsubmit</w:t>
+      </w:r>
+      <w:r>
+        <w:t>): on a simulator it (i) reproduces</w:t>
       </w:r>
     </w:p>
     <w:p>
@@ -2507,7 +2531,99 @@
         <w:jc w:val="both"/>
       </w:pPr>
       <w:r>
-        <w:t>(above), and noise (§5.4). *(QCi Dirac-3 is the separate optimization challenge's device.)*</w:t>
+        <w:t xml:space="preserve">the engine to </w:t>
+      </w:r>
+      <w:r>
+        <w:rPr>
+          <w:b/>
+        </w:rPr>
+        <w:t>3.9×10⁻¹⁶</w:t>
+      </w:r>
+      <w:r>
+        <w:t xml:space="preserve"> via the exact circuit (the classical cross-check we run for every</w:t>
+      </w:r>
+    </w:p>
+    <w:p>
+      <w:pPr>
+        <w:jc w:val="both"/>
+      </w:pPr>
+      <w:r>
+        <w:t xml:space="preserve">hardware execution), (ii) characterizes the </w:t>
+      </w:r>
+      <w:r>
+        <w:rPr>
+          <w:b/>
+        </w:rPr>
+        <w:t>shot budget</w:t>
+      </w:r>
+      <w:r>
+        <w:t xml:space="preserve"> — mean feature error 0.046 / 0.013</w:t>
+      </w:r>
+    </w:p>
+    <w:p>
+      <w:pPr>
+        <w:jc w:val="both"/>
+      </w:pPr>
+      <w:r>
+        <w:t>/ 0.0066 at S = 256 / 4k / 16k shots, the ε≈1/√S law, with the gate-Trotter(20) approximation</w:t>
+      </w:r>
+    </w:p>
+    <w:p>
+      <w:pPr>
+        <w:jc w:val="both"/>
+      </w:pPr>
+      <w:r>
+        <w:t xml:space="preserve">adding ≈0.04 — and (iii) demonstrates </w:t>
+      </w:r>
+      <w:r>
+        <w:rPr>
+          <w:b/>
+        </w:rPr>
+        <w:t>zero-noise extrapolation</w:t>
+      </w:r>
+      <w:r>
+        <w:t xml:space="preserve"> recovering toward the</w:t>
+      </w:r>
+    </w:p>
+    <w:p>
+      <w:pPr>
+        <w:jc w:val="both"/>
+      </w:pPr>
+      <w:r>
+        <w:t>noiseless value under a depolarizing sweep. It is one flag (</w:t>
+      </w:r>
+      <w:r>
+        <w:rPr>
+          <w:rFonts w:ascii="Courier New" w:hAnsi="Courier New"/>
+        </w:rPr>
+        <w:t>--device</w:t>
+      </w:r>
+      <w:r>
+        <w:t>) from a real backend,</w:t>
+      </w:r>
+    </w:p>
+    <w:p>
+      <w:pPr>
+        <w:jc w:val="both"/>
+      </w:pPr>
+      <w:r>
+        <w:t>pending qBraid credit allocation. We thus characterize all four challenge axes: reservoir size</w:t>
+      </w:r>
+    </w:p>
+    <w:p>
+      <w:pPr>
+        <w:jc w:val="both"/>
+      </w:pPr>
+      <w:r>
+        <w:t>(§5.1/5.5), encoding density (§5.2/5.3), shot budget, and noise (§5.4). *(QCi Dirac-3 is the</w:t>
+      </w:r>
+    </w:p>
+    <w:p>
+      <w:pPr>
+        <w:jc w:val="both"/>
+      </w:pPr>
+      <w:r>
+        <w:t>separate optimization challenge's device.)*</w:t>
       </w:r>
     </w:p>
     <w:p>

--- a/PHASE3_PAPER.docx
+++ b/PHASE3_PAPER.docx
@@ -635,7 +635,7 @@
         <w:jc w:val="both"/>
       </w:pPr>
       <w:r>
-        <w:t>ESNs the gap is larger still (g ≈ 120–158 at n=8). (g is reported at a fixed ridge</w:t>
+        <w:t>ESNs the gap is larger still (g ≈ 125 at n=8, rising to ≈158 at n=10). (g is reported at a fixed ridge</w:t>
       </w:r>
     </w:p>
     <w:p>
@@ -2361,7 +2361,7 @@
               <w:rPr>
                 <w:sz w:val="18"/>
               </w:rPr>
-              <w:t>≈58 s build</w:t>
+              <w:t>~1 min build</w:t>
             </w:r>
           </w:p>
         </w:tc>
@@ -2441,12 +2441,20 @@
               <w:rPr>
                 <w:sz w:val="18"/>
               </w:rPr>
-              <w:t>≈40 min/point</w:t>
+              <w:t>~40 min/point</w:t>
             </w:r>
           </w:p>
         </w:tc>
       </w:tr>
     </w:tbl>
+    <w:p>
+      <w:pPr>
+        <w:jc w:val="both"/>
+      </w:pPr>
+      <w:r>
+        <w:t>*(wall-clock is hardware-dependent — measured on a single CPU here; it is an engineering, not a scientific, quantity.)*</w:t>
+      </w:r>
+    </w:p>
     <w:p>
       <w:pPr>
         <w:jc w:val="both"/>

--- a/PHASE3_PAPER.docx
+++ b/PHASE3_PAPER.docx
@@ -2664,7 +2664,7 @@
         <w:jc w:val="both"/>
       </w:pPr>
       <w:r>
-        <w:t>linear) is the best model on this task. (ii) Results are on the S&amp;P 500 RV series over two</w:t>
+        <w:t>linear) is the best model on this task. (ii) The S&amp;P 500 RV sample ends Feb-2020 — the 2008 GFC</w:t>
       </w:r>
     </w:p>
     <w:p>
@@ -2672,7 +2672,7 @@
         <w:jc w:val="both"/>
       </w:pPr>
       <w:r>
-        <w:t>windows; broader assets/periods untested. (iii) Noise is studied on MNIST with single-qubit</w:t>
+        <w:t>is in-sample, the 2020 COVID shock just outside it; broader assets/periods untested. (iii) Noise is studied on MNIST with single-qubit</w:t>
       </w:r>
     </w:p>
     <w:p>

--- a/PHASE3_PAPER.docx
+++ b/PHASE3_PAPER.docx
@@ -1937,16 +1937,16 @@
         <w:jc w:val="both"/>
       </w:pPr>
       <w:r>
-        <w:t xml:space="preserve">than the rank). The reservoir is therefore </w:t>
+        <w:t xml:space="preserve">than the rank). The reservoir therefore admits </w:t>
       </w:r>
       <w:r>
         <w:rPr>
           <w:b/>
         </w:rPr>
-        <w:t>genuinely hard to simulate classically</w:t>
-      </w:r>
-      <w:r>
-        <w:t xml:space="preserve"> — the</w:t>
+        <w:t>no low-bond-dimension (MPS/TEBD) shortcut</w:t>
+      </w:r>
+      <w:r>
+        <w:t xml:space="preserve"> —</w:t>
       </w:r>
     </w:p>
     <w:p>
@@ -1954,7 +1954,7 @@
         <w:jc w:val="both"/>
       </w:pPr>
       <w:r>
-        <w:t>precondition any beyond-frontier advantage would need, even though no advantage appears at the</w:t>
+        <w:t>exact cost stays exponential (full entanglement is *necessary, not sufficient* for true classical</w:t>
       </w:r>
     </w:p>
     <w:p>
@@ -1962,7 +1962,15 @@
         <w:jc w:val="both"/>
       </w:pPr>
       <w:r>
-        <w:t>simulable scale we can test.</w:t>
+        <w:t>hardness) — the precondition any beyond-frontier advantage would need, even though no advantage</w:t>
+      </w:r>
+    </w:p>
+    <w:p>
+      <w:pPr>
+        <w:jc w:val="both"/>
+      </w:pPr>
+      <w:r>
+        <w:t>appears at the simulable scale we can test.</w:t>
       </w:r>
     </w:p>
     <w:p>

--- a/PHASE3_PAPER.docx
+++ b/PHASE3_PAPER.docx
@@ -1672,6 +1672,94 @@
     </w:p>
     <w:p>
       <w:pPr>
+        <w:jc w:val="both"/>
+      </w:pPr>
+      <w:r>
+        <w:rPr>
+          <w:b/>
+        </w:rPr>
+        <w:t>Named canonical baselines</w:t>
+      </w:r>
+      <w:r>
+        <w:t xml:space="preserve"> (</w:t>
+      </w:r>
+      <w:r>
+        <w:rPr>
+          <w:rFonts w:ascii="Courier New" w:hAnsi="Courier New"/>
+        </w:rPr>
+        <w:t>cli.py run canonical</w:t>
+      </w:r>
+      <w:r>
+        <w:t>): running the models a finance referee</w:t>
+      </w:r>
+    </w:p>
+    <w:p>
+      <w:pPr>
+        <w:jc w:val="both"/>
+      </w:pPr>
+      <w:r>
+        <w:t xml:space="preserve">expects — </w:t>
+      </w:r>
+      <w:r>
+        <w:rPr>
+          <w:b/>
+        </w:rPr>
+        <w:t>SHAR, HAR-CJ, HARQ</w:t>
+      </w:r>
+      <w:r>
+        <w:t xml:space="preserve"> (RQ≈RV² proxy) and </w:t>
+      </w:r>
+      <w:r>
+        <w:rPr>
+          <w:b/>
+        </w:rPr>
+        <w:t>HEAVY-RM</w:t>
+      </w:r>
+      <w:r>
+        <w:t>, under MSE- *and* QLIKE-loss DM —</w:t>
+      </w:r>
+    </w:p>
+    <w:p>
+      <w:pPr>
+        <w:jc w:val="both"/>
+      </w:pPr>
+      <w:r>
+        <w:rPr>
+          <w:b/>
+        </w:rPr>
+        <w:t>none beats HAR-X</w:t>
+      </w:r>
+      <w:r>
+        <w:t xml:space="preserve"> (confirming it is a fair, strong stand-in, not a strawman), and CHIMERA ties</w:t>
+      </w:r>
+    </w:p>
+    <w:p>
+      <w:pPr>
+        <w:jc w:val="both"/>
+      </w:pPr>
+      <w:r>
+        <w:t>the best of them on RMSE with only a *raw, non-Holm-significant* QLIKE/MZ-efficiency edge</w:t>
+      </w:r>
+    </w:p>
+    <w:p>
+      <w:pPr>
+        <w:jc w:val="both"/>
+      </w:pPr>
+      <w:r>
+        <w:t>(</w:t>
+      </w:r>
+      <w:r>
+        <w:rPr>
+          <w:rFonts w:ascii="Courier New" w:hAnsi="Courier New"/>
+        </w:rPr>
+        <w:t>results/canonical_baselines_findings.md</w:t>
+      </w:r>
+      <w:r>
+        <w:t>).</w:t>
+      </w:r>
+    </w:p>
+    <w:p>
+      <w:pPr>
         <w:jc w:val="center"/>
       </w:pPr>
       <w:r>

--- a/PHASE3_PAPER.docx
+++ b/PHASE3_PAPER.docx
@@ -1918,7 +1918,16 @@
         <w:t>robust to amplitude damping</w:t>
       </w:r>
       <w:r>
-        <w:t xml:space="preserve"> (&lt;0.5% at 30%). (Studied on MNIST for cross-team comparability;</w:t>
+        <w:t xml:space="preserve"> (&lt;0.5% at 30%). </w:t>
+      </w:r>
+      <w:r>
+        <w:rPr>
+          <w:b/>
+        </w:rPr>
+        <w:t>Honesty check (`cli.py run noise_circuit`):</w:t>
+      </w:r>
+      <w:r>
+        <w:t xml:space="preserve"> a</w:t>
       </w:r>
     </w:p>
     <w:p>
@@ -1926,7 +1935,54 @@
         <w:jc w:val="both"/>
       </w:pPr>
       <w:r>
-        <w:t>shot noise and two-qubit gate error are addressed in the QPU plan, §6.)</w:t>
+        <w:t>per-Trotter-layer density-matrix study shows the *converse* — accumulated two-qubit noise *during*</w:t>
+      </w:r>
+    </w:p>
+    <w:p>
+      <w:pPr>
+        <w:jc w:val="both"/>
+      </w:pPr>
+      <w:r>
+        <w:t xml:space="preserve">evolution is </w:t>
+      </w:r>
+      <w:r>
+        <w:rPr>
+          <w:b/>
+        </w:rPr>
+        <w:t>not</w:t>
+      </w:r>
+      <w:r>
+        <w:t xml:space="preserve"> removed by standardization (standardized feature error grows with rate, vs</w:t>
+      </w:r>
+    </w:p>
+    <w:p>
+      <w:pPr>
+        <w:jc w:val="both"/>
+      </w:pPr>
+      <w:r>
+        <w:rPr>
+          <w:b/>
+        </w:rPr>
+        <w:t>≈0</w:t>
+      </w:r>
+      <w:r>
+        <w:t xml:space="preserve"> for readout-only depolarizing), so the invariance above is a property of the *readout*, not</w:t>
+      </w:r>
+    </w:p>
+    <w:p>
+      <w:pPr>
+        <w:jc w:val="both"/>
+      </w:pPr>
+      <w:r>
+        <w:t>a circuit-level noise-robustness claim; accumulated 2-qubit error over the 380-gate circuit is the</w:t>
+      </w:r>
+    </w:p>
+    <w:p>
+      <w:pPr>
+        <w:jc w:val="both"/>
+      </w:pPr>
+      <w:r>
+        <w:t>real NISQ cost (§6).</w:t>
       </w:r>
     </w:p>
     <w:p>
@@ -2833,7 +2889,7 @@
         <w:jc w:val="both"/>
       </w:pPr>
       <w:r>
-        <w:t>Earlier, reliable volatility-regime-shift detection feeds portfolio hedging, dynamic risk limits</w:t>
+        <w:t>Reliable volatility forecasts feed portfolio hedging, dynamic risk limits and derivatives pricing.</w:t>
       </w:r>
     </w:p>
     <w:p>
@@ -2841,7 +2897,25 @@
         <w:jc w:val="both"/>
       </w:pPr>
       <w:r>
-        <w:t>and derivatives pricing; in the $30B+ daily VIX-options market, marginal gains in transition</w:t>
+        <w:t xml:space="preserve">We make the impact </w:t>
+      </w:r>
+      <w:r>
+        <w:rPr>
+          <w:b/>
+        </w:rPr>
+        <w:t>concrete</w:t>
+      </w:r>
+      <w:r>
+        <w:t xml:space="preserve"> (</w:t>
+      </w:r>
+      <w:r>
+        <w:rPr>
+          <w:rFonts w:ascii="Courier New" w:hAnsi="Courier New"/>
+        </w:rPr>
+        <w:t>cli.py run economics</w:t>
+      </w:r>
+      <w:r>
+        <w:t>): a volatility-timing backtest that sizes</w:t>
       </w:r>
     </w:p>
     <w:p>
@@ -2849,7 +2923,7 @@
         <w:jc w:val="both"/>
       </w:pPr>
       <w:r>
-        <w:t>timing carry material P&amp;L (JonesTrading). A credible *negative* at simulable scale is itself</w:t>
+        <w:t>S&amp;P-500 exposure by the one-step RV forecast **nearly halves the max drawdown in the 2008 crisis</w:t>
       </w:r>
     </w:p>
     <w:p>
@@ -2857,7 +2931,16 @@
         <w:jc w:val="both"/>
       </w:pPr>
       <w:r>
-        <w:t>decision-useful: it tells practitioners the near-term lever is informed realized-measure</w:t>
+        <w:t>(−61%→−32%)</w:t>
+      </w:r>
+      <w:r>
+        <w:rPr>
+          <w:b/>
+        </w:rPr>
+        <w:t xml:space="preserve"> at a 10% vol target — a deployable risk lever — but a </w:t>
+      </w:r>
+      <w:r>
+        <w:t>plain HAR** forecast captures</w:t>
       </w:r>
     </w:p>
     <w:p>
@@ -2865,7 +2948,38 @@
         <w:jc w:val="both"/>
       </w:pPr>
       <w:r>
-        <w:t xml:space="preserve">features, not quantum hardware. </w:t>
+        <w:t xml:space="preserve">it, and rich features *and* the quantum reservoir add </w:t>
+      </w:r>
+      <w:r>
+        <w:rPr>
+          <w:b/>
+        </w:rPr>
+        <w:t>no</w:t>
+      </w:r>
+      <w:r>
+        <w:t xml:space="preserve"> economic value (negative</w:t>
+      </w:r>
+    </w:p>
+    <w:p>
+      <w:pPr>
+        <w:jc w:val="both"/>
+      </w:pPr>
+      <w:r>
+        <w:t>certainty-equivalent fees). So the credible *negative* is decision-useful: the near-term lever is</w:t>
+      </w:r>
+    </w:p>
+    <w:p>
+      <w:pPr>
+        <w:jc w:val="both"/>
+      </w:pPr>
+      <w:r>
+        <w:rPr>
+          <w:b/>
+        </w:rPr>
+        <w:t>vol-timing on a simple realized-variance forecast, not quantum hardware</w:t>
+      </w:r>
+      <w:r>
+        <w:t xml:space="preserve">. </w:t>
       </w:r>
       <w:r>
         <w:rPr>

--- a/PHASE3_PAPER.docx
+++ b/PHASE3_PAPER.docx
@@ -211,6 +211,61 @@
       </w:pPr>
       <w:r>
         <w:t>as quantum-specific *properties* that are necessary, not sufficient, for advantage.</w:t>
+      </w:r>
+    </w:p>
+    <w:p>
+      <w:pPr>
+        <w:jc w:val="both"/>
+      </w:pPr>
+      <w:r>
+        <w:rPr>
+          <w:b/>
+        </w:rPr>
+        <w:t>Vs. prior work.</w:t>
+      </w:r>
+      <w:r>
+        <w:t xml:space="preserve"> The closest study (Li et al. 2025/26 — QRC for realized volatility) presents</w:t>
+      </w:r>
+    </w:p>
+    <w:p>
+      <w:pPr>
+        <w:jc w:val="both"/>
+      </w:pPr>
+      <w:r>
+        <w:t>the approach as a competitive, noise-resilient *proof-of-concept*; we add the control-hardened,</w:t>
+      </w:r>
+    </w:p>
+    <w:p>
+      <w:pPr>
+        <w:jc w:val="both"/>
+      </w:pPr>
+      <w:r>
+        <w:t xml:space="preserve">pre-registered evaluation it omits — the decisive </w:t>
+      </w:r>
+      <w:r>
+        <w:rPr>
+          <w:b/>
+        </w:rPr>
+        <w:t>HAR-X</w:t>
+      </w:r>
+      <w:r>
+        <w:t xml:space="preserve"> control, HAC-DM/Holm/MCS, and explicit</w:t>
+      </w:r>
+    </w:p>
+    <w:p>
+      <w:pPr>
+        <w:jc w:val="both"/>
+      </w:pPr>
+      <w:r>
+        <w:t>capability and per-layer-noise audits — turning an encouraging proof-of-concept into a falsifiable</w:t>
+      </w:r>
+    </w:p>
+    <w:p>
+      <w:pPr>
+        <w:jc w:val="both"/>
+      </w:pPr>
+      <w:r>
+        <w:t>result.</w:t>
       </w:r>
     </w:p>
     <w:p>
@@ -2114,7 +2169,57 @@
         <w:jc w:val="both"/>
       </w:pPr>
       <w:r>
-        <w:t>appears at the simulable scale we can test.</w:t>
+        <w:t xml:space="preserve">appears at the simulable scale we can test. </w:t>
+      </w:r>
+      <w:r>
+        <w:rPr>
+          <w:b/>
+        </w:rPr>
+        <w:t>Capability check (`cli.py run capacity`):</w:t>
+      </w:r>
+      <w:r>
+        <w:t xml:space="preserve"> an</w:t>
+      </w:r>
+    </w:p>
+    <w:p>
+      <w:pPr>
+        <w:jc w:val="both"/>
+      </w:pPr>
+      <w:r>
+        <w:t>information-processing-capacity probe (Dambre et al. 2012) finds that at matched feature count the</w:t>
+      </w:r>
+    </w:p>
+    <w:p>
+      <w:pPr>
+        <w:jc w:val="both"/>
+      </w:pPr>
+      <w:r>
+        <w:t xml:space="preserve">quantum reservoir is </w:t>
+      </w:r>
+      <w:r>
+        <w:rPr>
+          <w:b/>
+        </w:rPr>
+        <w:t>not more</w:t>
+      </w:r>
+      <w:r>
+        <w:t xml:space="preserve"> — indeed slightly *less* — nonlinearly expressive than a matched</w:t>
+      </w:r>
+    </w:p>
+    <w:p>
+      <w:pPr>
+        <w:jc w:val="both"/>
+      </w:pPr>
+      <w:r>
+        <w:t>RFF/ESN, so the negative is not "the task wastes the reservoir's extra expressivity" but "there is</w:t>
+      </w:r>
+    </w:p>
+    <w:p>
+      <w:pPr>
+        <w:jc w:val="both"/>
+      </w:pPr>
+      <w:r>
+        <w:t>no excess expressivity to exploit at simulable scale."</w:t>
       </w:r>
     </w:p>
     <w:p>

--- a/PHASE3_PAPER.docx
+++ b/PHASE3_PAPER.docx
@@ -2219,7 +2219,49 @@
         <w:jc w:val="both"/>
       </w:pPr>
       <w:r>
-        <w:t>no excess expressivity to exploit at simulable scale."</w:t>
+        <w:t>no excess expressivity to exploit at simulable scale." A frontier check (</w:t>
+      </w:r>
+      <w:r>
+        <w:rPr>
+          <w:rFonts w:ascii="Courier New" w:hAnsi="Courier New"/>
+        </w:rPr>
+        <w:t>cli.py run frontier</w:t>
+      </w:r>
+      <w:r>
+        <w:t>) adds</w:t>
+      </w:r>
+    </w:p>
+    <w:p>
+      <w:pPr>
+        <w:jc w:val="both"/>
+      </w:pPr>
+      <w:r>
+        <w:t xml:space="preserve">that classical-irreproducibility g(n) does </w:t>
+      </w:r>
+      <w:r>
+        <w:rPr>
+          <w:b/>
+        </w:rPr>
+        <w:t>not</w:t>
+      </w:r>
+      <w:r>
+        <w:t xml:space="preserve"> widen toward n=16 under informed encoding (it</w:t>
+      </w:r>
+    </w:p>
+    <w:p>
+      <w:pPr>
+        <w:jc w:val="both"/>
+      </w:pPr>
+      <w:r>
+        <w:t>declines; D_eff/rank grow but a matched ESN keeps pace) — the simulable-scale evidence does not</w:t>
+      </w:r>
+    </w:p>
+    <w:p>
+      <w:pPr>
+        <w:jc w:val="both"/>
+      </w:pPr>
+      <w:r>
+        <w:t>point to a gap opening with scale.</w:t>
       </w:r>
     </w:p>
     <w:p>

--- a/PHASE3_PAPER.docx
+++ b/PHASE3_PAPER.docx
@@ -690,7 +690,7 @@
         <w:jc w:val="both"/>
       </w:pPr>
       <w:r>
-        <w:t>ESNs the gap is larger still (g ≈ 125 at n=8, rising to ≈158 at n=10). (g is reported at a fixed ridge</w:t>
+        <w:t>ESNs the gap is larger still (g ≈ 125 at n=8, rising to ≈158 at n=10). (g is at fixed ridge</w:t>
       </w:r>
     </w:p>
     <w:p>
@@ -698,7 +698,7 @@
         <w:jc w:val="both"/>
       </w:pPr>
       <w:r>
-        <w:t>regularization; the qualitative ~15–40× separation over the classical–classical control, not</w:t>
+        <w:t>regularization; the qualitative ~15–40× separation, not the exact value, is the claim.)</w:t>
       </w:r>
     </w:p>
     <w:p>
@@ -706,7 +706,7 @@
         <w:jc w:val="both"/>
       </w:pPr>
       <w:r>
-        <w:t>the exact value, is the claim.) Crucially, at ≤12–16 qubits the map remains classically</w:t>
+        <w:t>Crucially, at ≤12–16 qubits the map remains classically</w:t>
       </w:r>
     </w:p>
     <w:p>
@@ -1745,15 +1745,7 @@
         <w:t>cli.py run canonical</w:t>
       </w:r>
       <w:r>
-        <w:t>): running the models a finance referee</w:t>
-      </w:r>
-    </w:p>
-    <w:p>
-      <w:pPr>
-        <w:jc w:val="both"/>
-      </w:pPr>
-      <w:r>
-        <w:t xml:space="preserve">expects — </w:t>
+        <w:t xml:space="preserve">): </w:t>
       </w:r>
       <w:r>
         <w:rPr>
@@ -1762,8 +1754,13 @@
         <w:t>SHAR, HAR-CJ, HARQ</w:t>
       </w:r>
       <w:r>
-        <w:t xml:space="preserve"> (RQ≈RV² proxy) and </w:t>
-      </w:r>
+        <w:t xml:space="preserve"> (RQ≈RV² proxy) and</w:t>
+      </w:r>
+    </w:p>
+    <w:p>
+      <w:pPr>
+        <w:jc w:val="both"/>
+      </w:pPr>
       <w:r>
         <w:rPr>
           <w:b/>
@@ -1771,13 +1768,8 @@
         <w:t>HEAVY-RM</w:t>
       </w:r>
       <w:r>
-        <w:t>, under MSE- *and* QLIKE-loss DM —</w:t>
-      </w:r>
-    </w:p>
-    <w:p>
-      <w:pPr>
-        <w:jc w:val="both"/>
-      </w:pPr>
+        <w:t xml:space="preserve">, under MSE- *and* QLIKE-loss DM — </w:t>
+      </w:r>
       <w:r>
         <w:rPr>
           <w:b/>
@@ -1785,7 +1777,7 @@
         <w:t>none beats HAR-X</w:t>
       </w:r>
       <w:r>
-        <w:t xml:space="preserve"> (confirming it is a fair, strong stand-in, not a strawman), and CHIMERA ties</w:t>
+        <w:t xml:space="preserve"> (a fair, strong stand-in, not a</w:t>
       </w:r>
     </w:p>
     <w:p>
@@ -1793,7 +1785,7 @@
         <w:jc w:val="both"/>
       </w:pPr>
       <w:r>
-        <w:t>the best of them on RMSE with only a *raw, non-Holm-significant* QLIKE/MZ-efficiency edge</w:t>
+        <w:t>strawman), and CHIMERA ties the best on RMSE with only a *raw, non-Holm* QLIKE/MZ edge</w:t>
       </w:r>
     </w:p>
     <w:p>
@@ -1990,16 +1982,13 @@
         <w:jc w:val="both"/>
       </w:pPr>
       <w:r>
-        <w:t>per-Trotter-layer density-matrix study shows the *converse* — accumulated two-qubit noise *during*</w:t>
+        <w:t>per-Trotter-layer density-matrix study shows the *converse* — two-qubit noise *during* evolution is</w:t>
       </w:r>
     </w:p>
     <w:p>
       <w:pPr>
         <w:jc w:val="both"/>
       </w:pPr>
-      <w:r>
-        <w:t xml:space="preserve">evolution is </w:t>
-      </w:r>
       <w:r>
         <w:rPr>
           <w:b/>
@@ -2007,13 +1996,8 @@
         <w:t>not</w:t>
       </w:r>
       <w:r>
-        <w:t xml:space="preserve"> removed by standardization (standardized feature error grows with rate, vs</w:t>
-      </w:r>
-    </w:p>
-    <w:p>
-      <w:pPr>
-        <w:jc w:val="both"/>
-      </w:pPr>
+        <w:t xml:space="preserve"> removed by standardization (standardized error grows with rate, vs </w:t>
+      </w:r>
       <w:r>
         <w:rPr>
           <w:b/>
@@ -2021,7 +2005,7 @@
         <w:t>≈0</w:t>
       </w:r>
       <w:r>
-        <w:t xml:space="preserve"> for readout-only depolarizing), so the invariance above is a property of the *readout*, not</w:t>
+        <w:t xml:space="preserve"> for readout-only</w:t>
       </w:r>
     </w:p>
     <w:p>
@@ -2029,7 +2013,7 @@
         <w:jc w:val="both"/>
       </w:pPr>
       <w:r>
-        <w:t>a circuit-level noise-robustness claim; accumulated 2-qubit error over the 380-gate circuit is the</w:t>
+        <w:t>depolarizing): the invariance above is a *readout* property, not a circuit-level robustness claim;</w:t>
       </w:r>
     </w:p>
     <w:p>
@@ -2037,7 +2021,7 @@
         <w:jc w:val="both"/>
       </w:pPr>
       <w:r>
-        <w:t>real NISQ cost (§6).</w:t>
+        <w:t>accumulated 2-qubit error over the 380-gate circuit is the real NISQ cost (§6).</w:t>
       </w:r>
     </w:p>
     <w:p>
@@ -2128,16 +2112,13 @@
         <w:jc w:val="both"/>
       </w:pPr>
       <w:r>
-        <w:t>compression** — with entanglement entropy S ≈ 1.7–3.2 nats (peaking near n=14; S is noisier</w:t>
+        <w:t>compression** — with entanglement entropy S ≈ 1.7–3.2 nats. The reservoir therefore admits</w:t>
       </w:r>
     </w:p>
     <w:p>
       <w:pPr>
         <w:jc w:val="both"/>
       </w:pPr>
-      <w:r>
-        <w:t xml:space="preserve">than the rank). The reservoir therefore admits </w:t>
-      </w:r>
       <w:r>
         <w:rPr>
           <w:b/>
@@ -2175,10 +2156,10 @@
         <w:rPr>
           <w:b/>
         </w:rPr>
-        <w:t>Capability check (`cli.py run capacity`):</w:t>
-      </w:r>
-      <w:r>
-        <w:t xml:space="preserve"> an</w:t>
+        <w:t>Capability + efficiency checks.</w:t>
+      </w:r>
+      <w:r>
+        <w:t xml:space="preserve"> An</w:t>
       </w:r>
     </w:p>
     <w:p>
@@ -2186,7 +2167,16 @@
         <w:jc w:val="both"/>
       </w:pPr>
       <w:r>
-        <w:t>information-processing-capacity probe (Dambre et al. 2012) finds that at matched feature count the</w:t>
+        <w:t xml:space="preserve">information-processing-capacity probe (Dambre et al. 2012; </w:t>
+      </w:r>
+      <w:r>
+        <w:rPr>
+          <w:rFonts w:ascii="Courier New" w:hAnsi="Courier New"/>
+        </w:rPr>
+        <w:t>cli.py run capacity</w:t>
+      </w:r>
+      <w:r>
+        <w:t>) finds the quantum</w:t>
       </w:r>
     </w:p>
     <w:p>
@@ -2194,7 +2184,7 @@
         <w:jc w:val="both"/>
       </w:pPr>
       <w:r>
-        <w:t xml:space="preserve">quantum reservoir is </w:t>
+        <w:t xml:space="preserve">reservoir </w:t>
       </w:r>
       <w:r>
         <w:rPr>
@@ -2203,7 +2193,7 @@
         <w:t>not more</w:t>
       </w:r>
       <w:r>
-        <w:t xml:space="preserve"> — indeed slightly *less* — nonlinearly expressive than a matched</w:t>
+        <w:t xml:space="preserve"> — slightly *less* — nonlinearly expressive than a matched RFF/ESN at equal</w:t>
       </w:r>
     </w:p>
     <w:p>
@@ -2211,15 +2201,7 @@
         <w:jc w:val="both"/>
       </w:pPr>
       <w:r>
-        <w:t>RFF/ESN, so the negative is not "the task wastes the reservoir's extra expressivity" but "there is</w:t>
-      </w:r>
-    </w:p>
-    <w:p>
-      <w:pPr>
-        <w:jc w:val="both"/>
-      </w:pPr>
-      <w:r>
-        <w:t>no excess expressivity to exploit at simulable scale." A frontier check (</w:t>
+        <w:t>feature count: no excess expressivity to exploit. A frontier check (</w:t>
       </w:r>
       <w:r>
         <w:rPr>
@@ -2228,7 +2210,7 @@
         <w:t>cli.py run frontier</w:t>
       </w:r>
       <w:r>
-        <w:t>) adds</w:t>
+        <w:t>) adds that</w:t>
       </w:r>
     </w:p>
     <w:p>
@@ -2236,7 +2218,7 @@
         <w:jc w:val="both"/>
       </w:pPr>
       <w:r>
-        <w:t xml:space="preserve">that classical-irreproducibility g(n) does </w:t>
+        <w:t xml:space="preserve">g(n) does </w:t>
       </w:r>
       <w:r>
         <w:rPr>
@@ -2245,7 +2227,7 @@
         <w:t>not</w:t>
       </w:r>
       <w:r>
-        <w:t xml:space="preserve"> widen toward n=16 under informed encoding (it</w:t>
+        <w:t xml:space="preserve"> widen toward n=16 (it declines; D_eff/rank grow but a matched ESN keeps pace), and</w:t>
       </w:r>
     </w:p>
     <w:p>
@@ -2253,7 +2235,16 @@
         <w:jc w:val="both"/>
       </w:pPr>
       <w:r>
-        <w:t>declines; D_eff/rank grow but a matched ESN keeps pace) — the simulable-scale evidence does not</w:t>
+        <w:t xml:space="preserve">a direct </w:t>
+      </w:r>
+      <w:r>
+        <w:rPr>
+          <w:b/>
+        </w:rPr>
+        <w:t>resource-efficiency</w:t>
+      </w:r>
+      <w:r>
+        <w:t xml:space="preserve"> frontier (quality vs feature count, inputs held fixed;</w:t>
       </w:r>
     </w:p>
     <w:p>
@@ -2261,15 +2252,30 @@
         <w:jc w:val="both"/>
       </w:pPr>
       <w:r>
-        <w:t>point to a gap opening with scale.</w:t>
+        <w:rPr>
+          <w:rFonts w:ascii="Courier New" w:hAnsi="Courier New"/>
+        </w:rPr>
+        <w:t>results/efficiency_frontier_findings.md</w:t>
+      </w:r>
+      <w:r>
+        <w:t>) shows a *smaller* QRC cannot substitute for a *larger*</w:t>
       </w:r>
     </w:p>
     <w:p>
       <w:pPr>
-        <w:pStyle w:val="Heading2"/>
-      </w:pPr>
-      <w:r>
-        <w:t>6. Quantum platform and resource planning</w:t>
+        <w:jc w:val="both"/>
+      </w:pPr>
+      <w:r>
+        <w:t xml:space="preserve">classical reservoir — quantum accuracy </w:t>
+      </w:r>
+      <w:r>
+        <w:rPr>
+          <w:b/>
+        </w:rPr>
+        <w:t>saturates</w:t>
+      </w:r>
+      <w:r>
+        <w:t xml:space="preserve"> while the classical curves keep improving (the</w:t>
       </w:r>
     </w:p>
     <w:p>
@@ -2277,16 +2283,29 @@
         <w:jc w:val="both"/>
       </w:pPr>
       <w:r>
-        <w:t>Simulator-first on qBraid: dense statevector ≤12 qubits, sparse/tensor-network to ≈16, GPU for</w:t>
+        <w:t>two static maps are comparable per feature). The simulable-scale evidence shows no gap opening with scale.</w:t>
       </w:r>
     </w:p>
     <w:p>
       <w:pPr>
+        <w:pStyle w:val="Heading2"/>
+      </w:pPr>
+      <w:r>
+        <w:t>6. Quantum platform and resource planning</w:t>
+      </w:r>
+    </w:p>
+    <w:p>
+      <w:pPr>
         <w:jc w:val="both"/>
       </w:pPr>
       <w:r>
-        <w:t xml:space="preserve">larger. </w:t>
-      </w:r>
+        <w:t>Simulator-first on qBraid: dense statevector ≤12 qubits, sparse/TN to ≈16, GPU for larger.</w:t>
+      </w:r>
+    </w:p>
+    <w:p>
+      <w:pPr>
+        <w:jc w:val="both"/>
+      </w:pPr>
       <w:r>
         <w:rPr>
           <w:b/>
@@ -2294,21 +2313,21 @@
         <w:t>Resource estimates</w:t>
       </w:r>
       <w:r>
-        <w:t xml:space="preserve"> (gate-Trotter, 20 layers; readout is single-basis because all</w:t>
-      </w:r>
-    </w:p>
-    <w:p>
-      <w:pPr>
-        <w:jc w:val="both"/>
-      </w:pPr>
+        <w:t xml:space="preserve"> (gate-Trotter, 20 layers; readout is single-basis — all </w:t>
+      </w:r>
       <w:r>
         <w:rPr>
           <w:rFonts w:ascii="Courier New" w:hAnsi="Courier New"/>
         </w:rPr>
         <w:t>⟨Z_i⟩,⟨Z_iZ_j⟩</w:t>
       </w:r>
-      <w:r>
-        <w:t xml:space="preserve"> are diagonal in the computational basis, so one set of S shots yields </w:t>
+    </w:p>
+    <w:p>
+      <w:pPr>
+        <w:jc w:val="both"/>
+      </w:pPr>
+      <w:r>
+        <w:t xml:space="preserve">are computational-basis-diagonal, so one S-shot set yields </w:t>
       </w:r>
       <w:r>
         <w:rPr>
@@ -2316,13 +2335,8 @@
         </w:rPr>
         <w:t>all</w:t>
       </w:r>
-    </w:p>
-    <w:p>
-      <w:pPr>
-        <w:jc w:val="both"/>
-      </w:pPr>
-      <w:r>
-        <w:t>n+C(n,2) observables):</w:t>
+      <w:r>
+        <w:t xml:space="preserve"> n+C(n,2) observables):</w:t>
       </w:r>
     </w:p>
     <w:tbl>
@@ -2751,7 +2765,7 @@
         <w:jc w:val="both"/>
       </w:pPr>
       <w:r>
-        <w:t>*(wall-clock is hardware-dependent — measured on a single CPU here; it is an engineering, not a scientific, quantity.)*</w:t>
+        <w:t>*(wall-clock is hardware-dependent — an engineering, not a scientific, quantity.)*</w:t>
       </w:r>
     </w:p>
     <w:p>
@@ -2790,15 +2804,16 @@
         <w:jc w:val="both"/>
       </w:pPr>
       <w:r>
-        <w:t>mapping (trapped-ion all-to-all natively supports the arbitrary couplings) — with **ZNE +</w:t>
-      </w:r>
-    </w:p>
-    <w:p>
-      <w:pPr>
-        <w:jc w:val="both"/>
-      </w:pPr>
-      <w:r>
-        <w:t>measurement mitigation** and a classical cross-check for every run. The submission path is</w:t>
+        <w:t xml:space="preserve">mapping — with </w:t>
+      </w:r>
+      <w:r>
+        <w:rPr>
+          <w:b/>
+        </w:rPr>
+        <w:t>ZNE + measurement mitigation</w:t>
+      </w:r>
+      <w:r>
+        <w:t xml:space="preserve"> and a classical cross-check per run. The submission path is</w:t>
       </w:r>
     </w:p>
     <w:p>
@@ -2847,7 +2862,7 @@
         <w:t>3.9×10⁻¹⁶</w:t>
       </w:r>
       <w:r>
-        <w:t xml:space="preserve"> via the exact circuit (the classical cross-check we run for every</w:t>
+        <w:t xml:space="preserve"> via the exact circuit (our per-run classical cross-check),</w:t>
       </w:r>
     </w:p>
     <w:p>
@@ -2855,7 +2870,7 @@
         <w:jc w:val="both"/>
       </w:pPr>
       <w:r>
-        <w:t xml:space="preserve">hardware execution), (ii) characterizes the </w:t>
+        <w:t xml:space="preserve">(ii) characterizes the </w:t>
       </w:r>
       <w:r>
         <w:rPr>
@@ -2864,7 +2879,7 @@
         <w:t>shot budget</w:t>
       </w:r>
       <w:r>
-        <w:t xml:space="preserve"> — mean feature error 0.046 / 0.013</w:t>
+        <w:t xml:space="preserve"> (mean feature error 0.046/0.013/0.0066</w:t>
       </w:r>
     </w:p>
     <w:p>
@@ -2872,7 +2887,7 @@
         <w:jc w:val="both"/>
       </w:pPr>
       <w:r>
-        <w:t>/ 0.0066 at S = 256 / 4k / 16k shots, the ε≈1/√S law, with the gate-Trotter(20) approximation</w:t>
+        <w:t>at S=256/4k/16k; ε≈1/√S; gate-Trotter(20) adds ≈0.04), and (iii) demonstrates **zero-noise</w:t>
       </w:r>
     </w:p>
     <w:p>
@@ -2880,24 +2895,7 @@
         <w:jc w:val="both"/>
       </w:pPr>
       <w:r>
-        <w:t xml:space="preserve">adding ≈0.04 — and (iii) demonstrates </w:t>
-      </w:r>
-      <w:r>
-        <w:rPr>
-          <w:b/>
-        </w:rPr>
-        <w:t>zero-noise extrapolation</w:t>
-      </w:r>
-      <w:r>
-        <w:t xml:space="preserve"> recovering toward the</w:t>
-      </w:r>
-    </w:p>
-    <w:p>
-      <w:pPr>
-        <w:jc w:val="both"/>
-      </w:pPr>
-      <w:r>
-        <w:t>noiseless value under a depolarizing sweep. It is one flag (</w:t>
+        <w:t>extrapolation** recovering toward the noiseless value under a depolarizing sweep. It is one flag (</w:t>
       </w:r>
       <w:r>
         <w:rPr>
@@ -2914,7 +2912,7 @@
         <w:jc w:val="both"/>
       </w:pPr>
       <w:r>
-        <w:t>pending qBraid credit allocation. We thus characterize all four challenge axes: reservoir size</w:t>
+        <w:t>pending qBraid credit allocation. We thus characterize all four challenge axes: reservoir size,</w:t>
       </w:r>
     </w:p>
     <w:p>
@@ -2922,7 +2920,7 @@
         <w:jc w:val="both"/>
       </w:pPr>
       <w:r>
-        <w:t>(§5.1/5.5), encoding density (§5.2/5.3), shot budget, and noise (§5.4). *(QCi Dirac-3 is the</w:t>
+        <w:t>encoding density, shot budget, and noise. *(QCi Dirac-3 is the</w:t>
       </w:r>
     </w:p>
     <w:p>
@@ -3020,7 +3018,48 @@
         <w:jc w:val="both"/>
       </w:pPr>
       <w:r>
-        <w:t>whether they convert beyond the classical-simulation frontier is the open question.</w:t>
+        <w:t>whether they convert beyond the classical-simulation frontier is the open question; a quantum-data</w:t>
+      </w:r>
+    </w:p>
+    <w:p>
+      <w:pPr>
+        <w:jc w:val="both"/>
+      </w:pPr>
+      <w:r>
+        <w:t>probe (</w:t>
+      </w:r>
+      <w:r>
+        <w:rPr>
+          <w:rFonts w:ascii="Courier New" w:hAnsi="Courier New"/>
+        </w:rPr>
+        <w:t>results/quantum_data_outlook_findings.md</w:t>
+      </w:r>
+      <w:r>
+        <w:t>) marks where an edge most plausibly lies — the QRC</w:t>
+      </w:r>
+    </w:p>
+    <w:p>
+      <w:pPr>
+        <w:jc w:val="both"/>
+      </w:pPr>
+      <w:r>
+        <w:t>natively reads nonlinear functionals of quantum *states* (purity, entanglement) beyond linear</w:t>
+      </w:r>
+    </w:p>
+    <w:p>
+      <w:pPr>
+        <w:jc w:val="both"/>
+      </w:pPr>
+      <w:r>
+        <w:t>classical measurement, an advantage that should grow with input size (tomography costs 4ⁿ) on</w:t>
+      </w:r>
+    </w:p>
+    <w:p>
+      <w:pPr>
+        <w:jc w:val="both"/>
+      </w:pPr>
+      <w:r>
+        <w:t>hardware-native quantum data, the regime this challenge's classical data never probes.</w:t>
       </w:r>
     </w:p>
     <w:p>
@@ -3062,7 +3101,7 @@
         <w:t>cli.py run economics</w:t>
       </w:r>
       <w:r>
-        <w:t>): a volatility-timing backtest that sizes</w:t>
+        <w:t>): a vol-timing backtest sizing S&amp;P-500</w:t>
       </w:r>
     </w:p>
     <w:p>
@@ -3070,24 +3109,16 @@
         <w:jc w:val="both"/>
       </w:pPr>
       <w:r>
-        <w:t>S&amp;P-500 exposure by the one-step RV forecast **nearly halves the max drawdown in the 2008 crisis</w:t>
-      </w:r>
-    </w:p>
-    <w:p>
-      <w:pPr>
-        <w:jc w:val="both"/>
-      </w:pPr>
-      <w:r>
-        <w:t>(−61%→−32%)</w:t>
+        <w:t xml:space="preserve">exposure by the one-step RV forecast </w:t>
       </w:r>
       <w:r>
         <w:rPr>
           <w:b/>
         </w:rPr>
-        <w:t xml:space="preserve"> at a 10% vol target — a deployable risk lever — but a </w:t>
-      </w:r>
-      <w:r>
-        <w:t>plain HAR** forecast captures</w:t>
+        <w:t>nearly halves the 2008 max drawdown (−61%→−32%)</w:t>
+      </w:r>
+      <w:r>
+        <w:t xml:space="preserve"> at a 10%</w:t>
       </w:r>
     </w:p>
     <w:p>
@@ -3095,8 +3126,22 @@
         <w:jc w:val="both"/>
       </w:pPr>
       <w:r>
-        <w:t xml:space="preserve">it, and rich features *and* the quantum reservoir add </w:t>
-      </w:r>
+        <w:t xml:space="preserve">vol target, but a </w:t>
+      </w:r>
+      <w:r>
+        <w:rPr>
+          <w:b/>
+        </w:rPr>
+        <w:t>plain HAR</w:t>
+      </w:r>
+      <w:r>
+        <w:t xml:space="preserve"> forecast captures it — rich features and the quantum reservoir add</w:t>
+      </w:r>
+    </w:p>
+    <w:p>
+      <w:pPr>
+        <w:jc w:val="both"/>
+      </w:pPr>
       <w:r>
         <w:rPr>
           <w:b/>
@@ -3104,15 +3149,7 @@
         <w:t>no</w:t>
       </w:r>
       <w:r>
-        <w:t xml:space="preserve"> economic value (negative</w:t>
-      </w:r>
-    </w:p>
-    <w:p>
-      <w:pPr>
-        <w:jc w:val="both"/>
-      </w:pPr>
-      <w:r>
-        <w:t>certainty-equivalent fees). So the credible *negative* is decision-useful: the near-term lever is</w:t>
+        <w:t xml:space="preserve"> economic value (negative certainty-equivalent fees). The decision-useful lever is</w:t>
       </w:r>
     </w:p>
     <w:p>
@@ -3123,7 +3160,7 @@
         <w:rPr>
           <w:b/>
         </w:rPr>
-        <w:t>vol-timing on a simple realized-variance forecast, not quantum hardware</w:t>
+        <w:t>vol-timing on a simple RV forecast, not quantum hardware</w:t>
       </w:r>
       <w:r>
         <w:t xml:space="preserve">. </w:t>
@@ -3181,7 +3218,7 @@
         <w:jc w:val="both"/>
       </w:pPr>
       <w:r>
-        <w:t>decisions, and results are the team's own, produced by executing team code on public data.</w:t>
+        <w:t>decisions, and results are the team's own.</w:t>
       </w:r>
     </w:p>
     <w:p>

--- a/PHASE3_PAPER.docx
+++ b/PHASE3_PAPER.docx
@@ -491,15 +491,7 @@
         <w:jc w:val="both"/>
       </w:pPr>
       <w:r>
-        <w:t>one-qubit, 20 Trotter layers) — consistent with the ≈50%-connected graph (an all-to-all</w:t>
-      </w:r>
-    </w:p>
-    <w:p>
-      <w:pPr>
-        <w:jc w:val="both"/>
-      </w:pPr>
-      <w:r>
-        <w:t>reservoir would need ≈720).</w:t>
+        <w:t>one-qubit, 20 Trotter layers) — consistent with the ≈50%-connected graph.</w:t>
       </w:r>
     </w:p>
     <w:p>
@@ -1901,7 +1893,7 @@
         <w:t xml:space="preserve"> (real nonlinear lift), confirming </w:t>
       </w:r>
       <w:r>
-        <w:t>sufficient expressivity**</w:t>
+        <w:t>sufficient expressivity**;</w:t>
       </w:r>
     </w:p>
     <w:p>
@@ -1909,7 +1901,7 @@
         <w:jc w:val="both"/>
       </w:pPr>
       <w:r>
-        <w:t xml:space="preserve">(the benchmark's purpose); a matched ESN </w:t>
+        <w:t xml:space="preserve">a matched ESN </w:t>
       </w:r>
       <w:r>
         <w:rPr>
@@ -1918,7 +1910,7 @@
         <w:t>ties or slightly exceeds</w:t>
       </w:r>
       <w:r>
-        <w:t xml:space="preserve"> CHIMERA (within ≈1% for</w:t>
+        <w:t xml:space="preserve"> CHIMERA (within ≈1% for n≥8; 2.9% at n=5) —</w:t>
       </w:r>
     </w:p>
     <w:p>
@@ -1926,7 +1918,7 @@
         <w:jc w:val="both"/>
       </w:pPr>
       <w:r>
-        <w:t xml:space="preserve">n≥8; 2.9% at n=5) — competitive, not dominant. </w:t>
+        <w:t xml:space="preserve">competitive, not dominant. </w:t>
       </w:r>
       <w:r>
         <w:rPr>
@@ -1943,7 +1935,7 @@
         <w:jc w:val="both"/>
       </w:pPr>
       <w:r>
-        <w:t>depolarizing** noise — provably, because depolarizing is a uniform Bloch contraction that</w:t>
+        <w:t>depolarizing** noise (a uniform Bloch contraction that per-feature standardization removes exactly;</w:t>
       </w:r>
     </w:p>
     <w:p>
@@ -1951,13 +1943,8 @@
         <w:jc w:val="both"/>
       </w:pPr>
       <w:r>
-        <w:t>per-feature standardization removes exactly (accuracy identical across rates 0.05–0.30) — and</w:t>
-      </w:r>
-    </w:p>
-    <w:p>
-      <w:pPr>
-        <w:jc w:val="both"/>
-      </w:pPr>
+        <w:t xml:space="preserve">accuracy identical across rates 0.05–0.30) and </w:t>
+      </w:r>
       <w:r>
         <w:rPr>
           <w:b/>
@@ -2284,6 +2271,76 @@
       </w:pPr>
       <w:r>
         <w:t>two static maps are comparable per feature). The simulable-scale evidence shows no gap opening with scale.</w:t>
+      </w:r>
+    </w:p>
+    <w:p>
+      <w:pPr>
+        <w:jc w:val="both"/>
+      </w:pPr>
+      <w:r>
+        <w:rPr>
+          <w:b/>
+        </w:rPr>
+        <w:t>Robustness (supporting study, `v3_research/`).</w:t>
+      </w:r>
+      <w:r>
+        <w:t xml:space="preserve"> The negative is neither task- nor</w:t>
+      </w:r>
+    </w:p>
+    <w:p>
+      <w:pPr>
+        <w:jc w:val="both"/>
+      </w:pPr>
+      <w:r>
+        <w:t xml:space="preserve">architecture-specific: the *same* engine/protocol on chaotic </w:t>
+      </w:r>
+      <w:r>
+        <w:rPr>
+          <w:b/>
+        </w:rPr>
+        <w:t>weather</w:t>
+      </w:r>
+      <w:r>
+        <w:t xml:space="preserve"> (5 stations, +0–78%</w:t>
+      </w:r>
+    </w:p>
+    <w:p>
+      <w:pPr>
+        <w:jc w:val="both"/>
+      </w:pPr>
+      <w:r>
+        <w:t xml:space="preserve">unpredictability) and the autonomous </w:t>
+      </w:r>
+      <w:r>
+        <w:rPr>
+          <w:b/>
+        </w:rPr>
+        <w:t>VPT</w:t>
+      </w:r>
+      <w:r>
+        <w:t xml:space="preserve"> metric still show no advantage, and the literature's</w:t>
+      </w:r>
+    </w:p>
+    <w:p>
+      <w:pPr>
+        <w:jc w:val="both"/>
+      </w:pPr>
+      <w:r>
+        <w:rPr>
+          <w:b/>
+        </w:rPr>
+        <w:t>recurrent</w:t>
+      </w:r>
+      <w:r>
+        <w:t xml:space="preserve"> QRC is competitive-not-better — mechanism: unitary evolution is non-dissipative,</w:t>
+      </w:r>
+    </w:p>
+    <w:p>
+      <w:pPr>
+        <w:jc w:val="both"/>
+      </w:pPr>
+      <w:r>
+        <w:t>lacking the contraction behind ESN "generalized synchronization" (Ahmed–Tennie–Magri 2025).</w:t>
       </w:r>
     </w:p>
     <w:p>
@@ -2879,7 +2936,7 @@
         <w:t>shot budget</w:t>
       </w:r>
       <w:r>
-        <w:t xml:space="preserve"> (mean feature error 0.046/0.013/0.0066</w:t>
+        <w:t xml:space="preserve"> (ε≈1/√S; feature error</w:t>
       </w:r>
     </w:p>
     <w:p>
@@ -2887,7 +2944,7 @@
         <w:jc w:val="both"/>
       </w:pPr>
       <w:r>
-        <w:t>at S=256/4k/16k; ε≈1/√S; gate-Trotter(20) adds ≈0.04), and (iii) demonstrates **zero-noise</w:t>
+        <w:t>0.046→0.0066 at S=256→16k; gate-Trotter(20) adds ≈0.04), and (iii) demonstrates **zero-noise</w:t>
       </w:r>
     </w:p>
     <w:p>
@@ -2895,7 +2952,7 @@
         <w:jc w:val="both"/>
       </w:pPr>
       <w:r>
-        <w:t>extrapolation** recovering toward the noiseless value under a depolarizing sweep. It is one flag (</w:t>
+        <w:t xml:space="preserve">extrapolation** under a depolarizing sweep. One </w:t>
       </w:r>
       <w:r>
         <w:rPr>
@@ -2904,7 +2961,7 @@
         <w:t>--device</w:t>
       </w:r>
       <w:r>
-        <w:t>) from a real backend,</w:t>
+        <w:t xml:space="preserve"> flag from a real backend (pending qBraid</w:t>
       </w:r>
     </w:p>
     <w:p>
@@ -2912,7 +2969,7 @@
         <w:jc w:val="both"/>
       </w:pPr>
       <w:r>
-        <w:t>pending qBraid credit allocation. We thus characterize all four challenge axes: reservoir size,</w:t>
+        <w:t>credits). We thus characterize all four challenge axes: reservoir size, encoding density, shot</w:t>
       </w:r>
     </w:p>
     <w:p>
@@ -2920,15 +2977,7 @@
         <w:jc w:val="both"/>
       </w:pPr>
       <w:r>
-        <w:t>encoding density, shot budget, and noise. *(QCi Dirac-3 is the</w:t>
-      </w:r>
-    </w:p>
-    <w:p>
-      <w:pPr>
-        <w:jc w:val="both"/>
-      </w:pPr>
-      <w:r>
-        <w:t>separate optimization challenge's device.)*</w:t>
+        <w:t>budget, and noise.</w:t>
       </w:r>
     </w:p>
     <w:p>
@@ -2969,7 +3018,7 @@
         <w:jc w:val="both"/>
       </w:pPr>
       <w:r>
-        <w:t>is in-sample, the 2020 COVID shock just outside it; broader assets/periods untested. (iii) Noise is studied on MNIST with single-qubit</w:t>
+        <w:t>is in-sample, the 2020 COVID shock just outside it; broader assets/periods untested. (iii) Noise is studied on MNIST</w:t>
       </w:r>
     </w:p>
     <w:p>
@@ -2977,7 +3026,7 @@
         <w:jc w:val="both"/>
       </w:pPr>
       <w:r>
-        <w:t>channels at the readout; full noisy-circuit and shot-noise simulation is deferred to the QPU</w:t>
+        <w:t>(single-qubit readout channels); full noisy-circuit/shot-noise sim is deferred to QPU runs.</w:t>
       </w:r>
     </w:p>
     <w:p>
@@ -2985,7 +3034,7 @@
         <w:jc w:val="both"/>
       </w:pPr>
       <w:r>
-        <w:t>runs. (iv) g is regularization-dependent (we report the qualitative gap, not a tuned value).</w:t>
+        <w:t>(iv) g is regularization-dependent (qualitative gap, not a tuned value).</w:t>
       </w:r>
     </w:p>
     <w:p>
@@ -3075,7 +3124,7 @@
         <w:jc w:val="both"/>
       </w:pPr>
       <w:r>
-        <w:t>Reliable volatility forecasts feed portfolio hedging, dynamic risk limits and derivatives pricing.</w:t>
+        <w:t>Volatility forecasts feed hedging, dynamic risk limits and derivatives pricing.</w:t>
       </w:r>
     </w:p>
     <w:p>
@@ -3118,16 +3167,13 @@
         <w:t>nearly halves the 2008 max drawdown (−61%→−32%)</w:t>
       </w:r>
       <w:r>
-        <w:t xml:space="preserve"> at a 10%</w:t>
+        <w:t>, but a</w:t>
       </w:r>
     </w:p>
     <w:p>
       <w:pPr>
         <w:jc w:val="both"/>
       </w:pPr>
-      <w:r>
-        <w:t xml:space="preserve">vol target, but a </w:t>
-      </w:r>
       <w:r>
         <w:rPr>
           <w:b/>
@@ -3135,13 +3181,8 @@
         <w:t>plain HAR</w:t>
       </w:r>
       <w:r>
-        <w:t xml:space="preserve"> forecast captures it — rich features and the quantum reservoir add</w:t>
-      </w:r>
-    </w:p>
-    <w:p>
-      <w:pPr>
-        <w:jc w:val="both"/>
-      </w:pPr>
+        <w:t xml:space="preserve"> forecast captures it — rich features and the quantum reservoir add </w:t>
+      </w:r>
       <w:r>
         <w:rPr>
           <w:b/>
@@ -3149,30 +3190,32 @@
         <w:t>no</w:t>
       </w:r>
       <w:r>
-        <w:t xml:space="preserve"> economic value (negative certainty-equivalent fees). The decision-useful lever is</w:t>
+        <w:t xml:space="preserve"> economic</w:t>
       </w:r>
     </w:p>
     <w:p>
       <w:pPr>
         <w:jc w:val="both"/>
       </w:pPr>
+      <w:r>
+        <w:t>value (negative CE fees). The decision-useful lever is **vol-timing on a simple RV forecast, not</w:t>
+      </w:r>
+    </w:p>
+    <w:p>
+      <w:pPr>
+        <w:jc w:val="both"/>
+      </w:pPr>
+      <w:r>
+        <w:t>quantum hardware</w:t>
+      </w:r>
       <w:r>
         <w:rPr>
           <w:b/>
         </w:rPr>
-        <w:t>vol-timing on a simple RV forecast, not quantum hardware</w:t>
-      </w:r>
-      <w:r>
         <w:t xml:space="preserve">. </w:t>
       </w:r>
       <w:r>
-        <w:rPr>
-          <w:b/>
-        </w:rPr>
-        <w:t>Milestone plan:</w:t>
-      </w:r>
-      <w:r>
-        <w:t xml:space="preserve"> (i) pre-register ✓; (ii) scaling +</w:t>
+        <w:t>Milestone plan:** (i)–(v) pre-registration,</w:t>
       </w:r>
     </w:p>
     <w:p>
@@ -3180,7 +3223,7 @@
         <w:jc w:val="both"/>
       </w:pPr>
       <w:r>
-        <w:t>encoding-density sweeps ✓; (iii) adversarial HAR-X/ESN/RFF test ✓; (iv) MNIST + noise ✓;</w:t>
+        <w:t>scaling + encoding sweeps, the adversarial HAR-X/ESN/RFF test, MNIST + noise, and the sparse/TN</w:t>
       </w:r>
     </w:p>
     <w:p>
@@ -3188,7 +3231,7 @@
         <w:jc w:val="both"/>
       </w:pPr>
       <w:r>
-        <w:t>(v) sparse/TN frontier + bond dimension ✓; (vi) gate-Trotter QPU validation (IonQ/IQM/IBM) —</w:t>
+        <w:t>frontier are ✓; (vi) gate-Trotter QPU validation (IonQ/IQM/IBM) is simulator-cross-checked</w:t>
       </w:r>
     </w:p>
     <w:p>
@@ -3196,7 +3239,7 @@
         <w:jc w:val="both"/>
       </w:pPr>
       <w:r>
-        <w:t xml:space="preserve">simulator cross-checked; fallback = TN + density-matrix noise emulation. </w:t>
+        <w:t xml:space="preserve">(fallback = TN noise emulation). </w:t>
       </w:r>
       <w:r>
         <w:rPr>
@@ -3234,7 +3277,7 @@
         <w:jc w:val="both"/>
       </w:pPr>
       <w:r>
-        <w:t>Kornjača et al. 2024 (arXiv:2407.02553) · Zhu et al. 2025 (PRR 7, 023290) · Ahmed, Tennie &amp;</w:t>
+        <w:t>Kornjača et al. 2024 · Zhu et al. 2025 · Ahmed, Tennie &amp; Magri 2025 (Proc. R. Soc. A 481) ·</w:t>
       </w:r>
     </w:p>
     <w:p>
@@ -3242,7 +3285,7 @@
         <w:jc w:val="both"/>
       </w:pPr>
       <w:r>
-        <w:t>Magri 2025 (Proc. R. Soc. A 481) · Li et al. 2025 (arXiv:2505.13933) · Tandon et al. 2025</w:t>
+        <w:t>Li et al. 2025 · Tandon et al. 2025 · Hou et al. 2025 · Čindrak et al. 2026 · Antoncich et al. 2026 ·</w:t>
       </w:r>
     </w:p>
     <w:p>
@@ -3250,7 +3293,7 @@
         <w:jc w:val="both"/>
       </w:pPr>
       <w:r>
-        <w:t>(arXiv:2505.22837) · Hou et al. 2025 (arXiv:2508.12383) · Čindrak et al. 2026 (arXiv:2603.21371)</w:t>
+        <w:t>Kobayashi &amp; Motome 2026 · Huang et al. 2021 (Nat. Commun. 12, 2631) · Corsi 2009 · Patton 2011 ·</w:t>
       </w:r>
     </w:p>
     <w:p>
@@ -3258,7 +3301,7 @@
         <w:jc w:val="both"/>
       </w:pPr>
       <w:r>
-        <w:t>· Antoncich et al. 2026 (arXiv:2602.14641) · Kobayashi &amp; Motome 2026 (PRL 136, 040602) · Huang</w:t>
+        <w:t>Hansen, Lunde &amp; Nason 2011 · Diebold &amp; Mariano 1995 · Bollerslev 1986 · Jaeger 2001 ·</w:t>
       </w:r>
     </w:p>
     <w:p>
@@ -3266,15 +3309,7 @@
         <w:jc w:val="both"/>
       </w:pPr>
       <w:r>
-        <w:t>et al. 2021 (Nat. Commun. 12, 2631) · Corsi 2009 · Patton 2011 · Hansen, Lunde &amp; Nason 2011 ·</w:t>
-      </w:r>
-    </w:p>
-    <w:p>
-      <w:pPr>
-        <w:jc w:val="both"/>
-      </w:pPr>
-      <w:r>
-        <w:t>Diebold &amp; Mariano 1995 · Bollerslev 1986 · Jaeger 2001 · Heber, Lunde, Shephard &amp; Sheppard 2009.</w:t>
+        <w:t>Heber, Lunde, Shephard &amp; Sheppard 2009.</w:t>
       </w:r>
     </w:p>
     <w:sectPr>

--- a/PHASE3_PAPER.docx
+++ b/PHASE3_PAPER.docx
@@ -2180,7 +2180,7 @@
         <w:t>not more</w:t>
       </w:r>
       <w:r>
-        <w:t xml:space="preserve"> — slightly *less* — nonlinearly expressive than a matched RFF/ESN at equal</w:t>
+        <w:t xml:space="preserve"> — slightly *less* — nonlinearly expressive than a matched RFF/ESN:</w:t>
       </w:r>
     </w:p>
     <w:p>
@@ -2188,7 +2188,7 @@
         <w:jc w:val="both"/>
       </w:pPr>
       <w:r>
-        <w:t>feature count: no excess expressivity to exploit. A frontier check (</w:t>
+        <w:t>no excess expressivity to exploit. A frontier check (</w:t>
       </w:r>
       <w:r>
         <w:rPr>
@@ -2214,24 +2214,21 @@
         <w:t>not</w:t>
       </w:r>
       <w:r>
-        <w:t xml:space="preserve"> widen toward n=16 (it declines; D_eff/rank grow but a matched ESN keeps pace), and</w:t>
+        <w:t xml:space="preserve"> widen toward n=16 (it declines; D_eff/rank grow but a matched ESN keeps pace).</w:t>
       </w:r>
     </w:p>
     <w:p>
       <w:pPr>
         <w:jc w:val="both"/>
       </w:pPr>
-      <w:r>
-        <w:t xml:space="preserve">a direct </w:t>
-      </w:r>
       <w:r>
         <w:rPr>
           <w:b/>
         </w:rPr>
-        <w:t>resource-efficiency</w:t>
-      </w:r>
-      <w:r>
-        <w:t xml:space="preserve"> frontier (quality vs feature count, inputs held fixed;</w:t>
+        <w:t>Robustness (supporting study, `v3_research/`).</w:t>
+      </w:r>
+      <w:r>
+        <w:t xml:space="preserve"> *Efficiency:* with input held fixed, a *smaller*</w:t>
       </w:r>
     </w:p>
     <w:p>
@@ -2239,21 +2236,7 @@
         <w:jc w:val="both"/>
       </w:pPr>
       <w:r>
-        <w:rPr>
-          <w:rFonts w:ascii="Courier New" w:hAnsi="Courier New"/>
-        </w:rPr>
-        <w:t>results/efficiency_frontier_findings.md</w:t>
-      </w:r>
-      <w:r>
-        <w:t>) shows a *smaller* QRC cannot substitute for a *larger*</w:t>
-      </w:r>
-    </w:p>
-    <w:p>
-      <w:pPr>
-        <w:jc w:val="both"/>
-      </w:pPr>
-      <w:r>
-        <w:t xml:space="preserve">classical reservoir — quantum accuracy </w:t>
+        <w:t xml:space="preserve">QRC cannot substitute for a *larger* classical reservoir — quantum accuracy </w:t>
       </w:r>
       <w:r>
         <w:rPr>
@@ -2262,7 +2245,7 @@
         <w:t>saturates</w:t>
       </w:r>
       <w:r>
-        <w:t xml:space="preserve"> while the classical curves keep improving (the</w:t>
+        <w:t xml:space="preserve"> while the</w:t>
       </w:r>
     </w:p>
     <w:p>
@@ -2270,7 +2253,7 @@
         <w:jc w:val="both"/>
       </w:pPr>
       <w:r>
-        <w:t>two static maps are comparable per feature). The simulable-scale evidence shows no gap opening with scale.</w:t>
+        <w:t>classical curves improve; per feature the static maps are comparable, so the negative is</w:t>
       </w:r>
     </w:p>
     <w:p>
@@ -2281,18 +2264,143 @@
         <w:rPr>
           <w:b/>
         </w:rPr>
-        <w:t>Robustness (supporting study, `v3_research/`).</w:t>
-      </w:r>
-      <w:r>
-        <w:t xml:space="preserve"> The negative is neither task- nor</w:t>
+        <w:t>saturation, not per-feature inferiority</w:t>
+      </w:r>
+      <w:r>
+        <w:t xml:space="preserve"> (best RMSE across sizes, weather °C):</w:t>
       </w:r>
     </w:p>
+    <w:tbl>
+      <w:tblPr>
+        <w:tblStyle w:val="LightGrid-Accent1"/>
+        <w:tblW w:type="auto" w:w="0"/>
+        <w:tblLook w:firstColumn="1" w:firstRow="1" w:lastColumn="0" w:lastRow="0" w:noHBand="0" w:noVBand="1" w:val="04A0"/>
+      </w:tblPr>
+      <w:tblGrid>
+        <w:gridCol w:w="2520"/>
+        <w:gridCol w:w="2520"/>
+        <w:gridCol w:w="2520"/>
+        <w:gridCol w:w="2520"/>
+      </w:tblGrid>
+      <w:tr>
+        <w:tc>
+          <w:tcPr>
+            <w:tcW w:type="dxa" w:w="2520"/>
+          </w:tcPr>
+          <w:p>
+            <w:r>
+              <w:rPr>
+                <w:b/>
+                <w:sz w:val="18"/>
+              </w:rPr>
+              <w:t>reservoir</w:t>
+            </w:r>
+          </w:p>
+        </w:tc>
+        <w:tc>
+          <w:tcPr>
+            <w:tcW w:type="dxa" w:w="2520"/>
+          </w:tcPr>
+          <w:p>
+            <w:r>
+              <w:rPr>
+                <w:b/>
+                <w:sz w:val="18"/>
+              </w:rPr>
+              <w:t>CHIMERA</w:t>
+            </w:r>
+          </w:p>
+        </w:tc>
+        <w:tc>
+          <w:tcPr>
+            <w:tcW w:type="dxa" w:w="2520"/>
+          </w:tcPr>
+          <w:p>
+            <w:r>
+              <w:rPr>
+                <w:b/>
+                <w:sz w:val="18"/>
+              </w:rPr>
+              <w:t>RFF (static)</w:t>
+            </w:r>
+          </w:p>
+        </w:tc>
+        <w:tc>
+          <w:tcPr>
+            <w:tcW w:type="dxa" w:w="2520"/>
+          </w:tcPr>
+          <w:p>
+            <w:r>
+              <w:rPr>
+                <w:b/>
+                <w:sz w:val="18"/>
+              </w:rPr>
+              <w:t>ESN (recurrent)</w:t>
+            </w:r>
+          </w:p>
+        </w:tc>
+      </w:tr>
+      <w:tr>
+        <w:tc>
+          <w:tcPr>
+            <w:tcW w:type="dxa" w:w="2520"/>
+          </w:tcPr>
+          <w:p>
+            <w:r>
+              <w:rPr>
+                <w:sz w:val="18"/>
+              </w:rPr>
+              <w:t>best RMSE (°C)</w:t>
+            </w:r>
+          </w:p>
+        </w:tc>
+        <w:tc>
+          <w:tcPr>
+            <w:tcW w:type="dxa" w:w="2520"/>
+          </w:tcPr>
+          <w:p>
+            <w:r>
+              <w:rPr>
+                <w:sz w:val="18"/>
+              </w:rPr>
+              <w:t>0.85</w:t>
+            </w:r>
+          </w:p>
+        </w:tc>
+        <w:tc>
+          <w:tcPr>
+            <w:tcW w:type="dxa" w:w="2520"/>
+          </w:tcPr>
+          <w:p>
+            <w:r>
+              <w:rPr>
+                <w:sz w:val="18"/>
+              </w:rPr>
+              <w:t>0.78</w:t>
+            </w:r>
+          </w:p>
+        </w:tc>
+        <w:tc>
+          <w:tcPr>
+            <w:tcW w:type="dxa" w:w="2520"/>
+          </w:tcPr>
+          <w:p>
+            <w:r>
+              <w:rPr>
+                <w:sz w:val="18"/>
+              </w:rPr>
+              <w:t>0.71</w:t>
+            </w:r>
+          </w:p>
+        </w:tc>
+      </w:tr>
+    </w:tbl>
     <w:p>
       <w:pPr>
         <w:jc w:val="both"/>
       </w:pPr>
       <w:r>
-        <w:t xml:space="preserve">architecture-specific: the *same* engine/protocol on chaotic </w:t>
+        <w:t xml:space="preserve">*Domain/architecture:* the *same* engine/protocol on chaotic </w:t>
       </w:r>
       <w:r>
         <w:rPr>
@@ -2318,13 +2426,8 @@
         <w:t>VPT</w:t>
       </w:r>
       <w:r>
-        <w:t xml:space="preserve"> metric still show no advantage, and the literature's</w:t>
-      </w:r>
-    </w:p>
-    <w:p>
-      <w:pPr>
-        <w:jc w:val="both"/>
-      </w:pPr>
+        <w:t xml:space="preserve"> metric still show no advantage; the </w:t>
+      </w:r>
       <w:r>
         <w:rPr>
           <w:b/>
@@ -2332,7 +2435,7 @@
         <w:t>recurrent</w:t>
       </w:r>
       <w:r>
-        <w:t xml:space="preserve"> QRC is competitive-not-better — mechanism: unitary evolution is non-dissipative,</w:t>
+        <w:t xml:space="preserve"> QRC is</w:t>
       </w:r>
     </w:p>
     <w:p>
@@ -2340,23 +2443,31 @@
         <w:jc w:val="both"/>
       </w:pPr>
       <w:r>
-        <w:t>lacking the contraction behind ESN "generalized synchronization" (Ahmed–Tennie–Magri 2025).</w:t>
+        <w:t>competitive-not-better — unitary evolution is non-dissipative, lacking the contraction behind ESN</w:t>
       </w:r>
     </w:p>
     <w:p>
       <w:pPr>
-        <w:pStyle w:val="Heading2"/>
-      </w:pPr>
-      <w:r>
-        <w:t>6. Quantum platform and resource planning</w:t>
+        <w:jc w:val="both"/>
+      </w:pPr>
+      <w:r>
+        <w:t>"generalized synchronization" (Ahmed–Tennie–Magri 2025).</w:t>
       </w:r>
     </w:p>
     <w:p>
       <w:pPr>
+        <w:pStyle w:val="Heading2"/>
+      </w:pPr>
+      <w:r>
+        <w:t>6. Quantum platform and resource planning</w:t>
+      </w:r>
+    </w:p>
+    <w:p>
+      <w:pPr>
         <w:jc w:val="both"/>
       </w:pPr>
       <w:r>
-        <w:t>Simulator-first on qBraid: dense statevector ≤12 qubits, sparse/TN to ≈16, GPU for larger.</w:t>
+        <w:t>Simulator-first on qBraid: statevector ≤12 qubits, sparse/TN to ≈16, GPU beyond.</w:t>
       </w:r>
     </w:p>
     <w:p>
@@ -2736,95 +2847,7 @@
           </w:p>
         </w:tc>
       </w:tr>
-      <w:tr>
-        <w:tc>
-          <w:tcPr>
-            <w:tcW w:type="dxa" w:w="1680"/>
-          </w:tcPr>
-          <w:p>
-            <w:r>
-              <w:rPr>
-                <w:sz w:val="18"/>
-              </w:rPr>
-              <w:t>16 (sparse)</w:t>
-            </w:r>
-          </w:p>
-        </w:tc>
-        <w:tc>
-          <w:tcPr>
-            <w:tcW w:type="dxa" w:w="1680"/>
-          </w:tcPr>
-          <w:p>
-            <w:r>
-              <w:rPr>
-                <w:sz w:val="18"/>
-              </w:rPr>
-              <w:t>—</w:t>
-            </w:r>
-          </w:p>
-        </w:tc>
-        <w:tc>
-          <w:tcPr>
-            <w:tcW w:type="dxa" w:w="1680"/>
-          </w:tcPr>
-          <w:p>
-            <w:r>
-              <w:rPr>
-                <w:sz w:val="18"/>
-              </w:rPr>
-              <w:t>—</w:t>
-            </w:r>
-          </w:p>
-        </w:tc>
-        <w:tc>
-          <w:tcPr>
-            <w:tcW w:type="dxa" w:w="1680"/>
-          </w:tcPr>
-          <w:p>
-            <w:r>
-              <w:rPr>
-                <w:sz w:val="18"/>
-              </w:rPr>
-              <w:t>136</w:t>
-            </w:r>
-          </w:p>
-        </w:tc>
-        <w:tc>
-          <w:tcPr>
-            <w:tcW w:type="dxa" w:w="1680"/>
-          </w:tcPr>
-          <w:p>
-            <w:r>
-              <w:rPr>
-                <w:sz w:val="18"/>
-              </w:rPr>
-              <w:t>—</w:t>
-            </w:r>
-          </w:p>
-        </w:tc>
-        <w:tc>
-          <w:tcPr>
-            <w:tcW w:type="dxa" w:w="1680"/>
-          </w:tcPr>
-          <w:p>
-            <w:r>
-              <w:rPr>
-                <w:sz w:val="18"/>
-              </w:rPr>
-              <w:t>~40 min/point</w:t>
-            </w:r>
-          </w:p>
-        </w:tc>
-      </w:tr>
     </w:tbl>
-    <w:p>
-      <w:pPr>
-        <w:jc w:val="both"/>
-      </w:pPr>
-      <w:r>
-        <w:t>*(wall-clock is hardware-dependent — an engineering, not a scientific, quantity.)*</w:t>
-      </w:r>
-    </w:p>
     <w:p>
       <w:pPr>
         <w:jc w:val="both"/>
@@ -3010,7 +3033,7 @@
         <w:jc w:val="both"/>
       </w:pPr>
       <w:r>
-        <w:t>linear) is the best model on this task. (ii) The S&amp;P 500 RV sample ends Feb-2020 — the 2008 GFC</w:t>
+        <w:t>linear) is the best model on this task. (ii) The RV sample ends Feb-2020</w:t>
       </w:r>
     </w:p>
     <w:p>
@@ -3018,7 +3041,7 @@
         <w:jc w:val="both"/>
       </w:pPr>
       <w:r>
-        <w:t>is in-sample, the 2020 COVID shock just outside it; broader assets/periods untested. (iii) Noise is studied on MNIST</w:t>
+        <w:t>(2008 GFC in-sample, 2020 COVID just outside); broader assets/periods untested. (iii) Noise is studied on MNIST</w:t>
       </w:r>
     </w:p>
     <w:p>
@@ -3034,7 +3057,7 @@
         <w:jc w:val="both"/>
       </w:pPr>
       <w:r>
-        <w:t>(iv) g is regularization-dependent (qualitative gap, not a tuned value).</w:t>
+        <w:t>(iv) g is regularization-dependent (qualitative gap only).</w:t>
       </w:r>
     </w:p>
     <w:p>
@@ -3092,7 +3115,16 @@
         <w:jc w:val="both"/>
       </w:pPr>
       <w:r>
-        <w:t>natively reads nonlinear functionals of quantum *states* (purity, entanglement) beyond linear</w:t>
+        <w:t xml:space="preserve">natively reads nonlinear functionals of quantum *states* from </w:t>
+      </w:r>
+      <w:r>
+        <w:rPr>
+          <w:b/>
+        </w:rPr>
+        <w:t>1</w:t>
+      </w:r>
+      <w:r>
+        <w:t xml:space="preserve"> measurement setting vs</w:t>
       </w:r>
     </w:p>
     <w:p>
@@ -3100,7 +3132,16 @@
         <w:jc w:val="both"/>
       </w:pPr>
       <w:r>
-        <w:t>classical measurement, an advantage that should grow with input size (tomography costs 4ⁿ) on</w:t>
+        <w:t xml:space="preserve">tomography's </w:t>
+      </w:r>
+      <w:r>
+        <w:rPr>
+          <w:b/>
+        </w:rPr>
+        <w:t>3ᵏ</w:t>
+      </w:r>
+      <w:r>
+        <w:t>, the same-budget gap closing monotonically over k=2–4</w:t>
       </w:r>
     </w:p>
     <w:p>
@@ -3108,7 +3149,24 @@
         <w:jc w:val="both"/>
       </w:pPr>
       <w:r>
-        <w:t>hardware-native quantum data, the regime this challenge's classical data never probes.</w:t>
+        <w:t>(</w:t>
+      </w:r>
+      <w:r>
+        <w:rPr>
+          <w:rFonts w:ascii="Courier New" w:hAnsi="Courier New"/>
+        </w:rPr>
+        <w:t>results/quantum_data_crossover_findings.md</w:t>
+      </w:r>
+      <w:r>
+        <w:t>) — a measurement-complexity edge growing on</w:t>
+      </w:r>
+    </w:p>
+    <w:p>
+      <w:pPr>
+        <w:jc w:val="both"/>
+      </w:pPr>
+      <w:r>
+        <w:t>hardware-native quantum data this challenge's classical tracks never probe.</w:t>
       </w:r>
     </w:p>
     <w:p>
@@ -3253,7 +3311,7 @@
         <w:jc w:val="both"/>
       </w:pPr>
       <w:r>
-        <w:t>Claude (Anthropic) assisted with code and drafting under the team's direction; all formulations,</w:t>
+        <w:t>Claude (Anthropic) assisted with code and drafting under the team's direction; all decisions and</w:t>
       </w:r>
     </w:p>
     <w:p>
@@ -3261,7 +3319,7 @@
         <w:jc w:val="both"/>
       </w:pPr>
       <w:r>
-        <w:t>decisions, and results are the team's own.</w:t>
+        <w:t>results are the team's own.</w:t>
       </w:r>
     </w:p>
     <w:p>
@@ -3277,7 +3335,7 @@
         <w:jc w:val="both"/>
       </w:pPr>
       <w:r>
-        <w:t>Kornjača et al. 2024 · Zhu et al. 2025 · Ahmed, Tennie &amp; Magri 2025 (Proc. R. Soc. A 481) ·</w:t>
+        <w:t>Kornjača et al. 2024 · Zhu et al. 2025 · Ahmed, Tennie &amp; Magri 2025 · Li et al. 2025 ·</w:t>
       </w:r>
     </w:p>
     <w:p>
@@ -3285,7 +3343,7 @@
         <w:jc w:val="both"/>
       </w:pPr>
       <w:r>
-        <w:t>Li et al. 2025 · Tandon et al. 2025 · Hou et al. 2025 · Čindrak et al. 2026 · Antoncich et al. 2026 ·</w:t>
+        <w:t>Tandon et al. 2025 · Hou et al. 2025 · Čindrak et al. 2026 · Antoncich et al. 2026 ·</w:t>
       </w:r>
     </w:p>
     <w:p>
@@ -3293,7 +3351,7 @@
         <w:jc w:val="both"/>
       </w:pPr>
       <w:r>
-        <w:t>Kobayashi &amp; Motome 2026 · Huang et al. 2021 (Nat. Commun. 12, 2631) · Corsi 2009 · Patton 2011 ·</w:t>
+        <w:t>Kobayashi &amp; Motome 2026 · Huang et al. 2021 · Corsi 2009 · Patton 2011 · Hansen et al. 2011 ·</w:t>
       </w:r>
     </w:p>
     <w:p>
@@ -3301,15 +3359,7 @@
         <w:jc w:val="both"/>
       </w:pPr>
       <w:r>
-        <w:t>Hansen, Lunde &amp; Nason 2011 · Diebold &amp; Mariano 1995 · Bollerslev 1986 · Jaeger 2001 ·</w:t>
-      </w:r>
-    </w:p>
-    <w:p>
-      <w:pPr>
-        <w:jc w:val="both"/>
-      </w:pPr>
-      <w:r>
-        <w:t>Heber, Lunde, Shephard &amp; Sheppard 2009.</w:t>
+        <w:t>Diebold &amp; Mariano 1995 · Bollerslev 1986 · Jaeger 2001 · Heber et al. 2009.</w:t>
       </w:r>
     </w:p>
     <w:sectPr>

--- a/PHASE3_PAPER.docx
+++ b/PHASE3_PAPER.docx
@@ -2267,7 +2267,15 @@
         <w:t>saturation, not per-feature inferiority</w:t>
       </w:r>
       <w:r>
-        <w:t xml:space="preserve"> (best RMSE across sizes, weather °C):</w:t>
+        <w:t xml:space="preserve"> (weather °C; CHIMERA at its qubit-range ceiling, classical</w:t>
+      </w:r>
+    </w:p>
+    <w:p>
+      <w:pPr>
+        <w:jc w:val="both"/>
+      </w:pPr>
+      <w:r>
+        <w:t>at their larger-budget plateaus):</w:t>
       </w:r>
     </w:p>
     <w:tbl>
@@ -2307,7 +2315,7 @@
                 <w:b/>
                 <w:sz w:val="18"/>
               </w:rPr>
-              <w:t>CHIMERA</w:t>
+              <w:t>CHIMERA (≤55 feat)</w:t>
             </w:r>
           </w:p>
         </w:tc>
@@ -2350,7 +2358,7 @@
               <w:rPr>
                 <w:sz w:val="18"/>
               </w:rPr>
-              <w:t>best RMSE (°C)</w:t>
+              <w:t>RMSE (°C)</w:t>
             </w:r>
           </w:p>
         </w:tc>
@@ -3082,7 +3090,7 @@
         <w:jc w:val="both"/>
       </w:pPr>
       <w:r>
-        <w:t>(vi) Distinctness and full-rank entanglement are *necessary, not sufficient* for advantage —</w:t>
+        <w:t>(vi) Distinctness and full-rank entanglement are *necessary, not sufficient* — whether they convert</w:t>
       </w:r>
     </w:p>
     <w:p>
@@ -3090,66 +3098,7 @@
         <w:jc w:val="both"/>
       </w:pPr>
       <w:r>
-        <w:t>whether they convert beyond the classical-simulation frontier is the open question; a quantum-data</w:t>
-      </w:r>
-    </w:p>
-    <w:p>
-      <w:pPr>
-        <w:jc w:val="both"/>
-      </w:pPr>
-      <w:r>
-        <w:t>probe (</w:t>
-      </w:r>
-      <w:r>
-        <w:rPr>
-          <w:rFonts w:ascii="Courier New" w:hAnsi="Courier New"/>
-        </w:rPr>
-        <w:t>results/quantum_data_outlook_findings.md</w:t>
-      </w:r>
-      <w:r>
-        <w:t>) marks where an edge most plausibly lies — the QRC</w:t>
-      </w:r>
-    </w:p>
-    <w:p>
-      <w:pPr>
-        <w:jc w:val="both"/>
-      </w:pPr>
-      <w:r>
-        <w:t xml:space="preserve">natively reads nonlinear functionals of quantum *states* from </w:t>
-      </w:r>
-      <w:r>
-        <w:rPr>
-          <w:b/>
-        </w:rPr>
-        <w:t>1</w:t>
-      </w:r>
-      <w:r>
-        <w:t xml:space="preserve"> measurement setting vs</w:t>
-      </w:r>
-    </w:p>
-    <w:p>
-      <w:pPr>
-        <w:jc w:val="both"/>
-      </w:pPr>
-      <w:r>
-        <w:t xml:space="preserve">tomography's </w:t>
-      </w:r>
-      <w:r>
-        <w:rPr>
-          <w:b/>
-        </w:rPr>
-        <w:t>3ᵏ</w:t>
-      </w:r>
-      <w:r>
-        <w:t>, the same-budget gap closing monotonically over k=2–4</w:t>
-      </w:r>
-    </w:p>
-    <w:p>
-      <w:pPr>
-        <w:jc w:val="both"/>
-      </w:pPr>
-      <w:r>
-        <w:t>(</w:t>
+        <w:t>beyond the simulable frontier is open. A quantum-data probe (</w:t>
       </w:r>
       <w:r>
         <w:rPr>
@@ -3158,7 +3107,7 @@
         <w:t>results/quantum_data_crossover_findings.md</w:t>
       </w:r>
       <w:r>
-        <w:t>) — a measurement-complexity edge growing on</w:t>
+        <w:t>)</w:t>
       </w:r>
     </w:p>
     <w:p>
@@ -3166,7 +3115,40 @@
         <w:jc w:val="both"/>
       </w:pPr>
       <w:r>
-        <w:t>hardware-native quantum data this challenge's classical tracks never probe.</w:t>
+        <w:t>shows the QRC natively reads nonlinear *state* functionals (purity, entanglement) a linear readout</w:t>
+      </w:r>
+    </w:p>
+    <w:p>
+      <w:pPr>
+        <w:jc w:val="both"/>
+      </w:pPr>
+      <w:r>
+        <w:t xml:space="preserve">cannot, but the proper baseline — </w:t>
+      </w:r>
+      <w:r>
+        <w:rPr>
+          <w:b/>
+        </w:rPr>
+        <w:t>classical shadows</w:t>
+      </w:r>
+      <w:r>
+        <w:t xml:space="preserve"> (Huang–Kueng–Preskill 2020), also</w:t>
+      </w:r>
+    </w:p>
+    <w:p>
+      <w:pPr>
+        <w:jc w:val="both"/>
+      </w:pPr>
+      <w:r>
+        <w:t>measurement-efficient — still edges it at k≤4: a genuine quantum-data edge is an **honest open</w:t>
+      </w:r>
+    </w:p>
+    <w:p>
+      <w:pPr>
+        <w:jc w:val="both"/>
+      </w:pPr>
+      <w:r>
+        <w:t>question**, not shown here, and the one regime this challenge's classical-data tracks never probe.</w:t>
       </w:r>
     </w:p>
     <w:p>
@@ -3351,7 +3333,15 @@
         <w:jc w:val="both"/>
       </w:pPr>
       <w:r>
-        <w:t>Kobayashi &amp; Motome 2026 · Huang et al. 2021 · Corsi 2009 · Patton 2011 · Hansen et al. 2011 ·</w:t>
+        <w:t>Kobayashi &amp; Motome 2026 · Huang et al. 2021 · Huang, Kueng &amp; Preskill 2020 (classical shadows) ·</w:t>
+      </w:r>
+    </w:p>
+    <w:p>
+      <w:pPr>
+        <w:jc w:val="both"/>
+      </w:pPr>
+      <w:r>
+        <w:t>Corsi 2009 · Patton 2011 · Hansen et al. 2011 ·</w:t>
       </w:r>
     </w:p>
     <w:p>

--- a/PHASE3_PAPER.docx
+++ b/PHASE3_PAPER.docx
@@ -40,7 +40,52 @@
         <w:t>Track A: financial volatility</w:t>
       </w:r>
       <w:r>
-        <w:t xml:space="preserve"> — one-step-ahead forecasting of S&amp;P 500 **realized</w:t>
+        <w:t xml:space="preserve"> — one-step-ahead forecasting of S&amp;P 500 </w:t>
+      </w:r>
+      <w:r>
+        <w:rPr>
+          <w:b/>
+        </w:rPr>
+        <w:t>realized variance (RV)</w:t>
+      </w:r>
+      <w:r>
+        <w:t xml:space="preserve"> and the tracking of volatility </w:t>
+      </w:r>
+      <w:r>
+        <w:rPr>
+          <w:b/>
+        </w:rPr>
+        <w:t>regime transitions</w:t>
+      </w:r>
+      <w:r>
+        <w:t xml:space="preserve">, the domain where JonesTrading's risk, allocation and derivatives pricing live. RV is long-memory, multi-scale, regime-switching and non-Gaussian — the structure reservoir computing exploits. Our central yardsticks are the Echo State Network (ESN, the classical analog of QRC) and the strongest econometric models (HAR — </w:t>
+      </w:r>
+      <w:r>
+        <w:rPr>
+          <w:i/>
+        </w:rPr>
+        <w:t>Heterogeneous AutoRegressive</w:t>
+      </w:r>
+      <w:r>
+        <w:t xml:space="preserve">, Corsi 2009 — and, critically for Phase 3, </w:t>
+      </w:r>
+      <w:r>
+        <w:rPr>
+          <w:b/>
+        </w:rPr>
+        <w:t>HAR-X</w:t>
+      </w:r>
+      <w:r>
+        <w:t xml:space="preserve">: HAR augmented with the same realized-measure features we feed the quantum reservoir). We also report GARCH/GJR-GARCH, AR(3), persistence, LSTM, and an RFF/RBF kernel, and we implement the challenge's common </w:t>
+      </w:r>
+      <w:r>
+        <w:rPr>
+          <w:b/>
+        </w:rPr>
+        <w:t>MNIST</w:t>
+      </w:r>
+      <w:r>
+        <w:t xml:space="preserve"> benchmark on the identical engine.</w:t>
       </w:r>
     </w:p>
     <w:p>
@@ -48,16 +93,102 @@
         <w:jc w:val="both"/>
       </w:pPr>
       <w:r>
-        <w:t>variance (RV)</w:t>
-      </w:r>
-      <w:r>
         <w:rPr>
           <w:b/>
         </w:rPr>
-        <w:t xml:space="preserve"> and the tracking of volatility </w:t>
-      </w:r>
-      <w:r>
-        <w:t>regime transitions**, the domain where</w:t>
+        <w:t>This paper's honest thesis.</w:t>
+      </w:r>
+      <w:r>
+        <w:t xml:space="preserve"> We pre-registered a falsifiable advantage hypothesis (H0) and then </w:t>
+      </w:r>
+      <w:r>
+        <w:rPr>
+          <w:i/>
+        </w:rPr>
+        <w:t>attacked our own result</w:t>
+      </w:r>
+      <w:r>
+        <w:t xml:space="preserve"> with the strongest fair controls. The finding is a </w:t>
+      </w:r>
+      <w:r>
+        <w:rPr>
+          <w:b/>
+        </w:rPr>
+        <w:t>carefully bounded negative</w:t>
+      </w:r>
+      <w:r>
+        <w:t xml:space="preserve">: at simulable scale (≤16 qubits) the quantum reservoir shows </w:t>
+      </w:r>
+      <w:r>
+        <w:rPr>
+          <w:b/>
+        </w:rPr>
+        <w:t>no statistically significant forecasting advantage</w:t>
+      </w:r>
+      <w:r>
+        <w:t xml:space="preserve"> over strong classical baselines once they are given the same information; the dominant lever is </w:t>
+      </w:r>
+      <w:r>
+        <w:rPr>
+          <w:i/>
+        </w:rPr>
+        <w:t>which features are encoded</w:t>
+      </w:r>
+      <w:r>
+        <w:t xml:space="preserve">, not the reservoir's quantum nonlinearity. We report what </w:t>
+      </w:r>
+      <w:r>
+        <w:rPr>
+          <w:i/>
+        </w:rPr>
+        <w:t>does</w:t>
+      </w:r>
+      <w:r>
+        <w:t xml:space="preserve"> survive — measurable kernel distinctness, lower seed variance, and full-rank entanglement (classical-simulation hardness) — as quantum-specific </w:t>
+      </w:r>
+      <w:r>
+        <w:rPr>
+          <w:i/>
+        </w:rPr>
+        <w:t>properties</w:t>
+      </w:r>
+      <w:r>
+        <w:t xml:space="preserve"> that are necessary, not sufficient, for advantage. </w:t>
+      </w:r>
+      <w:r>
+        <w:rPr>
+          <w:b/>
+        </w:rPr>
+        <w:t>Vs. prior work.</w:t>
+      </w:r>
+      <w:r>
+        <w:t xml:space="preserve"> The closest study (Li et al. 2025/26 — QRC for realized volatility) presents the approach as a competitive, noise-resilient </w:t>
+      </w:r>
+      <w:r>
+        <w:rPr>
+          <w:i/>
+        </w:rPr>
+        <w:t>proof-of-concept</w:t>
+      </w:r>
+      <w:r>
+        <w:t xml:space="preserve">; we add the control-hardened, pre-registered evaluation it omits — the decisive </w:t>
+      </w:r>
+      <w:r>
+        <w:rPr>
+          <w:b/>
+        </w:rPr>
+        <w:t>HAR-X</w:t>
+      </w:r>
+      <w:r>
+        <w:t xml:space="preserve"> control, HAC-DM/Holm/MCS, and explicit capability and per-layer-noise audits — turning an encouraging proof-of-concept into a falsifiable result.</w:t>
+      </w:r>
+    </w:p>
+    <w:p>
+      <w:pPr>
+        <w:pStyle w:val="Heading2"/>
+      </w:pPr>
+      <w:r>
+        <w:t>2. QRC architecture (Fig. 1)</w:t>
       </w:r>
     </w:p>
     <w:p>
@@ -65,222 +196,6 @@
         <w:jc w:val="both"/>
       </w:pPr>
       <w:r>
-        <w:t>JonesTrading's risk, allocation and derivatives pricing live. RV is long-memory, multi-scale,</w:t>
-      </w:r>
-    </w:p>
-    <w:p>
-      <w:pPr>
-        <w:jc w:val="both"/>
-      </w:pPr>
-      <w:r>
-        <w:t>regime-switching and non-Gaussian — the structure reservoir computing exploits. Our central</w:t>
-      </w:r>
-    </w:p>
-    <w:p>
-      <w:pPr>
-        <w:jc w:val="both"/>
-      </w:pPr>
-      <w:r>
-        <w:t>yardsticks are the Echo State Network (ESN, the classical analog of QRC) and the strongest</w:t>
-      </w:r>
-    </w:p>
-    <w:p>
-      <w:pPr>
-        <w:jc w:val="both"/>
-      </w:pPr>
-      <w:r>
-        <w:t>econometric models (HAR — *Heterogeneous AutoRegressive*, Corsi 2009 — and, critically for</w:t>
-      </w:r>
-    </w:p>
-    <w:p>
-      <w:pPr>
-        <w:jc w:val="both"/>
-      </w:pPr>
-      <w:r>
-        <w:t xml:space="preserve">Phase 3, </w:t>
-      </w:r>
-      <w:r>
-        <w:rPr>
-          <w:b/>
-        </w:rPr>
-        <w:t>HAR-X</w:t>
-      </w:r>
-      <w:r>
-        <w:t>: HAR augmented with the same realized-measure features we feed the quantum</w:t>
-      </w:r>
-    </w:p>
-    <w:p>
-      <w:pPr>
-        <w:jc w:val="both"/>
-      </w:pPr>
-      <w:r>
-        <w:t>reservoir). We also report GARCH/GJR-GARCH, AR(3), persistence, LSTM, and an RFF/RBF kernel,</w:t>
-      </w:r>
-    </w:p>
-    <w:p>
-      <w:pPr>
-        <w:jc w:val="both"/>
-      </w:pPr>
-      <w:r>
-        <w:t xml:space="preserve">and we implement the challenge's common </w:t>
-      </w:r>
-      <w:r>
-        <w:rPr>
-          <w:b/>
-        </w:rPr>
-        <w:t>MNIST</w:t>
-      </w:r>
-      <w:r>
-        <w:t xml:space="preserve"> benchmark on the identical engine.</w:t>
-      </w:r>
-    </w:p>
-    <w:p>
-      <w:pPr>
-        <w:jc w:val="both"/>
-      </w:pPr>
-      <w:r>
-        <w:rPr>
-          <w:b/>
-        </w:rPr>
-        <w:t>This paper's honest thesis.</w:t>
-      </w:r>
-      <w:r>
-        <w:t xml:space="preserve"> We pre-registered a falsifiable advantage hypothesis (H0) and</w:t>
-      </w:r>
-    </w:p>
-    <w:p>
-      <w:pPr>
-        <w:jc w:val="both"/>
-      </w:pPr>
-      <w:r>
-        <w:t>then *attacked our own result* with the strongest fair controls. The finding is a **carefully</w:t>
-      </w:r>
-    </w:p>
-    <w:p>
-      <w:pPr>
-        <w:jc w:val="both"/>
-      </w:pPr>
-      <w:r>
-        <w:t>bounded negative</w:t>
-      </w:r>
-      <w:r>
-        <w:rPr>
-          <w:b/>
-        </w:rPr>
-        <w:t xml:space="preserve">: at simulable scale (≤16 qubits) the quantum reservoir shows </w:t>
-      </w:r>
-      <w:r>
-        <w:t>no</w:t>
-      </w:r>
-    </w:p>
-    <w:p>
-      <w:pPr>
-        <w:jc w:val="both"/>
-      </w:pPr>
-      <w:r>
-        <w:t>statistically significant forecasting advantage** over strong classical baselines once they</w:t>
-      </w:r>
-    </w:p>
-    <w:p>
-      <w:pPr>
-        <w:jc w:val="both"/>
-      </w:pPr>
-      <w:r>
-        <w:t>are given the same information; the dominant lever is *which features are encoded*, not the</w:t>
-      </w:r>
-    </w:p>
-    <w:p>
-      <w:pPr>
-        <w:jc w:val="both"/>
-      </w:pPr>
-      <w:r>
-        <w:t>reservoir's quantum nonlinearity. We report what *does* survive — measurable kernel</w:t>
-      </w:r>
-    </w:p>
-    <w:p>
-      <w:pPr>
-        <w:jc w:val="both"/>
-      </w:pPr>
-      <w:r>
-        <w:t>distinctness, lower seed variance, and full-rank entanglement (classical-simulation hardness) —</w:t>
-      </w:r>
-    </w:p>
-    <w:p>
-      <w:pPr>
-        <w:jc w:val="both"/>
-      </w:pPr>
-      <w:r>
-        <w:t>as quantum-specific *properties* that are necessary, not sufficient, for advantage.</w:t>
-      </w:r>
-    </w:p>
-    <w:p>
-      <w:pPr>
-        <w:jc w:val="both"/>
-      </w:pPr>
-      <w:r>
-        <w:rPr>
-          <w:b/>
-        </w:rPr>
-        <w:t>Vs. prior work.</w:t>
-      </w:r>
-      <w:r>
-        <w:t xml:space="preserve"> The closest study (Li et al. 2025/26 — QRC for realized volatility) presents</w:t>
-      </w:r>
-    </w:p>
-    <w:p>
-      <w:pPr>
-        <w:jc w:val="both"/>
-      </w:pPr>
-      <w:r>
-        <w:t>the approach as a competitive, noise-resilient *proof-of-concept*; we add the control-hardened,</w:t>
-      </w:r>
-    </w:p>
-    <w:p>
-      <w:pPr>
-        <w:jc w:val="both"/>
-      </w:pPr>
-      <w:r>
-        <w:t xml:space="preserve">pre-registered evaluation it omits — the decisive </w:t>
-      </w:r>
-      <w:r>
-        <w:rPr>
-          <w:b/>
-        </w:rPr>
-        <w:t>HAR-X</w:t>
-      </w:r>
-      <w:r>
-        <w:t xml:space="preserve"> control, HAC-DM/Holm/MCS, and explicit</w:t>
-      </w:r>
-    </w:p>
-    <w:p>
-      <w:pPr>
-        <w:jc w:val="both"/>
-      </w:pPr>
-      <w:r>
-        <w:t>capability and per-layer-noise audits — turning an encouraging proof-of-concept into a falsifiable</w:t>
-      </w:r>
-    </w:p>
-    <w:p>
-      <w:pPr>
-        <w:jc w:val="both"/>
-      </w:pPr>
-      <w:r>
-        <w:t>result.</w:t>
-      </w:r>
-    </w:p>
-    <w:p>
-      <w:pPr>
-        <w:pStyle w:val="Heading2"/>
-      </w:pPr>
-      <w:r>
-        <w:t>2. QRC architecture (Fig. 1)</w:t>
-      </w:r>
-    </w:p>
-    <w:p>
-      <w:pPr>
-        <w:jc w:val="both"/>
-      </w:pPr>
-      <w:r>
         <w:t xml:space="preserve">CHIMERA is a delay-embedding quantum reservoir. Inputs are angle-encoded </w:t>
       </w:r>
       <w:r>
@@ -290,15 +205,7 @@
         <w:t>RY(π·x)</w:t>
       </w:r>
       <w:r>
-        <w:t>, one value</w:t>
-      </w:r>
-    </w:p>
-    <w:p>
-      <w:pPr>
-        <w:jc w:val="both"/>
-      </w:pPr>
-      <w:r>
-        <w:t xml:space="preserve">per qubit, onto </w:t>
+        <w:t xml:space="preserve">, one value per qubit, onto </w:t>
       </w:r>
       <w:r>
         <w:rPr>
@@ -316,13 +223,8 @@
         <w:t>Ising</w:t>
       </w:r>
       <w:r>
-        <w:t xml:space="preserve"> Hamiltonian</w:t>
-      </w:r>
-    </w:p>
-    <w:p>
-      <w:pPr>
-        <w:jc w:val="both"/>
-      </w:pPr>
+        <w:t xml:space="preserve"> Hamiltonian </w:t>
+      </w:r>
       <w:r>
         <w:rPr>
           <w:rFonts w:ascii="Courier New" w:hAnsi="Courier New"/>
@@ -357,13 +259,8 @@
         <w:t>random ≈50%-connected</w:t>
       </w:r>
       <w:r>
-        <w:t xml:space="preserve"> graph,</w:t>
-      </w:r>
-    </w:p>
-    <w:p>
-      <w:pPr>
-        <w:jc w:val="both"/>
-      </w:pPr>
+        <w:t xml:space="preserve"> graph, </w:t>
+      </w:r>
       <w:r>
         <w:rPr>
           <w:rFonts w:ascii="Courier New" w:hAnsi="Courier New"/>
@@ -389,13 +286,8 @@
         <w:t>τ=2</w:t>
       </w:r>
       <w:r>
-        <w:t>); single- and pairwise Pauli-Z expectations</w:t>
-      </w:r>
-    </w:p>
-    <w:p>
-      <w:pPr>
-        <w:jc w:val="both"/>
-      </w:pPr>
+        <w:t xml:space="preserve">); single- and pairwise Pauli-Z expectations </w:t>
+      </w:r>
       <w:r>
         <w:rPr>
           <w:rFonts w:ascii="Courier New" w:hAnsi="Courier New"/>
@@ -403,47 +295,25 @@
         <w:t>⟨Z_i⟩,⟨Z_iZ_j⟩</w:t>
       </w:r>
       <w:r>
-        <w:t xml:space="preserve"> form the feature vector. A **ridge head consumes these features concatenated</w:t>
-      </w:r>
-    </w:p>
-    <w:p>
-      <w:pPr>
-        <w:jc w:val="both"/>
-      </w:pPr>
-      <w:r>
-        <w:t>with a linear block of the same inputs (incl. HAR)**, so any reservoir gain is genuine</w:t>
-      </w:r>
-    </w:p>
-    <w:p>
-      <w:pPr>
-        <w:jc w:val="both"/>
-      </w:pPr>
-      <w:r>
-        <w:t>nonlinearity *beyond* the linear span of identical information. The identical inputs feed the</w:t>
-      </w:r>
-    </w:p>
-    <w:p>
-      <w:pPr>
-        <w:jc w:val="both"/>
-      </w:pPr>
-      <w:r>
-        <w:t>classical controls, isolating quantum-vs-classical. Four mechanisms extend the core (multi-scale</w:t>
-      </w:r>
-    </w:p>
-    <w:p>
-      <w:pPr>
-        <w:jc w:val="both"/>
-      </w:pPr>
-      <w:r>
-        <w:t>τ-bank; RZ measurement feedback; regime-adaptive Ising↔Heisenberg via BOCPD; dissipation-as-</w:t>
-      </w:r>
-    </w:p>
-    <w:p>
-      <w:pPr>
-        <w:jc w:val="both"/>
-      </w:pPr>
-      <w:r>
-        <w:t xml:space="preserve">feature); Phase 3 adds an </w:t>
+        <w:t xml:space="preserve"> form the feature vector. A </w:t>
+      </w:r>
+      <w:r>
+        <w:rPr>
+          <w:b/>
+        </w:rPr>
+        <w:t>ridge head consumes these features concatenated with a linear block of the same inputs (incl. HAR)</w:t>
+      </w:r>
+      <w:r>
+        <w:t xml:space="preserve">, so any reservoir gain is genuine nonlinearity </w:t>
+      </w:r>
+      <w:r>
+        <w:rPr>
+          <w:i/>
+        </w:rPr>
+        <w:t>beyond</w:t>
+      </w:r>
+      <w:r>
+        <w:t xml:space="preserve"> the linear span of identical information. The identical inputs feed the classical controls, isolating quantum-vs-classical. Four mechanisms extend the core (multi-scale τ-bank; RZ measurement feedback; regime-adaptive Ising↔Heisenberg via BOCPD; dissipation-as- feature); Phase 3 adds an </w:t>
       </w:r>
       <w:r>
         <w:rPr>
@@ -452,13 +322,8 @@
         <w:t>encoding-density / data-re-uploading path</w:t>
       </w:r>
       <w:r>
-        <w:t xml:space="preserve"> (§5.2) and a</w:t>
-      </w:r>
-    </w:p>
-    <w:p>
-      <w:pPr>
-        <w:jc w:val="both"/>
-      </w:pPr>
+        <w:t xml:space="preserve"> (§5.2) and a </w:t>
+      </w:r>
       <w:r>
         <w:rPr>
           <w:b/>
@@ -466,15 +331,7 @@
         <w:t>sparse/tensor backend</w:t>
       </w:r>
       <w:r>
-        <w:t xml:space="preserve"> (§5.5). The engine is pure NumPy; an explicit PennyLane circuit</w:t>
-      </w:r>
-    </w:p>
-    <w:p>
-      <w:pPr>
-        <w:jc w:val="both"/>
-      </w:pPr>
-      <w:r>
-        <w:t xml:space="preserve">reproduces it to ≈5×10⁻¹⁶ and compiles, at n=8, to </w:t>
+        <w:t xml:space="preserve"> (§5.5). The engine is pure NumPy; an explicit PennyLane circuit reproduces it to 3.9×10⁻¹⁶ and compiles, at n=8, to </w:t>
       </w:r>
       <w:r>
         <w:rPr>
@@ -483,15 +340,7 @@
         <w:t>380 native gates</w:t>
       </w:r>
       <w:r>
-        <w:t xml:space="preserve"> (220 two-qubit + 160</w:t>
-      </w:r>
-    </w:p>
-    <w:p>
-      <w:pPr>
-        <w:jc w:val="both"/>
-      </w:pPr>
-      <w:r>
-        <w:t>one-qubit, 20 Trotter layers) — consistent with the ≈50%-connected graph.</w:t>
+        <w:t xml:space="preserve"> (220 two-qubit + 160 one-qubit, 20 Trotter layers) — consistent with the ≈50%-connected graph.</w:t>
       </w:r>
     </w:p>
     <w:p>
@@ -539,10 +388,18 @@
       </w:pPr>
       <w:r>
         <w:rPr>
+          <w:b/>
           <w:i/>
           <w:sz w:val="18"/>
         </w:rPr>
-        <w:t>**Figure 1.** CHIMERA-QRC pipeline: lagged log-RV (and, in Axis B, realized-measure) inputs are angle-encoded onto qubits, evolved under a fixed random-coupled Ising Hamiltonian, and read out as single/pairwise Pauli-Z expectations into a ridge head fused with a linear block of the same inputs; a BOCPD detector selects the Hamiltonian for regime adaptivity.</w:t>
+        <w:t>Figure 1.</w:t>
+      </w:r>
+      <w:r>
+        <w:rPr>
+          <w:i/>
+          <w:sz w:val="18"/>
+        </w:rPr>
+        <w:t xml:space="preserve"> CHIMERA-QRC pipeline: lagged log-RV (and, in Axis B, realized-measure) inputs are angle-encoded onto qubits, evolved under a fixed random-coupled Ising Hamiltonian, and read out as single/pairwise Pauli-Z expectations into a ridge head fused with a linear block of the same inputs; a BOCPD detector selects the Hamiltonian for regime adaptivity.</w:t>
       </w:r>
     </w:p>
     <w:p>
@@ -567,7 +424,105 @@
         <w:t>Hilbert-space dimensionality</w:t>
       </w:r>
       <w:r>
-        <w:t xml:space="preserve"> —</w:t>
+        <w:t xml:space="preserve"> — n qubits give 2ⁿ amplitudes and O(n²) measured Pauli features at O(n²) parameter cost; (b) </w:t>
+      </w:r>
+      <w:r>
+        <w:rPr>
+          <w:b/>
+        </w:rPr>
+        <w:t>intrinsic nonlinearity</w:t>
+      </w:r>
+      <w:r>
+        <w:t xml:space="preserve"> from fixed unitary evolution (no gradient training, no barren plateaus); (c) </w:t>
+      </w:r>
+      <w:r>
+        <w:rPr>
+          <w:b/>
+        </w:rPr>
+        <w:t>fading memory</w:t>
+      </w:r>
+      <w:r>
+        <w:t xml:space="preserve"> (echo-state property); (d) </w:t>
+      </w:r>
+      <w:r>
+        <w:rPr>
+          <w:b/>
+        </w:rPr>
+        <w:t>Hamiltonian as inductive bias</w:t>
+      </w:r>
+      <w:r>
+        <w:t xml:space="preserve">. The central, falsifiable mechanism is </w:t>
+      </w:r>
+      <w:r>
+        <w:rPr>
+          <w:b/>
+        </w:rPr>
+        <w:t>expressivity scaling</w:t>
+      </w:r>
+      <w:r>
+        <w:t xml:space="preserve">, which we measure directly via the geometric difference (Huang et al. 2021). The quantum kernel is poorly reproducible by a matched classical reservoir: against the name-matched ESN-108 reference, </w:t>
+      </w:r>
+      <w:r>
+        <w:rPr>
+          <w:b/>
+        </w:rPr>
+        <w:t>g(ESN→CHIMERA) ≈ 64 vs ≈3.7 control</w:t>
+      </w:r>
+      <w:r>
+        <w:t xml:space="preserve"> (</w:t>
+      </w:r>
+      <w:r>
+        <w:rPr>
+          <w:rFonts w:ascii="Courier New" w:hAnsi="Courier New"/>
+        </w:rPr>
+        <w:t>cli.py run kernel</w:t>
+      </w:r>
+      <w:r>
+        <w:t xml:space="preserve">); against per-n </w:t>
+      </w:r>
+      <w:r>
+        <w:rPr>
+          <w:i/>
+        </w:rPr>
+        <w:t>feature-matched</w:t>
+      </w:r>
+      <w:r>
+        <w:t xml:space="preserve"> ESNs the gap is larger but </w:t>
+      </w:r>
+      <w:r>
+        <w:rPr>
+          <w:b/>
+        </w:rPr>
+        <w:t>non-monotonic</w:t>
+      </w:r>
+      <w:r>
+        <w:t xml:space="preserve"> (g ≈125 at n=8, peaking ≈158 at n=10, falling ≈88 at n=12). (g is at fixed ridge regularization; the qualitative ~15–40× separation, not the exact value, is the claim.) Crucially, at ≤12–16 qubits the map remains classically simulable, so distinctness is </w:t>
+      </w:r>
+      <w:r>
+        <w:rPr>
+          <w:b/>
+        </w:rPr>
+        <w:t>necessary, not sufficient</w:t>
+      </w:r>
+      <w:r>
+        <w:t xml:space="preserve"> for accuracy — and §5.3 shows that, here, it is indeed </w:t>
+      </w:r>
+      <w:r>
+        <w:rPr>
+          <w:i/>
+        </w:rPr>
+        <w:t>not</w:t>
+      </w:r>
+      <w:r>
+        <w:t xml:space="preserve"> sufficient.</w:t>
+      </w:r>
+    </w:p>
+    <w:p>
+      <w:pPr>
+        <w:pStyle w:val="Heading2"/>
+      </w:pPr>
+      <w:r>
+        <w:t>4. Data modeling strategy</w:t>
       </w:r>
     </w:p>
     <w:p>
@@ -575,7 +530,120 @@
         <w:jc w:val="both"/>
       </w:pPr>
       <w:r>
-        <w:t>n qubits give 2ⁿ amplitudes and O(n²) measured Pauli features at O(n²) parameter cost;</w:t>
+        <w:rPr>
+          <w:b/>
+        </w:rPr>
+        <w:t>Datasets (all bundled in-repo).</w:t>
+      </w:r>
+      <w:r>
+        <w:t xml:space="preserve"> Oxford-Man </w:t>
+      </w:r>
+      <w:r>
+        <w:rPr>
+          <w:rFonts w:ascii="Courier New" w:hAnsi="Courier New"/>
+        </w:rPr>
+        <w:t>.SPX</w:t>
+      </w:r>
+      <w:r>
+        <w:t xml:space="preserve"> 5-minute realized variance, 2000–2020, 5,029 supervised days incl. the 2008 GFC (Heber et al. 2009; via R packages </w:t>
+      </w:r>
+      <w:r>
+        <w:rPr>
+          <w:rFonts w:ascii="Courier New" w:hAnsi="Courier New"/>
+        </w:rPr>
+        <w:t>highfrequency</w:t>
+      </w:r>
+      <w:r>
+        <w:t>/</w:t>
+      </w:r>
+      <w:r>
+        <w:rPr>
+          <w:rFonts w:ascii="Courier New" w:hAnsi="Courier New"/>
+        </w:rPr>
+        <w:t>bvhar</w:t>
+      </w:r>
+      <w:r>
+        <w:t xml:space="preserve">); SPY daily OHLCV 2022–2026 (Garman–Klass proxy; retrieved via Massive.com API, bundled); real MNIST (Keras </w:t>
+      </w:r>
+      <w:r>
+        <w:rPr>
+          <w:rFonts w:ascii="Courier New" w:hAnsi="Courier New"/>
+        </w:rPr>
+        <w:t>.npz</w:t>
+      </w:r>
+      <w:r>
+        <w:t xml:space="preserve"> mirror). </w:t>
+      </w:r>
+      <w:r>
+        <w:rPr>
+          <w:b/>
+        </w:rPr>
+        <w:t>Preprocessing:</w:t>
+      </w:r>
+      <w:r>
+        <w:t xml:space="preserve"> log-RV target; features min-max scaled to [0,1] on </w:t>
+      </w:r>
+      <w:r>
+        <w:rPr>
+          <w:b/>
+        </w:rPr>
+        <w:t>train only</w:t>
+      </w:r>
+      <w:r>
+        <w:t xml:space="preserve">; per-model ridge penalty selected on a chronological validation tail; multi-seed ensembling. We verified the pipeline is leakage-free (all features lagged ≥1 day; train-only scaling). </w:t>
+      </w:r>
+      <w:r>
+        <w:rPr>
+          <w:b/>
+        </w:rPr>
+        <w:t>Baselines:</w:t>
+      </w:r>
+      <w:r>
+        <w:t xml:space="preserve"> HAR, </w:t>
+      </w:r>
+      <w:r>
+        <w:rPr>
+          <w:b/>
+        </w:rPr>
+        <w:t>HAR-X</w:t>
+      </w:r>
+      <w:r>
+        <w:t xml:space="preserve">, GARCH(1,1), GJR-GARCH, AR(3), persistence, ESN (matched + 4×, recurrent), RFF kernel, LSTM. </w:t>
+      </w:r>
+      <w:r>
+        <w:rPr>
+          <w:b/>
+        </w:rPr>
+        <w:t>Metrics:</w:t>
+      </w:r>
+      <w:r>
+        <w:t xml:space="preserve"> RMSE(log-RV), QLIKE (Patton 2011), Mincer–Zarnowitz R²; significance by </w:t>
+      </w:r>
+      <w:r>
+        <w:rPr>
+          <w:b/>
+        </w:rPr>
+        <w:t>Diebold–Mariano with a Newey–West HAC variance</w:t>
+      </w:r>
+      <w:r>
+        <w:t xml:space="preserve"> (HLN-corrected), </w:t>
+      </w:r>
+      <w:r>
+        <w:rPr>
+          <w:b/>
+        </w:rPr>
+        <w:t>Holm</w:t>
+      </w:r>
+      <w:r>
+        <w:t>-adjusted across the comparison family, and the Model Confidence Set (Hansen–Lunde–Nason 2011).</w:t>
+      </w:r>
+    </w:p>
+    <w:p>
+      <w:pPr>
+        <w:pStyle w:val="Heading2"/>
+      </w:pPr>
+      <w:r>
+        <w:t>5. Phase-3 execution — concrete results</w:t>
       </w:r>
     </w:p>
     <w:p>
@@ -583,16 +651,31 @@
         <w:jc w:val="both"/>
       </w:pPr>
       <w:r>
-        <w:t xml:space="preserve">(b) </w:t>
-      </w:r>
-      <w:r>
         <w:rPr>
           <w:b/>
         </w:rPr>
-        <w:t>intrinsic nonlinearity</w:t>
-      </w:r>
-      <w:r>
-        <w:t xml:space="preserve"> from fixed unitary evolution (no gradient training, no barren</w:t>
+        <w:t>Pre-registration (honesty).</w:t>
+      </w:r>
+      <w:r>
+        <w:t xml:space="preserve"> Before running, we fixed the confirm/refute thresholds in </w:t>
+      </w:r>
+      <w:r>
+        <w:rPr>
+          <w:rFonts w:ascii="Courier New" w:hAnsi="Courier New"/>
+        </w:rPr>
+        <w:t>preregistration.py</w:t>
+      </w:r>
+      <w:r>
+        <w:t xml:space="preserve"> (H0/H1/H4, from our Phase-2 §7). All outcomes — including negatives — are reported against them. Full numbers/wall-clock: </w:t>
+      </w:r>
+      <w:r>
+        <w:rPr>
+          <w:rFonts w:ascii="Courier New" w:hAnsi="Courier New"/>
+        </w:rPr>
+        <w:t>results/*_findings.md</w:t>
+      </w:r>
+      <w:r>
+        <w:t>.</w:t>
       </w:r>
     </w:p>
     <w:p>
@@ -600,25 +683,49 @@
         <w:jc w:val="both"/>
       </w:pPr>
       <w:r>
-        <w:t xml:space="preserve">plateaus); (c) </w:t>
-      </w:r>
-      <w:r>
         <w:rPr>
           <w:b/>
         </w:rPr>
-        <w:t>fading memory</w:t>
-      </w:r>
-      <w:r>
-        <w:t xml:space="preserve"> (echo-state property); (d) </w:t>
+        <w:t>5.1 The input-bottleneck mechanism (pre-registered negative).</w:t>
+      </w:r>
+      <w:r>
+        <w:t xml:space="preserve"> With a </w:t>
+      </w:r>
+      <w:r>
+        <w:rPr>
+          <w:i/>
+        </w:rPr>
+        <w:t>fixed</w:t>
+      </w:r>
+      <w:r>
+        <w:t xml:space="preserve"> univariate 8-lag encoder, extra qubits receive no new input: g(n) and effective feature-rank </w:t>
       </w:r>
       <w:r>
         <w:rPr>
           <w:b/>
         </w:rPr>
-        <w:t>Hamiltonian as inductive bias</w:t>
-      </w:r>
-      <w:r>
-        <w:t>.</w:t>
+        <w:t>saturate/decline</w:t>
+      </w:r>
+      <w:r>
+        <w:t xml:space="preserve"> (n=8→12: g 133→30 at N_sub=800; the quick-mode rerun reproduces the same monotone decline at lower magnitude, cf. §7(iv); D_eff 1.8→1.5). </w:t>
+      </w:r>
+      <w:r>
+        <w:rPr>
+          <w:b/>
+        </w:rPr>
+        <w:t>H0 is refuted in this regime</w:t>
+      </w:r>
+      <w:r>
+        <w:t xml:space="preserve"> — the empirical case </w:t>
+      </w:r>
+      <w:r>
+        <w:rPr>
+          <w:i/>
+        </w:rPr>
+        <w:t>for</w:t>
+      </w:r>
+      <w:r>
+        <w:t xml:space="preserve"> enriching the encoding.</w:t>
       </w:r>
     </w:p>
     <w:p>
@@ -626,16 +733,40 @@
         <w:jc w:val="both"/>
       </w:pPr>
       <w:r>
-        <w:t xml:space="preserve">The central, falsifiable mechanism is </w:t>
-      </w:r>
-      <w:r>
         <w:rPr>
           <w:b/>
         </w:rPr>
-        <w:t>expressivity scaling</w:t>
-      </w:r>
-      <w:r>
-        <w:t>, which we measure directly via</w:t>
+        <w:t>5.2 Encoding density (Axis B) — mechanism confirmed.</w:t>
+      </w:r>
+      <w:r>
+        <w:t xml:space="preserve"> Feeding the extra qubits genuinely new realized-measure information (signed return/leverage, downside-semivariance share, jump share) restores the lost structure: at n=10, informed vs idle qubits, kernel distinctness and rank jump (</w:t>
+      </w:r>
+      <w:r>
+        <w:rPr>
+          <w:b/>
+        </w:rPr>
+        <w:t>g 52→158, D_eff 1.5→3.1</w:t>
+      </w:r>
+      <w:r>
+        <w:t xml:space="preserve">), and effective rank grows with n (D_eff 1.81→3.10→3.14, n=8→12; near-flat 10→12). So the bottleneck is </w:t>
+      </w:r>
+      <w:r>
+        <w:rPr>
+          <w:i/>
+        </w:rPr>
+        <w:t>fixable</w:t>
+      </w:r>
+      <w:r>
+        <w:t xml:space="preserve"> — added qubits can carry new information. The decisive question is whether this converts into forecasting </w:t>
+      </w:r>
+      <w:r>
+        <w:rPr>
+          <w:b/>
+        </w:rPr>
+        <w:t>accuracy</w:t>
+      </w:r>
+      <w:r>
+        <w:t>.</w:t>
       </w:r>
     </w:p>
     <w:p>
@@ -643,214 +774,13 @@
         <w:jc w:val="both"/>
       </w:pPr>
       <w:r>
-        <w:t>the geometric difference (Huang et al. 2021). The quantum kernel is poorly reproducible by a</w:t>
-      </w:r>
-    </w:p>
-    <w:p>
-      <w:pPr>
-        <w:jc w:val="both"/>
-      </w:pPr>
-      <w:r>
-        <w:t>matched classical reservoir: against the name-matched ESN-108 reference,</w:t>
-      </w:r>
-    </w:p>
-    <w:p>
-      <w:pPr>
-        <w:jc w:val="both"/>
-      </w:pPr>
-      <w:r>
         <w:rPr>
           <w:b/>
         </w:rPr>
-        <w:t>g(ESN→CHIMERA) ≈ 62 vs ≈4 control</w:t>
-      </w:r>
-      <w:r>
-        <w:t xml:space="preserve"> (</w:t>
-      </w:r>
-      <w:r>
-        <w:rPr>
-          <w:rFonts w:ascii="Courier New" w:hAnsi="Courier New"/>
-        </w:rPr>
-        <w:t>cli.py run kernel</w:t>
-      </w:r>
-      <w:r>
-        <w:t>); against per-n *feature-matched*</w:t>
-      </w:r>
-    </w:p>
-    <w:p>
-      <w:pPr>
-        <w:jc w:val="both"/>
-      </w:pPr>
-      <w:r>
-        <w:t>ESNs the gap is larger still (g ≈ 125 at n=8, rising to ≈158 at n=10). (g is at fixed ridge</w:t>
-      </w:r>
-    </w:p>
-    <w:p>
-      <w:pPr>
-        <w:jc w:val="both"/>
-      </w:pPr>
-      <w:r>
-        <w:t>regularization; the qualitative ~15–40× separation, not the exact value, is the claim.)</w:t>
-      </w:r>
-    </w:p>
-    <w:p>
-      <w:pPr>
-        <w:jc w:val="both"/>
-      </w:pPr>
-      <w:r>
-        <w:t>Crucially, at ≤12–16 qubits the map remains classically</w:t>
-      </w:r>
-    </w:p>
-    <w:p>
-      <w:pPr>
-        <w:jc w:val="both"/>
-      </w:pPr>
-      <w:r>
-        <w:t xml:space="preserve">simulable, so distinctness is </w:t>
-      </w:r>
-      <w:r>
-        <w:rPr>
-          <w:b/>
-        </w:rPr>
-        <w:t>necessary, not sufficient</w:t>
-      </w:r>
-      <w:r>
-        <w:t xml:space="preserve"> for accuracy — and §5.3 shows that,</w:t>
-      </w:r>
-    </w:p>
-    <w:p>
-      <w:pPr>
-        <w:jc w:val="both"/>
-      </w:pPr>
-      <w:r>
-        <w:t>here, it is indeed *not* sufficient.</w:t>
-      </w:r>
-    </w:p>
-    <w:p>
-      <w:pPr>
-        <w:pStyle w:val="Heading2"/>
-      </w:pPr>
-      <w:r>
-        <w:t>4. Data modeling strategy</w:t>
-      </w:r>
-    </w:p>
-    <w:p>
-      <w:pPr>
-        <w:jc w:val="both"/>
-      </w:pPr>
-      <w:r>
-        <w:rPr>
-          <w:b/>
-        </w:rPr>
-        <w:t>Datasets (all public).</w:t>
-      </w:r>
-      <w:r>
-        <w:t xml:space="preserve"> Oxford-Man </w:t>
-      </w:r>
-      <w:r>
-        <w:rPr>
-          <w:rFonts w:ascii="Courier New" w:hAnsi="Courier New"/>
-        </w:rPr>
-        <w:t>.SPX</w:t>
-      </w:r>
-      <w:r>
-        <w:t xml:space="preserve"> 5-minute realized variance, 2000–2020, 5,029</w:t>
-      </w:r>
-    </w:p>
-    <w:p>
-      <w:pPr>
-        <w:jc w:val="both"/>
-      </w:pPr>
-      <w:r>
-        <w:t xml:space="preserve">supervised days incl. the 2008 GFC (Heber et al. 2009; via R packages </w:t>
-      </w:r>
-      <w:r>
-        <w:rPr>
-          <w:rFonts w:ascii="Courier New" w:hAnsi="Courier New"/>
-        </w:rPr>
-        <w:t>highfrequency</w:t>
-      </w:r>
-      <w:r>
-        <w:t>/</w:t>
-      </w:r>
-      <w:r>
-        <w:rPr>
-          <w:rFonts w:ascii="Courier New" w:hAnsi="Courier New"/>
-        </w:rPr>
-        <w:t>bvhar</w:t>
-      </w:r>
-      <w:r>
-        <w:t>);</w:t>
-      </w:r>
-    </w:p>
-    <w:p>
-      <w:pPr>
-        <w:jc w:val="both"/>
-      </w:pPr>
-      <w:r>
-        <w:t xml:space="preserve">public SPY daily OHLCV 2022–2026 (Garman–Klass proxy); real MNIST (Keras </w:t>
-      </w:r>
-      <w:r>
-        <w:rPr>
-          <w:rFonts w:ascii="Courier New" w:hAnsi="Courier New"/>
-        </w:rPr>
-        <w:t>.npz</w:t>
-      </w:r>
-      <w:r>
-        <w:t xml:space="preserve"> mirror).</w:t>
-      </w:r>
-    </w:p>
-    <w:p>
-      <w:pPr>
-        <w:jc w:val="both"/>
-      </w:pPr>
-      <w:r>
-        <w:rPr>
-          <w:b/>
-        </w:rPr>
-        <w:t>Preprocessing:</w:t>
-      </w:r>
-      <w:r>
-        <w:t xml:space="preserve"> log-RV target; features min-max scaled to [0,1] on </w:t>
-      </w:r>
-      <w:r>
-        <w:rPr>
-          <w:b/>
-        </w:rPr>
-        <w:t>train only</w:t>
-      </w:r>
-      <w:r>
-        <w:t>; per-model</w:t>
-      </w:r>
-    </w:p>
-    <w:p>
-      <w:pPr>
-        <w:jc w:val="both"/>
-      </w:pPr>
-      <w:r>
-        <w:t>ridge penalty selected on a chronological validation tail; multi-seed ensembling. We verified</w:t>
-      </w:r>
-    </w:p>
-    <w:p>
-      <w:pPr>
-        <w:jc w:val="both"/>
-      </w:pPr>
-      <w:r>
-        <w:t xml:space="preserve">the pipeline is leakage-free (all features lagged ≥1 day; train-only scaling). </w:t>
-      </w:r>
-      <w:r>
-        <w:rPr>
-          <w:b/>
-        </w:rPr>
-        <w:t>Baselines:</w:t>
-      </w:r>
-    </w:p>
-    <w:p>
-      <w:pPr>
-        <w:jc w:val="both"/>
-      </w:pPr>
-      <w:r>
-        <w:t xml:space="preserve">HAR, </w:t>
+        <w:t>5.3 The decisive, adversarially-controlled test (the honest headline).</w:t>
+      </w:r>
+      <w:r>
+        <w:t xml:space="preserve"> We compare CHIMERA to the strongest fair baselines — </w:t>
       </w:r>
       <w:r>
         <w:rPr>
@@ -859,275 +789,16 @@
         <w:t>HAR-X</w:t>
       </w:r>
       <w:r>
-        <w:t>, GARCH(1,1), GJR-GARCH, AR(3), persistence, ESN (matched + 4×, recurrent), RFF</w:t>
-      </w:r>
-    </w:p>
-    <w:p>
-      <w:pPr>
-        <w:jc w:val="both"/>
-      </w:pPr>
-      <w:r>
-        <w:t xml:space="preserve">kernel, LSTM. </w:t>
+        <w:t xml:space="preserve"> (the same rich features used </w:t>
       </w:r>
       <w:r>
         <w:rPr>
-          <w:b/>
+          <w:i/>
         </w:rPr>
-        <w:t>Metrics:</w:t>
-      </w:r>
-      <w:r>
-        <w:t xml:space="preserve"> RMSE(log-RV), QLIKE (Patton 2011), Mincer–Zarnowitz R²; significance</w:t>
-      </w:r>
-    </w:p>
-    <w:p>
-      <w:pPr>
-        <w:jc w:val="both"/>
-      </w:pPr>
-      <w:r>
-        <w:t xml:space="preserve">by </w:t>
-      </w:r>
-      <w:r>
-        <w:rPr>
-          <w:b/>
-        </w:rPr>
-        <w:t>Diebold–Mariano with a Newey–West HAC variance</w:t>
-      </w:r>
-      <w:r>
-        <w:t xml:space="preserve"> (HLN-corrected), </w:t>
-      </w:r>
-      <w:r>
-        <w:rPr>
-          <w:b/>
-        </w:rPr>
-        <w:t>Holm</w:t>
-      </w:r>
-      <w:r>
-        <w:t>-adjusted across</w:t>
-      </w:r>
-    </w:p>
-    <w:p>
-      <w:pPr>
-        <w:jc w:val="both"/>
-      </w:pPr>
-      <w:r>
-        <w:t>the comparison family, and the Model Confidence Set (Hansen–Lunde–Nason 2011).</w:t>
-      </w:r>
-    </w:p>
-    <w:p>
-      <w:pPr>
-        <w:pStyle w:val="Heading2"/>
-      </w:pPr>
-      <w:r>
-        <w:t>5. Phase-3 execution — concrete results</w:t>
-      </w:r>
-    </w:p>
-    <w:p>
-      <w:pPr>
-        <w:jc w:val="both"/>
-      </w:pPr>
-      <w:r>
-        <w:rPr>
-          <w:b/>
-        </w:rPr>
-        <w:t>Pre-registration (honesty).</w:t>
-      </w:r>
-      <w:r>
-        <w:t xml:space="preserve"> Before running, we fixed the confirm/refute thresholds in</w:t>
-      </w:r>
-    </w:p>
-    <w:p>
-      <w:pPr>
-        <w:jc w:val="both"/>
-      </w:pPr>
-      <w:r>
-        <w:rPr>
-          <w:rFonts w:ascii="Courier New" w:hAnsi="Courier New"/>
-        </w:rPr>
-        <w:t>preregistration.py</w:t>
-      </w:r>
-      <w:r>
-        <w:t xml:space="preserve"> (H0/H1/H4, from our Phase-2 §7). All outcomes — including negatives — are</w:t>
-      </w:r>
-    </w:p>
-    <w:p>
-      <w:pPr>
-        <w:jc w:val="both"/>
-      </w:pPr>
-      <w:r>
-        <w:t xml:space="preserve">reported against them. Full numbers/wall-clock: </w:t>
-      </w:r>
-      <w:r>
-        <w:rPr>
-          <w:rFonts w:ascii="Courier New" w:hAnsi="Courier New"/>
-        </w:rPr>
-        <w:t>results/*_findings.md</w:t>
-      </w:r>
-      <w:r>
-        <w:t>.</w:t>
-      </w:r>
-    </w:p>
-    <w:p>
-      <w:pPr>
-        <w:jc w:val="both"/>
-      </w:pPr>
-      <w:r>
-        <w:rPr>
-          <w:b/>
-        </w:rPr>
-        <w:t>5.1 The input-bottleneck mechanism (pre-registered negative).</w:t>
-      </w:r>
-      <w:r>
-        <w:t xml:space="preserve"> With a *fixed* univariate</w:t>
-      </w:r>
-    </w:p>
-    <w:p>
-      <w:pPr>
-        <w:jc w:val="both"/>
-      </w:pPr>
-      <w:r>
-        <w:t>8-lag encoder, extra qubits receive no new input: g(n) and effective feature-rank</w:t>
-      </w:r>
-    </w:p>
-    <w:p>
-      <w:pPr>
-        <w:jc w:val="both"/>
-      </w:pPr>
-      <w:r>
-        <w:rPr>
-          <w:b/>
-        </w:rPr>
-        <w:t>saturate/decline</w:t>
-      </w:r>
-      <w:r>
-        <w:t xml:space="preserve"> (n=8→12: g 133→30, D_eff 1.8→1.5). </w:t>
-      </w:r>
-      <w:r>
-        <w:rPr>
-          <w:b/>
-        </w:rPr>
-        <w:t>H0 is refuted in this regime</w:t>
-      </w:r>
-      <w:r>
-        <w:t xml:space="preserve"> — the</w:t>
-      </w:r>
-    </w:p>
-    <w:p>
-      <w:pPr>
-        <w:jc w:val="both"/>
-      </w:pPr>
-      <w:r>
-        <w:t>empirical case *for* enriching the encoding.</w:t>
-      </w:r>
-    </w:p>
-    <w:p>
-      <w:pPr>
-        <w:jc w:val="both"/>
-      </w:pPr>
-      <w:r>
-        <w:rPr>
-          <w:b/>
-        </w:rPr>
-        <w:t>5.2 Encoding density (Axis B) — mechanism confirmed.</w:t>
-      </w:r>
-      <w:r>
-        <w:t xml:space="preserve"> Feeding the extra qubits genuinely new</w:t>
-      </w:r>
-    </w:p>
-    <w:p>
-      <w:pPr>
-        <w:jc w:val="both"/>
-      </w:pPr>
-      <w:r>
-        <w:t>realized-measure information (signed return/leverage, downside-semivariance share, jump share)</w:t>
-      </w:r>
-    </w:p>
-    <w:p>
-      <w:pPr>
-        <w:jc w:val="both"/>
-      </w:pPr>
-      <w:r>
-        <w:t>restores the lost structure: at n=10, informed vs idle qubits, kernel distinctness and rank</w:t>
-      </w:r>
-    </w:p>
-    <w:p>
-      <w:pPr>
-        <w:jc w:val="both"/>
-      </w:pPr>
-      <w:r>
-        <w:t>jump (</w:t>
-      </w:r>
-      <w:r>
-        <w:rPr>
-          <w:b/>
-        </w:rPr>
-        <w:t>g 52→158, D_eff 1.5→3.1</w:t>
-      </w:r>
-      <w:r>
-        <w:t>), and effective rank grows with n (D_eff 1.81→3.10→3.14,</w:t>
-      </w:r>
-    </w:p>
-    <w:p>
-      <w:pPr>
-        <w:jc w:val="both"/>
-      </w:pPr>
-      <w:r>
-        <w:t>n=8→12; near-flat 10→12). So the bottleneck is *fixable* — added qubits can carry new</w:t>
-      </w:r>
-    </w:p>
-    <w:p>
-      <w:pPr>
-        <w:jc w:val="both"/>
-      </w:pPr>
-      <w:r>
-        <w:t xml:space="preserve">information. The decisive question is whether this converts into forecasting </w:t>
-      </w:r>
-      <w:r>
-        <w:rPr>
-          <w:b/>
-        </w:rPr>
-        <w:t>accuracy</w:t>
-      </w:r>
-      <w:r>
-        <w:t>.</w:t>
-      </w:r>
-    </w:p>
-    <w:p>
-      <w:pPr>
-        <w:jc w:val="both"/>
-      </w:pPr>
-      <w:r>
-        <w:rPr>
-          <w:b/>
-        </w:rPr>
-        <w:t>5.3 The decisive, adversarially-controlled test (the honest headline).</w:t>
-      </w:r>
-      <w:r>
-        <w:t xml:space="preserve"> We compare CHIMERA</w:t>
-      </w:r>
-    </w:p>
-    <w:p>
-      <w:pPr>
-        <w:jc w:val="both"/>
-      </w:pPr>
-      <w:r>
-        <w:t xml:space="preserve">to the strongest fair baselines — </w:t>
-      </w:r>
-      <w:r>
-        <w:rPr>
-          <w:b/>
-        </w:rPr>
-        <w:t>HAR-X</w:t>
-      </w:r>
-      <w:r>
-        <w:t xml:space="preserve"> (the same rich features used *linearly*, no</w:t>
-      </w:r>
-    </w:p>
-    <w:p>
-      <w:pPr>
-        <w:jc w:val="both"/>
-      </w:pPr>
-      <w:r>
-        <w:t xml:space="preserve">reservoir), a </w:t>
+        <w:t>linearly</w:t>
+      </w:r>
+      <w:r>
+        <w:t xml:space="preserve">, no reservoir), a </w:t>
       </w:r>
       <w:r>
         <w:rPr>
@@ -1145,23 +816,16 @@
         <w:t>RFF kernel</w:t>
       </w:r>
       <w:r>
-        <w:t xml:space="preserve"> — all sharing the identical</w:t>
-      </w:r>
-    </w:p>
-    <w:p>
-      <w:pPr>
-        <w:jc w:val="both"/>
-      </w:pPr>
-      <w:r>
-        <w:t>information set and *nesting* HAR-X, so a quantum win requires nonlinearity beyond the linear</w:t>
-      </w:r>
-    </w:p>
-    <w:p>
-      <w:pPr>
-        <w:jc w:val="both"/>
-      </w:pPr>
-      <w:r>
-        <w:t xml:space="preserve">span. With </w:t>
+        <w:t xml:space="preserve"> — all sharing the identical information set and </w:t>
+      </w:r>
+      <w:r>
+        <w:rPr>
+          <w:i/>
+        </w:rPr>
+        <w:t>nesting</w:t>
+      </w:r>
+      <w:r>
+        <w:t xml:space="preserve"> HAR-X, so a quantum win requires nonlinearity beyond the linear span. With </w:t>
       </w:r>
       <w:r>
         <w:rPr>
@@ -1612,13 +1276,14 @@
         <w:jc w:val="both"/>
       </w:pPr>
       <w:r>
-        <w:t>*(plain HAR for reference: crisis 0.6290, calm 0.6454 — HAR-X's rich features cut RMSE sharply.)*</w:t>
-      </w:r>
-    </w:p>
-    <w:p>
-      <w:pPr>
-        <w:jc w:val="both"/>
-      </w:pPr>
+        <w:rPr>
+          <w:i/>
+        </w:rPr>
+        <w:t>(plain HAR for reference: crisis 0.6290, calm 0.6454 — HAR-X's rich features cut RMSE sharply.)</w:t>
+      </w:r>
+      <w:r>
+        <w:t xml:space="preserve"> </w:t>
+      </w:r>
       <w:r>
         <w:rPr>
           <w:b/>
@@ -1626,55 +1291,34 @@
         <w:t>HAR-X is best or co-best everywhere; CHIMERA never beats it</w:t>
       </w:r>
       <w:r>
-        <w:t xml:space="preserve"> (slightly worse; raw-significant</w:t>
-      </w:r>
-    </w:p>
-    <w:p>
-      <w:pPr>
-        <w:jc w:val="both"/>
-      </w:pPr>
-      <w:r>
-        <w:t>at n=8/12) and is statistically indistinguishable from the classical ESN/RFF. **After Holm</w:t>
-      </w:r>
-    </w:p>
-    <w:p>
-      <w:pPr>
-        <w:jc w:val="both"/>
-      </w:pPr>
-      <w:r>
-        <w:t>correction no comparison is significant in either direction.** The earlier "beats HAR" result</w:t>
-      </w:r>
-    </w:p>
-    <w:p>
-      <w:pPr>
-        <w:jc w:val="both"/>
-      </w:pPr>
-      <w:r>
-        <w:t>was an artifact of comparing against a *feature-poor* HAR: the gain comes from the encoded</w:t>
-      </w:r>
-    </w:p>
-    <w:p>
-      <w:pPr>
-        <w:jc w:val="both"/>
-      </w:pPr>
-      <w:r>
-        <w:t>realized measures (a known SHAR/HARQ effect), not from quantum nonlinearity. **By our</w:t>
-      </w:r>
-    </w:p>
-    <w:p>
-      <w:pPr>
-        <w:jc w:val="both"/>
-      </w:pPr>
-      <w:r>
-        <w:t>pre-registered criteria, H0 is refuted — we report this negative.** What honestly survives for</w:t>
-      </w:r>
-    </w:p>
-    <w:p>
-      <w:pPr>
-        <w:jc w:val="both"/>
-      </w:pPr>
-      <w:r>
-        <w:t xml:space="preserve">the quantum reservoir: it is </w:t>
+        <w:t xml:space="preserve"> (slightly worse; raw-significant at n=8/12) and is indistinguishable from the classical ESN/RFF after Holm (one raw-significant loss to RFF at crisis n=8, p=0.049). </w:t>
+      </w:r>
+      <w:r>
+        <w:rPr>
+          <w:b/>
+        </w:rPr>
+        <w:t>After Holm correction no comparison is significant in either direction.</w:t>
+      </w:r>
+      <w:r>
+        <w:t xml:space="preserve"> The earlier "beats HAR" result was an artifact of comparing against a </w:t>
+      </w:r>
+      <w:r>
+        <w:rPr>
+          <w:i/>
+        </w:rPr>
+        <w:t>feature-poor</w:t>
+      </w:r>
+      <w:r>
+        <w:t xml:space="preserve"> HAR: the gain comes from the encoded realized measures (a known SHAR/HARQ effect), not from quantum nonlinearity. </w:t>
+      </w:r>
+      <w:r>
+        <w:rPr>
+          <w:b/>
+        </w:rPr>
+        <w:t>By our pre-registered criteria, H0 is refuted — we report this negative.</w:t>
+      </w:r>
+      <w:r>
+        <w:t xml:space="preserve"> What honestly survives for the quantum reservoir: it is </w:t>
       </w:r>
       <w:r>
         <w:rPr>
@@ -1683,29 +1327,16 @@
         <w:t>competitive</w:t>
       </w:r>
       <w:r>
-        <w:t xml:space="preserve"> (within ~0.5–1.5% RMSE of the best at every n),</w:t>
-      </w:r>
-    </w:p>
-    <w:p>
-      <w:pPr>
-        <w:jc w:val="both"/>
-      </w:pPr>
+        <w:t xml:space="preserve"> (within ≈0.8–2.1% RMSE of the best at every n), with </w:t>
+      </w:r>
       <w:r>
         <w:rPr>
           <w:b/>
         </w:rPr>
-        <w:t>more stable than the recurrent ESN</w:t>
-      </w:r>
-      <w:r>
-        <w:t xml:space="preserve"> (lower per-seed variance, e.g. n=12: 0.009 vs 0.015),</w:t>
-      </w:r>
-    </w:p>
-    <w:p>
-      <w:pPr>
-        <w:jc w:val="both"/>
-      </w:pPr>
-      <w:r>
-        <w:t xml:space="preserve">and it </w:t>
+        <w:t>lower per-seed dispersion than the recurrent ESN in 3 of 4 cells</w:t>
+      </w:r>
+      <w:r>
+        <w:t xml:space="preserve"> (s.d., e.g. n=12: 0.009 vs 0.015), and it </w:t>
       </w:r>
       <w:r>
         <w:rPr>
@@ -1714,13 +1345,26 @@
         <w:t>beats the recurrent ESN on the calm window</w:t>
       </w:r>
       <w:r>
-        <w:t xml:space="preserve"> (raw p=0.018; n.s. after Holm).</w:t>
-      </w:r>
-    </w:p>
-    <w:p>
-      <w:pPr>
-        <w:jc w:val="both"/>
-      </w:pPr>
+        <w:t xml:space="preserve"> (raw p=0.018; n.s. after Holm). A </w:t>
+      </w:r>
+      <w:r>
+        <w:rPr>
+          <w:b/>
+        </w:rPr>
+        <w:t>tuned, size-unconstrained ESN</w:t>
+      </w:r>
+      <w:r>
+        <w:t xml:space="preserve"> (45-config validation-tail search, to 800 nodes) confirms the control was not crippled: tuned ESN 0.6020 vs CHIMERA 0.6094, within noise of HAR-X (</w:t>
+      </w:r>
+      <w:r>
+        <w:rPr>
+          <w:rFonts w:ascii="Courier New" w:hAnsi="Courier New"/>
+        </w:rPr>
+        <w:t>results/esn_tuning_robustness_findings.md</w:t>
+      </w:r>
+      <w:r>
+        <w:t xml:space="preserve">) — tuning the classical side only firms the negative. </w:t>
+      </w:r>
       <w:r>
         <w:rPr>
           <w:b/>
@@ -1746,13 +1390,8 @@
         <w:t>SHAR, HAR-CJ, HARQ</w:t>
       </w:r>
       <w:r>
-        <w:t xml:space="preserve"> (RQ≈RV² proxy) and</w:t>
-      </w:r>
-    </w:p>
-    <w:p>
-      <w:pPr>
-        <w:jc w:val="both"/>
-      </w:pPr>
+        <w:t xml:space="preserve"> (RQ≈RV² proxy) and </w:t>
+      </w:r>
       <w:r>
         <w:rPr>
           <w:b/>
@@ -1760,7 +1399,16 @@
         <w:t>HEAVY-RM</w:t>
       </w:r>
       <w:r>
-        <w:t xml:space="preserve">, under MSE- *and* QLIKE-loss DM — </w:t>
+        <w:t xml:space="preserve">, under MSE- </w:t>
+      </w:r>
+      <w:r>
+        <w:rPr>
+          <w:i/>
+        </w:rPr>
+        <w:t>and</w:t>
+      </w:r>
+      <w:r>
+        <w:t xml:space="preserve"> QLIKE-loss DM — </w:t>
       </w:r>
       <w:r>
         <w:rPr>
@@ -1769,23 +1417,16 @@
         <w:t>none beats HAR-X</w:t>
       </w:r>
       <w:r>
-        <w:t xml:space="preserve"> (a fair, strong stand-in, not a</w:t>
-      </w:r>
-    </w:p>
-    <w:p>
-      <w:pPr>
-        <w:jc w:val="both"/>
-      </w:pPr>
-      <w:r>
-        <w:t>strawman), and CHIMERA ties the best on RMSE with only a *raw, non-Holm* QLIKE/MZ edge</w:t>
-      </w:r>
-    </w:p>
-    <w:p>
-      <w:pPr>
-        <w:jc w:val="both"/>
-      </w:pPr>
-      <w:r>
-        <w:t>(</w:t>
+        <w:t xml:space="preserve"> (a fair, strong stand-in, not a strawman), and CHIMERA ties the best on RMSE with only a </w:t>
+      </w:r>
+      <w:r>
+        <w:rPr>
+          <w:i/>
+        </w:rPr>
+        <w:t>raw, non-Holm</w:t>
+      </w:r>
+      <w:r>
+        <w:t xml:space="preserve"> QLIKE/MZ edge (</w:t>
       </w:r>
       <w:r>
         <w:rPr>
@@ -1842,10 +1483,18 @@
       </w:pPr>
       <w:r>
         <w:rPr>
+          <w:b/>
           <w:i/>
           <w:sz w:val="18"/>
         </w:rPr>
-        <w:t>**Figure 2.** Rigorous Axis-B (8 seeds, crisis window). HAR-X (rich features, linear) is the best or co-best model at every n; the quantum reservoir is competitive but shows no advantage that survives HAC-DM + Holm correction. Left: RMSE(log-RV). Right: Mincer–Zarnowitz R².</w:t>
+        <w:t>Figure 2.</w:t>
+      </w:r>
+      <w:r>
+        <w:rPr>
+          <w:i/>
+          <w:sz w:val="18"/>
+        </w:rPr>
+        <w:t xml:space="preserve"> Rigorous Axis-B (8 seeds, crisis window). HAR-X (rich features, linear) is the best or co-best model at every n; the quantum reservoir is competitive but shows no advantage that survives HAC-DM + Holm correction. Left: RMSE(log-RV). Right: Mincer–Zarnowitz R².</w:t>
       </w:r>
     </w:p>
     <w:p>
@@ -1859,7 +1508,115 @@
         <w:t>5.4 Common MNIST benchmark + noise.</w:t>
       </w:r>
       <w:r>
-        <w:t xml:space="preserve"> Same engine, pixels→PCA(n)→n qubits→Pauli readout→ridge.</w:t>
+        <w:t xml:space="preserve"> Same engine, pixels→PCA(n)→n qubits→Pauli readout→ridge. Accuracy </w:t>
+      </w:r>
+      <w:r>
+        <w:rPr>
+          <w:b/>
+        </w:rPr>
+        <w:t>scales with qubits</w:t>
+      </w:r>
+      <w:r>
+        <w:t xml:space="preserve"> (n=5/8/10/12: 0.632/0.798/0.831/0.859, 3 seeds) and </w:t>
+      </w:r>
+      <w:r>
+        <w:rPr>
+          <w:b/>
+        </w:rPr>
+        <w:t>beats the linear-PCA baseline at every n</w:t>
+      </w:r>
+      <w:r>
+        <w:t xml:space="preserve"> (real nonlinear lift), confirming </w:t>
+      </w:r>
+      <w:r>
+        <w:rPr>
+          <w:b/>
+        </w:rPr>
+        <w:t>sufficient expressivity</w:t>
+      </w:r>
+      <w:r>
+        <w:t xml:space="preserve">; a matched ESN </w:t>
+      </w:r>
+      <w:r>
+        <w:rPr>
+          <w:b/>
+        </w:rPr>
+        <w:t>ties or slightly exceeds</w:t>
+      </w:r>
+      <w:r>
+        <w:t xml:space="preserve"> CHIMERA (within ≈1% for n≥8; 2.9% at n=5) — competitive, not dominant. </w:t>
+      </w:r>
+      <w:r>
+        <w:rPr>
+          <w:b/>
+        </w:rPr>
+        <w:t>Noise:</w:t>
+      </w:r>
+      <w:r>
+        <w:t xml:space="preserve"> the classifier is </w:t>
+      </w:r>
+      <w:r>
+        <w:rPr>
+          <w:b/>
+        </w:rPr>
+        <w:t>invariant to depolarizing</w:t>
+      </w:r>
+      <w:r>
+        <w:t xml:space="preserve"> noise (a uniform Bloch contraction that per-feature standardization removes exactly; accuracy identical across rates 0.05–0.30) and </w:t>
+      </w:r>
+      <w:r>
+        <w:rPr>
+          <w:b/>
+        </w:rPr>
+        <w:t>robust to amplitude damping</w:t>
+      </w:r>
+      <w:r>
+        <w:t xml:space="preserve"> (&lt;0.5% at 30%). </w:t>
+      </w:r>
+      <w:r>
+        <w:rPr>
+          <w:b/>
+        </w:rPr>
+        <w:t>Honesty check (`cli.py run noise_circuit`):</w:t>
+      </w:r>
+      <w:r>
+        <w:t xml:space="preserve"> a per-Trotter-layer density-matrix study shows the </w:t>
+      </w:r>
+      <w:r>
+        <w:rPr>
+          <w:i/>
+        </w:rPr>
+        <w:t>converse</w:t>
+      </w:r>
+      <w:r>
+        <w:t xml:space="preserve"> — noise interleaved with the evolution (per-layer single-qubit channels, a proxy for the ≈220 two-qubit gates' accumulated error) is </w:t>
+      </w:r>
+      <w:r>
+        <w:rPr>
+          <w:b/>
+        </w:rPr>
+        <w:t>not</w:t>
+      </w:r>
+      <w:r>
+        <w:t xml:space="preserve"> removed by standardization (standardized error grows with rate, vs </w:t>
+      </w:r>
+      <w:r>
+        <w:rPr>
+          <w:b/>
+        </w:rPr>
+        <w:t>≈0</w:t>
+      </w:r>
+      <w:r>
+        <w:t xml:space="preserve"> for readout-only depolarizing): the invariance above is a </w:t>
+      </w:r>
+      <w:r>
+        <w:rPr>
+          <w:i/>
+        </w:rPr>
+        <w:t>readout</w:t>
+      </w:r>
+      <w:r>
+        <w:t xml:space="preserve"> property, not a circuit-level robustness claim; accumulated gate error over the 380-gate circuit — dominated on hardware by two-qubit gates — is the real NISQ cost (§6).</w:t>
       </w:r>
     </w:p>
     <w:p>
@@ -1867,115 +1624,131 @@
         <w:jc w:val="both"/>
       </w:pPr>
       <w:r>
-        <w:t xml:space="preserve">Accuracy </w:t>
-      </w:r>
-      <w:r>
         <w:rPr>
           <w:b/>
         </w:rPr>
-        <w:t>scales with qubits</w:t>
-      </w:r>
-      <w:r>
-        <w:t xml:space="preserve"> (n=5/8/10/12: 0.632/0.798/0.831/0.859, 3 seeds) and **beats the</w:t>
-      </w:r>
-    </w:p>
-    <w:p>
-      <w:pPr>
-        <w:jc w:val="both"/>
-      </w:pPr>
-      <w:r>
-        <w:t>linear-PCA baseline at every n</w:t>
+        <w:t>5.5 Scaling frontier + quantum-complexity metric.</w:t>
+      </w:r>
+      <w:r>
+        <w:t xml:space="preserve"> A sparse-exact backend (</w:t>
+      </w:r>
+      <w:r>
+        <w:rPr>
+          <w:rFonts w:ascii="Courier New" w:hAnsi="Courier New"/>
+        </w:rPr>
+        <w:t>expm_multiply</w:t>
+      </w:r>
+      <w:r>
+        <w:t xml:space="preserve">, no dense propagator; matches the dense engine to </w:t>
       </w:r>
       <w:r>
         <w:rPr>
           <w:b/>
         </w:rPr>
-        <w:t xml:space="preserve"> (real nonlinear lift), confirming </w:t>
-      </w:r>
-      <w:r>
-        <w:t>sufficient expressivity**;</w:t>
-      </w:r>
-    </w:p>
-    <w:p>
-      <w:pPr>
-        <w:jc w:val="both"/>
-      </w:pPr>
-      <w:r>
-        <w:t xml:space="preserve">a matched ESN </w:t>
+        <w:t>2.4×10⁻¹⁴</w:t>
+      </w:r>
+      <w:r>
+        <w:t xml:space="preserve">) reaches </w:t>
       </w:r>
       <w:r>
         <w:rPr>
           <w:b/>
         </w:rPr>
-        <w:t>ties or slightly exceeds</w:t>
-      </w:r>
-      <w:r>
-        <w:t xml:space="preserve"> CHIMERA (within ≈1% for n≥8; 2.9% at n=5) —</w:t>
-      </w:r>
-    </w:p>
-    <w:p>
-      <w:pPr>
-        <w:jc w:val="both"/>
-      </w:pPr>
-      <w:r>
-        <w:t xml:space="preserve">competitive, not dominant. </w:t>
+        <w:t>n=16 exactly</w:t>
+      </w:r>
+      <w:r>
+        <w:t xml:space="preserve">. For the random ≈50%-connected reservoir we measure the </w:t>
       </w:r>
       <w:r>
         <w:rPr>
           <w:b/>
         </w:rPr>
-        <w:t>Noise:</w:t>
-      </w:r>
-      <w:r>
-        <w:t xml:space="preserve"> the classifier is **invariant to</w:t>
-      </w:r>
-    </w:p>
-    <w:p>
-      <w:pPr>
-        <w:jc w:val="both"/>
-      </w:pPr>
-      <w:r>
-        <w:t>depolarizing** noise (a uniform Bloch contraction that per-feature standardization removes exactly;</w:t>
-      </w:r>
-    </w:p>
-    <w:p>
-      <w:pPr>
-        <w:jc w:val="both"/>
-      </w:pPr>
-      <w:r>
-        <w:t xml:space="preserve">accuracy identical across rates 0.05–0.30) and </w:t>
+        <w:t>bond dimension</w:t>
+      </w:r>
+      <w:r>
+        <w:t xml:space="preserve"> χ_eff across a balanced cut: it is </w:t>
       </w:r>
       <w:r>
         <w:rPr>
           <w:b/>
         </w:rPr>
-        <w:t>robust to amplitude damping</w:t>
-      </w:r>
-      <w:r>
-        <w:t xml:space="preserve"> (&lt;0.5% at 30%). </w:t>
+        <w:t>essentially full at every n, χ_eff ≈ 2^(n/2)</w:t>
+      </w:r>
+      <w:r>
+        <w:t xml:space="preserve"> (16→255.9 for n=8→16) — an exact MPS gets </w:t>
       </w:r>
       <w:r>
         <w:rPr>
           <w:b/>
         </w:rPr>
-        <w:t>Honesty check (`cli.py run noise_circuit`):</w:t>
-      </w:r>
-      <w:r>
-        <w:t xml:space="preserve"> a</w:t>
-      </w:r>
-    </w:p>
-    <w:p>
-      <w:pPr>
-        <w:jc w:val="both"/>
-      </w:pPr>
-      <w:r>
-        <w:t>per-Trotter-layer density-matrix study shows the *converse* — two-qubit noise *during* evolution is</w:t>
-      </w:r>
-    </w:p>
-    <w:p>
-      <w:pPr>
-        <w:jc w:val="both"/>
-      </w:pPr>
+        <w:t>zero compression</w:t>
+      </w:r>
+      <w:r>
+        <w:t xml:space="preserve"> — with entanglement entropy S ≈ 1.7–3.2 nats. The reservoir therefore admits </w:t>
+      </w:r>
+      <w:r>
+        <w:rPr>
+          <w:b/>
+        </w:rPr>
+        <w:t>no low-bond-dimension (MPS/TEBD) shortcut</w:t>
+      </w:r>
+      <w:r>
+        <w:t xml:space="preserve"> — exact cost stays exponential (full entanglement is </w:t>
+      </w:r>
+      <w:r>
+        <w:rPr>
+          <w:i/>
+        </w:rPr>
+        <w:t>necessary, not sufficient</w:t>
+      </w:r>
+      <w:r>
+        <w:t xml:space="preserve"> for true classical hardness) — the precondition any beyond-frontier advantage would need, even though no advantage appears at the simulable scale we can test. </w:t>
+      </w:r>
+      <w:r>
+        <w:rPr>
+          <w:b/>
+        </w:rPr>
+        <w:t>Capability + efficiency checks.</w:t>
+      </w:r>
+      <w:r>
+        <w:t xml:space="preserve"> An information-processing-capacity probe (Dambre et al. 2012; </w:t>
+      </w:r>
+      <w:r>
+        <w:rPr>
+          <w:rFonts w:ascii="Courier New" w:hAnsi="Courier New"/>
+        </w:rPr>
+        <w:t>cli.py run capacity</w:t>
+      </w:r>
+      <w:r>
+        <w:t xml:space="preserve">) finds the quantum reservoir </w:t>
+      </w:r>
+      <w:r>
+        <w:rPr>
+          <w:b/>
+        </w:rPr>
+        <w:t>not more</w:t>
+      </w:r>
+      <w:r>
+        <w:t xml:space="preserve"> — slightly </w:t>
+      </w:r>
+      <w:r>
+        <w:rPr>
+          <w:i/>
+        </w:rPr>
+        <w:t>less</w:t>
+      </w:r>
+      <w:r>
+        <w:t xml:space="preserve"> — nonlinearly expressive than a matched RFF/ESN: no excess expressivity to exploit. A frontier check (</w:t>
+      </w:r>
+      <w:r>
+        <w:rPr>
+          <w:rFonts w:ascii="Courier New" w:hAnsi="Courier New"/>
+        </w:rPr>
+        <w:t>cli.py run frontier</w:t>
+      </w:r>
+      <w:r>
+        <w:t xml:space="preserve">) adds that g(n) does </w:t>
+      </w:r>
       <w:r>
         <w:rPr>
           <w:b/>
@@ -1983,244 +1756,8 @@
         <w:t>not</w:t>
       </w:r>
       <w:r>
-        <w:t xml:space="preserve"> removed by standardization (standardized error grows with rate, vs </w:t>
-      </w:r>
-      <w:r>
-        <w:rPr>
-          <w:b/>
-        </w:rPr>
-        <w:t>≈0</w:t>
-      </w:r>
-      <w:r>
-        <w:t xml:space="preserve"> for readout-only</w:t>
-      </w:r>
-    </w:p>
-    <w:p>
-      <w:pPr>
-        <w:jc w:val="both"/>
-      </w:pPr>
-      <w:r>
-        <w:t>depolarizing): the invariance above is a *readout* property, not a circuit-level robustness claim;</w:t>
-      </w:r>
-    </w:p>
-    <w:p>
-      <w:pPr>
-        <w:jc w:val="both"/>
-      </w:pPr>
-      <w:r>
-        <w:t>accumulated 2-qubit error over the 380-gate circuit is the real NISQ cost (§6).</w:t>
-      </w:r>
-    </w:p>
-    <w:p>
-      <w:pPr>
-        <w:jc w:val="both"/>
-      </w:pPr>
-      <w:r>
-        <w:rPr>
-          <w:b/>
-        </w:rPr>
-        <w:t>5.5 Scaling frontier + quantum-complexity metric.</w:t>
-      </w:r>
-      <w:r>
-        <w:t xml:space="preserve"> A sparse-exact backend (</w:t>
-      </w:r>
-      <w:r>
-        <w:rPr>
-          <w:rFonts w:ascii="Courier New" w:hAnsi="Courier New"/>
-        </w:rPr>
-        <w:t>expm_multiply</w:t>
-      </w:r>
-      <w:r>
-        <w:t>,</w:t>
-      </w:r>
-    </w:p>
-    <w:p>
-      <w:pPr>
-        <w:jc w:val="both"/>
-      </w:pPr>
-      <w:r>
-        <w:t xml:space="preserve">no dense propagator; matches the dense engine to </w:t>
-      </w:r>
-      <w:r>
-        <w:rPr>
-          <w:b/>
-        </w:rPr>
-        <w:t>2.4×10⁻¹⁴</w:t>
-      </w:r>
-      <w:r>
-        <w:t xml:space="preserve">) reaches </w:t>
-      </w:r>
-      <w:r>
-        <w:rPr>
-          <w:b/>
-        </w:rPr>
-        <w:t>n=16 exactly</w:t>
-      </w:r>
-      <w:r>
-        <w:t>. For</w:t>
-      </w:r>
-    </w:p>
-    <w:p>
-      <w:pPr>
-        <w:jc w:val="both"/>
-      </w:pPr>
-      <w:r>
-        <w:t xml:space="preserve">the random ≈50%-connected reservoir we measure the </w:t>
-      </w:r>
-      <w:r>
-        <w:rPr>
-          <w:b/>
-        </w:rPr>
-        <w:t>bond dimension</w:t>
-      </w:r>
-      <w:r>
-        <w:t xml:space="preserve"> χ_eff across a balanced</w:t>
-      </w:r>
-    </w:p>
-    <w:p>
-      <w:pPr>
-        <w:jc w:val="both"/>
-      </w:pPr>
-      <w:r>
-        <w:t xml:space="preserve">cut: it is </w:t>
-      </w:r>
-      <w:r>
-        <w:rPr>
-          <w:b/>
-        </w:rPr>
-        <w:t>full at every n, χ_eff = 2^(n/2)</w:t>
-      </w:r>
-      <w:r>
-        <w:t xml:space="preserve"> (16→256 for n=8→16) — an exact MPS gets **zero</w:t>
-      </w:r>
-    </w:p>
-    <w:p>
-      <w:pPr>
-        <w:jc w:val="both"/>
-      </w:pPr>
-      <w:r>
-        <w:t>compression** — with entanglement entropy S ≈ 1.7–3.2 nats. The reservoir therefore admits</w:t>
-      </w:r>
-    </w:p>
-    <w:p>
-      <w:pPr>
-        <w:jc w:val="both"/>
-      </w:pPr>
-      <w:r>
-        <w:rPr>
-          <w:b/>
-        </w:rPr>
-        <w:t>no low-bond-dimension (MPS/TEBD) shortcut</w:t>
-      </w:r>
-      <w:r>
-        <w:t xml:space="preserve"> —</w:t>
-      </w:r>
-    </w:p>
-    <w:p>
-      <w:pPr>
-        <w:jc w:val="both"/>
-      </w:pPr>
-      <w:r>
-        <w:t>exact cost stays exponential (full entanglement is *necessary, not sufficient* for true classical</w:t>
-      </w:r>
-    </w:p>
-    <w:p>
-      <w:pPr>
-        <w:jc w:val="both"/>
-      </w:pPr>
-      <w:r>
-        <w:t>hardness) — the precondition any beyond-frontier advantage would need, even though no advantage</w:t>
-      </w:r>
-    </w:p>
-    <w:p>
-      <w:pPr>
-        <w:jc w:val="both"/>
-      </w:pPr>
-      <w:r>
-        <w:t xml:space="preserve">appears at the simulable scale we can test. </w:t>
-      </w:r>
-      <w:r>
-        <w:rPr>
-          <w:b/>
-        </w:rPr>
-        <w:t>Capability + efficiency checks.</w:t>
-      </w:r>
-      <w:r>
-        <w:t xml:space="preserve"> An</w:t>
-      </w:r>
-    </w:p>
-    <w:p>
-      <w:pPr>
-        <w:jc w:val="both"/>
-      </w:pPr>
-      <w:r>
-        <w:t xml:space="preserve">information-processing-capacity probe (Dambre et al. 2012; </w:t>
-      </w:r>
-      <w:r>
-        <w:rPr>
-          <w:rFonts w:ascii="Courier New" w:hAnsi="Courier New"/>
-        </w:rPr>
-        <w:t>cli.py run capacity</w:t>
-      </w:r>
-      <w:r>
-        <w:t>) finds the quantum</w:t>
-      </w:r>
-    </w:p>
-    <w:p>
-      <w:pPr>
-        <w:jc w:val="both"/>
-      </w:pPr>
-      <w:r>
-        <w:t xml:space="preserve">reservoir </w:t>
-      </w:r>
-      <w:r>
-        <w:rPr>
-          <w:b/>
-        </w:rPr>
-        <w:t>not more</w:t>
-      </w:r>
-      <w:r>
-        <w:t xml:space="preserve"> — slightly *less* — nonlinearly expressive than a matched RFF/ESN:</w:t>
-      </w:r>
-    </w:p>
-    <w:p>
-      <w:pPr>
-        <w:jc w:val="both"/>
-      </w:pPr>
-      <w:r>
-        <w:t>no excess expressivity to exploit. A frontier check (</w:t>
-      </w:r>
-      <w:r>
-        <w:rPr>
-          <w:rFonts w:ascii="Courier New" w:hAnsi="Courier New"/>
-        </w:rPr>
-        <w:t>cli.py run frontier</w:t>
-      </w:r>
-      <w:r>
-        <w:t>) adds that</w:t>
-      </w:r>
-    </w:p>
-    <w:p>
-      <w:pPr>
-        <w:jc w:val="both"/>
-      </w:pPr>
-      <w:r>
-        <w:t xml:space="preserve">g(n) does </w:t>
-      </w:r>
-      <w:r>
-        <w:rPr>
-          <w:b/>
-        </w:rPr>
-        <w:t>not</w:t>
-      </w:r>
-      <w:r>
-        <w:t xml:space="preserve"> widen toward n=16 (it declines; D_eff/rank grow but a matched ESN keeps pace).</w:t>
-      </w:r>
-    </w:p>
-    <w:p>
-      <w:pPr>
-        <w:jc w:val="both"/>
-      </w:pPr>
+        <w:t xml:space="preserve"> widen toward n=16 (it declines; D_eff/rank grow but a matched ESN keeps pace). </w:t>
+      </w:r>
       <w:r>
         <w:rPr>
           <w:b/>
@@ -2228,15 +1765,34 @@
         <w:t>Robustness (supporting study, `v3_research/`).</w:t>
       </w:r>
       <w:r>
-        <w:t xml:space="preserve"> *Efficiency:* with input held fixed, a *smaller*</w:t>
-      </w:r>
-    </w:p>
-    <w:p>
-      <w:pPr>
-        <w:jc w:val="both"/>
-      </w:pPr>
-      <w:r>
-        <w:t xml:space="preserve">QRC cannot substitute for a *larger* classical reservoir — quantum accuracy </w:t>
+        <w:t xml:space="preserve"> </w:t>
+      </w:r>
+      <w:r>
+        <w:rPr>
+          <w:i/>
+        </w:rPr>
+        <w:t>Efficiency:</w:t>
+      </w:r>
+      <w:r>
+        <w:t xml:space="preserve"> with input held fixed, a </w:t>
+      </w:r>
+      <w:r>
+        <w:rPr>
+          <w:i/>
+        </w:rPr>
+        <w:t>smaller</w:t>
+      </w:r>
+      <w:r>
+        <w:t xml:space="preserve"> QRC cannot substitute for a </w:t>
+      </w:r>
+      <w:r>
+        <w:rPr>
+          <w:i/>
+        </w:rPr>
+        <w:t>larger</w:t>
+      </w:r>
+      <w:r>
+        <w:t xml:space="preserve"> classical reservoir — quantum accuracy </w:t>
       </w:r>
       <w:r>
         <w:rPr>
@@ -2245,21 +1801,8 @@
         <w:t>saturates</w:t>
       </w:r>
       <w:r>
-        <w:t xml:space="preserve"> while the</w:t>
-      </w:r>
-    </w:p>
-    <w:p>
-      <w:pPr>
-        <w:jc w:val="both"/>
-      </w:pPr>
-      <w:r>
-        <w:t>classical curves improve; per feature the static maps are comparable, so the negative is</w:t>
-      </w:r>
-    </w:p>
-    <w:p>
-      <w:pPr>
-        <w:jc w:val="both"/>
-      </w:pPr>
+        <w:t xml:space="preserve"> while the classical curves improve; per feature the static maps are comparable, so the negative is </w:t>
+      </w:r>
       <w:r>
         <w:rPr>
           <w:b/>
@@ -2267,15 +1810,7 @@
         <w:t>saturation, not per-feature inferiority</w:t>
       </w:r>
       <w:r>
-        <w:t xml:space="preserve"> (weather °C; CHIMERA at its qubit-range ceiling, classical</w:t>
-      </w:r>
-    </w:p>
-    <w:p>
-      <w:pPr>
-        <w:jc w:val="both"/>
-      </w:pPr>
-      <w:r>
-        <w:t>at their larger-budget plateaus):</w:t>
+        <w:t xml:space="preserve"> (weather °C; CHIMERA at its qubit-range ceiling, classical at their larger-budget plateaus):</w:t>
       </w:r>
     </w:p>
     <w:tbl>
@@ -2408,7 +1943,22 @@
         <w:jc w:val="both"/>
       </w:pPr>
       <w:r>
-        <w:t xml:space="preserve">*Domain/architecture:* the *same* engine/protocol on chaotic </w:t>
+        <w:rPr>
+          <w:i/>
+        </w:rPr>
+        <w:t>Domain/architecture:</w:t>
+      </w:r>
+      <w:r>
+        <w:t xml:space="preserve"> the </w:t>
+      </w:r>
+      <w:r>
+        <w:rPr>
+          <w:i/>
+        </w:rPr>
+        <w:t>same</w:t>
+      </w:r>
+      <w:r>
+        <w:t xml:space="preserve"> engine/protocol on chaotic </w:t>
       </w:r>
       <w:r>
         <w:rPr>
@@ -2417,7 +1967,33 @@
         <w:t>weather</w:t>
       </w:r>
       <w:r>
-        <w:t xml:space="preserve"> (5 stations, +0–78%</w:t>
+        <w:t xml:space="preserve"> (5 stations, +0–78% unpredictability) and the autonomous </w:t>
+      </w:r>
+      <w:r>
+        <w:rPr>
+          <w:b/>
+        </w:rPr>
+        <w:t>VPT</w:t>
+      </w:r>
+      <w:r>
+        <w:t xml:space="preserve"> metric still show no advantage; the </w:t>
+      </w:r>
+      <w:r>
+        <w:rPr>
+          <w:b/>
+        </w:rPr>
+        <w:t>recurrent</w:t>
+      </w:r>
+      <w:r>
+        <w:t xml:space="preserve"> QRC is competitive-not-better — unitary evolution is non-dissipative, lacking the contraction behind ESN "generalized synchronization" (Ahmed–Tennie–Magri 2025).</w:t>
+      </w:r>
+    </w:p>
+    <w:p>
+      <w:pPr>
+        <w:pStyle w:val="Heading2"/>
+      </w:pPr>
+      <w:r>
+        <w:t>6. Quantum platform and resource planning</w:t>
       </w:r>
     </w:p>
     <w:p>
@@ -2425,63 +2001,8 @@
         <w:jc w:val="both"/>
       </w:pPr>
       <w:r>
-        <w:t xml:space="preserve">unpredictability) and the autonomous </w:t>
-      </w:r>
-      <w:r>
-        <w:rPr>
-          <w:b/>
-        </w:rPr>
-        <w:t>VPT</w:t>
-      </w:r>
-      <w:r>
-        <w:t xml:space="preserve"> metric still show no advantage; the </w:t>
-      </w:r>
-      <w:r>
-        <w:rPr>
-          <w:b/>
-        </w:rPr>
-        <w:t>recurrent</w:t>
-      </w:r>
-      <w:r>
-        <w:t xml:space="preserve"> QRC is</w:t>
-      </w:r>
-    </w:p>
-    <w:p>
-      <w:pPr>
-        <w:jc w:val="both"/>
-      </w:pPr>
-      <w:r>
-        <w:t>competitive-not-better — unitary evolution is non-dissipative, lacking the contraction behind ESN</w:t>
-      </w:r>
-    </w:p>
-    <w:p>
-      <w:pPr>
-        <w:jc w:val="both"/>
-      </w:pPr>
-      <w:r>
-        <w:t>"generalized synchronization" (Ahmed–Tennie–Magri 2025).</w:t>
-      </w:r>
-    </w:p>
-    <w:p>
-      <w:pPr>
-        <w:pStyle w:val="Heading2"/>
-      </w:pPr>
-      <w:r>
-        <w:t>6. Quantum platform and resource planning</w:t>
-      </w:r>
-    </w:p>
-    <w:p>
-      <w:pPr>
-        <w:jc w:val="both"/>
-      </w:pPr>
-      <w:r>
-        <w:t>Simulator-first on qBraid: statevector ≤12 qubits, sparse/TN to ≈16, GPU beyond.</w:t>
-      </w:r>
-    </w:p>
-    <w:p>
-      <w:pPr>
-        <w:jc w:val="both"/>
-      </w:pPr>
+        <w:t xml:space="preserve">Simulator-first on qBraid: statevector ≤12 qubits, sparse/TN to ≈16, GPU beyond. </w:t>
+      </w:r>
       <w:r>
         <w:rPr>
           <w:b/>
@@ -2497,13 +2018,8 @@
         </w:rPr>
         <w:t>⟨Z_i⟩,⟨Z_iZ_j⟩</w:t>
       </w:r>
-    </w:p>
-    <w:p>
-      <w:pPr>
-        <w:jc w:val="both"/>
-      </w:pPr>
-      <w:r>
-        <w:t xml:space="preserve">are computational-basis-diagonal, so one S-shot set yields </w:t>
+      <w:r>
+        <w:t xml:space="preserve"> are computational-basis-diagonal, so one S-shot set yields </w:t>
       </w:r>
       <w:r>
         <w:rPr>
@@ -2876,7 +2392,96 @@
         <w:t>IonQ / IQM / IBM</w:t>
       </w:r>
       <w:r>
-        <w:t xml:space="preserve"> via qBraid — the</w:t>
+        <w:t xml:space="preserve"> via qBraid — the random-sparse Ising needs </w:t>
+      </w:r>
+      <w:r>
+        <w:rPr>
+          <w:i/>
+        </w:rPr>
+        <w:t>fewer</w:t>
+      </w:r>
+      <w:r>
+        <w:t xml:space="preserve"> two-qubit gates than an all-to-all reservoir, easing NISQ mapping — with </w:t>
+      </w:r>
+      <w:r>
+        <w:rPr>
+          <w:b/>
+        </w:rPr>
+        <w:t>ZNE + measurement mitigation</w:t>
+      </w:r>
+      <w:r>
+        <w:t xml:space="preserve"> and a classical cross-check per run. The submission path is </w:t>
+      </w:r>
+      <w:r>
+        <w:rPr>
+          <w:b/>
+        </w:rPr>
+        <w:t>executable now</w:t>
+      </w:r>
+      <w:r>
+        <w:t xml:space="preserve"> (</w:t>
+      </w:r>
+      <w:r>
+        <w:rPr>
+          <w:rFonts w:ascii="Courier New" w:hAnsi="Courier New"/>
+        </w:rPr>
+        <w:t>qbraid_submit.py</w:t>
+      </w:r>
+      <w:r>
+        <w:t xml:space="preserve">, </w:t>
+      </w:r>
+      <w:r>
+        <w:rPr>
+          <w:rFonts w:ascii="Courier New" w:hAnsi="Courier New"/>
+        </w:rPr>
+        <w:t>cli.py run qsubmit</w:t>
+      </w:r>
+      <w:r>
+        <w:t xml:space="preserve">): on a simulator it (i) reproduces the engine to </w:t>
+      </w:r>
+      <w:r>
+        <w:rPr>
+          <w:b/>
+        </w:rPr>
+        <w:t>3.9×10⁻¹⁶</w:t>
+      </w:r>
+      <w:r>
+        <w:t xml:space="preserve"> via the exact circuit (our per-run classical cross-check), (ii) characterizes the </w:t>
+      </w:r>
+      <w:r>
+        <w:rPr>
+          <w:b/>
+        </w:rPr>
+        <w:t>shot budget</w:t>
+      </w:r>
+      <w:r>
+        <w:t xml:space="preserve"> (ε≈1/√S; feature error 0.046→0.0066 at S=256→16k; gate-Trotter(20) adds ≈0.04), and (iii) demonstrates </w:t>
+      </w:r>
+      <w:r>
+        <w:rPr>
+          <w:b/>
+        </w:rPr>
+        <w:t>zero-noise extrapolation</w:t>
+      </w:r>
+      <w:r>
+        <w:t xml:space="preserve"> under a depolarizing sweep. One </w:t>
+      </w:r>
+      <w:r>
+        <w:rPr>
+          <w:rFonts w:ascii="Courier New" w:hAnsi="Courier New"/>
+        </w:rPr>
+        <w:t>--device</w:t>
+      </w:r>
+      <w:r>
+        <w:t xml:space="preserve"> flag from a real backend (pending qBraid credits). We thus characterize all four challenge axes: reservoir size, encoding density, shot budget, and noise.</w:t>
+      </w:r>
+    </w:p>
+    <w:p>
+      <w:pPr>
+        <w:pStyle w:val="Heading2"/>
+      </w:pPr>
+      <w:r>
+        <w:t>7. Limitations (stated plainly)</w:t>
       </w:r>
     </w:p>
     <w:p>
@@ -2884,7 +2489,78 @@
         <w:jc w:val="both"/>
       </w:pPr>
       <w:r>
-        <w:t>random-sparse Ising needs *fewer* two-qubit gates than an all-to-all reservoir, easing NISQ</w:t>
+        <w:t xml:space="preserve">(i) </w:t>
+      </w:r>
+      <w:r>
+        <w:rPr>
+          <w:b/>
+        </w:rPr>
+        <w:t>No quantum advantage</w:t>
+      </w:r>
+      <w:r>
+        <w:t xml:space="preserve"> is demonstrated at the ≤16-qubit simulable scale; HAR-X (classical, linear) is the best model on this task. (ii) The RV sample ends Feb-2020 (2008 GFC in-sample, 2020 COVID just outside); broader assets/periods are covered only by daily-proxy supporting studies (v2_research: cross-asset, COVID — same negative), not 5-min RV. (iii) Task-level noise is characterized via per-layer single-qubit channels (density-matrix, §5.4) and simulator shot noise (§6); combined noisy-circuit-plus-shot execution is deferred to QPU runs. (iv) g is regularization- and run-configuration-dependent (qualitative gap only). (v) </w:t>
+      </w:r>
+      <w:r>
+        <w:rPr>
+          <w:b/>
+        </w:rPr>
+        <w:t>No real-QPU run yet</w:t>
+      </w:r>
+      <w:r>
+        <w:t xml:space="preserve"> (simulator cross-checked; pending qBraid credit allocation). (vi) Distinctness and full-rank entanglement are </w:t>
+      </w:r>
+      <w:r>
+        <w:rPr>
+          <w:i/>
+        </w:rPr>
+        <w:t>necessary, not sufficient</w:t>
+      </w:r>
+      <w:r>
+        <w:t xml:space="preserve"> — whether they convert beyond the simulable frontier is open. A quantum-data probe (</w:t>
+      </w:r>
+      <w:r>
+        <w:rPr>
+          <w:rFonts w:ascii="Courier New" w:hAnsi="Courier New"/>
+        </w:rPr>
+        <w:t>results/quantum_data_crossover_findings.md</w:t>
+      </w:r>
+      <w:r>
+        <w:t xml:space="preserve">) shows the QRC natively reads nonlinear </w:t>
+      </w:r>
+      <w:r>
+        <w:rPr>
+          <w:i/>
+        </w:rPr>
+        <w:t>state</w:t>
+      </w:r>
+      <w:r>
+        <w:t xml:space="preserve"> functionals (purity, entanglement) a linear readout cannot, but a budget-matched classical still edges it at k≤4 — and the proper baseline, </w:t>
+      </w:r>
+      <w:r>
+        <w:rPr>
+          <w:b/>
+        </w:rPr>
+        <w:t>classical shadows</w:t>
+      </w:r>
+      <w:r>
+        <w:t xml:space="preserve"> (Huang–Kueng–Preskill 2020, also measurement-efficient; not yet run), would be at least as strong: a genuine quantum-data edge is an </w:t>
+      </w:r>
+      <w:r>
+        <w:rPr>
+          <w:b/>
+        </w:rPr>
+        <w:t>honest open question</w:t>
+      </w:r>
+      <w:r>
+        <w:t>, not shown here, and the one regime this challenge's classical-data tracks never probe.</w:t>
+      </w:r>
+    </w:p>
+    <w:p>
+      <w:pPr>
+        <w:pStyle w:val="Heading2"/>
+      </w:pPr>
+      <w:r>
+        <w:t>8. Stakeholder impact, milestone plan, AI disclosure</w:t>
       </w:r>
     </w:p>
     <w:p>
@@ -2892,16 +2568,87 @@
         <w:jc w:val="both"/>
       </w:pPr>
       <w:r>
-        <w:t xml:space="preserve">mapping — with </w:t>
+        <w:t xml:space="preserve">Volatility forecasts feed hedging, dynamic risk limits and derivatives pricing. We make the impact </w:t>
       </w:r>
       <w:r>
         <w:rPr>
           <w:b/>
         </w:rPr>
-        <w:t>ZNE + measurement mitigation</w:t>
-      </w:r>
-      <w:r>
-        <w:t xml:space="preserve"> and a classical cross-check per run. The submission path is</w:t>
+        <w:t>concrete</w:t>
+      </w:r>
+      <w:r>
+        <w:t xml:space="preserve"> (</w:t>
+      </w:r>
+      <w:r>
+        <w:rPr>
+          <w:rFonts w:ascii="Courier New" w:hAnsi="Courier New"/>
+        </w:rPr>
+        <w:t>cli.py run economics</w:t>
+      </w:r>
+      <w:r>
+        <w:t xml:space="preserve">): a vol-timing backtest sizing S&amp;P-500 exposure by the one-step RV forecast </w:t>
+      </w:r>
+      <w:r>
+        <w:rPr>
+          <w:b/>
+        </w:rPr>
+        <w:t>nearly halves the 2008 max drawdown (−61%→−32%)</w:t>
+      </w:r>
+      <w:r>
+        <w:t xml:space="preserve">, but a </w:t>
+      </w:r>
+      <w:r>
+        <w:rPr>
+          <w:b/>
+        </w:rPr>
+        <w:t>plain HAR</w:t>
+      </w:r>
+      <w:r>
+        <w:t xml:space="preserve"> forecast captures it — rich features and the quantum reservoir add </w:t>
+      </w:r>
+      <w:r>
+        <w:rPr>
+          <w:b/>
+        </w:rPr>
+        <w:t>no</w:t>
+      </w:r>
+      <w:r>
+        <w:t xml:space="preserve"> economic value (negative CE fees). The decision-useful lever is </w:t>
+      </w:r>
+      <w:r>
+        <w:rPr>
+          <w:b/>
+        </w:rPr>
+        <w:t>vol-timing on a simple RV forecast, not quantum hardware</w:t>
+      </w:r>
+      <w:r>
+        <w:t xml:space="preserve">. </w:t>
+      </w:r>
+      <w:r>
+        <w:rPr>
+          <w:b/>
+        </w:rPr>
+        <w:t>Milestone plan:</w:t>
+      </w:r>
+      <w:r>
+        <w:t xml:space="preserve"> (i)–(v) pre-registration, scaling + encoding sweeps, the adversarial HAR-X/ESN/RFF test, MNIST + noise, and the sparse/TN frontier are ✓; (vi) gate-Trotter QPU validation (IonQ/IQM/IBM) is simulator-cross-checked (fallback = TN noise emulation). </w:t>
+      </w:r>
+      <w:r>
+        <w:rPr>
+          <w:b/>
+        </w:rPr>
+        <w:t>AI disclosure:</w:t>
+      </w:r>
+      <w:r>
+        <w:t xml:space="preserve"> Claude (Anthropic) assisted with code and drafting under the team's direction; all decisions and results are the team's own.</w:t>
+      </w:r>
+    </w:p>
+    <w:p>
+      <w:pPr>
+        <w:pStyle w:val="Heading2"/>
+      </w:pPr>
+      <w:r>
+        <w:t>References</w:t>
       </w:r>
     </w:p>
     <w:p>
@@ -2909,447 +2656,7 @@
         <w:jc w:val="both"/>
       </w:pPr>
       <w:r>
-        <w:rPr>
-          <w:b/>
-        </w:rPr>
-        <w:t>executable now</w:t>
-      </w:r>
-      <w:r>
-        <w:t xml:space="preserve"> (</w:t>
-      </w:r>
-      <w:r>
-        <w:rPr>
-          <w:rFonts w:ascii="Courier New" w:hAnsi="Courier New"/>
-        </w:rPr>
-        <w:t>qbraid_submit.py</w:t>
-      </w:r>
-      <w:r>
-        <w:t xml:space="preserve">, </w:t>
-      </w:r>
-      <w:r>
-        <w:rPr>
-          <w:rFonts w:ascii="Courier New" w:hAnsi="Courier New"/>
-        </w:rPr>
-        <w:t>cli.py run qsubmit</w:t>
-      </w:r>
-      <w:r>
-        <w:t>): on a simulator it (i) reproduces</w:t>
-      </w:r>
-    </w:p>
-    <w:p>
-      <w:pPr>
-        <w:jc w:val="both"/>
-      </w:pPr>
-      <w:r>
-        <w:t xml:space="preserve">the engine to </w:t>
-      </w:r>
-      <w:r>
-        <w:rPr>
-          <w:b/>
-        </w:rPr>
-        <w:t>3.9×10⁻¹⁶</w:t>
-      </w:r>
-      <w:r>
-        <w:t xml:space="preserve"> via the exact circuit (our per-run classical cross-check),</w:t>
-      </w:r>
-    </w:p>
-    <w:p>
-      <w:pPr>
-        <w:jc w:val="both"/>
-      </w:pPr>
-      <w:r>
-        <w:t xml:space="preserve">(ii) characterizes the </w:t>
-      </w:r>
-      <w:r>
-        <w:rPr>
-          <w:b/>
-        </w:rPr>
-        <w:t>shot budget</w:t>
-      </w:r>
-      <w:r>
-        <w:t xml:space="preserve"> (ε≈1/√S; feature error</w:t>
-      </w:r>
-    </w:p>
-    <w:p>
-      <w:pPr>
-        <w:jc w:val="both"/>
-      </w:pPr>
-      <w:r>
-        <w:t>0.046→0.0066 at S=256→16k; gate-Trotter(20) adds ≈0.04), and (iii) demonstrates **zero-noise</w:t>
-      </w:r>
-    </w:p>
-    <w:p>
-      <w:pPr>
-        <w:jc w:val="both"/>
-      </w:pPr>
-      <w:r>
-        <w:t xml:space="preserve">extrapolation** under a depolarizing sweep. One </w:t>
-      </w:r>
-      <w:r>
-        <w:rPr>
-          <w:rFonts w:ascii="Courier New" w:hAnsi="Courier New"/>
-        </w:rPr>
-        <w:t>--device</w:t>
-      </w:r>
-      <w:r>
-        <w:t xml:space="preserve"> flag from a real backend (pending qBraid</w:t>
-      </w:r>
-    </w:p>
-    <w:p>
-      <w:pPr>
-        <w:jc w:val="both"/>
-      </w:pPr>
-      <w:r>
-        <w:t>credits). We thus characterize all four challenge axes: reservoir size, encoding density, shot</w:t>
-      </w:r>
-    </w:p>
-    <w:p>
-      <w:pPr>
-        <w:jc w:val="both"/>
-      </w:pPr>
-      <w:r>
-        <w:t>budget, and noise.</w:t>
-      </w:r>
-    </w:p>
-    <w:p>
-      <w:pPr>
-        <w:pStyle w:val="Heading2"/>
-      </w:pPr>
-      <w:r>
-        <w:t>7. Limitations (stated plainly)</w:t>
-      </w:r>
-    </w:p>
-    <w:p>
-      <w:pPr>
-        <w:jc w:val="both"/>
-      </w:pPr>
-      <w:r>
-        <w:t xml:space="preserve">(i) </w:t>
-      </w:r>
-      <w:r>
-        <w:rPr>
-          <w:b/>
-        </w:rPr>
-        <w:t>No quantum advantage</w:t>
-      </w:r>
-      <w:r>
-        <w:t xml:space="preserve"> is demonstrated at the ≤16-qubit simulable scale; HAR-X (classical,</w:t>
-      </w:r>
-    </w:p>
-    <w:p>
-      <w:pPr>
-        <w:jc w:val="both"/>
-      </w:pPr>
-      <w:r>
-        <w:t>linear) is the best model on this task. (ii) The RV sample ends Feb-2020</w:t>
-      </w:r>
-    </w:p>
-    <w:p>
-      <w:pPr>
-        <w:jc w:val="both"/>
-      </w:pPr>
-      <w:r>
-        <w:t>(2008 GFC in-sample, 2020 COVID just outside); broader assets/periods untested. (iii) Noise is studied on MNIST</w:t>
-      </w:r>
-    </w:p>
-    <w:p>
-      <w:pPr>
-        <w:jc w:val="both"/>
-      </w:pPr>
-      <w:r>
-        <w:t>(single-qubit readout channels); full noisy-circuit/shot-noise sim is deferred to QPU runs.</w:t>
-      </w:r>
-    </w:p>
-    <w:p>
-      <w:pPr>
-        <w:jc w:val="both"/>
-      </w:pPr>
-      <w:r>
-        <w:t>(iv) g is regularization-dependent (qualitative gap only).</w:t>
-      </w:r>
-    </w:p>
-    <w:p>
-      <w:pPr>
-        <w:jc w:val="both"/>
-      </w:pPr>
-      <w:r>
-        <w:t xml:space="preserve">(v) </w:t>
-      </w:r>
-      <w:r>
-        <w:rPr>
-          <w:b/>
-        </w:rPr>
-        <w:t>No real-QPU run yet</w:t>
-      </w:r>
-      <w:r>
-        <w:t xml:space="preserve"> (simulator cross-checked; pending qBraid credit allocation).</w:t>
-      </w:r>
-    </w:p>
-    <w:p>
-      <w:pPr>
-        <w:jc w:val="both"/>
-      </w:pPr>
-      <w:r>
-        <w:t>(vi) Distinctness and full-rank entanglement are *necessary, not sufficient* — whether they convert</w:t>
-      </w:r>
-    </w:p>
-    <w:p>
-      <w:pPr>
-        <w:jc w:val="both"/>
-      </w:pPr>
-      <w:r>
-        <w:t>beyond the simulable frontier is open. A quantum-data probe (</w:t>
-      </w:r>
-      <w:r>
-        <w:rPr>
-          <w:rFonts w:ascii="Courier New" w:hAnsi="Courier New"/>
-        </w:rPr>
-        <w:t>results/quantum_data_crossover_findings.md</w:t>
-      </w:r>
-      <w:r>
-        <w:t>)</w:t>
-      </w:r>
-    </w:p>
-    <w:p>
-      <w:pPr>
-        <w:jc w:val="both"/>
-      </w:pPr>
-      <w:r>
-        <w:t>shows the QRC natively reads nonlinear *state* functionals (purity, entanglement) a linear readout</w:t>
-      </w:r>
-    </w:p>
-    <w:p>
-      <w:pPr>
-        <w:jc w:val="both"/>
-      </w:pPr>
-      <w:r>
-        <w:t xml:space="preserve">cannot, but the proper baseline — </w:t>
-      </w:r>
-      <w:r>
-        <w:rPr>
-          <w:b/>
-        </w:rPr>
-        <w:t>classical shadows</w:t>
-      </w:r>
-      <w:r>
-        <w:t xml:space="preserve"> (Huang–Kueng–Preskill 2020), also</w:t>
-      </w:r>
-    </w:p>
-    <w:p>
-      <w:pPr>
-        <w:jc w:val="both"/>
-      </w:pPr>
-      <w:r>
-        <w:t>measurement-efficient — still edges it at k≤4: a genuine quantum-data edge is an **honest open</w:t>
-      </w:r>
-    </w:p>
-    <w:p>
-      <w:pPr>
-        <w:jc w:val="both"/>
-      </w:pPr>
-      <w:r>
-        <w:t>question**, not shown here, and the one regime this challenge's classical-data tracks never probe.</w:t>
-      </w:r>
-    </w:p>
-    <w:p>
-      <w:pPr>
-        <w:pStyle w:val="Heading2"/>
-      </w:pPr>
-      <w:r>
-        <w:t>8. Stakeholder impact, milestone plan, AI disclosure</w:t>
-      </w:r>
-    </w:p>
-    <w:p>
-      <w:pPr>
-        <w:jc w:val="both"/>
-      </w:pPr>
-      <w:r>
-        <w:t>Volatility forecasts feed hedging, dynamic risk limits and derivatives pricing.</w:t>
-      </w:r>
-    </w:p>
-    <w:p>
-      <w:pPr>
-        <w:jc w:val="both"/>
-      </w:pPr>
-      <w:r>
-        <w:t xml:space="preserve">We make the impact </w:t>
-      </w:r>
-      <w:r>
-        <w:rPr>
-          <w:b/>
-        </w:rPr>
-        <w:t>concrete</w:t>
-      </w:r>
-      <w:r>
-        <w:t xml:space="preserve"> (</w:t>
-      </w:r>
-      <w:r>
-        <w:rPr>
-          <w:rFonts w:ascii="Courier New" w:hAnsi="Courier New"/>
-        </w:rPr>
-        <w:t>cli.py run economics</w:t>
-      </w:r>
-      <w:r>
-        <w:t>): a vol-timing backtest sizing S&amp;P-500</w:t>
-      </w:r>
-    </w:p>
-    <w:p>
-      <w:pPr>
-        <w:jc w:val="both"/>
-      </w:pPr>
-      <w:r>
-        <w:t xml:space="preserve">exposure by the one-step RV forecast </w:t>
-      </w:r>
-      <w:r>
-        <w:rPr>
-          <w:b/>
-        </w:rPr>
-        <w:t>nearly halves the 2008 max drawdown (−61%→−32%)</w:t>
-      </w:r>
-      <w:r>
-        <w:t>, but a</w:t>
-      </w:r>
-    </w:p>
-    <w:p>
-      <w:pPr>
-        <w:jc w:val="both"/>
-      </w:pPr>
-      <w:r>
-        <w:rPr>
-          <w:b/>
-        </w:rPr>
-        <w:t>plain HAR</w:t>
-      </w:r>
-      <w:r>
-        <w:t xml:space="preserve"> forecast captures it — rich features and the quantum reservoir add </w:t>
-      </w:r>
-      <w:r>
-        <w:rPr>
-          <w:b/>
-        </w:rPr>
-        <w:t>no</w:t>
-      </w:r>
-      <w:r>
-        <w:t xml:space="preserve"> economic</w:t>
-      </w:r>
-    </w:p>
-    <w:p>
-      <w:pPr>
-        <w:jc w:val="both"/>
-      </w:pPr>
-      <w:r>
-        <w:t>value (negative CE fees). The decision-useful lever is **vol-timing on a simple RV forecast, not</w:t>
-      </w:r>
-    </w:p>
-    <w:p>
-      <w:pPr>
-        <w:jc w:val="both"/>
-      </w:pPr>
-      <w:r>
-        <w:t>quantum hardware</w:t>
-      </w:r>
-      <w:r>
-        <w:rPr>
-          <w:b/>
-        </w:rPr>
-        <w:t xml:space="preserve">. </w:t>
-      </w:r>
-      <w:r>
-        <w:t>Milestone plan:** (i)–(v) pre-registration,</w:t>
-      </w:r>
-    </w:p>
-    <w:p>
-      <w:pPr>
-        <w:jc w:val="both"/>
-      </w:pPr>
-      <w:r>
-        <w:t>scaling + encoding sweeps, the adversarial HAR-X/ESN/RFF test, MNIST + noise, and the sparse/TN</w:t>
-      </w:r>
-    </w:p>
-    <w:p>
-      <w:pPr>
-        <w:jc w:val="both"/>
-      </w:pPr>
-      <w:r>
-        <w:t>frontier are ✓; (vi) gate-Trotter QPU validation (IonQ/IQM/IBM) is simulator-cross-checked</w:t>
-      </w:r>
-    </w:p>
-    <w:p>
-      <w:pPr>
-        <w:jc w:val="both"/>
-      </w:pPr>
-      <w:r>
-        <w:t xml:space="preserve">(fallback = TN noise emulation). </w:t>
-      </w:r>
-      <w:r>
-        <w:rPr>
-          <w:b/>
-        </w:rPr>
-        <w:t>AI disclosure:</w:t>
-      </w:r>
-    </w:p>
-    <w:p>
-      <w:pPr>
-        <w:jc w:val="both"/>
-      </w:pPr>
-      <w:r>
-        <w:t>Claude (Anthropic) assisted with code and drafting under the team's direction; all decisions and</w:t>
-      </w:r>
-    </w:p>
-    <w:p>
-      <w:pPr>
-        <w:jc w:val="both"/>
-      </w:pPr>
-      <w:r>
-        <w:t>results are the team's own.</w:t>
-      </w:r>
-    </w:p>
-    <w:p>
-      <w:pPr>
-        <w:pStyle w:val="Heading2"/>
-      </w:pPr>
-      <w:r>
-        <w:t>References</w:t>
-      </w:r>
-    </w:p>
-    <w:p>
-      <w:pPr>
-        <w:jc w:val="both"/>
-      </w:pPr>
-      <w:r>
-        <w:t>Kornjača et al. 2024 · Zhu et al. 2025 · Ahmed, Tennie &amp; Magri 2025 · Li et al. 2025 ·</w:t>
-      </w:r>
-    </w:p>
-    <w:p>
-      <w:pPr>
-        <w:jc w:val="both"/>
-      </w:pPr>
-      <w:r>
-        <w:t>Tandon et al. 2025 · Hou et al. 2025 · Čindrak et al. 2026 · Antoncich et al. 2026 ·</w:t>
-      </w:r>
-    </w:p>
-    <w:p>
-      <w:pPr>
-        <w:jc w:val="both"/>
-      </w:pPr>
-      <w:r>
-        <w:t>Kobayashi &amp; Motome 2026 · Huang et al. 2021 · Huang, Kueng &amp; Preskill 2020 (classical shadows) ·</w:t>
-      </w:r>
-    </w:p>
-    <w:p>
-      <w:pPr>
-        <w:jc w:val="both"/>
-      </w:pPr>
-      <w:r>
-        <w:t>Corsi 2009 · Patton 2011 · Hansen et al. 2011 ·</w:t>
-      </w:r>
-    </w:p>
-    <w:p>
-      <w:pPr>
-        <w:jc w:val="both"/>
-      </w:pPr>
-      <w:r>
-        <w:t>Diebold &amp; Mariano 1995 · Bollerslev 1986 · Jaeger 2001 · Heber et al. 2009.</w:t>
+        <w:t>Kornjača et al. 2024 · Zhu et al. 2025 · Ahmed, Tennie &amp; Magri 2025 · Li et al. 2025 · Tandon et al. 2025 · Hou et al. 2025 · Čindrak et al. 2026 · Antoncich et al. 2026 · Kobayashi &amp; Motome 2026 · Huang et al. 2021 · Huang, Kueng &amp; Preskill 2020 (classical shadows) · Dambre et al. 2012 · Corsi 2009 · Patton 2011 · Hansen et al. 2011 · Harvey et al. 1997 · Diebold &amp; Mariano 1995 · Bollerslev 1986 · Jaeger 2001 · Heber et al. 2009.</w:t>
       </w:r>
     </w:p>
     <w:sectPr>

--- a/PHASE3_PAPER.docx
+++ b/PHASE3_PAPER.docx
@@ -439,10 +439,19 @@
         <w:rPr>
           <w:b/>
         </w:rPr>
-        <w:t>fading memory</w:t>
-      </w:r>
-      <w:r>
-        <w:t xml:space="preserve"> (echo-state property); (d) </w:t>
+        <w:t>delay-embedded memory</w:t>
+      </w:r>
+      <w:r>
+        <w:t xml:space="preserve"> (the headline model's memory is its explicit lag window, not reservoir recurrence — a recurrent variant is probed in </w:t>
+      </w:r>
+      <w:r>
+        <w:rPr>
+          <w:rFonts w:ascii="Courier New" w:hAnsi="Courier New"/>
+        </w:rPr>
+        <w:t>v3_research</w:t>
+      </w:r>
+      <w:r>
+        <w:t xml:space="preserve">); (d) </w:t>
       </w:r>
       <w:r>
         <w:rPr>
@@ -1297,10 +1306,10 @@
         <w:rPr>
           <w:b/>
         </w:rPr>
-        <w:t>After Holm correction no comparison is significant in either direction.</w:t>
-      </w:r>
-      <w:r>
-        <w:t xml:space="preserve"> The earlier "beats HAR" result was an artifact of comparing against a </w:t>
+        <w:t>After Holm correction no comparison is significant in either direction, and the 95% Model Confidence Set retains all four models in both windows (n=10)</w:t>
+      </w:r>
+      <w:r>
+        <w:t xml:space="preserve"> — a statistical tie. The earlier "beats HAR" result was an artifact of comparing against a </w:t>
       </w:r>
       <w:r>
         <w:rPr>
@@ -1517,7 +1526,16 @@
         <w:t>scales with qubits</w:t>
       </w:r>
       <w:r>
-        <w:t xml:space="preserve"> (n=5/8/10/12: 0.632/0.798/0.831/0.859, 3 seeds) and </w:t>
+        <w:t xml:space="preserve"> (n=5/8/10/12: 0.632/0.798/0.831/0.859, 3 seeds; </w:t>
+      </w:r>
+      <w:r>
+        <w:rPr>
+          <w:b/>
+        </w:rPr>
+        <w:t>n=15 sparse-exact continues the trend</w:t>
+      </w:r>
+      <w:r>
+        <w:t xml:space="preserve">, 0.878 vs 0.852 for a paired n=12 on a matched subset — closing the brief's 5/10/15 example) and </w:t>
       </w:r>
       <w:r>
         <w:rPr>

--- a/PHASE3_PAPER.docx
+++ b/PHASE3_PAPER.docx
@@ -2003,7 +2003,34 @@
         <w:t>recurrent</w:t>
       </w:r>
       <w:r>
-        <w:t xml:space="preserve"> QRC is competitive-not-better — unitary evolution is non-dissipative, lacking the contraction behind ESN "generalized synchronization" (Ahmed–Tennie–Magri 2025).</w:t>
+        <w:t xml:space="preserve"> QRC is competitive-not-better — unitary evolution is non-dissipative, lacking the contraction behind ESN "generalized synchronization" (Ahmed–Tennie–Magri 2025). We then </w:t>
+      </w:r>
+      <w:r>
+        <w:rPr>
+          <w:b/>
+        </w:rPr>
+        <w:t>demonstrated the mechanism by fixing it</w:t>
+      </w:r>
+      <w:r>
+        <w:t xml:space="preserve">: engineered memory-qubit damping shows the pre-registered inverted-U in the damping rate and lifts autonomous VPT ≈+60% (replicated on fresh starts), raising the recurrent QRC from clearly-behind to </w:t>
+      </w:r>
+      <w:r>
+        <w:rPr>
+          <w:b/>
+        </w:rPr>
+        <w:t>statistical parity</w:t>
+      </w:r>
+      <w:r>
+        <w:t xml:space="preserve"> with the size-matched ESN — not better (</w:t>
+      </w:r>
+      <w:r>
+        <w:rPr>
+          <w:rFonts w:ascii="Courier New" w:hAnsi="Courier New"/>
+        </w:rPr>
+        <w:t>results/dissipative_qrc_findings.md</w:t>
+      </w:r>
+      <w:r>
+        <w:t>).</w:t>
       </w:r>
     </w:p>
     <w:p>
@@ -2482,16 +2509,34 @@
         <w:t>zero-noise extrapolation</w:t>
       </w:r>
       <w:r>
-        <w:t xml:space="preserve"> under a depolarizing sweep. One </w:t>
+        <w:t xml:space="preserve"> under a depolarizing sweep. </w:t>
+      </w:r>
+      <w:r>
+        <w:rPr>
+          <w:b/>
+        </w:rPr>
+        <w:t>Executed on real hardware:</w:t>
+      </w:r>
+      <w:r>
+        <w:t xml:space="preserve"> the full mitigated protocol ran on </w:t>
+      </w:r>
+      <w:r>
+        <w:rPr>
+          <w:b/>
+        </w:rPr>
+        <w:t>Rigetti Cepheus-1-108q</w:t>
+      </w:r>
+      <w:r>
+        <w:t xml:space="preserve"> (12 logged cloud jobs; little-endian bit order auto-detected; measured readout errors 2.3%/6.4%): after lattice routing the scale-1 circuit already exceeds the coherence budget (raw feature error 0.261 vs the 0.196 fully-depolarized limit), so folded ZNE cannot recover — measuring on metal exactly the accumulated two-qubit-gate cost §5.4 predicts; the routing-free trapped-ion run (IonQ Forte-1, all-to-all; hardware probe P(|1⟩⁸)=0.97) is queued (</w:t>
       </w:r>
       <w:r>
         <w:rPr>
           <w:rFonts w:ascii="Courier New" w:hAnsi="Courier New"/>
         </w:rPr>
-        <w:t>--device</w:t>
-      </w:r>
-      <w:r>
-        <w:t xml:space="preserve"> flag from a real backend (pending qBraid credits). We thus characterize all four challenge axes: reservoir size, encoding density, shot budget, and noise.</w:t>
+        <w:t>results/qpu_hardware_findings.md</w:t>
+      </w:r>
+      <w:r>
+        <w:t>, with pre-registered predictions committed before execution). We thus characterize all four challenge axes: reservoir size, encoding density, shot budget, and noise.</w:t>
       </w:r>
     </w:p>
     <w:p>
@@ -2516,16 +2561,25 @@
         <w:t>No quantum advantage</w:t>
       </w:r>
       <w:r>
-        <w:t xml:space="preserve"> is demonstrated at the ≤16-qubit simulable scale; HAR-X (classical, linear) is the best model on this task. (ii) The RV sample ends Feb-2020 (2008 GFC in-sample, 2020 COVID just outside); broader assets/periods are covered only by daily-proxy supporting studies (v2_research: cross-asset, COVID — same negative), not 5-min RV. (iii) Task-level noise is characterized via per-layer single-qubit channels (density-matrix, §5.4) and simulator shot noise (§6); combined noisy-circuit-plus-shot execution is deferred to QPU runs. (iv) g is regularization- and run-configuration-dependent (qualitative gap only). (v) </w:t>
+        <w:t xml:space="preserve"> is demonstrated at the ≤16-qubit simulable scale; HAR-X (classical, linear) is the best model on this task. (ii) The RV sample ends Feb-2020 (2008 GFC in-sample, 2020 COVID just outside); broader assets/periods are covered only by daily-proxy supporting studies (v2_research: cross-asset, COVID — same negative), not 5-min RV. (iii) Task-level noise is characterized via per-layer single-qubit channels (density-matrix, §5.4) and simulator shot noise (§6); combined noisy-circuit-plus-shot execution is deferred to QPU runs. (iv) g is regularization- and run-configuration-dependent (qualitative gap only). (v) Hardware execution (Rigetti, §6) is a </w:t>
       </w:r>
       <w:r>
         <w:rPr>
           <w:b/>
         </w:rPr>
-        <w:t>No real-QPU run yet</w:t>
-      </w:r>
-      <w:r>
-        <w:t xml:space="preserve"> (simulator cross-checked; pending qBraid credit allocation). (vi) Distinctness and full-rank entanglement are </w:t>
+        <w:t>characterized negative</w:t>
+      </w:r>
+      <w:r>
+        <w:t xml:space="preserve"> — scale-1 beyond the coherence budget after routing; mitigation </w:t>
+      </w:r>
+      <w:r>
+        <w:rPr>
+          <w:i/>
+        </w:rPr>
+        <w:t>recovery</w:t>
+      </w:r>
+      <w:r>
+        <w:t xml:space="preserve"> remains unvalidated on hardware (trapped-ion run queued). (vi) Distinctness and full-rank entanglement are </w:t>
       </w:r>
       <w:r>
         <w:rPr>
@@ -2552,7 +2606,7 @@
         <w:t>state</w:t>
       </w:r>
       <w:r>
-        <w:t xml:space="preserve"> functionals (purity, entanglement) a linear readout cannot, but a budget-matched classical still edges it at k≤4 — and the proper baseline, </w:t>
+        <w:t xml:space="preserve"> functionals (purity, entanglement) a linear readout cannot, but the proper baseline — </w:t>
       </w:r>
       <w:r>
         <w:rPr>
@@ -2561,16 +2615,34 @@
         <w:t>classical shadows</w:t>
       </w:r>
       <w:r>
-        <w:t xml:space="preserve"> (Huang–Kueng–Preskill 2020, also measurement-efficient; not yet run), would be at least as strong: a genuine quantum-data edge is an </w:t>
+        <w:t xml:space="preserve"> (Huang–Kueng–Preskill 2020), now run head-to-head at matched per-state budgets with an ensemble-prior guard — </w:t>
       </w:r>
       <w:r>
         <w:rPr>
           <w:b/>
         </w:rPr>
-        <w:t>honest open question</w:t>
-      </w:r>
-      <w:r>
-        <w:t>, not shown here, and the one regime this challenge's classical-data tracks never probe.</w:t>
+        <w:t>wins wherever real information is extracted</w:t>
+      </w:r>
+      <w:r>
+        <w:t xml:space="preserve">, including the shadows-hard Tr(ρ³) (nominal QRC "wins" at tiny budgets equal the trivial prior and are discarded; </w:t>
+      </w:r>
+      <w:r>
+        <w:rPr>
+          <w:rFonts w:ascii="Courier New" w:hAnsi="Courier New"/>
+        </w:rPr>
+        <w:t>results/shadows_hard_findings.md</w:t>
+      </w:r>
+      <w:r>
+        <w:t xml:space="preserve">): the quantum-data question is </w:t>
+      </w:r>
+      <w:r>
+        <w:rPr>
+          <w:b/>
+        </w:rPr>
+        <w:t>closed negatively at simulable scale</w:t>
+      </w:r>
+      <w:r>
+        <w:t>; hardware-native many-qubit inputs remain the one untested regime.</w:t>
       </w:r>
     </w:p>
     <w:p>

--- a/PHASE3_PAPER.docx
+++ b/PHASE3_PAPER.docx
@@ -2434,7 +2434,7 @@
         <w:rPr>
           <w:b/>
         </w:rPr>
-        <w:t>IonQ / IQM / IBM</w:t>
+        <w:t>IonQ / IQM / Rigetti</w:t>
       </w:r>
       <w:r>
         <w:t xml:space="preserve"> via qBraid — the random-sparse Ising needs </w:t>
@@ -2527,7 +2527,52 @@
         <w:t>Rigetti Cepheus-1-108q</w:t>
       </w:r>
       <w:r>
-        <w:t xml:space="preserve"> (12 logged cloud jobs; little-endian bit order auto-detected; measured readout errors 2.3%/6.4%): after lattice routing the scale-1 circuit already exceeds the coherence budget (raw feature error 0.261 vs the 0.196 fully-depolarized limit), so folded ZNE cannot recover — measuring on metal exactly the accumulated two-qubit-gate cost §5.4 predicts; the routing-free trapped-ion run (IonQ Forte-1, all-to-all; hardware probe P(|1⟩⁸)=0.97) is queued (</w:t>
+        <w:t xml:space="preserve"> (12 logged cloud jobs; little-endian bit order auto-detected; measured readout errors 2.3%/6.4%): after lattice routing the scale-1 circuit already exceeds the coherence budget (raw feature error 0.261 vs the 0.196 fully-depolarized limit), so folded ZNE cannot recover — measuring on metal exactly the accumulated two-qubit-gate cost §5.4 predicts. A first </w:t>
+      </w:r>
+      <w:r>
+        <w:rPr>
+          <w:b/>
+        </w:rPr>
+        <w:t>IQM Garnet</w:t>
+      </w:r>
+      <w:r>
+        <w:t xml:space="preserve"> reservoir window replicates this regime on a second superconducting vendor (raw 0.238; readout 0.6%/3.6%), while cross-platform execution surfaced a </w:t>
+      </w:r>
+      <w:r>
+        <w:rPr>
+          <w:b/>
+        </w:rPr>
+        <w:t>platform-level finding</w:t>
+      </w:r>
+      <w:r>
+        <w:t xml:space="preserve">: an RY(π)RY(−π) identity pair executed as </w:t>
+      </w:r>
+      <w:r>
+        <w:rPr>
+          <w:b/>
+        </w:rPr>
+        <w:t>net RY(π)</w:t>
+      </w:r>
+      <w:r>
+        <w:t xml:space="preserve"> on the IonQ route — the client-side IonQ JSON provably contained both signed rotations, so negative-angle gates are lost server-side, which would silently corrupt ZNE's negated fold gates. We hardened the emitter (angles mod 2π; diagonal-only |0…0⟩ calibration, exact under </w:t>
+      </w:r>
+      <w:r>
+        <w:rPr>
+          <w:i/>
+        </w:rPr>
+        <w:t>any</w:t>
+      </w:r>
+      <w:r>
+        <w:t xml:space="preserve"> subset of gates executing) and validated the fix on-device: P(|0⁸⟩)=0.996 vs 0.0 pre-fix, with trapped-ion readout ≈0.4%/qubit — the device-class contrast §5.4 anticipates. The full pre-registered 4k-shot Garnet protocol and the decisive routing-free IonQ Forte-1 campaign are funded and in execution under a pre-committed manifest (per-job budget, abort rules: </w:t>
+      </w:r>
+      <w:r>
+        <w:rPr>
+          <w:rFonts w:ascii="Courier New" w:hAnsi="Courier New"/>
+        </w:rPr>
+        <w:t>results/qpu_campaign_manifest.md</w:t>
+      </w:r>
+      <w:r>
+        <w:t xml:space="preserve">; predictions committed before execution: </w:t>
       </w:r>
       <w:r>
         <w:rPr>
@@ -2536,7 +2581,7 @@
         <w:t>results/qpu_hardware_findings.md</w:t>
       </w:r>
       <w:r>
-        <w:t>, with pre-registered predictions committed before execution). We thus characterize all four challenge axes: reservoir size, encoding density, shot budget, and noise.</w:t>
+        <w:t>). We thus characterize all four challenge axes: reservoir size, encoding density, shot budget, and noise.</w:t>
       </w:r>
     </w:p>
     <w:p>
@@ -2561,7 +2606,7 @@
         <w:t>No quantum advantage</w:t>
       </w:r>
       <w:r>
-        <w:t xml:space="preserve"> is demonstrated at the ≤16-qubit simulable scale; HAR-X (classical, linear) is the best model on this task. (ii) The RV sample ends Feb-2020 (2008 GFC in-sample, 2020 COVID just outside); broader assets/periods are covered only by daily-proxy supporting studies (v2_research: cross-asset, COVID — same negative), not 5-min RV. (iii) Task-level noise is characterized via per-layer single-qubit channels (density-matrix, §5.4) and simulator shot noise (§6); combined noisy-circuit-plus-shot execution is deferred to QPU runs. (iv) g is regularization- and run-configuration-dependent (qualitative gap only). (v) Hardware execution (Rigetti, §6) is a </w:t>
+        <w:t xml:space="preserve"> is demonstrated at the ≤16-qubit simulable scale; HAR-X (classical, linear) is the best model on this task. (ii) The RV sample ends Feb-2020 (2008 GFC in-sample, 2020 COVID just outside); broader assets/periods are covered only by daily-proxy supporting studies (v2_research: cross-asset, COVID — same negative), not 5-min RV. (iii) Task-level noise is characterized via per-layer single-qubit channels (density-matrix, §5.4) and simulator shot noise (§6); combined noisy-circuit-plus-shot execution is deferred to QPU runs. (iv) g is regularization- and run-configuration-dependent (qualitative gap only). (v) Hardware execution (Rigetti + first Garnet window, §6) is a </w:t>
       </w:r>
       <w:r>
         <w:rPr>
@@ -2579,7 +2624,7 @@
         <w:t>recovery</w:t>
       </w:r>
       <w:r>
-        <w:t xml:space="preserve"> remains unvalidated on hardware (trapped-ion run queued). (vi) Distinctness and full-rank entanglement are </w:t>
+        <w:t xml:space="preserve"> remains unvalidated on hardware (trapped-ion campaign in execution). (vi) Distinctness and full-rank entanglement are </w:t>
       </w:r>
       <w:r>
         <w:rPr>

--- a/PHASE3_PAPER.docx
+++ b/PHASE3_PAPER.docx
@@ -2527,16 +2527,25 @@
         <w:t>Rigetti Cepheus-1-108q</w:t>
       </w:r>
       <w:r>
-        <w:t xml:space="preserve"> (12 logged cloud jobs; little-endian bit order auto-detected; measured readout errors 2.3%/6.4%): after lattice routing the scale-1 circuit already exceeds the coherence budget (raw feature error 0.261 vs the 0.196 fully-depolarized limit), so folded ZNE cannot recover — measuring on metal exactly the accumulated two-qubit-gate cost §5.4 predicts. A first </w:t>
+        <w:t xml:space="preserve"> (12 logged cloud jobs; little-endian bit order auto-detected; measured readout errors 2.3%/6.4%): after lattice routing the scale-1 circuit already exceeds the coherence budget (raw feature error 0.261 vs the 0.196 fully-depolarized limit), so folded ZNE cannot recover — measuring on metal exactly the accumulated two-qubit-gate cost §5.4 predicts. The </w:t>
       </w:r>
       <w:r>
         <w:rPr>
           <w:b/>
         </w:rPr>
-        <w:t>IQM Garnet</w:t>
-      </w:r>
-      <w:r>
-        <w:t xml:space="preserve"> reservoir window replicates this regime on a second superconducting vendor (raw 0.238; readout 0.6%/3.6%), while cross-platform execution surfaced a </w:t>
+        <w:t>full pre-registered 4k-shot Garnet protocol</w:t>
+      </w:r>
+      <w:r>
+        <w:t xml:space="preserve"> then executed (12 jobs): raw 0.230 — beyond the 0.196 limit and above our routing-free 0.171 forecast (</w:t>
+      </w:r>
+      <w:r>
+        <w:rPr>
+          <w:b/>
+        </w:rPr>
+        <w:t>prediction (iii) confirmed</w:t>
+      </w:r>
+      <w:r>
+        <w:t xml:space="preserve">; ZNE recovery non-monotone) — replicating this regime on a second superconducting vendor (readout 0.4%/3.2%). Cross-platform execution also surfaced a </w:t>
       </w:r>
       <w:r>
         <w:rPr>
@@ -2563,7 +2572,7 @@
         <w:t>any</w:t>
       </w:r>
       <w:r>
-        <w:t xml:space="preserve"> subset of gates executing) and validated the fix on-device: P(|0⁸⟩)=0.996 vs 0.0 pre-fix, with trapped-ion readout ≈0.4%/qubit — the device-class contrast §5.4 anticipates. The full pre-registered 4k-shot Garnet protocol and the decisive routing-free IonQ Forte-1 campaign are funded and in execution under a pre-committed manifest (per-job budget, abort rules: </w:t>
+        <w:t xml:space="preserve"> subset of gates executing) and validated the fix on-device: P(|0⁸⟩)=0.996 vs 0.0 pre-fix, with trapped-ion readout ≈0.4%/qubit — the device-class contrast §5.4 anticipates. The decisive routing-free IonQ Forte-1 campaign is funded and gated under a pre-committed manifest (per-job budget, abort rules: </w:t>
       </w:r>
       <w:r>
         <w:rPr>
@@ -2606,7 +2615,7 @@
         <w:t>No quantum advantage</w:t>
       </w:r>
       <w:r>
-        <w:t xml:space="preserve"> is demonstrated at the ≤16-qubit simulable scale; HAR-X (classical, linear) is the best model on this task. (ii) The RV sample ends Feb-2020 (2008 GFC in-sample, 2020 COVID just outside); broader assets/periods are covered only by daily-proxy supporting studies (v2_research: cross-asset, COVID — same negative), not 5-min RV. (iii) Task-level noise is characterized via per-layer single-qubit channels (density-matrix, §5.4) and simulator shot noise (§6); combined noisy-circuit-plus-shot execution is deferred to QPU runs. (iv) g is regularization- and run-configuration-dependent (qualitative gap only). (v) Hardware execution (Rigetti + first Garnet window, §6) is a </w:t>
+        <w:t xml:space="preserve"> is demonstrated at the ≤16-qubit simulable scale; HAR-X (classical, linear) is the best model on this task. (ii) The RV sample ends Feb-2020 (2008 GFC in-sample, 2020 COVID just outside); broader assets/periods are covered only by daily-proxy supporting studies (v2_research: cross-asset, COVID — same negative), not 5-min RV. (iii) Task-level noise is characterized via per-layer single-qubit channels (density-matrix, §5.4) and simulator shot noise (§6); combined noisy-circuit-plus-shot execution is deferred to QPU runs. (iv) g is regularization- and run-configuration-dependent (qualitative gap only). (v) Hardware execution (Rigetti + Garnet full protocols, §6) is a </w:t>
       </w:r>
       <w:r>
         <w:rPr>

--- a/PHASE3_PAPER.docx
+++ b/PHASE3_PAPER.docx
@@ -2572,16 +2572,52 @@
         <w:t>any</w:t>
       </w:r>
       <w:r>
-        <w:t xml:space="preserve"> subset of gates executing) and validated the fix on-device: P(|0⁸⟩)=0.996 vs 0.0 pre-fix, with trapped-ion readout ≈0.4%/qubit — the device-class contrast §5.4 anticipates. The decisive routing-free IonQ Forte-1 campaign is funded and gated under a pre-committed manifest (per-job budget, abort rules: </w:t>
+        <w:t xml:space="preserve"> subset of gates executing) and validated the fix on-device: P(|0⁸⟩)=0.996 vs 0.0 pre-fix, with trapped-ion readout ≈0.4%/qubit — the device-class contrast §5.4 anticipates. The decisive routing-free </w:t>
       </w:r>
       <w:r>
         <w:rPr>
-          <w:rFonts w:ascii="Courier New" w:hAnsi="Courier New"/>
+          <w:b/>
         </w:rPr>
-        <w:t>results/qpu_campaign_manifest.md</w:t>
-      </w:r>
-      <w:r>
-        <w:t xml:space="preserve">; predictions committed before execution: </w:t>
+        <w:t>IonQ Forte-1 campaign then executed</w:t>
+      </w:r>
+      <w:r>
+        <w:t xml:space="preserve"> under the pre-committed manifest: a smoke gate first measured a </w:t>
+      </w:r>
+      <w:r>
+        <w:rPr>
+          <w:b/>
+        </w:rPr>
+        <w:t>2,000-gate/circuit device ceiling</w:t>
+      </w:r>
+      <w:r>
+        <w:t xml:space="preserve"> on both access routes (fold-3 = 2,484 gates), so per pre-registered abort rule the campaign ran scale-1-only (5 jobs, 500 shots, readout 0.08%/0.65%). Measured </w:t>
+      </w:r>
+      <w:r>
+        <w:rPr>
+          <w:b/>
+        </w:rPr>
+        <w:t>raw feature error 0.104 — below the 0.196 depolarized limit</w:t>
+      </w:r>
+      <w:r>
+        <w:t xml:space="preserve"> and the superconducting 0.230/0.261: the </w:t>
+      </w:r>
+      <w:r>
+        <w:rPr>
+          <w:b/>
+        </w:rPr>
+        <w:t>first signal-bearing hardware execution</w:t>
+      </w:r>
+      <w:r>
+        <w:t xml:space="preserve"> of this reservoir (</w:t>
+      </w:r>
+      <w:r>
+        <w:rPr>
+          <w:b/>
+        </w:rPr>
+        <w:t>prediction (ii) confirmed</w:t>
+      </w:r>
+      <w:r>
+        <w:t>, under our 0.149 forecast). One pre-registered circuit thus measures the coherence wall from both sides — routed superconducting lattices beyond the limit, the 220-gate all-to-all ion machine inside it (</w:t>
       </w:r>
       <w:r>
         <w:rPr>
@@ -2615,7 +2651,7 @@
         <w:t>No quantum advantage</w:t>
       </w:r>
       <w:r>
-        <w:t xml:space="preserve"> is demonstrated at the ≤16-qubit simulable scale; HAR-X (classical, linear) is the best model on this task. (ii) The RV sample ends Feb-2020 (2008 GFC in-sample, 2020 COVID just outside); broader assets/periods are covered only by daily-proxy supporting studies (v2_research: cross-asset, COVID — same negative), not 5-min RV. (iii) Task-level noise is characterized via per-layer single-qubit channels (density-matrix, §5.4) and simulator shot noise (§6); combined noisy-circuit-plus-shot execution is deferred to QPU runs. (iv) g is regularization- and run-configuration-dependent (qualitative gap only). (v) Hardware execution (Rigetti + Garnet full protocols, §6) is a </w:t>
+        <w:t xml:space="preserve"> is demonstrated at the ≤16-qubit simulable scale; HAR-X (classical, linear) is the best model on this task. (ii) The RV sample ends Feb-2020 (2008 GFC in-sample, 2020 COVID just outside); broader assets/periods are covered only by daily-proxy supporting studies (v2_research: cross-asset, COVID — same negative), not 5-min RV. (iii) Task-level noise is characterized via per-layer single-qubit channels (density-matrix, §5.4) and simulator shot noise (§6); combined noisy-circuit-plus-shot execution is deferred to QPU runs. (iv) g is regularization- and run-configuration-dependent (qualitative gap only). (v) Superconducting execution (Rigetti + Garnet full protocols, §6) is a </w:t>
       </w:r>
       <w:r>
         <w:rPr>
@@ -2624,7 +2660,7 @@
         <w:t>characterized negative</w:t>
       </w:r>
       <w:r>
-        <w:t xml:space="preserve"> — scale-1 beyond the coherence budget after routing; mitigation </w:t>
+        <w:t xml:space="preserve"> — scale-1 beyond the coherence budget after routing. The trapped-ion run is signal-bearing, but mitigation </w:t>
       </w:r>
       <w:r>
         <w:rPr>
@@ -2633,7 +2669,7 @@
         <w:t>recovery</w:t>
       </w:r>
       <w:r>
-        <w:t xml:space="preserve"> remains unvalidated on hardware (trapped-ion campaign in execution). (vi) Distinctness and full-rank entanglement are </w:t>
+        <w:t xml:space="preserve"> is still unvalidated on hardware: its chain is flat since readout error (0.08%/0.65%) leaves nothing to correct and the gate ceiling forbids ZNE. (vi) Distinctness and full-rank entanglement are </w:t>
       </w:r>
       <w:r>
         <w:rPr>
@@ -2775,7 +2811,16 @@
         <w:t>Milestone plan:</w:t>
       </w:r>
       <w:r>
-        <w:t xml:space="preserve"> (i)–(v) pre-registration, scaling + encoding sweeps, the adversarial HAR-X/ESN/RFF test, MNIST + noise, and the sparse/TN frontier are ✓; (vi) gate-Trotter QPU validation (IonQ/IQM/IBM) is simulator-cross-checked (fallback = TN noise emulation). </w:t>
+        <w:t xml:space="preserve"> (i)–(v) pre-registration, scaling + encoding sweeps, the adversarial HAR-X/ESN/RFF test, MNIST + noise, and the sparse/TN frontier are ✓; (vi) gate-Trotter QPU validation is </w:t>
+      </w:r>
+      <w:r>
+        <w:rPr>
+          <w:b/>
+        </w:rPr>
+        <w:t>executed on real hardware across three vendors</w:t>
+      </w:r>
+      <w:r>
+        <w:t xml:space="preserve"> (Rigetti, IQM, IonQ — §6). </w:t>
       </w:r>
       <w:r>
         <w:rPr>

--- a/PHASE3_PAPER.docx
+++ b/PHASE3_PAPER.docx
@@ -2527,7 +2527,7 @@
         <w:t>Rigetti Cepheus-1-108q</w:t>
       </w:r>
       <w:r>
-        <w:t xml:space="preserve"> (12 logged cloud jobs; little-endian bit order auto-detected; measured readout errors 2.3%/6.4%): after lattice routing the scale-1 circuit already exceeds the coherence budget (raw feature error 0.261 vs the 0.196 fully-depolarized limit), so folded ZNE cannot recover — measuring on metal exactly the accumulated two-qubit-gate cost §5.4 predicts. The </w:t>
+        <w:t xml:space="preserve"> (12 logged cloud jobs; little-endian bit order auto-detected; measured readout errors 2.3%/6.4%): after lattice routing the scale-1 circuit already exceeds the coherence budget (raw feature error 0.261 vs the 0.196 fully-depolarized limit; a 4k-shot replication measured 0.223 — the beyond-limit regime is stable under day-scale drift, ZNE recovering only marginally to 0.217) — measuring on metal exactly the accumulated two-qubit-gate cost §5.4 predicts. The </w:t>
       </w:r>
       <w:r>
         <w:rPr>
@@ -2651,7 +2651,7 @@
         <w:t>No quantum advantage</w:t>
       </w:r>
       <w:r>
-        <w:t xml:space="preserve"> is demonstrated at the ≤16-qubit simulable scale; HAR-X (classical, linear) is the best model on this task. (ii) The RV sample ends Feb-2020 (2008 GFC in-sample, 2020 COVID just outside); broader assets/periods are covered only by daily-proxy supporting studies (v2_research: cross-asset, COVID — same negative), not 5-min RV. (iii) Task-level noise is characterized via per-layer single-qubit channels (density-matrix, §5.4) and simulator shot noise (§6); combined noisy-circuit-plus-shot execution is deferred to QPU runs. (iv) g is regularization- and run-configuration-dependent (qualitative gap only). (v) Superconducting execution (Rigetti + Garnet full protocols, §6) is a </w:t>
+        <w:t xml:space="preserve"> is demonstrated at the ≤16-qubit simulable scale; HAR-X (classical, linear) is the best model on this task. (ii) The RV sample ends Feb-2020 (2008 GFC in-sample, 2020 COVID just outside); broader assets/periods are covered only by daily-proxy supporting studies (v2_research: cross-asset, COVID — same negative), not 5-min RV. (iii) Task-level noise is characterized via per-layer single-qubit channels (density-matrix, §5.4) and simulator shot noise (§6); combined noisy-circuit-plus-shot execution is deferred to QPU runs. (iv) g is regularization- and run-configuration-dependent (qualitative gap only). (v) Superconducting execution (Rigetti twice + Garnet, §6) is a </w:t>
       </w:r>
       <w:r>
         <w:rPr>
@@ -2660,7 +2660,7 @@
         <w:t>characterized negative</w:t>
       </w:r>
       <w:r>
-        <w:t xml:space="preserve"> — scale-1 beyond the coherence budget after routing. The trapped-ion run is signal-bearing, but mitigation </w:t>
+        <w:t xml:space="preserve"> — scale-1 beyond the coherence budget after routing on both days (raw 0.261→0.223 across a replication: day-scale drift exceeds shot noise; regime, not point value, is the robust claim). The trapped-ion run is signal-bearing, but mitigation </w:t>
       </w:r>
       <w:r>
         <w:rPr>
@@ -2669,7 +2669,7 @@
         <w:t>recovery</w:t>
       </w:r>
       <w:r>
-        <w:t xml:space="preserve"> is still unvalidated on hardware: its chain is flat since readout error (0.08%/0.65%) leaves nothing to correct and the gate ceiling forbids ZNE. (vi) Distinctness and full-rank entanglement are </w:t>
+        <w:t xml:space="preserve"> on hardware is at best marginal (Richardson 0.223→0.217 on the replicate; the ion chain is flat — readout 0.08%/0.65% leaves nothing to correct, the gate ceiling forbids ZNE). (vi) Distinctness and full-rank entanglement are </w:t>
       </w:r>
       <w:r>
         <w:rPr>

--- a/PHASE3_PAPER.docx
+++ b/PHASE3_PAPER.docx
@@ -2626,7 +2626,52 @@
         <w:t>results/qpu_hardware_findings.md</w:t>
       </w:r>
       <w:r>
-        <w:t>). We thus characterize all four challenge axes: reservoir size, encoding density, shot budget, and noise.</w:t>
+        <w:t xml:space="preserve">). A pre-registered </w:t>
+      </w:r>
+      <w:r>
+        <w:rPr>
+          <w:b/>
+        </w:rPr>
+        <w:t>hardware scaling program</w:t>
+      </w:r>
+      <w:r>
+        <w:t xml:space="preserve"> (</w:t>
+      </w:r>
+      <w:r>
+        <w:rPr>
+          <w:rFonts w:ascii="Courier New" w:hAnsi="Courier New"/>
+        </w:rPr>
+        <w:t>results/qpu_scaling_outlook.md</w:t>
+      </w:r>
+      <w:r>
+        <w:t xml:space="preserve">) then began: at </w:t>
+      </w:r>
+      <w:r>
+        <w:rPr>
+          <w:b/>
+        </w:rPr>
+        <w:t>n=10</w:t>
+      </w:r>
+      <w:r>
+        <w:t xml:space="preserve"> (same 4k-shot protocol) Garnet measured </w:t>
+      </w:r>
+      <w:r>
+        <w:rPr>
+          <w:b/>
+        </w:rPr>
+        <w:t>raw 0.159 — below the 0.179 size-matched depolarized limit</w:t>
+      </w:r>
+      <w:r>
+        <w:t xml:space="preserve">, refuting our own statement S1 and giving the </w:t>
+      </w:r>
+      <w:r>
+        <w:rPr>
+          <w:b/>
+        </w:rPr>
+        <w:t>first signal-bearing superconducting run</w:t>
+      </w:r>
+      <w:r>
+        <w:t xml:space="preserve"> (day-scale drift is a disclosed confound for the cross-size comparison; the below-limit fact stands). We thus characterize all four challenge axes: reservoir size, encoding density, shot budget, and noise.</w:t>
       </w:r>
     </w:p>
     <w:p>
@@ -2651,7 +2696,7 @@
         <w:t>No quantum advantage</w:t>
       </w:r>
       <w:r>
-        <w:t xml:space="preserve"> is demonstrated at the ≤16-qubit simulable scale; HAR-X (classical, linear) is the best model on this task. (ii) The RV sample ends Feb-2020 (2008 GFC in-sample, 2020 COVID just outside); broader assets/periods are covered only by daily-proxy supporting studies (v2_research: cross-asset, COVID — same negative), not 5-min RV. (iii) Task-level noise is characterized via per-layer single-qubit channels (density-matrix, §5.4) and simulator shot noise (§6); combined noisy-circuit-plus-shot execution is deferred to QPU runs. (iv) g is regularization- and run-configuration-dependent (qualitative gap only). (v) Superconducting execution (Rigetti twice + Garnet, §6) is a </w:t>
+        <w:t xml:space="preserve"> is demonstrated at the ≤16-qubit simulable scale; HAR-X (classical, linear) is the best model on this task. (ii) The RV sample ends Feb-2020 (2008 GFC in-sample, 2020 COVID just outside); broader assets/periods are covered only by daily-proxy supporting studies (v2_research: cross-asset, COVID — same negative), not 5-min RV. (iii) Task-level noise is characterized via per-layer single-qubit channels (density-matrix, §5.4) and simulator shot noise (§6); combined noisy-circuit-plus-shot execution is deferred to QPU runs. (iv) g is regularization- and run-configuration-dependent (qualitative gap only). (v) Superconducting execution at n=8 (Rigetti twice + Garnet, §6) is a </w:t>
       </w:r>
       <w:r>
         <w:rPr>
@@ -2660,7 +2705,16 @@
         <w:t>characterized negative</w:t>
       </w:r>
       <w:r>
-        <w:t xml:space="preserve"> — scale-1 beyond the coherence budget after routing on both days (raw 0.261→0.223 across a replication: day-scale drift exceeds shot noise; regime, not point value, is the robust claim). The trapped-ion run is signal-bearing, but mitigation </w:t>
+        <w:t xml:space="preserve"> — scale-1 beyond the coherence budget after routing on both days (raw 0.261→0.223 across a replication: day-scale drift exceeds shot noise; regime, not point value, is the robust claim) — while Garnet at n=10 landed </w:t>
+      </w:r>
+      <w:r>
+        <w:rPr>
+          <w:i/>
+        </w:rPr>
+        <w:t>inside</w:t>
+      </w:r>
+      <w:r>
+        <w:t xml:space="preserve"> the limit, so the wall is calibration- and size-dependent, not absolute. The trapped-ion run is signal-bearing, but mitigation </w:t>
       </w:r>
       <w:r>
         <w:rPr>

--- a/PHASE3_PAPER.docx
+++ b/PHASE3_PAPER.docx
@@ -2644,34 +2644,52 @@
         <w:t>results/qpu_scaling_outlook.md</w:t>
       </w:r>
       <w:r>
-        <w:t xml:space="preserve">) then began: at </w:t>
+        <w:t xml:space="preserve">) then executed on Garnet: </w:t>
       </w:r>
       <w:r>
         <w:rPr>
           <w:b/>
         </w:rPr>
-        <w:t>n=10</w:t>
-      </w:r>
-      <w:r>
-        <w:t xml:space="preserve"> (same 4k-shot protocol) Garnet measured </w:t>
+        <w:t>n=10 raw 0.159 &lt; limit 0.179 and n=12 raw 0.190 &lt; limit 0.214</w:t>
+      </w:r>
+      <w:r>
+        <w:t xml:space="preserve"> — two </w:t>
       </w:r>
       <w:r>
         <w:rPr>
           <w:b/>
         </w:rPr>
-        <w:t>raw 0.159 — below the 0.179 size-matched depolarized limit</w:t>
-      </w:r>
-      <w:r>
-        <w:t xml:space="preserve">, refuting our own statement S1 and giving the </w:t>
+        <w:t>signal-bearing superconducting runs</w:t>
+      </w:r>
+      <w:r>
+        <w:t xml:space="preserve">, refuting our own statements S1/S2 — while a </w:t>
       </w:r>
       <w:r>
         <w:rPr>
           <w:b/>
         </w:rPr>
-        <w:t>first signal-bearing superconducting run</w:t>
-      </w:r>
-      <w:r>
-        <w:t xml:space="preserve"> (day-scale drift is a disclosed confound for the cross-size comparison; the below-limit fact stands). We thus characterize all four challenge axes: reservoir size, encoding density, shot budget, and noise.</w:t>
+        <w:t>same-session n=8 anchor</w:t>
+      </w:r>
+      <w:r>
+        <w:t xml:space="preserve"> (interleaved jobs, matching calibration fingerprint) measured 0.222 ≥ 0.196: by the decision rule pre-committed in the manifest </w:t>
+      </w:r>
+      <w:r>
+        <w:rPr>
+          <w:i/>
+        </w:rPr>
+        <w:t>before</w:t>
+      </w:r>
+      <w:r>
+        <w:t xml:space="preserve"> execution, the size effect is </w:t>
+      </w:r>
+      <w:r>
+        <w:rPr>
+          <w:b/>
+        </w:rPr>
+        <w:t>real and drift-controlled</w:t>
+      </w:r>
+      <w:r>
+        <w:t>; the mechanism (instance structure vs lattice embedding) is honestly open. We thus characterize all four challenge axes: reservoir size, encoding density, shot budget, and noise.</w:t>
       </w:r>
     </w:p>
     <w:p>
@@ -2705,7 +2723,7 @@
         <w:t>characterized negative</w:t>
       </w:r>
       <w:r>
-        <w:t xml:space="preserve"> — scale-1 beyond the coherence budget after routing on both days (raw 0.261→0.223 across a replication: day-scale drift exceeds shot noise; regime, not point value, is the robust claim) — while Garnet at n=10 landed </w:t>
+        <w:t xml:space="preserve"> — scale-1 beyond the coherence budget after routing on both days (raw 0.261→0.223 across a replication: day-scale drift exceeds shot noise; regime, not point value, is the robust claim) — while Garnet at n=10 and n=12 landed </w:t>
       </w:r>
       <w:r>
         <w:rPr>
@@ -2714,7 +2732,7 @@
         <w:t>inside</w:t>
       </w:r>
       <w:r>
-        <w:t xml:space="preserve"> the limit, so the wall is calibration- and size-dependent, not absolute. The trapped-ion run is signal-bearing, but mitigation </w:t>
+        <w:t xml:space="preserve"> their limits with the same-session n=8 anchor beyond: the wall is size/instance-dependent, not absolute, with the mechanism unresolved. The trapped-ion run is signal-bearing, but mitigation </w:t>
       </w:r>
       <w:r>
         <w:rPr>

--- a/PHASE3_PAPER.docx
+++ b/PHASE3_PAPER.docx
@@ -2644,7 +2644,7 @@
         <w:t>results/qpu_scaling_outlook.md</w:t>
       </w:r>
       <w:r>
-        <w:t xml:space="preserve">) then executed on Garnet: </w:t>
+        <w:t xml:space="preserve">) then executed: on Garnet, </w:t>
       </w:r>
       <w:r>
         <w:rPr>
@@ -2689,7 +2689,34 @@
         <w:t>real and drift-controlled</w:t>
       </w:r>
       <w:r>
-        <w:t>; the mechanism (instance structure vs lattice embedding) is honestly open. We thus characterize all four challenge axes: reservoir size, encoding density, shot budget, and noise.</w:t>
+        <w:t xml:space="preserve">; the mechanism (instance structure vs lattice embedding) is honestly open. Finally, </w:t>
+      </w:r>
+      <w:r>
+        <w:rPr>
+          <w:b/>
+        </w:rPr>
+        <w:t>IQM Emerald</w:t>
+      </w:r>
+      <w:r>
+        <w:t xml:space="preserve"> (54q, newer generation) at n=8 measured </w:t>
+      </w:r>
+      <w:r>
+        <w:rPr>
+          <w:b/>
+        </w:rPr>
+        <w:t>raw 0.179 &lt; 0.196</w:t>
+      </w:r>
+      <w:r>
+        <w:t xml:space="preserve"> — signal-bearing at the very size Garnet scrambles (S3b refuted high): the wall is also </w:t>
+      </w:r>
+      <w:r>
+        <w:rPr>
+          <w:b/>
+        </w:rPr>
+        <w:t>generation-dependent at fixed size</w:t>
+      </w:r>
+      <w:r>
+        <w:t>. We thus characterize all four challenge axes: reservoir size, encoding density, shot budget, and noise.</w:t>
       </w:r>
     </w:p>
     <w:p>
@@ -2723,7 +2750,7 @@
         <w:t>characterized negative</w:t>
       </w:r>
       <w:r>
-        <w:t xml:space="preserve"> — scale-1 beyond the coherence budget after routing on both days (raw 0.261→0.223 across a replication: day-scale drift exceeds shot noise; regime, not point value, is the robust claim) — while Garnet at n=10 and n=12 landed </w:t>
+        <w:t xml:space="preserve"> — scale-1 beyond the coherence budget after routing on both days (raw 0.261→0.223 across a replication: day-scale drift exceeds shot noise; regime, not point value, is the robust claim) — while Garnet at n=10/n=12 and Emerald at n=8 landed </w:t>
       </w:r>
       <w:r>
         <w:rPr>
@@ -2732,7 +2759,7 @@
         <w:t>inside</w:t>
       </w:r>
       <w:r>
-        <w:t xml:space="preserve"> their limits with the same-session n=8 anchor beyond: the wall is size/instance-dependent, not absolute, with the mechanism unresolved. The trapped-ion run is signal-bearing, but mitigation </w:t>
+        <w:t xml:space="preserve"> their limits with the same-session Garnet n=8 anchor beyond: the wall is size/instance- and generation-dependent, not absolute, with the mechanism unresolved. The trapped-ion run is signal-bearing, but mitigation </w:t>
       </w:r>
       <w:r>
         <w:rPr>

--- a/PHASE3_PAPER.docx
+++ b/PHASE3_PAPER.docx
@@ -2707,13 +2707,22 @@
         <w:t>raw 0.179 &lt; 0.196</w:t>
       </w:r>
       <w:r>
-        <w:t xml:space="preserve"> — signal-bearing at the very size Garnet scrambles (S3b refuted high): the wall is also </w:t>
+        <w:t xml:space="preserve"> — signal-bearing at the very size Garnet scrambles (S3b refuted high) — and a pre-registered </w:t>
       </w:r>
       <w:r>
         <w:rPr>
           <w:b/>
         </w:rPr>
-        <w:t>generation-dependent at fixed size</w:t>
+        <w:t>same-window pair</w:t>
+      </w:r>
+      <w:r>
+        <w:t xml:space="preserve"> (both chips on the clock simultaneously) reproduced the split, Emerald 0.169 vs Garnet 0.231: the wall is </w:t>
+      </w:r>
+      <w:r>
+        <w:rPr>
+          <w:b/>
+        </w:rPr>
+        <w:t>generation-dependent at fixed size, temporally controlled</w:t>
       </w:r>
       <w:r>
         <w:t>. We thus characterize all four challenge axes: reservoir size, encoding density, shot budget, and noise.</w:t>

--- a/PHASE3_PAPER.docx
+++ b/PHASE3_PAPER.docx
@@ -2470,15 +2470,6 @@
         <w:rPr>
           <w:rFonts w:ascii="Courier New" w:hAnsi="Courier New"/>
         </w:rPr>
-        <w:t>qbraid_submit.py</w:t>
-      </w:r>
-      <w:r>
-        <w:t xml:space="preserve">, </w:t>
-      </w:r>
-      <w:r>
-        <w:rPr>
-          <w:rFonts w:ascii="Courier New" w:hAnsi="Courier New"/>
-        </w:rPr>
         <w:t>cli.py run qsubmit</w:t>
       </w:r>
       <w:r>
@@ -2491,7 +2482,7 @@
         <w:t>3.9×10⁻¹⁶</w:t>
       </w:r>
       <w:r>
-        <w:t xml:space="preserve"> via the exact circuit (our per-run classical cross-check), (ii) characterizes the </w:t>
+        <w:t xml:space="preserve"> (the per-run classical cross-check), (ii) characterizes the </w:t>
       </w:r>
       <w:r>
         <w:rPr>
@@ -2518,7 +2509,7 @@
         <w:t>Executed on real hardware:</w:t>
       </w:r>
       <w:r>
-        <w:t xml:space="preserve"> the full mitigated protocol ran on </w:t>
+        <w:t xml:space="preserve"> the full mitigated protocol ran first on </w:t>
       </w:r>
       <w:r>
         <w:rPr>
@@ -2527,16 +2518,16 @@
         <w:t>Rigetti Cepheus-1-108q</w:t>
       </w:r>
       <w:r>
-        <w:t xml:space="preserve"> (12 logged cloud jobs; little-endian bit order auto-detected; measured readout errors 2.3%/6.4%): after lattice routing the scale-1 circuit already exceeds the coherence budget (raw feature error 0.261 vs the 0.196 fully-depolarized limit; a 4k-shot replication measured 0.223 — the beyond-limit regime is stable under day-scale drift, ZNE recovering only marginally to 0.217) — measuring on metal exactly the accumulated two-qubit-gate cost §5.4 predicts. The </w:t>
+        <w:t xml:space="preserve"> (12 logged cloud jobs; bit order auto-detected; readout 2.3%/6.4%): after lattice routing, scale-1 already exceeds the coherence budget — the accumulated two-qubit-gate cost §5.4 predicts, measured on metal (ZNE marginal; a 4k-shot replication showed the beyond-limit regime stable under day-scale drift). The pre-registered </w:t>
       </w:r>
       <w:r>
         <w:rPr>
           <w:b/>
         </w:rPr>
-        <w:t>full pre-registered 4k-shot Garnet protocol</w:t>
-      </w:r>
-      <w:r>
-        <w:t xml:space="preserve"> then executed (12 jobs): raw 0.230 — beyond the 0.196 limit and above our routing-free 0.171 forecast (</w:t>
+        <w:t>Garnet protocol</w:t>
+      </w:r>
+      <w:r>
+        <w:t xml:space="preserve"> replicated the regime on a second vendor (raw 0.230 &gt; our routing-free 0.171 forecast — </w:t>
       </w:r>
       <w:r>
         <w:rPr>
@@ -2545,7 +2536,7 @@
         <w:t>prediction (iii) confirmed</w:t>
       </w:r>
       <w:r>
-        <w:t xml:space="preserve">; ZNE recovery non-monotone) — replicating this regime on a second superconducting vendor (readout 0.4%/3.2%). Cross-platform execution also surfaced a </w:t>
+        <w:t xml:space="preserve">). Cross-platform execution also surfaced a </w:t>
       </w:r>
       <w:r>
         <w:rPr>
@@ -2554,25 +2545,16 @@
         <w:t>platform-level finding</w:t>
       </w:r>
       <w:r>
-        <w:t xml:space="preserve">: an RY(π)RY(−π) identity pair executed as </w:t>
+        <w:t xml:space="preserve">: negative-angle rotations are </w:t>
       </w:r>
       <w:r>
         <w:rPr>
           <w:b/>
         </w:rPr>
-        <w:t>net RY(π)</w:t>
-      </w:r>
-      <w:r>
-        <w:t xml:space="preserve"> on the IonQ route — the client-side IonQ JSON provably contained both signed rotations, so negative-angle gates are lost server-side, which would silently corrupt ZNE's negated fold gates. We hardened the emitter (angles mod 2π; diagonal-only |0…0⟩ calibration, exact under </w:t>
-      </w:r>
-      <w:r>
-        <w:rPr>
-          <w:i/>
-        </w:rPr>
-        <w:t>any</w:t>
-      </w:r>
-      <w:r>
-        <w:t xml:space="preserve"> subset of gates executing) and validated the fix on-device: P(|0⁸⟩)=0.996 vs 0.0 pre-fix, with trapped-ion readout ≈0.4%/qubit — the device-class contrast §5.4 anticipates. The decisive routing-free </w:t>
+        <w:t>silently lost server-side on the IonQ route</w:t>
+      </w:r>
+      <w:r>
+        <w:t xml:space="preserve"> (an RY(π)RY(−π) identity pair executed as net RY(π); the client-side JSON provably contained both) — corrupting ZNE's negated fold gates. We hardened the emitter (angles mod 2π; diagonal-only calibrations) and validated on-device: P(|0⁸⟩)=0.996 vs 0.0 pre-fix. The decisive routing-free </w:t>
       </w:r>
       <w:r>
         <w:rPr>
@@ -2581,7 +2563,7 @@
         <w:t>IonQ Forte-1 campaign then executed</w:t>
       </w:r>
       <w:r>
-        <w:t xml:space="preserve"> under the pre-committed manifest: a smoke gate first measured a </w:t>
+        <w:t xml:space="preserve"> under the pre-committed manifest: a smoke gate measured a </w:t>
       </w:r>
       <w:r>
         <w:rPr>
@@ -2590,16 +2572,16 @@
         <w:t>2,000-gate/circuit device ceiling</w:t>
       </w:r>
       <w:r>
-        <w:t xml:space="preserve"> on both access routes (fold-3 = 2,484 gates), so per pre-registered abort rule the campaign ran scale-1-only (5 jobs, 500 shots, readout 0.08%/0.65%). Measured </w:t>
+        <w:t xml:space="preserve"> on both access routes, so per abort rule it ran scale-1-only (500 shots, readout 0.08%/0.65%). </w:t>
       </w:r>
       <w:r>
         <w:rPr>
           <w:b/>
         </w:rPr>
-        <w:t>raw feature error 0.104 — below the 0.196 depolarized limit</w:t>
-      </w:r>
-      <w:r>
-        <w:t xml:space="preserve"> and the superconducting 0.230/0.261: the </w:t>
+        <w:t>Raw 0.104 — below the 0.196 depolarized limit</w:t>
+      </w:r>
+      <w:r>
+        <w:t xml:space="preserve"> and every superconducting n=8 number: the </w:t>
       </w:r>
       <w:r>
         <w:rPr>
@@ -2617,7 +2599,7 @@
         <w:t>prediction (ii) confirmed</w:t>
       </w:r>
       <w:r>
-        <w:t>, under our 0.149 forecast). One pre-registered circuit thus measures the coherence wall from both sides — routed superconducting lattices beyond the limit, the 220-gate all-to-all ion machine inside it (</w:t>
+        <w:t>, under our 0.149 forecast) — one pre-registered circuit measuring the coherence wall from both sides (</w:t>
       </w:r>
       <w:r>
         <w:rPr>
@@ -2644,25 +2626,16 @@
         <w:t>results/qpu_scaling_outlook.md</w:t>
       </w:r>
       <w:r>
-        <w:t xml:space="preserve">) then executed: on Garnet, </w:t>
+        <w:t xml:space="preserve">) then refuted our own statements on metal (table below): Garnet turns </w:t>
       </w:r>
       <w:r>
         <w:rPr>
           <w:b/>
         </w:rPr>
-        <w:t>n=10 raw 0.159 &lt; limit 0.179 and n=12 raw 0.190 &lt; limit 0.214</w:t>
-      </w:r>
-      <w:r>
-        <w:t xml:space="preserve"> — two </w:t>
-      </w:r>
-      <w:r>
-        <w:rPr>
-          <w:b/>
-        </w:rPr>
-        <w:t>signal-bearing superconducting runs</w:t>
-      </w:r>
-      <w:r>
-        <w:t xml:space="preserve">, refuting our own statements S1/S2 — while a </w:t>
+        <w:t>signal-bearing at n=10/n=12</w:t>
+      </w:r>
+      <w:r>
+        <w:t xml:space="preserve"> while a </w:t>
       </w:r>
       <w:r>
         <w:rPr>
@@ -2671,7 +2644,573 @@
         <w:t>same-session n=8 anchor</w:t>
       </w:r>
       <w:r>
-        <w:t xml:space="preserve"> (interleaved jobs, matching calibration fingerprint) measured 0.222 ≥ 0.196: by the decision rule pre-committed in the manifest </w:t>
+        <w:t xml:space="preserve"> stays scrambled — the size effect is </w:t>
+      </w:r>
+      <w:r>
+        <w:rPr>
+          <w:b/>
+        </w:rPr>
+        <w:t>real and drift-controlled</w:t>
+      </w:r>
+      <w:r>
+        <w:t xml:space="preserve"> by the manifest's pre-committed decision rule (mechanism honestly open: instance structure vs lattice embedding) — and the newer-generation </w:t>
+      </w:r>
+      <w:r>
+        <w:rPr>
+          <w:b/>
+        </w:rPr>
+        <w:t>Emerald is signal-bearing at the very size Garnet scrambles</w:t>
+      </w:r>
+      <w:r>
+        <w:t xml:space="preserve">, reproduced in a </w:t>
+      </w:r>
+      <w:r>
+        <w:rPr>
+          <w:b/>
+        </w:rPr>
+        <w:t>same-window two-chip pair</w:t>
+      </w:r>
+      <w:r>
+        <w:t>: generation-dependent at fixed size, temporally controlled. We thus characterize all four challenge axes — reservoir size, encoding density, shot budget, noise — with the program in one view (raw mean feature error vs size-matched fully-depolarized limit; 4k shots, IonQ 500):</w:t>
+      </w:r>
+    </w:p>
+    <w:tbl>
+      <w:tblPr>
+        <w:tblStyle w:val="LightGrid-Accent1"/>
+        <w:tblW w:type="auto" w:w="0"/>
+        <w:tblLook w:firstColumn="1" w:firstRow="1" w:lastColumn="0" w:lastRow="0" w:noHBand="0" w:noVBand="1" w:val="04A0"/>
+      </w:tblPr>
+      <w:tblGrid>
+        <w:gridCol w:w="1680"/>
+        <w:gridCol w:w="1680"/>
+        <w:gridCol w:w="1680"/>
+        <w:gridCol w:w="1680"/>
+        <w:gridCol w:w="1680"/>
+        <w:gridCol w:w="1680"/>
+      </w:tblGrid>
+      <w:tr>
+        <w:tc>
+          <w:tcPr>
+            <w:tcW w:type="dxa" w:w="1680"/>
+          </w:tcPr>
+          <w:p>
+            <w:r>
+              <w:rPr>
+                <w:b/>
+                <w:sz w:val="18"/>
+              </w:rPr>
+              <w:t>device</w:t>
+            </w:r>
+          </w:p>
+        </w:tc>
+        <w:tc>
+          <w:tcPr>
+            <w:tcW w:type="dxa" w:w="1680"/>
+          </w:tcPr>
+          <w:p>
+            <w:r>
+              <w:rPr>
+                <w:b/>
+                <w:sz w:val="18"/>
+              </w:rPr>
+              <w:t>technology</w:t>
+            </w:r>
+          </w:p>
+        </w:tc>
+        <w:tc>
+          <w:tcPr>
+            <w:tcW w:type="dxa" w:w="1680"/>
+          </w:tcPr>
+          <w:p>
+            <w:r>
+              <w:rPr>
+                <w:b/>
+                <w:sz w:val="18"/>
+              </w:rPr>
+              <w:t>n</w:t>
+            </w:r>
+          </w:p>
+        </w:tc>
+        <w:tc>
+          <w:tcPr>
+            <w:tcW w:type="dxa" w:w="1680"/>
+          </w:tcPr>
+          <w:p>
+            <w:r>
+              <w:rPr>
+                <w:b/>
+                <w:sz w:val="18"/>
+              </w:rPr>
+              <w:t>raw error</w:t>
+            </w:r>
+          </w:p>
+        </w:tc>
+        <w:tc>
+          <w:tcPr>
+            <w:tcW w:type="dxa" w:w="1680"/>
+          </w:tcPr>
+          <w:p>
+            <w:r>
+              <w:rPr>
+                <w:b/>
+                <w:sz w:val="18"/>
+              </w:rPr>
+              <w:t>limit</w:t>
+            </w:r>
+          </w:p>
+        </w:tc>
+        <w:tc>
+          <w:tcPr>
+            <w:tcW w:type="dxa" w:w="1680"/>
+          </w:tcPr>
+          <w:p>
+            <w:r>
+              <w:rPr>
+                <w:b/>
+                <w:sz w:val="18"/>
+              </w:rPr>
+              <w:t>regime</w:t>
+            </w:r>
+          </w:p>
+        </w:tc>
+      </w:tr>
+      <w:tr>
+        <w:tc>
+          <w:tcPr>
+            <w:tcW w:type="dxa" w:w="1680"/>
+          </w:tcPr>
+          <w:p>
+            <w:r>
+              <w:rPr>
+                <w:sz w:val="18"/>
+              </w:rPr>
+              <w:t>IonQ Forte-1</w:t>
+            </w:r>
+          </w:p>
+        </w:tc>
+        <w:tc>
+          <w:tcPr>
+            <w:tcW w:type="dxa" w:w="1680"/>
+          </w:tcPr>
+          <w:p>
+            <w:r>
+              <w:rPr>
+                <w:sz w:val="18"/>
+              </w:rPr>
+              <w:t>trapped-ion</w:t>
+            </w:r>
+          </w:p>
+        </w:tc>
+        <w:tc>
+          <w:tcPr>
+            <w:tcW w:type="dxa" w:w="1680"/>
+          </w:tcPr>
+          <w:p>
+            <w:r>
+              <w:rPr>
+                <w:sz w:val="18"/>
+              </w:rPr>
+              <w:t>8</w:t>
+            </w:r>
+          </w:p>
+        </w:tc>
+        <w:tc>
+          <w:tcPr>
+            <w:tcW w:type="dxa" w:w="1680"/>
+          </w:tcPr>
+          <w:p>
+            <w:r>
+              <w:rPr>
+                <w:b/>
+                <w:sz w:val="18"/>
+              </w:rPr>
+              <w:t>0.104</w:t>
+            </w:r>
+          </w:p>
+        </w:tc>
+        <w:tc>
+          <w:tcPr>
+            <w:tcW w:type="dxa" w:w="1680"/>
+          </w:tcPr>
+          <w:p>
+            <w:r>
+              <w:rPr>
+                <w:sz w:val="18"/>
+              </w:rPr>
+              <w:t>0.196</w:t>
+            </w:r>
+          </w:p>
+        </w:tc>
+        <w:tc>
+          <w:tcPr>
+            <w:tcW w:type="dxa" w:w="1680"/>
+          </w:tcPr>
+          <w:p>
+            <w:r>
+              <w:rPr>
+                <w:b/>
+                <w:sz w:val="18"/>
+              </w:rPr>
+              <w:t>signal-bearing</w:t>
+            </w:r>
+            <w:r>
+              <w:rPr>
+                <w:sz w:val="18"/>
+              </w:rPr>
+              <w:t xml:space="preserve"> (prediction (ii) ✓)</w:t>
+            </w:r>
+          </w:p>
+        </w:tc>
+      </w:tr>
+      <w:tr>
+        <w:tc>
+          <w:tcPr>
+            <w:tcW w:type="dxa" w:w="1680"/>
+          </w:tcPr>
+          <w:p>
+            <w:r>
+              <w:rPr>
+                <w:sz w:val="18"/>
+              </w:rPr>
+              <w:t>IQM Emerald</w:t>
+            </w:r>
+          </w:p>
+        </w:tc>
+        <w:tc>
+          <w:tcPr>
+            <w:tcW w:type="dxa" w:w="1680"/>
+          </w:tcPr>
+          <w:p>
+            <w:r>
+              <w:rPr>
+                <w:sz w:val="18"/>
+              </w:rPr>
+              <w:t>supercond., newer gen</w:t>
+            </w:r>
+          </w:p>
+        </w:tc>
+        <w:tc>
+          <w:tcPr>
+            <w:tcW w:type="dxa" w:w="1680"/>
+          </w:tcPr>
+          <w:p>
+            <w:r>
+              <w:rPr>
+                <w:sz w:val="18"/>
+              </w:rPr>
+              <w:t>8</w:t>
+            </w:r>
+          </w:p>
+        </w:tc>
+        <w:tc>
+          <w:tcPr>
+            <w:tcW w:type="dxa" w:w="1680"/>
+          </w:tcPr>
+          <w:p>
+            <w:r>
+              <w:rPr>
+                <w:b/>
+                <w:sz w:val="18"/>
+              </w:rPr>
+              <w:t>0.169–0.179</w:t>
+            </w:r>
+          </w:p>
+        </w:tc>
+        <w:tc>
+          <w:tcPr>
+            <w:tcW w:type="dxa" w:w="1680"/>
+          </w:tcPr>
+          <w:p>
+            <w:r>
+              <w:rPr>
+                <w:sz w:val="18"/>
+              </w:rPr>
+              <w:t>0.196</w:t>
+            </w:r>
+          </w:p>
+        </w:tc>
+        <w:tc>
+          <w:tcPr>
+            <w:tcW w:type="dxa" w:w="1680"/>
+          </w:tcPr>
+          <w:p>
+            <w:r>
+              <w:rPr>
+                <w:b/>
+                <w:sz w:val="18"/>
+              </w:rPr>
+              <w:t>signal-bearing</w:t>
+            </w:r>
+            <w:r>
+              <w:rPr>
+                <w:sz w:val="18"/>
+              </w:rPr>
+              <w:t xml:space="preserve"> (S3b refuted high; same-window pair)</w:t>
+            </w:r>
+          </w:p>
+        </w:tc>
+      </w:tr>
+      <w:tr>
+        <w:tc>
+          <w:tcPr>
+            <w:tcW w:type="dxa" w:w="1680"/>
+          </w:tcPr>
+          <w:p>
+            <w:r>
+              <w:rPr>
+                <w:sz w:val="18"/>
+              </w:rPr>
+              <w:t>IQM Garnet</w:t>
+            </w:r>
+          </w:p>
+        </w:tc>
+        <w:tc>
+          <w:tcPr>
+            <w:tcW w:type="dxa" w:w="1680"/>
+          </w:tcPr>
+          <w:p>
+            <w:r>
+              <w:rPr>
+                <w:sz w:val="18"/>
+              </w:rPr>
+              <w:t>superconducting</w:t>
+            </w:r>
+          </w:p>
+        </w:tc>
+        <w:tc>
+          <w:tcPr>
+            <w:tcW w:type="dxa" w:w="1680"/>
+          </w:tcPr>
+          <w:p>
+            <w:r>
+              <w:rPr>
+                <w:sz w:val="18"/>
+              </w:rPr>
+              <w:t>10 / 12</w:t>
+            </w:r>
+          </w:p>
+        </w:tc>
+        <w:tc>
+          <w:tcPr>
+            <w:tcW w:type="dxa" w:w="1680"/>
+          </w:tcPr>
+          <w:p>
+            <w:r>
+              <w:rPr>
+                <w:b/>
+                <w:sz w:val="18"/>
+              </w:rPr>
+              <w:t>0.159 / 0.190</w:t>
+            </w:r>
+          </w:p>
+        </w:tc>
+        <w:tc>
+          <w:tcPr>
+            <w:tcW w:type="dxa" w:w="1680"/>
+          </w:tcPr>
+          <w:p>
+            <w:r>
+              <w:rPr>
+                <w:sz w:val="18"/>
+              </w:rPr>
+              <w:t>0.179 / 0.214</w:t>
+            </w:r>
+          </w:p>
+        </w:tc>
+        <w:tc>
+          <w:tcPr>
+            <w:tcW w:type="dxa" w:w="1680"/>
+          </w:tcPr>
+          <w:p>
+            <w:r>
+              <w:rPr>
+                <w:b/>
+                <w:sz w:val="18"/>
+              </w:rPr>
+              <w:t>signal-bearing</w:t>
+            </w:r>
+            <w:r>
+              <w:rPr>
+                <w:sz w:val="18"/>
+              </w:rPr>
+              <w:t xml:space="preserve"> (S1/S2 refuted; anchor-controlled)</w:t>
+            </w:r>
+          </w:p>
+        </w:tc>
+      </w:tr>
+      <w:tr>
+        <w:tc>
+          <w:tcPr>
+            <w:tcW w:type="dxa" w:w="1680"/>
+          </w:tcPr>
+          <w:p>
+            <w:r>
+              <w:rPr>
+                <w:sz w:val="18"/>
+              </w:rPr>
+              <w:t>IQM Garnet</w:t>
+            </w:r>
+          </w:p>
+        </w:tc>
+        <w:tc>
+          <w:tcPr>
+            <w:tcW w:type="dxa" w:w="1680"/>
+          </w:tcPr>
+          <w:p>
+            <w:r>
+              <w:rPr>
+                <w:sz w:val="18"/>
+              </w:rPr>
+              <w:t>superconducting</w:t>
+            </w:r>
+          </w:p>
+        </w:tc>
+        <w:tc>
+          <w:tcPr>
+            <w:tcW w:type="dxa" w:w="1680"/>
+          </w:tcPr>
+          <w:p>
+            <w:r>
+              <w:rPr>
+                <w:sz w:val="18"/>
+              </w:rPr>
+              <w:t>8</w:t>
+            </w:r>
+          </w:p>
+        </w:tc>
+        <w:tc>
+          <w:tcPr>
+            <w:tcW w:type="dxa" w:w="1680"/>
+          </w:tcPr>
+          <w:p>
+            <w:r>
+              <w:rPr>
+                <w:sz w:val="18"/>
+              </w:rPr>
+              <w:t>0.222–0.231 (3 days)</w:t>
+            </w:r>
+          </w:p>
+        </w:tc>
+        <w:tc>
+          <w:tcPr>
+            <w:tcW w:type="dxa" w:w="1680"/>
+          </w:tcPr>
+          <w:p>
+            <w:r>
+              <w:rPr>
+                <w:sz w:val="18"/>
+              </w:rPr>
+              <w:t>0.196</w:t>
+            </w:r>
+          </w:p>
+        </w:tc>
+        <w:tc>
+          <w:tcPr>
+            <w:tcW w:type="dxa" w:w="1680"/>
+          </w:tcPr>
+          <w:p>
+            <w:r>
+              <w:rPr>
+                <w:sz w:val="18"/>
+              </w:rPr>
+              <w:t>scrambled — the stable control</w:t>
+            </w:r>
+          </w:p>
+        </w:tc>
+      </w:tr>
+      <w:tr>
+        <w:tc>
+          <w:tcPr>
+            <w:tcW w:type="dxa" w:w="1680"/>
+          </w:tcPr>
+          <w:p>
+            <w:r>
+              <w:rPr>
+                <w:sz w:val="18"/>
+              </w:rPr>
+              <w:t>Rigetti Cepheus-1</w:t>
+            </w:r>
+          </w:p>
+        </w:tc>
+        <w:tc>
+          <w:tcPr>
+            <w:tcW w:type="dxa" w:w="1680"/>
+          </w:tcPr>
+          <w:p>
+            <w:r>
+              <w:rPr>
+                <w:sz w:val="18"/>
+              </w:rPr>
+              <w:t>superconducting</w:t>
+            </w:r>
+          </w:p>
+        </w:tc>
+        <w:tc>
+          <w:tcPr>
+            <w:tcW w:type="dxa" w:w="1680"/>
+          </w:tcPr>
+          <w:p>
+            <w:r>
+              <w:rPr>
+                <w:sz w:val="18"/>
+              </w:rPr>
+              <w:t>8</w:t>
+            </w:r>
+          </w:p>
+        </w:tc>
+        <w:tc>
+          <w:tcPr>
+            <w:tcW w:type="dxa" w:w="1680"/>
+          </w:tcPr>
+          <w:p>
+            <w:r>
+              <w:rPr>
+                <w:sz w:val="18"/>
+              </w:rPr>
+              <w:t>0.223–0.261 (2 days)</w:t>
+            </w:r>
+          </w:p>
+        </w:tc>
+        <w:tc>
+          <w:tcPr>
+            <w:tcW w:type="dxa" w:w="1680"/>
+          </w:tcPr>
+          <w:p>
+            <w:r>
+              <w:rPr>
+                <w:sz w:val="18"/>
+              </w:rPr>
+              <w:t>0.196</w:t>
+            </w:r>
+          </w:p>
+        </w:tc>
+        <w:tc>
+          <w:tcPr>
+            <w:tcW w:type="dxa" w:w="1680"/>
+          </w:tcPr>
+          <w:p>
+            <w:r>
+              <w:rPr>
+                <w:sz w:val="18"/>
+              </w:rPr>
+              <w:t>scrambled (drift band measured)</w:t>
+            </w:r>
+          </w:p>
+        </w:tc>
+      </w:tr>
+    </w:tbl>
+    <w:p>
+      <w:pPr>
+        <w:jc w:val="both"/>
+      </w:pPr>
+      <w:r>
+        <w:rPr>
+          <w:b/>
+        </w:rPr>
+        <w:t>Execution provenance (externally verifiable).</w:t>
+      </w:r>
+      <w:r>
+        <w:t xml:space="preserve"> All ten campaigns were pre-registered in a committed manifest (budgets, abort and decision rules amended </w:t>
       </w:r>
       <w:r>
         <w:rPr>
@@ -2680,52 +3219,16 @@
         <w:t>before</w:t>
       </w:r>
       <w:r>
-        <w:t xml:space="preserve"> execution, the size effect is </w:t>
+        <w:t xml:space="preserve"> each launch); every job embeds the repo commit hash and campaign tag in qBraid's timestamped records — a hash-preimage commitment that predictions predate data — and per-job billing matched estimates to the half-credit (</w:t>
       </w:r>
       <w:r>
         <w:rPr>
-          <w:b/>
+          <w:rFonts w:ascii="Courier New" w:hAnsi="Courier New"/>
         </w:rPr>
-        <w:t>real and drift-controlled</w:t>
-      </w:r>
-      <w:r>
-        <w:t xml:space="preserve">; the mechanism (instance structure vs lattice embedding) is honestly open. Finally, </w:t>
-      </w:r>
-      <w:r>
-        <w:rPr>
-          <w:b/>
-        </w:rPr>
-        <w:t>IQM Emerald</w:t>
-      </w:r>
-      <w:r>
-        <w:t xml:space="preserve"> (54q, newer generation) at n=8 measured </w:t>
-      </w:r>
-      <w:r>
-        <w:rPr>
-          <w:b/>
-        </w:rPr>
-        <w:t>raw 0.179 &lt; 0.196</w:t>
-      </w:r>
-      <w:r>
-        <w:t xml:space="preserve"> — signal-bearing at the very size Garnet scrambles (S3b refuted high) — and a pre-registered </w:t>
-      </w:r>
-      <w:r>
-        <w:rPr>
-          <w:b/>
-        </w:rPr>
-        <w:t>same-window pair</w:t>
-      </w:r>
-      <w:r>
-        <w:t xml:space="preserve"> (both chips on the clock simultaneously) reproduced the split, Emerald 0.169 vs Garnet 0.231: the wall is </w:t>
-      </w:r>
-      <w:r>
-        <w:rPr>
-          <w:b/>
-        </w:rPr>
-        <w:t>generation-dependent at fixed size, temporally controlled</w:t>
-      </w:r>
-      <w:r>
-        <w:t>. We thus characterize all four challenge axes: reservoir size, encoding density, shot budget, and noise.</w:t>
+        <w:t>results/CREDIT_BUDGET.md</w:t>
+      </w:r>
+      <w:r>
+        <w:t>: ≈64k credits; every rejected submission billed 0). Controls were bought exactly where claims needed them: a Rigetti replication (day-drift band), a same-session n=8 anchor (drift excluded from the size effect), a same-window two-chip pair (generation effect temporally controlled). The S5/S6 outlook (hardware-in-the-loop forecasting; hardware-native dissipation) is pre-committed the same way.</w:t>
       </w:r>
     </w:p>
     <w:p>
@@ -2750,7 +3253,7 @@
         <w:t>No quantum advantage</w:t>
       </w:r>
       <w:r>
-        <w:t xml:space="preserve"> is demonstrated at the ≤16-qubit simulable scale; HAR-X (classical, linear) is the best model on this task. (ii) The RV sample ends Feb-2020 (2008 GFC in-sample, 2020 COVID just outside); broader assets/periods are covered only by daily-proxy supporting studies (v2_research: cross-asset, COVID — same negative), not 5-min RV. (iii) Task-level noise is characterized via per-layer single-qubit channels (density-matrix, §5.4) and simulator shot noise (§6); combined noisy-circuit-plus-shot execution is deferred to QPU runs. (iv) g is regularization- and run-configuration-dependent (qualitative gap only). (v) Superconducting execution at n=8 (Rigetti twice + Garnet, §6) is a </w:t>
+        <w:t xml:space="preserve"> is demonstrated at the ≤16-qubit simulable scale; HAR-X (classical, linear) is the best model on this task. (ii) The RV sample ends Feb-2020 (2008 in-sample, COVID just outside); broader assets/periods are daily-proxy supporting studies (v2_research — same negative), not 5-min RV. (iii) Task-level noise: per-layer single-qubit channels (density-matrix, §5.4) and simulator shot noise; combined noisy-plus-shot execution is measured in the QPU campaigns (§6). (iv) g is regularization- and run-configuration-dependent (qualitative gap only). (v) Superconducting n=8 execution is a </w:t>
       </w:r>
       <w:r>
         <w:rPr>
@@ -2759,16 +3262,16 @@
         <w:t>characterized negative</w:t>
       </w:r>
       <w:r>
-        <w:t xml:space="preserve"> — scale-1 beyond the coherence budget after routing on both days (raw 0.261→0.223 across a replication: day-scale drift exceeds shot noise; regime, not point value, is the robust claim) — while Garnet at n=10/n=12 and Emerald at n=8 landed </w:t>
+        <w:t xml:space="preserve"> (§6 table; measured day-scale drift exceeds shot noise, so </w:t>
       </w:r>
       <w:r>
         <w:rPr>
           <w:i/>
         </w:rPr>
-        <w:t>inside</w:t>
-      </w:r>
-      <w:r>
-        <w:t xml:space="preserve"> their limits with the same-session Garnet n=8 anchor beyond: the wall is size/instance- and generation-dependent, not absolute, with the mechanism unresolved. The trapped-ion run is signal-bearing, but mitigation </w:t>
+        <w:t>regime</w:t>
+      </w:r>
+      <w:r>
+        <w:t xml:space="preserve"> — not point value — is the robust claim), while n=10/n=12 and the newer generation land inside their limits: the wall is size/instance- and generation-dependent, not absolute, mechanism unresolved. Mitigation </w:t>
       </w:r>
       <w:r>
         <w:rPr>
@@ -2777,7 +3280,7 @@
         <w:t>recovery</w:t>
       </w:r>
       <w:r>
-        <w:t xml:space="preserve"> on hardware is at best marginal (Richardson 0.223→0.217 on the replicate; the ion chain is flat — readout 0.08%/0.65% leaves nothing to correct, the gate ceiling forbids ZNE). (vi) Distinctness and full-rank entanglement are </w:t>
+        <w:t xml:space="preserve"> on hardware is at best marginal (ZNE 0.223→0.217 on the Rigetti replicate; the ion chain is flat — readout 0.08%/0.65% leaves nothing to correct, the gate ceiling forbids ZNE). (vi) Distinctness and full-rank entanglement are </w:t>
       </w:r>
       <w:r>
         <w:rPr>
@@ -2786,16 +3289,7 @@
         <w:t>necessary, not sufficient</w:t>
       </w:r>
       <w:r>
-        <w:t xml:space="preserve"> — whether they convert beyond the simulable frontier is open. A quantum-data probe (</w:t>
-      </w:r>
-      <w:r>
-        <w:rPr>
-          <w:rFonts w:ascii="Courier New" w:hAnsi="Courier New"/>
-        </w:rPr>
-        <w:t>results/quantum_data_crossover_findings.md</w:t>
-      </w:r>
-      <w:r>
-        <w:t xml:space="preserve">) shows the QRC natively reads nonlinear </w:t>
+        <w:t xml:space="preserve"> — whether they convert beyond the simulable frontier is open. A quantum-data probe shows the QRC natively reads nonlinear </w:t>
       </w:r>
       <w:r>
         <w:rPr>
@@ -2804,7 +3298,7 @@
         <w:t>state</w:t>
       </w:r>
       <w:r>
-        <w:t xml:space="preserve"> functionals (purity, entanglement) a linear readout cannot, but the proper baseline — </w:t>
+        <w:t xml:space="preserve"> functionals (purity, entanglement) a linear readout cannot — but the proper baseline, </w:t>
       </w:r>
       <w:r>
         <w:rPr>
@@ -2813,7 +3307,7 @@
         <w:t>classical shadows</w:t>
       </w:r>
       <w:r>
-        <w:t xml:space="preserve"> (Huang–Kueng–Preskill 2020), now run head-to-head at matched per-state budgets with an ensemble-prior guard — </w:t>
+        <w:t xml:space="preserve"> (Huang–Kueng–Preskill 2020), run head-to-head at matched per-state budgets with an ensemble-prior guard, </w:t>
       </w:r>
       <w:r>
         <w:rPr>
@@ -2822,7 +3316,16 @@
         <w:t>wins wherever real information is extracted</w:t>
       </w:r>
       <w:r>
-        <w:t xml:space="preserve">, including the shadows-hard Tr(ρ³) (nominal QRC "wins" at tiny budgets equal the trivial prior and are discarded; </w:t>
+        <w:t xml:space="preserve">, including the shadows-hard Tr(ρ³): </w:t>
+      </w:r>
+      <w:r>
+        <w:rPr>
+          <w:b/>
+        </w:rPr>
+        <w:t>closed negatively at simulable scale</w:t>
+      </w:r>
+      <w:r>
+        <w:t>; hardware-native many-qubit inputs remain the one untested regime (</w:t>
       </w:r>
       <w:r>
         <w:rPr>
@@ -2831,16 +3334,7 @@
         <w:t>results/shadows_hard_findings.md</w:t>
       </w:r>
       <w:r>
-        <w:t xml:space="preserve">): the quantum-data question is </w:t>
-      </w:r>
-      <w:r>
-        <w:rPr>
-          <w:b/>
-        </w:rPr>
-        <w:t>closed negatively at simulable scale</w:t>
-      </w:r>
-      <w:r>
-        <w:t>; hardware-native many-qubit inputs remain the one untested regime.</w:t>
+        <w:t>).</w:t>
       </w:r>
     </w:p>
     <w:p>
@@ -2856,7 +3350,7 @@
         <w:jc w:val="both"/>
       </w:pPr>
       <w:r>
-        <w:t xml:space="preserve">Volatility forecasts feed hedging, dynamic risk limits and derivatives pricing. We make the impact </w:t>
+        <w:t xml:space="preserve">Volatility forecasts feed hedging, risk limits and derivatives pricing — and we make the impact </w:t>
       </w:r>
       <w:r>
         <w:rPr>
@@ -2883,7 +3377,7 @@
         <w:t>nearly halves the 2008 max drawdown (−61%→−32%)</w:t>
       </w:r>
       <w:r>
-        <w:t xml:space="preserve">, but a </w:t>
+        <w:t xml:space="preserve"> — but a </w:t>
       </w:r>
       <w:r>
         <w:rPr>
@@ -2892,7 +3386,7 @@
         <w:t>plain HAR</w:t>
       </w:r>
       <w:r>
-        <w:t xml:space="preserve"> forecast captures it — rich features and the quantum reservoir add </w:t>
+        <w:t xml:space="preserve"> captures it; the quantum reservoir adds </w:t>
       </w:r>
       <w:r>
         <w:rPr>
@@ -2919,16 +3413,16 @@
         <w:t>Milestone plan:</w:t>
       </w:r>
       <w:r>
-        <w:t xml:space="preserve"> (i)–(v) pre-registration, scaling + encoding sweeps, the adversarial HAR-X/ESN/RFF test, MNIST + noise, and the sparse/TN frontier are ✓; (vi) gate-Trotter QPU validation is </w:t>
+        <w:t xml:space="preserve"> (i)–(v) — pre-registration, scaling/encoding sweeps, the adversarial HAR-X/ESN/RFF test, MNIST + noise, sparse/TN frontier — all ✓; (vi) QPU validation </w:t>
       </w:r>
       <w:r>
         <w:rPr>
           <w:b/>
         </w:rPr>
-        <w:t>executed on real hardware across three vendors</w:t>
-      </w:r>
-      <w:r>
-        <w:t xml:space="preserve"> (Rigetti, IQM, IonQ — §6). </w:t>
+        <w:t>executed on three vendors</w:t>
+      </w:r>
+      <w:r>
+        <w:t xml:space="preserve"> (§6). </w:t>
       </w:r>
       <w:r>
         <w:rPr>
@@ -2938,6 +3432,11 @@
       </w:r>
       <w:r>
         <w:t xml:space="preserve"> Claude (Anthropic) assisted with code and drafting under the team's direction; all decisions and results are the team's own.</w:t>
+      </w:r>
+    </w:p>
+    <w:p>
+      <w:r>
+        <w:br w:type="page"/>
       </w:r>
     </w:p>
     <w:p>

--- a/PHASE3_PAPER.docx
+++ b/PHASE3_PAPER.docx
@@ -3210,7 +3210,7 @@
         <w:t>Execution provenance (externally verifiable).</w:t>
       </w:r>
       <w:r>
-        <w:t xml:space="preserve"> All ten campaigns were pre-registered in a committed manifest (budgets, abort and decision rules amended </w:t>
+        <w:t xml:space="preserve"> Every campaign ran against pre-committed predictions — the ten funded ones under a committed manifest (budgets, abort and decision rules amended </w:t>
       </w:r>
       <w:r>
         <w:rPr>
@@ -3219,7 +3219,7 @@
         <w:t>before</w:t>
       </w:r>
       <w:r>
-        <w:t xml:space="preserve"> each launch); every job embeds the repo commit hash and campaign tag in qBraid's timestamped records — a hash-preimage commitment that predictions predate data — and per-job billing matched estimates to the half-credit (</w:t>
+        <w:t xml:space="preserve"> each launch); every job embeds the repo commit hash and campaign tag in qBraid's timestamped records — a hash-preimage commitment that predictions predate data — and billing matched estimates to the half-credit (</w:t>
       </w:r>
       <w:r>
         <w:rPr>
@@ -3228,7 +3228,25 @@
         <w:t>results/CREDIT_BUDGET.md</w:t>
       </w:r>
       <w:r>
-        <w:t>: ≈64k credits; every rejected submission billed 0). Controls were bought exactly where claims needed them: a Rigetti replication (day-drift band), a same-session n=8 anchor (drift excluded from the size effect), a same-window two-chip pair (generation effect temporally controlled). The S5/S6 outlook (hardware-in-the-loop forecasting; hardware-native dissipation) is pre-committed the same way.</w:t>
+        <w:t xml:space="preserve">: ≈64k credits; every rejected submission billed 0). Multinomial bootstrap from the committed counts re-derives every number above and puts </w:t>
+      </w:r>
+      <w:r>
+        <w:rPr>
+          <w:b/>
+        </w:rPr>
+        <w:t>each regime claim 9.7–24σ beyond shot noise</w:t>
+      </w:r>
+      <w:r>
+        <w:t xml:space="preserve"> (</w:t>
+      </w:r>
+      <w:r>
+        <w:rPr>
+          <w:rFonts w:ascii="Courier New" w:hAnsi="Courier New"/>
+        </w:rPr>
+        <w:t>cli.py run qpu_bootstrap</w:t>
+      </w:r>
+      <w:r>
+        <w:t>). Controls were bought exactly where claims needed them: a Rigetti replication (day-drift band), a same-session n=8 anchor (drift excluded from the size effect), a same-window two-chip pair (generation effect temporally controlled). The S5/S6 outlook is pre-committed the same way.</w:t>
       </w:r>
     </w:p>
     <w:p>

--- a/PHASE3_PAPER.docx
+++ b/PHASE3_PAPER.docx
@@ -1985,7 +1985,7 @@
         <w:t>weather</w:t>
       </w:r>
       <w:r>
-        <w:t xml:space="preserve"> (5 stations, +0–78% unpredictability) and the autonomous </w:t>
+        <w:t xml:space="preserve"> (5 stations) and the autonomous </w:t>
       </w:r>
       <w:r>
         <w:rPr>
@@ -2012,7 +2012,7 @@
         <w:t>demonstrated the mechanism by fixing it</w:t>
       </w:r>
       <w:r>
-        <w:t xml:space="preserve">: engineered memory-qubit damping shows the pre-registered inverted-U in the damping rate and lifts autonomous VPT ≈+60% (replicated on fresh starts), raising the recurrent QRC from clearly-behind to </w:t>
+        <w:t xml:space="preserve">: engineered memory-qubit damping shows the pre-registered inverted-U and lifts autonomous VPT ≈+60%, raising the recurrent QRC from clearly-behind to </w:t>
       </w:r>
       <w:r>
         <w:rPr>
@@ -2572,7 +2572,7 @@
         <w:t>2,000-gate/circuit device ceiling</w:t>
       </w:r>
       <w:r>
-        <w:t xml:space="preserve"> on both access routes, so per abort rule it ran scale-1-only (500 shots, readout 0.08%/0.65%). </w:t>
+        <w:t xml:space="preserve"> on both access routes, so per abort rule it ran scale-1-only (500 shots — a disclosed, cost-forced deviation from the 4k config, s.e.≈0.004; readout 0.08%/0.65%). </w:t>
       </w:r>
       <w:r>
         <w:rPr>
@@ -3228,7 +3228,7 @@
         <w:t>results/CREDIT_BUDGET.md</w:t>
       </w:r>
       <w:r>
-        <w:t xml:space="preserve">: ≈64k credits; every rejected submission billed 0). Multinomial bootstrap from the committed counts re-derives every number above and puts </w:t>
+        <w:t xml:space="preserve">: ≈64k credits; every rejected submission billed 0). Bootstrap from the committed counts re-derives every number above and puts </w:t>
       </w:r>
       <w:r>
         <w:rPr>
@@ -3237,16 +3237,25 @@
         <w:t>each regime claim 9.7–24σ beyond shot noise</w:t>
       </w:r>
       <w:r>
-        <w:t xml:space="preserve"> (</w:t>
+        <w:t>; a readout-corrected fingerprint attributes the scrambled regime to predominantly coherent error (</w:t>
       </w:r>
       <w:r>
         <w:rPr>
           <w:rFonts w:ascii="Courier New" w:hAnsi="Courier New"/>
         </w:rPr>
-        <w:t>cli.py run qpu_bootstrap</w:t>
-      </w:r>
-      <w:r>
-        <w:t>). Controls were bought exactly where claims needed them: a Rigetti replication (day-drift band), a same-session n=8 anchor (drift excluded from the size effect), a same-window two-chip pair (generation effect temporally controlled). The S5/S6 outlook is pre-committed the same way.</w:t>
+        <w:t>qpu_bootstrap</w:t>
+      </w:r>
+      <w:r>
+        <w:t xml:space="preserve">, </w:t>
+      </w:r>
+      <w:r>
+        <w:rPr>
+          <w:rFonts w:ascii="Courier New" w:hAnsi="Courier New"/>
+        </w:rPr>
+        <w:t>qpu_fingerprint</w:t>
+      </w:r>
+      <w:r>
+        <w:t>). Controls were bought where claims needed them: a Rigetti replication (day-drift band), a same-session n=8 anchor (size effect vs drift), a same-window two-chip pair (generation effect). S5–S7 are pre-committed.</w:t>
       </w:r>
     </w:p>
     <w:p>
@@ -3386,7 +3395,7 @@
         <w:t>cli.py run economics</w:t>
       </w:r>
       <w:r>
-        <w:t xml:space="preserve">): a vol-timing backtest sizing S&amp;P-500 exposure by the one-step RV forecast </w:t>
+        <w:t xml:space="preserve">): a vol-timing backtest on the one-step RV forecast </w:t>
       </w:r>
       <w:r>
         <w:rPr>
@@ -3431,7 +3440,7 @@
         <w:t>Milestone plan:</w:t>
       </w:r>
       <w:r>
-        <w:t xml:space="preserve"> (i)–(v) — pre-registration, scaling/encoding sweeps, the adversarial HAR-X/ESN/RFF test, MNIST + noise, sparse/TN frontier — all ✓; (vi) QPU validation </w:t>
+        <w:t xml:space="preserve"> (i)–(v) pre-registration, sweeps, the adversarial test, MNIST+noise, and the sparse/TN frontier are ✓; (vi) QPU validation </w:t>
       </w:r>
       <w:r>
         <w:rPr>

--- a/PHASE3_PAPER.docx
+++ b/PHASE3_PAPER.docx
@@ -331,7 +331,7 @@
         <w:t>sparse/tensor backend</w:t>
       </w:r>
       <w:r>
-        <w:t xml:space="preserve"> (§5.5). The engine is pure NumPy; an explicit PennyLane circuit reproduces it to 3.9×10⁻¹⁶ and compiles, at n=8, to </w:t>
+        <w:t xml:space="preserve"> (§5.5). The engine is pure NumPy; an explicit PennyLane circuit reproduces it to ≈5×10⁻¹⁶ and compiles, at n=8, to </w:t>
       </w:r>
       <w:r>
         <w:rPr>
@@ -2572,7 +2572,7 @@
         <w:t>2,000-gate/circuit device ceiling</w:t>
       </w:r>
       <w:r>
-        <w:t xml:space="preserve"> on both access routes, so per abort rule it ran scale-1-only (500 shots — a disclosed, cost-forced deviation from the 4k config, s.e.≈0.004; readout 0.08%/0.65%). </w:t>
+        <w:t xml:space="preserve"> on the native route (corroborated by an OpenQuantum-route probe), so per abort rule it ran scale-1-only (500 shots — a disclosed, cost-forced deviation from the 4k config, s.e.≈0.004; readout 0.08%/0.65%). </w:t>
       </w:r>
       <w:r>
         <w:rPr>
@@ -2635,25 +2635,43 @@
         <w:t>signal-bearing at n=10/n=12</w:t>
       </w:r>
       <w:r>
-        <w:t xml:space="preserve"> while a </w:t>
+        <w:t xml:space="preserve"> while the </w:t>
       </w:r>
       <w:r>
         <w:rPr>
           <w:b/>
         </w:rPr>
-        <w:t>same-session n=8 anchor</w:t>
-      </w:r>
-      <w:r>
-        <w:t xml:space="preserve"> stays scrambled — the size effect is </w:t>
+        <w:t>same-session seed-0 n=8 anchor</w:t>
+      </w:r>
+      <w:r>
+        <w:t xml:space="preserve"> stays scrambled — but a pre-registered cross-seed control (</w:t>
       </w:r>
       <w:r>
         <w:rPr>
           <w:b/>
         </w:rPr>
-        <w:t>real and drift-controlled</w:t>
-      </w:r>
-      <w:r>
-        <w:t xml:space="preserve"> by the manifest's pre-committed decision rule (mechanism honestly open: instance structure vs lattice embedding) — and the newer-generation </w:t>
+        <w:t>S7</w:t>
+      </w:r>
+      <w:r>
+        <w:t xml:space="preserve">) found an </w:t>
+      </w:r>
+      <w:r>
+        <w:rPr>
+          <w:b/>
+        </w:rPr>
+        <w:t>independent seed-1 n=8 instance signal-bearing</w:t>
+      </w:r>
+      <w:r>
+        <w:t xml:space="preserve"> in the same session, so the n=8 scrambling is </w:t>
+      </w:r>
+      <w:r>
+        <w:rPr>
+          <w:b/>
+        </w:rPr>
+        <w:t>instance-specific, not a size law</w:t>
+      </w:r>
+      <w:r>
+        <w:t xml:space="preserve"> (seed-1 n=10 also signal-bearing) — and the newer-generation </w:t>
       </w:r>
       <w:r>
         <w:rPr>
@@ -3087,7 +3105,7 @@
               <w:rPr>
                 <w:sz w:val="18"/>
               </w:rPr>
-              <w:t>0.222–0.231 (3 days)</w:t>
+              <w:t>0.222–0.231 (4 sessions)</w:t>
             </w:r>
           </w:p>
         </w:tc>
@@ -3113,7 +3131,7 @@
               <w:rPr>
                 <w:sz w:val="18"/>
               </w:rPr>
-              <w:t>scrambled — the stable control</w:t>
+              <w:t>scrambled — seed-0-instance-specific (S7)</w:t>
             </w:r>
           </w:p>
         </w:tc>
@@ -3210,7 +3228,7 @@
         <w:t>Execution provenance (externally verifiable).</w:t>
       </w:r>
       <w:r>
-        <w:t xml:space="preserve"> Every campaign ran against pre-committed predictions — the ten funded ones under a committed manifest (budgets, abort and decision rules amended </w:t>
+        <w:t xml:space="preserve"> Every campaign ran against pre-committed predictions — the ten funded ones under a committed manifest (abort/decision rules fixed </w:t>
       </w:r>
       <w:r>
         <w:rPr>
@@ -3228,7 +3246,7 @@
         <w:t>results/CREDIT_BUDGET.md</w:t>
       </w:r>
       <w:r>
-        <w:t xml:space="preserve">: ≈64k credits; every rejected submission billed 0). Bootstrap from the committed counts re-derives every number above and puts </w:t>
+        <w:t xml:space="preserve">: ≈64k credits). Bootstrap from the committed counts re-derives every number above and puts </w:t>
       </w:r>
       <w:r>
         <w:rPr>
@@ -3255,7 +3273,7 @@
         <w:t>qpu_fingerprint</w:t>
       </w:r>
       <w:r>
-        <w:t>). Controls were bought where claims needed them: a Rigetti replication (day-drift band), a same-session n=8 anchor (size effect vs drift), a same-window two-chip pair (generation effect). S5–S7 are pre-committed.</w:t>
+        <w:t>). Controls were bought where needed: a Rigetti replication (day-drift), a same-session n=8 anchor (drift), a same-window two-chip pair (generation). S5–S6 pre-committed; S7 executed (above).</w:t>
       </w:r>
     </w:p>
     <w:p>
@@ -3298,7 +3316,7 @@
         <w:t>regime</w:t>
       </w:r>
       <w:r>
-        <w:t xml:space="preserve"> — not point value — is the robust claim), while n=10/n=12 and the newer generation land inside their limits: the wall is size/instance- and generation-dependent, not absolute, mechanism unresolved. Mitigation </w:t>
+        <w:t xml:space="preserve"> — not point value — is the robust claim), while n=10/n=12 and the newer generation land inside their limits: the wall is instance- and generation-dependent, not absolute (n=8 scrambling is seed-0-instance-specific — S7). Mitigation </w:t>
       </w:r>
       <w:r>
         <w:rPr>
@@ -3334,7 +3352,7 @@
         <w:t>classical shadows</w:t>
       </w:r>
       <w:r>
-        <w:t xml:space="preserve"> (Huang–Kueng–Preskill 2020), run head-to-head at matched per-state budgets with an ensemble-prior guard, </w:t>
+        <w:t xml:space="preserve"> (Huang–Kueng–Preskill 2020), at matched per-state budgets, </w:t>
       </w:r>
       <w:r>
         <w:rPr>
@@ -3377,7 +3395,7 @@
         <w:jc w:val="both"/>
       </w:pPr>
       <w:r>
-        <w:t xml:space="preserve">Volatility forecasts feed hedging, risk limits and derivatives pricing — and we make the impact </w:t>
+        <w:t xml:space="preserve">Volatility forecasts feed hedging, risk limits and pricing; we make the impact </w:t>
       </w:r>
       <w:r>
         <w:rPr>
@@ -3395,7 +3413,7 @@
         <w:t>cli.py run economics</w:t>
       </w:r>
       <w:r>
-        <w:t xml:space="preserve">): a vol-timing backtest on the one-step RV forecast </w:t>
+        <w:t xml:space="preserve">): a vol-timing backtest on the RV forecast </w:t>
       </w:r>
       <w:r>
         <w:rPr>
@@ -3413,16 +3431,7 @@
         <w:t>plain HAR</w:t>
       </w:r>
       <w:r>
-        <w:t xml:space="preserve"> captures it; the quantum reservoir adds </w:t>
-      </w:r>
-      <w:r>
-        <w:rPr>
-          <w:b/>
-        </w:rPr>
-        <w:t>no</w:t>
-      </w:r>
-      <w:r>
-        <w:t xml:space="preserve"> economic value (negative CE fees). The decision-useful lever is </w:t>
+        <w:t xml:space="preserve"> captures it, so the decision-useful lever is </w:t>
       </w:r>
       <w:r>
         <w:rPr>
@@ -3431,7 +3440,7 @@
         <w:t>vol-timing on a simple RV forecast, not quantum hardware</w:t>
       </w:r>
       <w:r>
-        <w:t xml:space="preserve">. </w:t>
+        <w:t xml:space="preserve"> (the reservoir adds no economic value; negative CE fees). </w:t>
       </w:r>
       <w:r>
         <w:rPr>
@@ -3440,7 +3449,7 @@
         <w:t>Milestone plan:</w:t>
       </w:r>
       <w:r>
-        <w:t xml:space="preserve"> (i)–(v) pre-registration, sweeps, the adversarial test, MNIST+noise, and the sparse/TN frontier are ✓; (vi) QPU validation </w:t>
+        <w:t xml:space="preserve"> (i)–(v) pre-registration, sweeps, adversarial test, MNIST+noise, sparse/TN frontier ✓; (vi) QPU validation </w:t>
       </w:r>
       <w:r>
         <w:rPr>
@@ -3458,7 +3467,7 @@
         <w:t>AI disclosure:</w:t>
       </w:r>
       <w:r>
-        <w:t xml:space="preserve"> Claude (Anthropic) assisted with code and drafting under the team's direction; all decisions and results are the team's own.</w:t>
+        <w:t xml:space="preserve"> Claude (Anthropic) assisted with code and drafting; all decisions and results are the team's own.</w:t>
       </w:r>
     </w:p>
     <w:p>

--- a/PHASE3_PAPER.docx
+++ b/PHASE3_PAPER.docx
@@ -20,6 +20,83 @@
     </w:p>
     <w:p>
       <w:pPr>
+        <w:jc w:val="both"/>
+      </w:pPr>
+      <w:r>
+        <w:rPr>
+          <w:b/>
+        </w:rPr>
+        <w:t>Abstract.</w:t>
+      </w:r>
+      <w:r>
+        <w:t xml:space="preserve"> A pre-registered, adversarially-controlled study: at classically-simulable scale (≤16 qubits) the quantum reservoir is </w:t>
+      </w:r>
+      <w:r>
+        <w:rPr>
+          <w:i/>
+        </w:rPr>
+        <w:t>distinct but not more accurate</w:t>
+      </w:r>
+      <w:r>
+        <w:t xml:space="preserve"> than the strongest fair baselines — </w:t>
+      </w:r>
+      <w:r>
+        <w:rPr>
+          <w:b/>
+        </w:rPr>
+        <w:t>HAR-X</w:t>
+      </w:r>
+      <w:r>
+        <w:t xml:space="preserve">, size-matched ESN/RFF, under HAC-DM + Holm + MCS (H0 refuted; robust across a second </w:t>
+      </w:r>
+      <w:r>
+        <w:rPr>
+          <w:b/>
+        </w:rPr>
+        <w:t>Heisenberg</w:t>
+      </w:r>
+      <w:r>
+        <w:t xml:space="preserve"> reservoir family, so the negative is not Ising-specific). Our positive contribution is a </w:t>
+      </w:r>
+      <w:r>
+        <w:rPr>
+          <w:b/>
+        </w:rPr>
+        <w:t>pre-registered, multi-vendor hardware characterization of the coherence-budget wall</w:t>
+      </w:r>
+      <w:r>
+        <w:t xml:space="preserve"> (Fig. 3): the same circuit is signal-bearing on trapped-ion and newer/larger superconducting chips but scrambled on one specific n=8 instance — </w:t>
+      </w:r>
+      <w:r>
+        <w:rPr>
+          <w:i/>
+        </w:rPr>
+        <w:t>instance, not size</w:t>
+      </w:r>
+      <w:r>
+        <w:t xml:space="preserve">, by a same-session cross-seed control. </w:t>
+      </w:r>
+      <w:r>
+        <w:rPr>
+          <w:b/>
+        </w:rPr>
+        <w:t>Desk takeaway:</w:t>
+      </w:r>
+      <w:r>
+        <w:t xml:space="preserve"> vol-time a simple RV forecast (≈halves the 2008 drawdown); quantum adds no economic value here. Reproduces offline in one command (</w:t>
+      </w:r>
+      <w:r>
+        <w:rPr>
+          <w:rFonts w:ascii="Courier New" w:hAnsi="Courier New"/>
+        </w:rPr>
+        <w:t>cli.py verify</w:t>
+      </w:r>
+      <w:r>
+        <w:t>).</w:t>
+      </w:r>
+    </w:p>
+    <w:p>
+      <w:pPr>
         <w:pStyle w:val="Heading2"/>
       </w:pPr>
       <w:r>
@@ -99,7 +176,7 @@
         <w:t>This paper's honest thesis.</w:t>
       </w:r>
       <w:r>
-        <w:t xml:space="preserve"> We pre-registered a falsifiable advantage hypothesis (H0) and then </w:t>
+        <w:t xml:space="preserve"> We pre-registered H0 and </w:t>
       </w:r>
       <w:r>
         <w:rPr>
@@ -108,25 +185,7 @@
         <w:t>attacked our own result</w:t>
       </w:r>
       <w:r>
-        <w:t xml:space="preserve"> with the strongest fair controls. The finding is a </w:t>
-      </w:r>
-      <w:r>
-        <w:rPr>
-          <w:b/>
-        </w:rPr>
-        <w:t>carefully bounded negative</w:t>
-      </w:r>
-      <w:r>
-        <w:t xml:space="preserve">: at simulable scale (≤16 qubits) the quantum reservoir shows </w:t>
-      </w:r>
-      <w:r>
-        <w:rPr>
-          <w:b/>
-        </w:rPr>
-        <w:t>no statistically significant forecasting advantage</w:t>
-      </w:r>
-      <w:r>
-        <w:t xml:space="preserve"> over strong classical baselines once they are given the same information; the dominant lever is </w:t>
+        <w:t xml:space="preserve"> with fair controls: the dominant accuracy lever is </w:t>
       </w:r>
       <w:r>
         <w:rPr>
@@ -135,25 +194,16 @@
         <w:t>which features are encoded</w:t>
       </w:r>
       <w:r>
-        <w:t xml:space="preserve">, not the reservoir's quantum nonlinearity. We report what </w:t>
+        <w:t xml:space="preserve">, not quantum nonlinearity. What survives for the reservoir — kernel distinctness, lower seed variance, full-rank entanglement (classical-simulation hardness) — is </w:t>
       </w:r>
       <w:r>
         <w:rPr>
           <w:i/>
         </w:rPr>
-        <w:t>does</w:t>
-      </w:r>
-      <w:r>
-        <w:t xml:space="preserve"> survive — measurable kernel distinctness, lower seed variance, and full-rank entanglement (classical-simulation hardness) — as quantum-specific </w:t>
-      </w:r>
-      <w:r>
-        <w:rPr>
-          <w:i/>
-        </w:rPr>
-        <w:t>properties</w:t>
-      </w:r>
-      <w:r>
-        <w:t xml:space="preserve"> that are necessary, not sufficient, for advantage. </w:t>
+        <w:t>necessary, not sufficient</w:t>
+      </w:r>
+      <w:r>
+        <w:t xml:space="preserve"> for advantage. </w:t>
       </w:r>
       <w:r>
         <w:rPr>
@@ -716,7 +766,7 @@
         <w:t>saturate/decline</w:t>
       </w:r>
       <w:r>
-        <w:t xml:space="preserve"> (n=8→12: g 133→30 at N_sub=800; the quick-mode rerun reproduces the same monotone decline at lower magnitude, cf. §7(iv); D_eff 1.8→1.5). </w:t>
+        <w:t xml:space="preserve"> (n=8→12: g 133→30 at N_sub=800; D_eff 1.8→1.5). </w:t>
       </w:r>
       <w:r>
         <w:rPr>
@@ -757,7 +807,7 @@
         <w:t>g 52→158, D_eff 1.5→3.1</w:t>
       </w:r>
       <w:r>
-        <w:t xml:space="preserve">), and effective rank grows with n (D_eff 1.81→3.10→3.14, n=8→12; near-flat 10→12). So the bottleneck is </w:t>
+        <w:t xml:space="preserve">), and effective rank grows with n (D_eff 1.81→3.14, n=8→12). So the bottleneck is </w:t>
       </w:r>
       <w:r>
         <w:rPr>
@@ -1300,16 +1350,16 @@
         <w:t>HAR-X is best or co-best everywhere; CHIMERA never beats it</w:t>
       </w:r>
       <w:r>
-        <w:t xml:space="preserve"> (slightly worse; raw-significant at n=8/12) and is indistinguishable from the classical ESN/RFF after Holm (one raw-significant loss to RFF at crisis n=8, p=0.049). </w:t>
+        <w:t xml:space="preserve"> and is indistinguishable from the classical ESN/RFF after Holm (one raw loss to RFF at crisis n=8, p=0.049). </w:t>
       </w:r>
       <w:r>
         <w:rPr>
           <w:b/>
         </w:rPr>
-        <w:t>After Holm correction no comparison is significant in either direction, and the 95% Model Confidence Set retains all four models in both windows (n=10)</w:t>
-      </w:r>
-      <w:r>
-        <w:t xml:space="preserve"> — a statistical tie. The earlier "beats HAR" result was an artifact of comparing against a </w:t>
+        <w:t>After Holm correction no comparison is significant in either direction, and the 95% MCS retains all four models (n=10)</w:t>
+      </w:r>
+      <w:r>
+        <w:t xml:space="preserve"> — a statistical tie. The earlier "beats HAR" result was an artifact of a </w:t>
       </w:r>
       <w:r>
         <w:rPr>
@@ -1318,7 +1368,7 @@
         <w:t>feature-poor</w:t>
       </w:r>
       <w:r>
-        <w:t xml:space="preserve"> HAR: the gain comes from the encoded realized measures (a known SHAR/HARQ effect), not from quantum nonlinearity. </w:t>
+        <w:t xml:space="preserve"> HAR: the gain is the encoded realized measures (a known SHAR/HARQ effect), not quantum nonlinearity. </w:t>
       </w:r>
       <w:r>
         <w:rPr>
@@ -1345,13 +1395,13 @@
         <w:t>lower per-seed dispersion than the recurrent ESN in 3 of 4 cells</w:t>
       </w:r>
       <w:r>
-        <w:t xml:space="preserve"> (s.d., e.g. n=12: 0.009 vs 0.015), and it </w:t>
+        <w:t xml:space="preserve"> (n=12: 0.009 vs 0.015) and </w:t>
       </w:r>
       <w:r>
         <w:rPr>
           <w:b/>
         </w:rPr>
-        <w:t>beats the recurrent ESN on the calm window</w:t>
+        <w:t>beats it on the calm window</w:t>
       </w:r>
       <w:r>
         <w:t xml:space="preserve"> (raw p=0.018; n.s. after Holm). A </w:t>
@@ -1363,25 +1413,34 @@
         <w:t>tuned, size-unconstrained ESN</w:t>
       </w:r>
       <w:r>
-        <w:t xml:space="preserve"> (45-config validation-tail search, to 800 nodes) confirms the control was not crippled: tuned ESN 0.6020 vs CHIMERA 0.6094, within noise of HAR-X (</w:t>
-      </w:r>
-      <w:r>
-        <w:rPr>
-          <w:rFonts w:ascii="Courier New" w:hAnsi="Courier New"/>
-        </w:rPr>
-        <w:t>results/esn_tuning_robustness_findings.md</w:t>
-      </w:r>
-      <w:r>
-        <w:t xml:space="preserve">) — tuning the classical side only firms the negative. </w:t>
+        <w:t xml:space="preserve"> (45-config search to 800 nodes) confirms the control was not crippled (0.6020 vs CHIMERA 0.6094, within noise of HAR-X); and </w:t>
       </w:r>
       <w:r>
         <w:rPr>
           <w:b/>
         </w:rPr>
-        <w:t>Named canonical baselines</w:t>
-      </w:r>
-      <w:r>
-        <w:t xml:space="preserve"> (</w:t>
+        <w:t>named canonical models</w:t>
+      </w:r>
+      <w:r>
+        <w:t xml:space="preserve"> (SHAR, HAR-CJ, HARQ, HEAVY-RM; MSE + QLIKE DM) — </w:t>
+      </w:r>
+      <w:r>
+        <w:rPr>
+          <w:b/>
+        </w:rPr>
+        <w:t>none beats HAR-X</w:t>
+      </w:r>
+      <w:r>
+        <w:t xml:space="preserve">, with CHIMERA tying best on RMSE and only a </w:t>
+      </w:r>
+      <w:r>
+        <w:rPr>
+          <w:i/>
+        </w:rPr>
+        <w:t>raw, non-Holm</w:t>
+      </w:r>
+      <w:r>
+        <w:t xml:space="preserve"> QLIKE/MZ edge (</w:t>
       </w:r>
       <w:r>
         <w:rPr>
@@ -1390,58 +1449,13 @@
         <w:t>cli.py run canonical</w:t>
       </w:r>
       <w:r>
-        <w:t xml:space="preserve">): </w:t>
-      </w:r>
-      <w:r>
-        <w:rPr>
-          <w:b/>
-        </w:rPr>
-        <w:t>SHAR, HAR-CJ, HARQ</w:t>
-      </w:r>
-      <w:r>
-        <w:t xml:space="preserve"> (RQ≈RV² proxy) and </w:t>
-      </w:r>
-      <w:r>
-        <w:rPr>
-          <w:b/>
-        </w:rPr>
-        <w:t>HEAVY-RM</w:t>
-      </w:r>
-      <w:r>
-        <w:t xml:space="preserve">, under MSE- </w:t>
-      </w:r>
-      <w:r>
-        <w:rPr>
-          <w:i/>
-        </w:rPr>
-        <w:t>and</w:t>
-      </w:r>
-      <w:r>
-        <w:t xml:space="preserve"> QLIKE-loss DM — </w:t>
-      </w:r>
-      <w:r>
-        <w:rPr>
-          <w:b/>
-        </w:rPr>
-        <w:t>none beats HAR-X</w:t>
-      </w:r>
-      <w:r>
-        <w:t xml:space="preserve"> (a fair, strong stand-in, not a strawman), and CHIMERA ties the best on RMSE with only a </w:t>
-      </w:r>
-      <w:r>
-        <w:rPr>
-          <w:i/>
-        </w:rPr>
-        <w:t>raw, non-Holm</w:t>
-      </w:r>
-      <w:r>
-        <w:t xml:space="preserve"> QLIKE/MZ edge (</w:t>
+        <w:t xml:space="preserve">, </w:t>
       </w:r>
       <w:r>
         <w:rPr>
           <w:rFonts w:ascii="Courier New" w:hAnsi="Courier New"/>
         </w:rPr>
-        <w:t>results/canonical_baselines_findings.md</w:t>
+        <w:t>esn_tuning_robustness_findings.md</w:t>
       </w:r>
       <w:r>
         <w:t>).</w:t>
@@ -1607,7 +1621,7 @@
         <w:t>converse</w:t>
       </w:r>
       <w:r>
-        <w:t xml:space="preserve"> — noise interleaved with the evolution (per-layer single-qubit channels, a proxy for the ≈220 two-qubit gates' accumulated error) is </w:t>
+        <w:t xml:space="preserve"> — noise interleaved with the evolution (per-layer single-qubit channels) is </w:t>
       </w:r>
       <w:r>
         <w:rPr>
@@ -1625,7 +1639,7 @@
         <w:t>≈0</w:t>
       </w:r>
       <w:r>
-        <w:t xml:space="preserve"> for readout-only depolarizing): the invariance above is a </w:t>
+        <w:t xml:space="preserve"> for readout-only depolarizing): the invariance is a </w:t>
       </w:r>
       <w:r>
         <w:rPr>
@@ -1634,7 +1648,7 @@
         <w:t>readout</w:t>
       </w:r>
       <w:r>
-        <w:t xml:space="preserve"> property, not a circuit-level robustness claim; accumulated gate error over the 380-gate circuit — dominated on hardware by two-qubit gates — is the real NISQ cost (§6).</w:t>
+        <w:t xml:space="preserve"> property, not circuit-level robustness; accumulated gate error is the real NISQ cost (§6).</w:t>
       </w:r>
     </w:p>
     <w:p>
@@ -1702,7 +1716,7 @@
         <w:t>zero compression</w:t>
       </w:r>
       <w:r>
-        <w:t xml:space="preserve"> — with entanglement entropy S ≈ 1.7–3.2 nats. The reservoir therefore admits </w:t>
+        <w:t xml:space="preserve"> (S ≈ 1.7–3.2 nats): the reservoir admits </w:t>
       </w:r>
       <w:r>
         <w:rPr>
@@ -1711,16 +1725,7 @@
         <w:t>no low-bond-dimension (MPS/TEBD) shortcut</w:t>
       </w:r>
       <w:r>
-        <w:t xml:space="preserve"> — exact cost stays exponential (full entanglement is </w:t>
-      </w:r>
-      <w:r>
-        <w:rPr>
-          <w:i/>
-        </w:rPr>
-        <w:t>necessary, not sufficient</w:t>
-      </w:r>
-      <w:r>
-        <w:t xml:space="preserve"> for true classical hardness) — the precondition any beyond-frontier advantage would need, even though no advantage appears at the simulable scale we can test. </w:t>
+        <w:t xml:space="preserve">, exact cost stays exponential — the precondition any beyond-frontier advantage would need, though none appears at the scale we can test. </w:t>
       </w:r>
       <w:r>
         <w:rPr>
@@ -1780,10 +1785,46 @@
         <w:rPr>
           <w:b/>
         </w:rPr>
-        <w:t>Robustness (supporting study, `v3_research/`).</w:t>
+        <w:t>Robustness (supporting study).</w:t>
       </w:r>
       <w:r>
         <w:t xml:space="preserve"> </w:t>
+      </w:r>
+      <w:r>
+        <w:rPr>
+          <w:i/>
+        </w:rPr>
+        <w:t>Second family:</w:t>
+      </w:r>
+      <w:r>
+        <w:t xml:space="preserve"> a </w:t>
+      </w:r>
+      <w:r>
+        <w:rPr>
+          <w:b/>
+        </w:rPr>
+        <w:t>Heisenberg (XXZ)</w:t>
+      </w:r>
+      <w:r>
+        <w:t xml:space="preserve"> reservoir — equally kernel-distinct (g≈55) — also fails to beat HAR-X (0.650 vs 0.642, 8 seeds), so the negative is </w:t>
+      </w:r>
+      <w:r>
+        <w:rPr>
+          <w:b/>
+        </w:rPr>
+        <w:t>not Ising-specific</w:t>
+      </w:r>
+      <w:r>
+        <w:t xml:space="preserve"> (</w:t>
+      </w:r>
+      <w:r>
+        <w:rPr>
+          <w:rFonts w:ascii="Courier New" w:hAnsi="Courier New"/>
+        </w:rPr>
+        <w:t>cli.py run second_family</w:t>
+      </w:r>
+      <w:r>
+        <w:t xml:space="preserve">). </w:t>
       </w:r>
       <w:r>
         <w:rPr>
@@ -1828,138 +1869,8 @@
         <w:t>saturation, not per-feature inferiority</w:t>
       </w:r>
       <w:r>
-        <w:t xml:space="preserve"> (weather °C; CHIMERA at its qubit-range ceiling, classical at their larger-budget plateaus):</w:t>
-      </w:r>
-    </w:p>
-    <w:tbl>
-      <w:tblPr>
-        <w:tblStyle w:val="LightGrid-Accent1"/>
-        <w:tblW w:type="auto" w:w="0"/>
-        <w:tblLook w:firstColumn="1" w:firstRow="1" w:lastColumn="0" w:lastRow="0" w:noHBand="0" w:noVBand="1" w:val="04A0"/>
-      </w:tblPr>
-      <w:tblGrid>
-        <w:gridCol w:w="2520"/>
-        <w:gridCol w:w="2520"/>
-        <w:gridCol w:w="2520"/>
-        <w:gridCol w:w="2520"/>
-      </w:tblGrid>
-      <w:tr>
-        <w:tc>
-          <w:tcPr>
-            <w:tcW w:type="dxa" w:w="2520"/>
-          </w:tcPr>
-          <w:p>
-            <w:r>
-              <w:rPr>
-                <w:b/>
-                <w:sz w:val="18"/>
-              </w:rPr>
-              <w:t>reservoir</w:t>
-            </w:r>
-          </w:p>
-        </w:tc>
-        <w:tc>
-          <w:tcPr>
-            <w:tcW w:type="dxa" w:w="2520"/>
-          </w:tcPr>
-          <w:p>
-            <w:r>
-              <w:rPr>
-                <w:b/>
-                <w:sz w:val="18"/>
-              </w:rPr>
-              <w:t>CHIMERA (≤55 feat)</w:t>
-            </w:r>
-          </w:p>
-        </w:tc>
-        <w:tc>
-          <w:tcPr>
-            <w:tcW w:type="dxa" w:w="2520"/>
-          </w:tcPr>
-          <w:p>
-            <w:r>
-              <w:rPr>
-                <w:b/>
-                <w:sz w:val="18"/>
-              </w:rPr>
-              <w:t>RFF (static)</w:t>
-            </w:r>
-          </w:p>
-        </w:tc>
-        <w:tc>
-          <w:tcPr>
-            <w:tcW w:type="dxa" w:w="2520"/>
-          </w:tcPr>
-          <w:p>
-            <w:r>
-              <w:rPr>
-                <w:b/>
-                <w:sz w:val="18"/>
-              </w:rPr>
-              <w:t>ESN (recurrent)</w:t>
-            </w:r>
-          </w:p>
-        </w:tc>
-      </w:tr>
-      <w:tr>
-        <w:tc>
-          <w:tcPr>
-            <w:tcW w:type="dxa" w:w="2520"/>
-          </w:tcPr>
-          <w:p>
-            <w:r>
-              <w:rPr>
-                <w:sz w:val="18"/>
-              </w:rPr>
-              <w:t>RMSE (°C)</w:t>
-            </w:r>
-          </w:p>
-        </w:tc>
-        <w:tc>
-          <w:tcPr>
-            <w:tcW w:type="dxa" w:w="2520"/>
-          </w:tcPr>
-          <w:p>
-            <w:r>
-              <w:rPr>
-                <w:sz w:val="18"/>
-              </w:rPr>
-              <w:t>0.85</w:t>
-            </w:r>
-          </w:p>
-        </w:tc>
-        <w:tc>
-          <w:tcPr>
-            <w:tcW w:type="dxa" w:w="2520"/>
-          </w:tcPr>
-          <w:p>
-            <w:r>
-              <w:rPr>
-                <w:sz w:val="18"/>
-              </w:rPr>
-              <w:t>0.78</w:t>
-            </w:r>
-          </w:p>
-        </w:tc>
-        <w:tc>
-          <w:tcPr>
-            <w:tcW w:type="dxa" w:w="2520"/>
-          </w:tcPr>
-          <w:p>
-            <w:r>
-              <w:rPr>
-                <w:sz w:val="18"/>
-              </w:rPr>
-              <w:t>0.71</w:t>
-            </w:r>
-          </w:p>
-        </w:tc>
-      </w:tr>
-    </w:tbl>
-    <w:p>
-      <w:pPr>
-        <w:jc w:val="both"/>
-      </w:pPr>
+        <w:t xml:space="preserve"> (weather RMSE °C: CHIMERA 0.85 at its qubit-range ceiling vs RFF 0.78 / recurrent ESN 0.71 at larger budgets). </w:t>
+      </w:r>
       <w:r>
         <w:rPr>
           <w:i/>
@@ -2009,19 +1920,19 @@
         <w:rPr>
           <w:b/>
         </w:rPr>
-        <w:t>demonstrated the mechanism by fixing it</w:t>
-      </w:r>
-      <w:r>
-        <w:t xml:space="preserve">: engineered memory-qubit damping shows the pre-registered inverted-U and lifts autonomous VPT ≈+60%, raising the recurrent QRC from clearly-behind to </w:t>
+        <w:t>fixed the mechanism</w:t>
+      </w:r>
+      <w:r>
+        <w:t xml:space="preserve">: engineered memory-qubit damping traces the pre-registered inverted-U, lifting autonomous VPT ≈+60% to </w:t>
       </w:r>
       <w:r>
         <w:rPr>
           <w:b/>
         </w:rPr>
-        <w:t>statistical parity</w:t>
-      </w:r>
-      <w:r>
-        <w:t xml:space="preserve"> with the size-matched ESN — not better (</w:t>
+        <w:t>parity</w:t>
+      </w:r>
+      <w:r>
+        <w:t xml:space="preserve"> with the matched ESN — not better (</w:t>
       </w:r>
       <w:r>
         <w:rPr>
@@ -2055,368 +1966,36 @@
         <w:t>Resource estimates</w:t>
       </w:r>
       <w:r>
-        <w:t xml:space="preserve"> (gate-Trotter, 20 layers; readout is single-basis — all </w:t>
-      </w:r>
-      <w:r>
-        <w:rPr>
-          <w:rFonts w:ascii="Courier New" w:hAnsi="Courier New"/>
-        </w:rPr>
-        <w:t>⟨Z_i⟩,⟨Z_iZ_j⟩</w:t>
-      </w:r>
-      <w:r>
-        <w:t xml:space="preserve"> are computational-basis-diagonal, so one S-shot set yields </w:t>
+        <w:t xml:space="preserve"> (gate-Trotter, 20 layers): n=8/10/12 use </w:t>
       </w:r>
       <w:r>
         <w:rPr>
           <w:b/>
         </w:rPr>
-        <w:t>all</w:t>
-      </w:r>
-      <w:r>
-        <w:t xml:space="preserve"> n+C(n,2) observables):</w:t>
+        <w:t>220/480/760 two-qubit + 160/200/240 one-qubit</w:t>
+      </w:r>
+      <w:r>
+        <w:t xml:space="preserve"> gates, yielding </w:t>
+      </w:r>
+      <w:r>
+        <w:rPr>
+          <w:b/>
+        </w:rPr>
+        <w:t>36/55/78 observables</w:t>
+      </w:r>
+      <w:r>
+        <w:t xml:space="preserve"> — all Z-basis-diagonal, so </w:t>
+      </w:r>
+      <w:r>
+        <w:rPr>
+          <w:b/>
+        </w:rPr>
+        <w:t>one S-shot set (S≈2–8k, ε≈1/√S) reads every observable</w:t>
+      </w:r>
+      <w:r>
+        <w:t xml:space="preserve"> (statevector build ≤~1 min over this range).</w:t>
       </w:r>
     </w:p>
-    <w:tbl>
-      <w:tblPr>
-        <w:tblStyle w:val="LightGrid-Accent1"/>
-        <w:tblW w:type="auto" w:w="0"/>
-        <w:tblLook w:firstColumn="1" w:firstRow="1" w:lastColumn="0" w:lastRow="0" w:noHBand="0" w:noVBand="1" w:val="04A0"/>
-      </w:tblPr>
-      <w:tblGrid>
-        <w:gridCol w:w="1680"/>
-        <w:gridCol w:w="1680"/>
-        <w:gridCol w:w="1680"/>
-        <w:gridCol w:w="1680"/>
-        <w:gridCol w:w="1680"/>
-        <w:gridCol w:w="1680"/>
-      </w:tblGrid>
-      <w:tr>
-        <w:tc>
-          <w:tcPr>
-            <w:tcW w:type="dxa" w:w="1680"/>
-          </w:tcPr>
-          <w:p>
-            <w:r>
-              <w:rPr>
-                <w:b/>
-                <w:sz w:val="18"/>
-              </w:rPr>
-              <w:t>n</w:t>
-            </w:r>
-          </w:p>
-        </w:tc>
-        <w:tc>
-          <w:tcPr>
-            <w:tcW w:type="dxa" w:w="1680"/>
-          </w:tcPr>
-          <w:p>
-            <w:r>
-              <w:rPr>
-                <w:b/>
-                <w:sz w:val="18"/>
-              </w:rPr>
-              <w:t>two-qubit gates</w:t>
-            </w:r>
-          </w:p>
-        </w:tc>
-        <w:tc>
-          <w:tcPr>
-            <w:tcW w:type="dxa" w:w="1680"/>
-          </w:tcPr>
-          <w:p>
-            <w:r>
-              <w:rPr>
-                <w:b/>
-                <w:sz w:val="18"/>
-              </w:rPr>
-              <w:t>one-qubit gates</w:t>
-            </w:r>
-          </w:p>
-        </w:tc>
-        <w:tc>
-          <w:tcPr>
-            <w:tcW w:type="dxa" w:w="1680"/>
-          </w:tcPr>
-          <w:p>
-            <w:r>
-              <w:rPr>
-                <w:b/>
-                <w:sz w:val="18"/>
-              </w:rPr>
-              <w:t>observables</w:t>
-            </w:r>
-          </w:p>
-        </w:tc>
-        <w:tc>
-          <w:tcPr>
-            <w:tcW w:type="dxa" w:w="1680"/>
-          </w:tcPr>
-          <w:p>
-            <w:r>
-              <w:rPr>
-                <w:b/>
-                <w:sz w:val="18"/>
-              </w:rPr>
-              <w:t>shots S (ε≈1/√S)</w:t>
-            </w:r>
-          </w:p>
-        </w:tc>
-        <w:tc>
-          <w:tcPr>
-            <w:tcW w:type="dxa" w:w="1680"/>
-          </w:tcPr>
-          <w:p>
-            <w:r>
-              <w:rPr>
-                <w:b/>
-                <w:sz w:val="18"/>
-              </w:rPr>
-              <w:t>sim wall-clock</w:t>
-            </w:r>
-          </w:p>
-        </w:tc>
-      </w:tr>
-      <w:tr>
-        <w:tc>
-          <w:tcPr>
-            <w:tcW w:type="dxa" w:w="1680"/>
-          </w:tcPr>
-          <w:p>
-            <w:r>
-              <w:rPr>
-                <w:sz w:val="18"/>
-              </w:rPr>
-              <w:t>8</w:t>
-            </w:r>
-          </w:p>
-        </w:tc>
-        <w:tc>
-          <w:tcPr>
-            <w:tcW w:type="dxa" w:w="1680"/>
-          </w:tcPr>
-          <w:p>
-            <w:r>
-              <w:rPr>
-                <w:sz w:val="18"/>
-              </w:rPr>
-              <w:t>220</w:t>
-            </w:r>
-          </w:p>
-        </w:tc>
-        <w:tc>
-          <w:tcPr>
-            <w:tcW w:type="dxa" w:w="1680"/>
-          </w:tcPr>
-          <w:p>
-            <w:r>
-              <w:rPr>
-                <w:sz w:val="18"/>
-              </w:rPr>
-              <w:t>160</w:t>
-            </w:r>
-          </w:p>
-        </w:tc>
-        <w:tc>
-          <w:tcPr>
-            <w:tcW w:type="dxa" w:w="1680"/>
-          </w:tcPr>
-          <w:p>
-            <w:r>
-              <w:rPr>
-                <w:sz w:val="18"/>
-              </w:rPr>
-              <w:t>36</w:t>
-            </w:r>
-          </w:p>
-        </w:tc>
-        <w:tc>
-          <w:tcPr>
-            <w:tcW w:type="dxa" w:w="1680"/>
-          </w:tcPr>
-          <w:p>
-            <w:r>
-              <w:rPr>
-                <w:sz w:val="18"/>
-              </w:rPr>
-              <w:t>2k–8k (ε≈.011–.022)</w:t>
-            </w:r>
-          </w:p>
-        </w:tc>
-        <w:tc>
-          <w:tcPr>
-            <w:tcW w:type="dxa" w:w="1680"/>
-          </w:tcPr>
-          <w:p>
-            <w:r>
-              <w:rPr>
-                <w:sz w:val="18"/>
-              </w:rPr>
-              <w:t>&lt;1 s/state</w:t>
-            </w:r>
-          </w:p>
-        </w:tc>
-      </w:tr>
-      <w:tr>
-        <w:tc>
-          <w:tcPr>
-            <w:tcW w:type="dxa" w:w="1680"/>
-          </w:tcPr>
-          <w:p>
-            <w:r>
-              <w:rPr>
-                <w:sz w:val="18"/>
-              </w:rPr>
-              <w:t>10</w:t>
-            </w:r>
-          </w:p>
-        </w:tc>
-        <w:tc>
-          <w:tcPr>
-            <w:tcW w:type="dxa" w:w="1680"/>
-          </w:tcPr>
-          <w:p>
-            <w:r>
-              <w:rPr>
-                <w:sz w:val="18"/>
-              </w:rPr>
-              <w:t>480</w:t>
-            </w:r>
-          </w:p>
-        </w:tc>
-        <w:tc>
-          <w:tcPr>
-            <w:tcW w:type="dxa" w:w="1680"/>
-          </w:tcPr>
-          <w:p>
-            <w:r>
-              <w:rPr>
-                <w:sz w:val="18"/>
-              </w:rPr>
-              <w:t>200</w:t>
-            </w:r>
-          </w:p>
-        </w:tc>
-        <w:tc>
-          <w:tcPr>
-            <w:tcW w:type="dxa" w:w="1680"/>
-          </w:tcPr>
-          <w:p>
-            <w:r>
-              <w:rPr>
-                <w:sz w:val="18"/>
-              </w:rPr>
-              <w:t>55</w:t>
-            </w:r>
-          </w:p>
-        </w:tc>
-        <w:tc>
-          <w:tcPr>
-            <w:tcW w:type="dxa" w:w="1680"/>
-          </w:tcPr>
-          <w:p>
-            <w:r>
-              <w:rPr>
-                <w:sz w:val="18"/>
-              </w:rPr>
-              <w:t>2k–8k</w:t>
-            </w:r>
-          </w:p>
-        </w:tc>
-        <w:tc>
-          <w:tcPr>
-            <w:tcW w:type="dxa" w:w="1680"/>
-          </w:tcPr>
-          <w:p>
-            <w:r>
-              <w:rPr>
-                <w:sz w:val="18"/>
-              </w:rPr>
-              <w:t>~sec</w:t>
-            </w:r>
-          </w:p>
-        </w:tc>
-      </w:tr>
-      <w:tr>
-        <w:tc>
-          <w:tcPr>
-            <w:tcW w:type="dxa" w:w="1680"/>
-          </w:tcPr>
-          <w:p>
-            <w:r>
-              <w:rPr>
-                <w:sz w:val="18"/>
-              </w:rPr>
-              <w:t>12</w:t>
-            </w:r>
-          </w:p>
-        </w:tc>
-        <w:tc>
-          <w:tcPr>
-            <w:tcW w:type="dxa" w:w="1680"/>
-          </w:tcPr>
-          <w:p>
-            <w:r>
-              <w:rPr>
-                <w:sz w:val="18"/>
-              </w:rPr>
-              <w:t>760</w:t>
-            </w:r>
-          </w:p>
-        </w:tc>
-        <w:tc>
-          <w:tcPr>
-            <w:tcW w:type="dxa" w:w="1680"/>
-          </w:tcPr>
-          <w:p>
-            <w:r>
-              <w:rPr>
-                <w:sz w:val="18"/>
-              </w:rPr>
-              <w:t>240</w:t>
-            </w:r>
-          </w:p>
-        </w:tc>
-        <w:tc>
-          <w:tcPr>
-            <w:tcW w:type="dxa" w:w="1680"/>
-          </w:tcPr>
-          <w:p>
-            <w:r>
-              <w:rPr>
-                <w:sz w:val="18"/>
-              </w:rPr>
-              <w:t>78</w:t>
-            </w:r>
-          </w:p>
-        </w:tc>
-        <w:tc>
-          <w:tcPr>
-            <w:tcW w:type="dxa" w:w="1680"/>
-          </w:tcPr>
-          <w:p>
-            <w:r>
-              <w:rPr>
-                <w:sz w:val="18"/>
-              </w:rPr>
-              <w:t>2k–8k</w:t>
-            </w:r>
-          </w:p>
-        </w:tc>
-        <w:tc>
-          <w:tcPr>
-            <w:tcW w:type="dxa" w:w="1680"/>
-          </w:tcPr>
-          <w:p>
-            <w:r>
-              <w:rPr>
-                <w:sz w:val="18"/>
-              </w:rPr>
-              <w:t>~1 min build</w:t>
-            </w:r>
-          </w:p>
-        </w:tc>
-      </w:tr>
-    </w:tbl>
     <w:p>
       <w:pPr>
         <w:jc w:val="both"/>
@@ -2554,7 +2133,7 @@
         <w:t>silently lost server-side on the IonQ route</w:t>
       </w:r>
       <w:r>
-        <w:t xml:space="preserve"> (an RY(π)RY(−π) identity pair executed as net RY(π); the client-side JSON provably contained both) — corrupting ZNE's negated fold gates. We hardened the emitter (angles mod 2π; diagonal-only calibrations) and validated on-device: P(|0⁸⟩)=0.996 vs 0.0 pre-fix. The decisive routing-free </w:t>
+        <w:t xml:space="preserve"> (RY(π)RY(−π) executed as net RY(π); the client JSON provably contained both), corrupting ZNE's negated folds; we hardened the emitter (mod-2π angles) and validated on-device (P(|0⁸⟩)=0.996 vs 0.0). The decisive routing-free </w:t>
       </w:r>
       <w:r>
         <w:rPr>
@@ -2599,7 +2178,7 @@
         <w:t>prediction (ii) confirmed</w:t>
       </w:r>
       <w:r>
-        <w:t>, under our 0.149 forecast) — one pre-registered circuit measuring the coherence wall from both sides (</w:t>
+        <w:t xml:space="preserve">, under our 0.149 forecast; </w:t>
       </w:r>
       <w:r>
         <w:rPr>
@@ -2626,7 +2205,7 @@
         <w:t>results/qpu_scaling_outlook.md</w:t>
       </w:r>
       <w:r>
-        <w:t xml:space="preserve">) then refuted our own statements on metal (table below): Garnet turns </w:t>
+        <w:t xml:space="preserve">) then refuted our own statements on metal (Fig. 3): Garnet turns </w:t>
       </w:r>
       <w:r>
         <w:rPr>
@@ -2692,531 +2271,65 @@
         <w:t>: generation-dependent at fixed size, temporally controlled. We thus characterize all four challenge axes — reservoir size, encoding density, shot budget, noise — with the program in one view (raw mean feature error vs size-matched fully-depolarized limit; 4k shots, IonQ 500):</w:t>
       </w:r>
     </w:p>
-    <w:tbl>
-      <w:tblPr>
-        <w:tblStyle w:val="LightGrid-Accent1"/>
-        <w:tblW w:type="auto" w:w="0"/>
-        <w:tblLook w:firstColumn="1" w:firstRow="1" w:lastColumn="0" w:lastRow="0" w:noHBand="0" w:noVBand="1" w:val="04A0"/>
-      </w:tblPr>
-      <w:tblGrid>
-        <w:gridCol w:w="1680"/>
-        <w:gridCol w:w="1680"/>
-        <w:gridCol w:w="1680"/>
-        <w:gridCol w:w="1680"/>
-        <w:gridCol w:w="1680"/>
-        <w:gridCol w:w="1680"/>
-      </w:tblGrid>
-      <w:tr>
-        <w:tc>
-          <w:tcPr>
-            <w:tcW w:type="dxa" w:w="1680"/>
-          </w:tcPr>
-          <w:p>
-            <w:r>
-              <w:rPr>
-                <w:b/>
-                <w:sz w:val="18"/>
-              </w:rPr>
-              <w:t>device</w:t>
-            </w:r>
-          </w:p>
-        </w:tc>
-        <w:tc>
-          <w:tcPr>
-            <w:tcW w:type="dxa" w:w="1680"/>
-          </w:tcPr>
-          <w:p>
-            <w:r>
-              <w:rPr>
-                <w:b/>
-                <w:sz w:val="18"/>
-              </w:rPr>
-              <w:t>technology</w:t>
-            </w:r>
-          </w:p>
-        </w:tc>
-        <w:tc>
-          <w:tcPr>
-            <w:tcW w:type="dxa" w:w="1680"/>
-          </w:tcPr>
-          <w:p>
-            <w:r>
-              <w:rPr>
-                <w:b/>
-                <w:sz w:val="18"/>
-              </w:rPr>
-              <w:t>n</w:t>
-            </w:r>
-          </w:p>
-        </w:tc>
-        <w:tc>
-          <w:tcPr>
-            <w:tcW w:type="dxa" w:w="1680"/>
-          </w:tcPr>
-          <w:p>
-            <w:r>
-              <w:rPr>
-                <w:b/>
-                <w:sz w:val="18"/>
-              </w:rPr>
-              <w:t>raw error</w:t>
-            </w:r>
-          </w:p>
-        </w:tc>
-        <w:tc>
-          <w:tcPr>
-            <w:tcW w:type="dxa" w:w="1680"/>
-          </w:tcPr>
-          <w:p>
-            <w:r>
-              <w:rPr>
-                <w:b/>
-                <w:sz w:val="18"/>
-              </w:rPr>
-              <w:t>limit</w:t>
-            </w:r>
-          </w:p>
-        </w:tc>
-        <w:tc>
-          <w:tcPr>
-            <w:tcW w:type="dxa" w:w="1680"/>
-          </w:tcPr>
-          <w:p>
-            <w:r>
-              <w:rPr>
-                <w:b/>
-                <w:sz w:val="18"/>
-              </w:rPr>
-              <w:t>regime</w:t>
-            </w:r>
-          </w:p>
-        </w:tc>
-      </w:tr>
-      <w:tr>
-        <w:tc>
-          <w:tcPr>
-            <w:tcW w:type="dxa" w:w="1680"/>
-          </w:tcPr>
-          <w:p>
-            <w:r>
-              <w:rPr>
-                <w:sz w:val="18"/>
-              </w:rPr>
-              <w:t>IonQ Forte-1</w:t>
-            </w:r>
-          </w:p>
-        </w:tc>
-        <w:tc>
-          <w:tcPr>
-            <w:tcW w:type="dxa" w:w="1680"/>
-          </w:tcPr>
-          <w:p>
-            <w:r>
-              <w:rPr>
-                <w:sz w:val="18"/>
-              </w:rPr>
-              <w:t>trapped-ion</w:t>
-            </w:r>
-          </w:p>
-        </w:tc>
-        <w:tc>
-          <w:tcPr>
-            <w:tcW w:type="dxa" w:w="1680"/>
-          </w:tcPr>
-          <w:p>
-            <w:r>
-              <w:rPr>
-                <w:sz w:val="18"/>
-              </w:rPr>
-              <w:t>8</w:t>
-            </w:r>
-          </w:p>
-        </w:tc>
-        <w:tc>
-          <w:tcPr>
-            <w:tcW w:type="dxa" w:w="1680"/>
-          </w:tcPr>
-          <w:p>
-            <w:r>
-              <w:rPr>
-                <w:b/>
-                <w:sz w:val="18"/>
-              </w:rPr>
-              <w:t>0.104</w:t>
-            </w:r>
-          </w:p>
-        </w:tc>
-        <w:tc>
-          <w:tcPr>
-            <w:tcW w:type="dxa" w:w="1680"/>
-          </w:tcPr>
-          <w:p>
-            <w:r>
-              <w:rPr>
-                <w:sz w:val="18"/>
-              </w:rPr>
-              <w:t>0.196</w:t>
-            </w:r>
-          </w:p>
-        </w:tc>
-        <w:tc>
-          <w:tcPr>
-            <w:tcW w:type="dxa" w:w="1680"/>
-          </w:tcPr>
-          <w:p>
-            <w:r>
-              <w:rPr>
-                <w:b/>
-                <w:sz w:val="18"/>
-              </w:rPr>
-              <w:t>signal-bearing</w:t>
-            </w:r>
-            <w:r>
-              <w:rPr>
-                <w:sz w:val="18"/>
-              </w:rPr>
-              <w:t xml:space="preserve"> (prediction (ii) ✓)</w:t>
-            </w:r>
-          </w:p>
-        </w:tc>
-      </w:tr>
-      <w:tr>
-        <w:tc>
-          <w:tcPr>
-            <w:tcW w:type="dxa" w:w="1680"/>
-          </w:tcPr>
-          <w:p>
-            <w:r>
-              <w:rPr>
-                <w:sz w:val="18"/>
-              </w:rPr>
-              <w:t>IQM Emerald</w:t>
-            </w:r>
-          </w:p>
-        </w:tc>
-        <w:tc>
-          <w:tcPr>
-            <w:tcW w:type="dxa" w:w="1680"/>
-          </w:tcPr>
-          <w:p>
-            <w:r>
-              <w:rPr>
-                <w:sz w:val="18"/>
-              </w:rPr>
-              <w:t>supercond., newer gen</w:t>
-            </w:r>
-          </w:p>
-        </w:tc>
-        <w:tc>
-          <w:tcPr>
-            <w:tcW w:type="dxa" w:w="1680"/>
-          </w:tcPr>
-          <w:p>
-            <w:r>
-              <w:rPr>
-                <w:sz w:val="18"/>
-              </w:rPr>
-              <w:t>8</w:t>
-            </w:r>
-          </w:p>
-        </w:tc>
-        <w:tc>
-          <w:tcPr>
-            <w:tcW w:type="dxa" w:w="1680"/>
-          </w:tcPr>
-          <w:p>
-            <w:r>
-              <w:rPr>
-                <w:b/>
-                <w:sz w:val="18"/>
-              </w:rPr>
-              <w:t>0.169–0.179</w:t>
-            </w:r>
-          </w:p>
-        </w:tc>
-        <w:tc>
-          <w:tcPr>
-            <w:tcW w:type="dxa" w:w="1680"/>
-          </w:tcPr>
-          <w:p>
-            <w:r>
-              <w:rPr>
-                <w:sz w:val="18"/>
-              </w:rPr>
-              <w:t>0.196</w:t>
-            </w:r>
-          </w:p>
-        </w:tc>
-        <w:tc>
-          <w:tcPr>
-            <w:tcW w:type="dxa" w:w="1680"/>
-          </w:tcPr>
-          <w:p>
-            <w:r>
-              <w:rPr>
-                <w:b/>
-                <w:sz w:val="18"/>
-              </w:rPr>
-              <w:t>signal-bearing</w:t>
-            </w:r>
-            <w:r>
-              <w:rPr>
-                <w:sz w:val="18"/>
-              </w:rPr>
-              <w:t xml:space="preserve"> (S3b refuted high; same-window pair)</w:t>
-            </w:r>
-          </w:p>
-        </w:tc>
-      </w:tr>
-      <w:tr>
-        <w:tc>
-          <w:tcPr>
-            <w:tcW w:type="dxa" w:w="1680"/>
-          </w:tcPr>
-          <w:p>
-            <w:r>
-              <w:rPr>
-                <w:sz w:val="18"/>
-              </w:rPr>
-              <w:t>IQM Garnet</w:t>
-            </w:r>
-          </w:p>
-        </w:tc>
-        <w:tc>
-          <w:tcPr>
-            <w:tcW w:type="dxa" w:w="1680"/>
-          </w:tcPr>
-          <w:p>
-            <w:r>
-              <w:rPr>
-                <w:sz w:val="18"/>
-              </w:rPr>
-              <w:t>superconducting</w:t>
-            </w:r>
-          </w:p>
-        </w:tc>
-        <w:tc>
-          <w:tcPr>
-            <w:tcW w:type="dxa" w:w="1680"/>
-          </w:tcPr>
-          <w:p>
-            <w:r>
-              <w:rPr>
-                <w:sz w:val="18"/>
-              </w:rPr>
-              <w:t>10 / 12</w:t>
-            </w:r>
-          </w:p>
-        </w:tc>
-        <w:tc>
-          <w:tcPr>
-            <w:tcW w:type="dxa" w:w="1680"/>
-          </w:tcPr>
-          <w:p>
-            <w:r>
-              <w:rPr>
-                <w:b/>
-                <w:sz w:val="18"/>
-              </w:rPr>
-              <w:t>0.159 / 0.190</w:t>
-            </w:r>
-          </w:p>
-        </w:tc>
-        <w:tc>
-          <w:tcPr>
-            <w:tcW w:type="dxa" w:w="1680"/>
-          </w:tcPr>
-          <w:p>
-            <w:r>
-              <w:rPr>
-                <w:sz w:val="18"/>
-              </w:rPr>
-              <w:t>0.179 / 0.214</w:t>
-            </w:r>
-          </w:p>
-        </w:tc>
-        <w:tc>
-          <w:tcPr>
-            <w:tcW w:type="dxa" w:w="1680"/>
-          </w:tcPr>
-          <w:p>
-            <w:r>
-              <w:rPr>
-                <w:b/>
-                <w:sz w:val="18"/>
-              </w:rPr>
-              <w:t>signal-bearing</w:t>
-            </w:r>
-            <w:r>
-              <w:rPr>
-                <w:sz w:val="18"/>
-              </w:rPr>
-              <w:t xml:space="preserve"> (S1/S2 refuted; anchor-controlled)</w:t>
-            </w:r>
-          </w:p>
-        </w:tc>
-      </w:tr>
-      <w:tr>
-        <w:tc>
-          <w:tcPr>
-            <w:tcW w:type="dxa" w:w="1680"/>
-          </w:tcPr>
-          <w:p>
-            <w:r>
-              <w:rPr>
-                <w:sz w:val="18"/>
-              </w:rPr>
-              <w:t>IQM Garnet</w:t>
-            </w:r>
-          </w:p>
-        </w:tc>
-        <w:tc>
-          <w:tcPr>
-            <w:tcW w:type="dxa" w:w="1680"/>
-          </w:tcPr>
-          <w:p>
-            <w:r>
-              <w:rPr>
-                <w:sz w:val="18"/>
-              </w:rPr>
-              <w:t>superconducting</w:t>
-            </w:r>
-          </w:p>
-        </w:tc>
-        <w:tc>
-          <w:tcPr>
-            <w:tcW w:type="dxa" w:w="1680"/>
-          </w:tcPr>
-          <w:p>
-            <w:r>
-              <w:rPr>
-                <w:sz w:val="18"/>
-              </w:rPr>
-              <w:t>8</w:t>
-            </w:r>
-          </w:p>
-        </w:tc>
-        <w:tc>
-          <w:tcPr>
-            <w:tcW w:type="dxa" w:w="1680"/>
-          </w:tcPr>
-          <w:p>
-            <w:r>
-              <w:rPr>
-                <w:sz w:val="18"/>
-              </w:rPr>
-              <w:t>0.222–0.231 (4 sessions)</w:t>
-            </w:r>
-          </w:p>
-        </w:tc>
-        <w:tc>
-          <w:tcPr>
-            <w:tcW w:type="dxa" w:w="1680"/>
-          </w:tcPr>
-          <w:p>
-            <w:r>
-              <w:rPr>
-                <w:sz w:val="18"/>
-              </w:rPr>
-              <w:t>0.196</w:t>
-            </w:r>
-          </w:p>
-        </w:tc>
-        <w:tc>
-          <w:tcPr>
-            <w:tcW w:type="dxa" w:w="1680"/>
-          </w:tcPr>
-          <w:p>
-            <w:r>
-              <w:rPr>
-                <w:sz w:val="18"/>
-              </w:rPr>
-              <w:t>scrambled — seed-0-instance-specific (S7)</w:t>
-            </w:r>
-          </w:p>
-        </w:tc>
-      </w:tr>
-      <w:tr>
-        <w:tc>
-          <w:tcPr>
-            <w:tcW w:type="dxa" w:w="1680"/>
-          </w:tcPr>
-          <w:p>
-            <w:r>
-              <w:rPr>
-                <w:sz w:val="18"/>
-              </w:rPr>
-              <w:t>Rigetti Cepheus-1</w:t>
-            </w:r>
-          </w:p>
-        </w:tc>
-        <w:tc>
-          <w:tcPr>
-            <w:tcW w:type="dxa" w:w="1680"/>
-          </w:tcPr>
-          <w:p>
-            <w:r>
-              <w:rPr>
-                <w:sz w:val="18"/>
-              </w:rPr>
-              <w:t>superconducting</w:t>
-            </w:r>
-          </w:p>
-        </w:tc>
-        <w:tc>
-          <w:tcPr>
-            <w:tcW w:type="dxa" w:w="1680"/>
-          </w:tcPr>
-          <w:p>
-            <w:r>
-              <w:rPr>
-                <w:sz w:val="18"/>
-              </w:rPr>
-              <w:t>8</w:t>
-            </w:r>
-          </w:p>
-        </w:tc>
-        <w:tc>
-          <w:tcPr>
-            <w:tcW w:type="dxa" w:w="1680"/>
-          </w:tcPr>
-          <w:p>
-            <w:r>
-              <w:rPr>
-                <w:sz w:val="18"/>
-              </w:rPr>
-              <w:t>0.223–0.261 (2 days)</w:t>
-            </w:r>
-          </w:p>
-        </w:tc>
-        <w:tc>
-          <w:tcPr>
-            <w:tcW w:type="dxa" w:w="1680"/>
-          </w:tcPr>
-          <w:p>
-            <w:r>
-              <w:rPr>
-                <w:sz w:val="18"/>
-              </w:rPr>
-              <w:t>0.196</w:t>
-            </w:r>
-          </w:p>
-        </w:tc>
-        <w:tc>
-          <w:tcPr>
-            <w:tcW w:type="dxa" w:w="1680"/>
-          </w:tcPr>
-          <w:p>
-            <w:r>
-              <w:rPr>
-                <w:sz w:val="18"/>
-              </w:rPr>
-              <w:t>scrambled (drift band measured)</w:t>
-            </w:r>
-          </w:p>
-        </w:tc>
-      </w:tr>
-    </w:tbl>
+    <w:p>
+      <w:pPr>
+        <w:jc w:val="center"/>
+      </w:pPr>
+      <w:r>
+        <w:drawing>
+          <wp:inline xmlns:a="http://schemas.openxmlformats.org/drawingml/2006/main" xmlns:pic="http://schemas.openxmlformats.org/drawingml/2006/picture">
+            <wp:extent cx="5486400" cy="1376828"/>
+            <wp:docPr id="3" name="Picture 3"/>
+            <wp:cNvGraphicFramePr>
+              <a:graphicFrameLocks noChangeAspect="1"/>
+            </wp:cNvGraphicFramePr>
+            <a:graphic>
+              <a:graphicData uri="http://schemas.openxmlformats.org/drawingml/2006/picture">
+                <pic:pic>
+                  <pic:nvPicPr>
+                    <pic:cNvPr id="0" name="fig_coherence_wall.png"/>
+                    <pic:cNvPicPr/>
+                  </pic:nvPicPr>
+                  <pic:blipFill>
+                    <a:blip r:embed="rId11"/>
+                    <a:stretch>
+                      <a:fillRect/>
+                    </a:stretch>
+                  </pic:blipFill>
+                  <pic:spPr>
+                    <a:xfrm>
+                      <a:off x="0" y="0"/>
+                      <a:ext cx="5486400" cy="1376828"/>
+                    </a:xfrm>
+                    <a:prstGeom prst="rect"/>
+                  </pic:spPr>
+                </pic:pic>
+              </a:graphicData>
+            </a:graphic>
+          </wp:inline>
+        </w:drawing>
+      </w:r>
+    </w:p>
+    <w:p>
+      <w:pPr>
+        <w:jc w:val="center"/>
+      </w:pPr>
+      <w:r>
+        <w:rPr>
+          <w:b/>
+          <w:i/>
+          <w:sz w:val="18"/>
+        </w:rPr>
+        <w:t>Figure 3.</w:t>
+      </w:r>
+      <w:r>
+        <w:rPr>
+          <w:i/>
+          <w:sz w:val="18"/>
+        </w:rPr>
+        <w:t xml:space="preserve"> Cross-platform coherence-budget wall: mean raw feature error vs the size-matched depolarized limit (black ticks; 4k shots, IonQ 500). Five configs are signal-bearing (below the limit), two scrambled (Garnet n=8 seed-0 0.228; Rigetti 0.242). The adjacent Garnet n=8 seed-1 (0.159) vs seed-0 (0.228) pair — same chip, same session — shows the wall is instance-specific, not size-driven. Per-n limits 0.196/0.179/0.214 at n=8/10/12.</w:t>
+      </w:r>
+    </w:p>
     <w:p>
       <w:pPr>
         <w:jc w:val="both"/>
@@ -3307,7 +2420,7 @@
         <w:t>characterized negative</w:t>
       </w:r>
       <w:r>
-        <w:t xml:space="preserve"> (§6 table; measured day-scale drift exceeds shot noise, so </w:t>
+        <w:t xml:space="preserve"> (Fig. 3; day-scale drift exceeds shot noise, so </w:t>
       </w:r>
       <w:r>
         <w:rPr>
@@ -3316,16 +2429,7 @@
         <w:t>regime</w:t>
       </w:r>
       <w:r>
-        <w:t xml:space="preserve"> — not point value — is the robust claim), while n=10/n=12 and the newer generation land inside their limits: the wall is instance- and generation-dependent, not absolute (n=8 scrambling is seed-0-instance-specific — S7). Mitigation </w:t>
-      </w:r>
-      <w:r>
-        <w:rPr>
-          <w:i/>
-        </w:rPr>
-        <w:t>recovery</w:t>
-      </w:r>
-      <w:r>
-        <w:t xml:space="preserve"> on hardware is at best marginal (ZNE 0.223→0.217 on the Rigetti replicate; the ion chain is flat — readout 0.08%/0.65% leaves nothing to correct, the gate ceiling forbids ZNE). (vi) Distinctness and full-rank entanglement are </w:t>
+        <w:t xml:space="preserve"> — not point value — is the robust claim), while n=10/n=12 and the newer generation land inside their limits: the wall is instance- and generation-dependent, not absolute (n=8 scrambling is seed-0-instance-specific — S7). Mitigation recovery on hardware is at best marginal (ZNE 0.223→0.217 on Rigetti; the ion chain is flat — the gate ceiling forbids ZNE). (vi) Distinctness and full-rank entanglement are </w:t>
       </w:r>
       <w:r>
         <w:rPr>
@@ -3431,16 +2535,16 @@
         <w:t>plain HAR</w:t>
       </w:r>
       <w:r>
-        <w:t xml:space="preserve"> captures it, so the decision-useful lever is </w:t>
+        <w:t xml:space="preserve"> captures it (negative CE fees for the reservoir), so the decision-useful lever is </w:t>
       </w:r>
       <w:r>
         <w:rPr>
           <w:b/>
         </w:rPr>
-        <w:t>vol-timing on a simple RV forecast, not quantum hardware</w:t>
-      </w:r>
-      <w:r>
-        <w:t xml:space="preserve"> (the reservoir adds no economic value; negative CE fees). </w:t>
+        <w:t>a simple RV forecast, not quantum hardware</w:t>
+      </w:r>
+      <w:r>
+        <w:t xml:space="preserve">. </w:t>
       </w:r>
       <w:r>
         <w:rPr>
@@ -3449,16 +2553,7 @@
         <w:t>Milestone plan:</w:t>
       </w:r>
       <w:r>
-        <w:t xml:space="preserve"> (i)–(v) pre-registration, sweeps, adversarial test, MNIST+noise, sparse/TN frontier ✓; (vi) QPU validation </w:t>
-      </w:r>
-      <w:r>
-        <w:rPr>
-          <w:b/>
-        </w:rPr>
-        <w:t>executed on three vendors</w:t>
-      </w:r>
-      <w:r>
-        <w:t xml:space="preserve"> (§6). </w:t>
+        <w:t xml:space="preserve"> (i)–(vi) — pre-registration, sweeps, the adversarial test, MNIST+noise, sparse/TN frontier, QPU on three vendors — all ✓ (§6). </w:t>
       </w:r>
       <w:r>
         <w:rPr>

--- a/PHASE3_PAPER.docx
+++ b/PHASE3_PAPER.docx
@@ -65,16 +65,25 @@
         <w:t>pre-registered, multi-vendor hardware characterization of the coherence-budget wall</w:t>
       </w:r>
       <w:r>
-        <w:t xml:space="preserve"> (Fig. 3): the same circuit is signal-bearing on trapped-ion and newer/larger superconducting chips but scrambled on one specific n=8 instance — </w:t>
+        <w:t xml:space="preserve"> (Fig. 3): the same circuit is signal-bearing on trapped-ion and newer/larger superconducting chips but scrambled on the </w:t>
+      </w:r>
+      <w:r>
+        <w:rPr>
+          <w:b/>
+        </w:rPr>
+        <w:t>seed-0 n=8 instance</w:t>
+      </w:r>
+      <w:r>
+        <w:t xml:space="preserve"> — a same-session cross-seed control refutes a </w:t>
       </w:r>
       <w:r>
         <w:rPr>
           <w:i/>
         </w:rPr>
-        <w:t>instance, not size</w:t>
-      </w:r>
-      <w:r>
-        <w:t xml:space="preserve">, by a same-session cross-seed control. </w:t>
+        <w:t>size</w:t>
+      </w:r>
+      <w:r>
+        <w:t xml:space="preserve"> law (an independent seed-1 n=8 instance is signal-bearing at that size). </w:t>
       </w:r>
       <w:r>
         <w:rPr>
@@ -1806,7 +1815,7 @@
         <w:t>Heisenberg (XXZ)</w:t>
       </w:r>
       <w:r>
-        <w:t xml:space="preserve"> reservoir — equally kernel-distinct (g≈55) — also fails to beat HAR-X (0.650 vs 0.642, 8 seeds), so the negative is </w:t>
+        <w:t xml:space="preserve"> reservoir — equally kernel-distinct (g≈55) — also fails to beat HAR-X (0.650 vs 0.642, 8 seeds, full-sample config), so the negative is </w:t>
       </w:r>
       <w:r>
         <w:rPr>
@@ -2247,7 +2256,7 @@
         <w:rPr>
           <w:b/>
         </w:rPr>
-        <w:t>instance-specific, not a size law</w:t>
+        <w:t>specific to the seed-0 instance, not a size law</w:t>
       </w:r>
       <w:r>
         <w:t xml:space="preserve"> (seed-1 n=10 also signal-bearing) — and the newer-generation </w:t>
@@ -2327,7 +2336,21 @@
           <w:i/>
           <w:sz w:val="18"/>
         </w:rPr>
-        <w:t xml:space="preserve"> Cross-platform coherence-budget wall: mean raw feature error vs the size-matched depolarized limit (black ticks; 4k shots, IonQ 500). Five configs are signal-bearing (below the limit), two scrambled (Garnet n=8 seed-0 0.228; Rigetti 0.242). The adjacent Garnet n=8 seed-1 (0.159) vs seed-0 (0.228) pair — same chip, same session — shows the wall is instance-specific, not size-driven. Per-n limits 0.196/0.179/0.214 at n=8/10/12.</w:t>
+        <w:t xml:space="preserve"> Cross-platform coherence-budget wall: mean raw feature error vs the size-matched depolarized limit (black ticks; 4k shots, IonQ 500). Five configs are signal-bearing (below the limit), two scrambled (Garnet n=8 seed-0 0.228; Rigetti 0.223). The adjacent Garnet n=8 seed-1 (0.159) vs seed-0 (0.228) pair — same chip, same session — refutes a </w:t>
+      </w:r>
+      <w:r>
+        <w:rPr>
+          <w:i/>
+          <w:sz w:val="18"/>
+        </w:rPr>
+        <w:t>size</w:t>
+      </w:r>
+      <w:r>
+        <w:rPr>
+          <w:i/>
+          <w:sz w:val="18"/>
+        </w:rPr>
+        <w:t xml:space="preserve"> law: the n=8 scrambling is specific to the seed-0 instance. Per-n limits 0.196/0.179/0.214 at n=8/10/12.</w:t>
       </w:r>
     </w:p>
     <w:p>
@@ -2365,7 +2388,7 @@
         <w:rPr>
           <w:b/>
         </w:rPr>
-        <w:t>each regime claim 9.7–24σ beyond shot noise</w:t>
+        <w:t>each regime claim 9.7–23.9σ beyond shot noise</w:t>
       </w:r>
       <w:r>
         <w:t>; a readout-corrected fingerprint attributes the scrambled regime to predominantly coherent error (</w:t>

--- a/PHASE3_PAPER.docx
+++ b/PHASE3_PAPER.docx
@@ -29,7 +29,106 @@
         <w:t>Abstract.</w:t>
       </w:r>
       <w:r>
-        <w:t xml:space="preserve"> A pre-registered, adversarially-controlled study: at classically-simulable scale (≤16 qubits) the quantum reservoir is </w:t>
+        <w:t xml:space="preserve"> We contribute a </w:t>
+      </w:r>
+      <w:r>
+        <w:rPr>
+          <w:b/>
+        </w:rPr>
+        <w:t>pre-registered, adversarially-controlled evaluation instrument</w:t>
+      </w:r>
+      <w:r>
+        <w:t xml:space="preserve"> for quantum reservoir computing — reproducible </w:t>
+      </w:r>
+      <w:r>
+        <w:rPr>
+          <w:b/>
+        </w:rPr>
+        <w:t>offline in one command</w:t>
+      </w:r>
+      <w:r>
+        <w:t xml:space="preserve"> (</w:t>
+      </w:r>
+      <w:r>
+        <w:rPr>
+          <w:rFonts w:ascii="Courier New" w:hAnsi="Courier New"/>
+        </w:rPr>
+        <w:t>cli.py verify</w:t>
+      </w:r>
+      <w:r>
+        <w:t xml:space="preserve">), with every hardware prediction bound to a prior commit by a </w:t>
+      </w:r>
+      <w:r>
+        <w:rPr>
+          <w:b/>
+        </w:rPr>
+        <w:t>hash-preimage commitment</w:t>
+      </w:r>
+      <w:r>
+        <w:t xml:space="preserve"> — and apply it to S&amp;P 500 realized-volatility forecasting across </w:t>
+      </w:r>
+      <w:r>
+        <w:rPr>
+          <w:b/>
+        </w:rPr>
+        <w:t>four devices from three QPU vendors</w:t>
+      </w:r>
+      <w:r>
+        <w:t xml:space="preserve"> (IonQ, IQM, Rigetti). Two measurements stand on their own: an empirical </w:t>
+      </w:r>
+      <w:r>
+        <w:rPr>
+          <w:b/>
+        </w:rPr>
+        <w:t>quantum-complexity metric</w:t>
+      </w:r>
+      <w:r>
+        <w:t xml:space="preserve"> (the reservoir's MPS bond dimension is essentially full, </w:t>
+      </w:r>
+      <w:r>
+        <w:rPr>
+          <w:b/>
+        </w:rPr>
+        <w:t>χ_eff ≈ 2^(n/2)</w:t>
+      </w:r>
+      <w:r>
+        <w:t xml:space="preserve">, marking the classical-simulability boundary) and a cross-platform </w:t>
+      </w:r>
+      <w:r>
+        <w:rPr>
+          <w:b/>
+        </w:rPr>
+        <w:t>coherence-budget wall</w:t>
+      </w:r>
+      <w:r>
+        <w:t xml:space="preserve"> (Fig. 3) whose readout-corrected fingerprint separates </w:t>
+      </w:r>
+      <w:r>
+        <w:rPr>
+          <w:b/>
+        </w:rPr>
+        <w:t>coherent circuit routing from depolarizing/damping noise</w:t>
+      </w:r>
+      <w:r>
+        <w:t xml:space="preserve">, each regime verdict </w:t>
+      </w:r>
+      <w:r>
+        <w:rPr>
+          <w:b/>
+        </w:rPr>
+        <w:t>9.7–23.9σ</w:t>
+      </w:r>
+      <w:r>
+        <w:t xml:space="preserve"> beyond shot noise. Applied honestly, the instrument returns a </w:t>
+      </w:r>
+      <w:r>
+        <w:rPr>
+          <w:b/>
+        </w:rPr>
+        <w:t>well-characterized negative</w:t>
+      </w:r>
+      <w:r>
+        <w:t xml:space="preserve">: at simulable scale (≤16 qubits) the reservoir is </w:t>
       </w:r>
       <w:r>
         <w:rPr>
@@ -47,7 +146,16 @@
         <w:t>HAR-X</w:t>
       </w:r>
       <w:r>
-        <w:t xml:space="preserve">, size-matched ESN/RFF, under HAC-DM + Holm + MCS (H0 refuted; robust across a second </w:t>
+        <w:t>, size-matched ESN/RFF, under HAC-DM + Holm + MCS (</w:t>
+      </w:r>
+      <w:r>
+        <w:rPr>
+          <w:b/>
+        </w:rPr>
+        <w:t>H0 refuted</w:t>
+      </w:r>
+      <w:r>
+        <w:t xml:space="preserve">) — robust across a second </w:t>
       </w:r>
       <w:r>
         <w:rPr>
@@ -56,34 +164,25 @@
         <w:t>Heisenberg</w:t>
       </w:r>
       <w:r>
-        <w:t xml:space="preserve"> reservoir family, so the negative is not Ising-specific). Our positive contribution is a </w:t>
+        <w:t xml:space="preserve"> reservoir family (not Ising-specific) and a second (weather) domain, and our program </w:t>
       </w:r>
       <w:r>
         <w:rPr>
           <w:b/>
         </w:rPr>
-        <w:t>pre-registered, multi-vendor hardware characterization of the coherence-budget wall</w:t>
-      </w:r>
-      <w:r>
-        <w:t xml:space="preserve"> (Fig. 3): the same circuit is signal-bearing on trapped-ion and newer/larger superconducting chips but scrambled on the </w:t>
-      </w:r>
-      <w:r>
-        <w:rPr>
-          <w:b/>
-        </w:rPr>
-        <w:t>seed-0 n=8 instance</w:t>
-      </w:r>
-      <w:r>
-        <w:t xml:space="preserve"> — a same-session cross-seed control refutes a </w:t>
+        <w:t>falsified four of its own pre-registered predictions</w:t>
+      </w:r>
+      <w:r>
+        <w:t xml:space="preserve"> under controls (a same-session cross-seed control shows the n=8 scrambling is </w:t>
       </w:r>
       <w:r>
         <w:rPr>
           <w:i/>
         </w:rPr>
-        <w:t>size</w:t>
-      </w:r>
-      <w:r>
-        <w:t xml:space="preserve"> law (an independent seed-1 n=8 instance is signal-bearing at that size). </w:t>
+        <w:t>seed-0-instance-specific, not a size law</w:t>
+      </w:r>
+      <w:r>
+        <w:t xml:space="preserve">). </w:t>
       </w:r>
       <w:r>
         <w:rPr>
@@ -92,16 +191,7 @@
         <w:t>Desk takeaway:</w:t>
       </w:r>
       <w:r>
-        <w:t xml:space="preserve"> vol-time a simple RV forecast (≈halves the 2008 drawdown); quantum adds no economic value here. Reproduces offline in one command (</w:t>
-      </w:r>
-      <w:r>
-        <w:rPr>
-          <w:rFonts w:ascii="Courier New" w:hAnsi="Courier New"/>
-        </w:rPr>
-        <w:t>cli.py verify</w:t>
-      </w:r>
-      <w:r>
-        <w:t>).</w:t>
+        <w:t xml:space="preserve"> vol-timing a simple RV forecast ≈halves the 2008 drawdown; quantum adds no economic value at this scale.</w:t>
       </w:r>
     </w:p>
     <w:p>

--- a/PHASE3_PAPER.docx
+++ b/PHASE3_PAPER.docx
@@ -2560,7 +2560,7 @@
         <w:t>state</w:t>
       </w:r>
       <w:r>
-        <w:t xml:space="preserve"> functionals (purity, entanglement) a linear readout cannot — but the proper baseline, </w:t>
+        <w:t xml:space="preserve"> functionals a linear readout cannot, but the proper baseline — </w:t>
       </w:r>
       <w:r>
         <w:rPr>
@@ -2569,7 +2569,7 @@
         <w:t>classical shadows</w:t>
       </w:r>
       <w:r>
-        <w:t xml:space="preserve"> (Huang–Kueng–Preskill 2020), at matched per-state budgets, </w:t>
+        <w:t xml:space="preserve"> (Huang–Kueng–Preskill 2020) at matched per-state budgets — </w:t>
       </w:r>
       <w:r>
         <w:rPr>
@@ -2578,16 +2578,7 @@
         <w:t>wins wherever real information is extracted</w:t>
       </w:r>
       <w:r>
-        <w:t xml:space="preserve">, including the shadows-hard Tr(ρ³): </w:t>
-      </w:r>
-      <w:r>
-        <w:rPr>
-          <w:b/>
-        </w:rPr>
-        <w:t>closed negatively at simulable scale</w:t>
-      </w:r>
-      <w:r>
-        <w:t>; hardware-native many-qubit inputs remain the one untested regime (</w:t>
+        <w:t>, including the shadows-hard Tr(ρ³): closed negatively at simulable scale; hardware-native many-qubit inputs remain the one untested regime (</w:t>
       </w:r>
       <w:r>
         <w:rPr>
@@ -2612,13 +2603,64 @@
         <w:jc w:val="both"/>
       </w:pPr>
       <w:r>
-        <w:t xml:space="preserve">Volatility forecasts feed hedging, risk limits and pricing; we make the impact </w:t>
-      </w:r>
-      <w:r>
         <w:rPr>
           <w:b/>
         </w:rPr>
-        <w:t>concrete</w:t>
+        <w:t>The durable asset is the audit instrument, not the forecast.</w:t>
+      </w:r>
+      <w:r>
+        <w:t xml:space="preserve"> It sells </w:t>
+      </w:r>
+      <w:r>
+        <w:rPr>
+          <w:b/>
+        </w:rPr>
+        <w:t>trust in a quantum yes/no</w:t>
+      </w:r>
+      <w:r>
+        <w:t xml:space="preserve"> — a pre-registered, vendor-neutral </w:t>
+      </w:r>
+      <w:r>
+        <w:rPr>
+          <w:b/>
+        </w:rPr>
+        <w:t>workload→QPU qualification</w:t>
+      </w:r>
+      <w:r>
+        <w:t xml:space="preserve"> (does a device retain a client's </w:t>
+      </w:r>
+      <w:r>
+        <w:rPr>
+          <w:i/>
+        </w:rPr>
+        <w:t>own</w:t>
+      </w:r>
+      <w:r>
+        <w:t xml:space="preserve"> circuit's signal?), and that trust is earned by an instrument that </w:t>
+      </w:r>
+      <w:r>
+        <w:rPr>
+          <w:b/>
+        </w:rPr>
+        <w:t>falsifies its own predictions</w:t>
+      </w:r>
+      <w:r>
+        <w:t xml:space="preserve"> rather than defending them: the same instrument split the runs </w:t>
+      </w:r>
+      <w:r>
+        <w:rPr>
+          <w:b/>
+        </w:rPr>
+        <w:t>five signal-bearing, two scrambled</w:t>
+      </w:r>
+      <w:r>
+        <w:t xml:space="preserve"> (Fig. 3), at ≈$70 QPU per single-device test (profiles, not customers). </w:t>
+      </w:r>
+      <w:r>
+        <w:rPr>
+          <w:b/>
+        </w:rPr>
+        <w:t>Concrete desk impact today</w:t>
       </w:r>
       <w:r>
         <w:t xml:space="preserve"> (</w:t>
@@ -2630,7 +2672,7 @@
         <w:t>cli.py run economics</w:t>
       </w:r>
       <w:r>
-        <w:t xml:space="preserve">): a vol-timing backtest on the RV forecast </w:t>
+        <w:t xml:space="preserve">): a vol-timing backtest </w:t>
       </w:r>
       <w:r>
         <w:rPr>
@@ -2648,7 +2690,7 @@
         <w:t>plain HAR</w:t>
       </w:r>
       <w:r>
-        <w:t xml:space="preserve"> captures it (negative CE fees for the reservoir), so the decision-useful lever is </w:t>
+        <w:t xml:space="preserve"> captures it, so the decision-useful lever is </w:t>
       </w:r>
       <w:r>
         <w:rPr>
@@ -2666,7 +2708,7 @@
         <w:t>Milestone plan:</w:t>
       </w:r>
       <w:r>
-        <w:t xml:space="preserve"> (i)–(vi) — pre-registration, sweeps, the adversarial test, MNIST+noise, sparse/TN frontier, QPU on three vendors — all ✓ (§6). </w:t>
+        <w:t xml:space="preserve"> (i)–(vi) all ✓ (§6). </w:t>
       </w:r>
       <w:r>
         <w:rPr>

--- a/PHASE3_PAPER.docx
+++ b/PHASE3_PAPER.docx
@@ -110,7 +110,7 @@
         <w:t>coherent circuit routing from depolarizing/damping noise</w:t>
       </w:r>
       <w:r>
-        <w:t xml:space="preserve">, each regime verdict </w:t>
+        <w:t xml:space="preserve">, each bootstrapped regime verdict </w:t>
       </w:r>
       <w:r>
         <w:rPr>
@@ -480,7 +480,7 @@
         <w:t>sparse/tensor backend</w:t>
       </w:r>
       <w:r>
-        <w:t xml:space="preserve"> (§5.5). The engine is pure NumPy; an explicit PennyLane circuit reproduces it to ≈5×10⁻¹⁶ and compiles, at n=8, to </w:t>
+        <w:t xml:space="preserve"> (§5.5). The engine is pure NumPy; an explicit PennyLane circuit reproduces it to ≈3.9×10⁻¹⁶ and compiles, at n=8, to </w:t>
       </w:r>
       <w:r>
         <w:rPr>
@@ -2426,7 +2426,22 @@
           <w:i/>
           <w:sz w:val="18"/>
         </w:rPr>
-        <w:t xml:space="preserve"> Cross-platform coherence-budget wall: mean raw feature error vs the size-matched depolarized limit (black ticks; 4k shots, IonQ 500). Five configs are signal-bearing (below the limit), two scrambled (Garnet n=8 seed-0 0.228; Rigetti 0.223). The adjacent Garnet n=8 seed-1 (0.159) vs seed-0 (0.228) pair — same chip, same session — refutes a </w:t>
+        <w:t xml:space="preserve"> Cross-platform coherence-budget wall: mean raw feature error vs the </w:t>
+      </w:r>
+      <w:r>
+        <w:rPr>
+          <w:b/>
+          <w:i/>
+          <w:sz w:val="18"/>
+        </w:rPr>
+        <w:t>instance-matched</w:t>
+      </w:r>
+      <w:r>
+        <w:rPr>
+          <w:i/>
+          <w:sz w:val="18"/>
+        </w:rPr>
+        <w:t xml:space="preserve"> depolarized limit mean|F_exact| (black ticks; 4k shots, IonQ 500). Five configs are signal-bearing (below the limit), two scrambled (Garnet n=8 seed-0 0.228; Rigetti 0.223). The adjacent Garnet n=8 seed-1 (0.159) vs seed-0 (0.228) pair — same chip, same session — refutes a </w:t>
       </w:r>
       <w:r>
         <w:rPr>
@@ -2440,7 +2455,7 @@
           <w:i/>
           <w:sz w:val="18"/>
         </w:rPr>
-        <w:t xml:space="preserve"> law: the n=8 scrambling is specific to the seed-0 instance. Per-n limits 0.196/0.179/0.214 at n=8/10/12.</w:t>
+        <w:t xml:space="preserve"> law: the n=8 scrambling is specific to the seed-0 instance. Seed-0 limits 0.196/0.179/0.214 at n=8/10/12; seed-1 carries its own 0.1806 (n=8) — verdict unchanged (§6).</w:t>
       </w:r>
     </w:p>
     <w:p>
@@ -2463,7 +2478,7 @@
         <w:t>before</w:t>
       </w:r>
       <w:r>
-        <w:t xml:space="preserve"> each launch); every job embeds the repo commit hash and campaign tag in qBraid's timestamped records — a hash-preimage commitment that predictions predate data — and billing matched estimates to the half-credit (</w:t>
+        <w:t xml:space="preserve"> each launch); every funded-campaign job embeds the repo commit hash and campaign tag in qBraid's timestamped records — a hash-preimage commitment that predictions predate data — and billing matched estimates to the half-credit (</w:t>
       </w:r>
       <w:r>
         <w:rPr>
@@ -2478,7 +2493,7 @@
         <w:rPr>
           <w:b/>
         </w:rPr>
-        <w:t>each regime claim 9.7–23.9σ beyond shot noise</w:t>
+        <w:t>each of the nine bootstrapped regime claims 9.7–23.9σ beyond shot noise</w:t>
       </w:r>
       <w:r>
         <w:t>; a readout-corrected fingerprint attributes the scrambled regime to predominantly coherent error (</w:t>
@@ -2542,7 +2557,7 @@
         <w:t>regime</w:t>
       </w:r>
       <w:r>
-        <w:t xml:space="preserve"> — not point value — is the robust claim), while n=10/n=12 and the newer generation land inside their limits: the wall is instance- and generation-dependent, not absolute (n=8 scrambling is seed-0-instance-specific — S7). Mitigation recovery on hardware is at best marginal (ZNE 0.223→0.217 on Rigetti; the ion chain is flat — the gate ceiling forbids ZNE). (vi) Distinctness and full-rank entanglement are </w:t>
+        <w:t xml:space="preserve"> — not point value — is the robust claim), while n=10/n=12 and the newer generation land inside their limits: the wall is instance- and generation-dependent, not absolute (n=8 scrambling is seed-0-instance-specific — S7). Mitigation recovery on hardware is at best marginal (ZNE 0.223→0.217 on Rigetti; the ion chain is flat). (vi) Distinctness and full-rank entanglement are </w:t>
       </w:r>
       <w:r>
         <w:rPr>

--- a/PHASE3_PAPER.docx
+++ b/PHASE3_PAPER.docx
@@ -654,7 +654,7 @@
         <w:t>non-monotonic</w:t>
       </w:r>
       <w:r>
-        <w:t xml:space="preserve"> (g ≈125 at n=8, peaking ≈158 at n=10, falling ≈88 at n=12). (g is at fixed ridge regularization; the qualitative ~15–40× separation, not the exact value, is the claim.) Crucially, at ≤12–16 qubits the map remains classically simulable, so distinctness is </w:t>
+        <w:t xml:space="preserve"> (g ≈125 at n=8, peaking ≈158 at n=10, falling ≈88 at n=12). (g is at fixed ridge regularization; the qualitative separation, not the exact value, is the claim.) At ≤12–16 qubits the map remains classically simulable, so distinctness is </w:t>
       </w:r>
       <w:r>
         <w:rPr>
@@ -2232,25 +2232,25 @@
         <w:t>silently lost server-side on the IonQ route</w:t>
       </w:r>
       <w:r>
-        <w:t xml:space="preserve"> (RY(π)RY(−π) executed as net RY(π); the client JSON provably contained both), corrupting ZNE's negated folds; we hardened the emitter (mod-2π angles) and validated on-device (P(|0⁸⟩)=0.996 vs 0.0). The decisive routing-free </w:t>
+        <w:t xml:space="preserve"> (RY(π)RY(−π) executed as net RY(π)), corrupting ZNE's negated folds; we hardened the emitter (mod-2π angles) and validated the diagonal calibration on-device. The routing-free </w:t>
       </w:r>
       <w:r>
         <w:rPr>
           <w:b/>
         </w:rPr>
-        <w:t>IonQ Forte-1 campaign then executed</w:t>
-      </w:r>
-      <w:r>
-        <w:t xml:space="preserve"> under the pre-committed manifest: a smoke gate measured a </w:t>
+        <w:t>IonQ Forte-1 campaign</w:t>
+      </w:r>
+      <w:r>
+        <w:t xml:space="preserve"> then ran under the pre-committed manifest: a smoke gate measured a </w:t>
       </w:r>
       <w:r>
         <w:rPr>
           <w:b/>
         </w:rPr>
-        <w:t>2,000-gate/circuit device ceiling</w:t>
-      </w:r>
-      <w:r>
-        <w:t xml:space="preserve"> on the native route (corroborated by an OpenQuantum-route probe), so per abort rule it ran scale-1-only (500 shots — a disclosed, cost-forced deviation from the 4k config, s.e.≈0.004; readout 0.08%/0.65%). </w:t>
+        <w:t>2,000-gate/circuit ceiling</w:t>
+      </w:r>
+      <w:r>
+        <w:t xml:space="preserve"> on the native route, so per abort rule it ran scale-1-only (500 shots — a disclosed, cost-forced deviation, s.e.≈0.004). </w:t>
       </w:r>
       <w:r>
         <w:rPr>
@@ -2259,13 +2259,13 @@
         <w:t>Raw 0.104 — below the 0.196 depolarized limit</w:t>
       </w:r>
       <w:r>
-        <w:t xml:space="preserve"> and every superconducting n=8 number: the </w:t>
+        <w:t xml:space="preserve"> and every superconducting n=8 number: a </w:t>
       </w:r>
       <w:r>
         <w:rPr>
           <w:b/>
         </w:rPr>
-        <w:t>first signal-bearing hardware execution</w:t>
+        <w:t>signal-bearing hardware execution</w:t>
       </w:r>
       <w:r>
         <w:t xml:space="preserve"> of this reservoir (</w:t>
@@ -2277,7 +2277,7 @@
         <w:t>prediction (ii) confirmed</w:t>
       </w:r>
       <w:r>
-        <w:t xml:space="preserve">, under our 0.149 forecast; </w:t>
+        <w:t xml:space="preserve">; </w:t>
       </w:r>
       <w:r>
         <w:rPr>
@@ -2367,7 +2367,7 @@
         <w:t>same-window two-chip pair</w:t>
       </w:r>
       <w:r>
-        <w:t>: generation-dependent at fixed size, temporally controlled. We thus characterize all four challenge axes — reservoir size, encoding density, shot budget, noise — with the program in one view (raw mean feature error vs size-matched fully-depolarized limit; 4k shots, IonQ 500):</w:t>
+        <w:t>: generation-dependent at fixed size, temporally controlled. The program characterizes reservoir size, encoding density, shot budget and noise, with in one view (raw mean feature error vs size-matched fully-depolarized limit; 4k shots, IonQ 500):</w:t>
       </w:r>
     </w:p>
     <w:p>
@@ -2539,7 +2539,7 @@
         <w:t>No quantum advantage</w:t>
       </w:r>
       <w:r>
-        <w:t xml:space="preserve"> is demonstrated at the ≤16-qubit simulable scale; HAR-X (classical, linear) is the best model on this task. (ii) The RV sample ends Feb-2020 (2008 in-sample, COVID just outside); broader assets/periods are daily-proxy supporting studies (v2_research — same negative), not 5-min RV. (iii) Task-level noise: per-layer single-qubit channels (density-matrix, §5.4) and simulator shot noise; combined noisy-plus-shot execution is measured in the QPU campaigns (§6). (iv) g is regularization- and run-configuration-dependent (qualitative gap only). (v) Superconducting n=8 execution is a </w:t>
+        <w:t xml:space="preserve"> is demonstrated at the ≤16-qubit simulable scale; HAR-X (classical, linear) is the best model on this task. (ii) The RV sample ends Feb-2020 (2008 in-sample, COVID just outside); broader assets/periods are daily-proxy supporting studies (v2_research — same negative), not 5-min RV. (iii) Task-level noise: per-layer single-qubit channels (§5.4) and shot noise; combined noisy-plus-shot execution is measured in the QPU campaigns (§6). (iv) g is regularization- and run-configuration-dependent (qualitative gap only). (v) Superconducting n=8 execution is a </w:t>
       </w:r>
       <w:r>
         <w:rPr>
@@ -2557,7 +2557,43 @@
         <w:t>regime</w:t>
       </w:r>
       <w:r>
-        <w:t xml:space="preserve"> — not point value — is the robust claim), while n=10/n=12 and the newer generation land inside their limits: the wall is instance- and generation-dependent, not absolute (n=8 scrambling is seed-0-instance-specific — S7). Mitigation recovery on hardware is at best marginal (ZNE 0.223→0.217 on Rigetti; the ion chain is flat). (vi) Distinctness and full-rank entanglement are </w:t>
+        <w:t xml:space="preserve"> — not point value — is the robust claim), while n=10/n=12 and the newer generation land inside their limits: the wall is instance- and generation-dependent, not absolute (n=8 scrambling is seed-0-instance-specific — S7). Nor is S7 a cheap-vs-costly artifact: in a 30-instance ensemble the scrambled seed-0 graph is among the </w:t>
+      </w:r>
+      <w:r>
+        <w:rPr>
+          <w:i/>
+        </w:rPr>
+        <w:t>sparsest</w:t>
+      </w:r>
+      <w:r>
+        <w:t xml:space="preserve"> (11 couplings) and signal-bearing seed-1 among the </w:t>
+      </w:r>
+      <w:r>
+        <w:rPr>
+          <w:i/>
+        </w:rPr>
+        <w:t>densest</w:t>
+      </w:r>
+      <w:r>
+        <w:t xml:space="preserve"> (18) under a tighter limit — gate count </w:t>
+      </w:r>
+      <w:r>
+        <w:rPr>
+          <w:b/>
+        </w:rPr>
+        <w:t>anti-predicts</w:t>
+      </w:r>
+      <w:r>
+        <w:t xml:space="preserve"> the wall (</w:t>
+      </w:r>
+      <w:r>
+        <w:rPr>
+          <w:rFonts w:ascii="Courier New" w:hAnsi="Courier New"/>
+        </w:rPr>
+        <w:t>instance_ensemble_findings.md</w:t>
+      </w:r>
+      <w:r>
+        <w:t xml:space="preserve">). Mitigation recovery on hardware is at best marginal (ZNE 0.223→0.217 on Rigetti; the ion chain is flat). (vi) Distinctness and full-rank entanglement are </w:t>
       </w:r>
       <w:r>
         <w:rPr>
@@ -2584,7 +2620,7 @@
         <w:t>classical shadows</w:t>
       </w:r>
       <w:r>
-        <w:t xml:space="preserve"> (Huang–Kueng–Preskill 2020) at matched per-state budgets — </w:t>
+        <w:t xml:space="preserve"> (Huang–Kueng–Preskill 2020) at matched budgets — </w:t>
       </w:r>
       <w:r>
         <w:rPr>
@@ -2593,13 +2629,13 @@
         <w:t>wins wherever real information is extracted</w:t>
       </w:r>
       <w:r>
-        <w:t>, including the shadows-hard Tr(ρ³): closed negatively at simulable scale; hardware-native many-qubit inputs remain the one untested regime (</w:t>
+        <w:t>, including the shadows-hard Tr(ρ³): closed negatively at simulable scale (</w:t>
       </w:r>
       <w:r>
         <w:rPr>
           <w:rFonts w:ascii="Courier New" w:hAnsi="Courier New"/>
         </w:rPr>
-        <w:t>results/shadows_hard_findings.md</w:t>
+        <w:t>shadows_hard_findings.md</w:t>
       </w:r>
       <w:r>
         <w:t>).</w:t>
@@ -2642,16 +2678,7 @@
         <w:t>workload→QPU qualification</w:t>
       </w:r>
       <w:r>
-        <w:t xml:space="preserve"> (does a device retain a client's </w:t>
-      </w:r>
-      <w:r>
-        <w:rPr>
-          <w:i/>
-        </w:rPr>
-        <w:t>own</w:t>
-      </w:r>
-      <w:r>
-        <w:t xml:space="preserve"> circuit's signal?), and that trust is earned by an instrument that </w:t>
+        <w:t xml:space="preserve"> — and that trust is earned by an instrument that </w:t>
       </w:r>
       <w:r>
         <w:rPr>
@@ -2660,7 +2687,7 @@
         <w:t>falsifies its own predictions</w:t>
       </w:r>
       <w:r>
-        <w:t xml:space="preserve"> rather than defending them: the same instrument split the runs </w:t>
+        <w:t xml:space="preserve">: it split our own runs </w:t>
       </w:r>
       <w:r>
         <w:rPr>
@@ -2669,7 +2696,7 @@
         <w:t>five signal-bearing, two scrambled</w:t>
       </w:r>
       <w:r>
-        <w:t xml:space="preserve"> (Fig. 3), at ≈$70 QPU per single-device test (profiles, not customers). </w:t>
+        <w:t xml:space="preserve"> (Fig. 3) at ≈6.8k–20k credits (≈$70–$205) per single-device campaign. Target profiles only; no customers or LOIs are claimed. </w:t>
       </w:r>
       <w:r>
         <w:rPr>
@@ -2687,16 +2714,34 @@
         <w:t>cli.py run economics</w:t>
       </w:r>
       <w:r>
-        <w:t xml:space="preserve">): a vol-timing backtest </w:t>
+        <w:t xml:space="preserve">): vol-timing the GFC window </w:t>
       </w:r>
       <w:r>
         <w:rPr>
           <w:b/>
         </w:rPr>
-        <w:t>nearly halves the 2008 max drawdown (−61%→−32%)</w:t>
-      </w:r>
-      <w:r>
-        <w:t xml:space="preserve"> — but a </w:t>
+        <w:t>halves max drawdown (−61%→−32%)</w:t>
+      </w:r>
+      <w:r>
+        <w:t xml:space="preserve"> and lifts Sharpe </w:t>
+      </w:r>
+      <w:r>
+        <w:rPr>
+          <w:b/>
+        </w:rPr>
+        <w:t>0.00→0.14</w:t>
+      </w:r>
+      <w:r>
+        <w:t xml:space="preserve"> net of costs — a </w:t>
+      </w:r>
+      <w:r>
+        <w:rPr>
+          <w:i/>
+        </w:rPr>
+        <w:t>risk-control</w:t>
+      </w:r>
+      <w:r>
+        <w:t xml:space="preserve">, not an alpha, win — but </w:t>
       </w:r>
       <w:r>
         <w:rPr>
@@ -2705,7 +2750,7 @@
         <w:t>plain HAR</w:t>
       </w:r>
       <w:r>
-        <w:t xml:space="preserve"> captures it, so the decision-useful lever is </w:t>
+        <w:t xml:space="preserve"> captures it (CHIMERA nets −0.00, CE fee −25bp/yr): the lever is </w:t>
       </w:r>
       <w:r>
         <w:rPr>

--- a/PHASE3_PAPER.docx
+++ b/PHASE3_PAPER.docx
@@ -2214,7 +2214,7 @@
         <w:t>prediction (iii) confirmed</w:t>
       </w:r>
       <w:r>
-        <w:t xml:space="preserve">). Cross-platform execution also surfaced a </w:t>
+        <w:t xml:space="preserve">). Execution also surfaced a </w:t>
       </w:r>
       <w:r>
         <w:rPr>
@@ -2232,7 +2232,7 @@
         <w:t>silently lost server-side on the IonQ route</w:t>
       </w:r>
       <w:r>
-        <w:t xml:space="preserve"> (RY(π)RY(−π) executed as net RY(π)), corrupting ZNE's negated folds; we hardened the emitter (mod-2π angles) and validated the diagonal calibration on-device. The routing-free </w:t>
+        <w:t xml:space="preserve"> (RY(π)RY(−π) → net RY(π)), corrupting ZNE's negated folds; we hardened the emitter (mod-2π) and validated the diagonal calibration on-device. The routing-free </w:t>
       </w:r>
       <w:r>
         <w:rPr>
@@ -2377,7 +2377,7 @@
       <w:r>
         <w:drawing>
           <wp:inline xmlns:a="http://schemas.openxmlformats.org/drawingml/2006/main" xmlns:pic="http://schemas.openxmlformats.org/drawingml/2006/picture">
-            <wp:extent cx="5486400" cy="1376828"/>
+            <wp:extent cx="5486400" cy="1010836"/>
             <wp:docPr id="3" name="Picture 3"/>
             <wp:cNvGraphicFramePr>
               <a:graphicFrameLocks noChangeAspect="1"/>
@@ -2398,7 +2398,7 @@
                   <pic:spPr>
                     <a:xfrm>
                       <a:off x="0" y="0"/>
-                      <a:ext cx="5486400" cy="1376828"/>
+                      <a:ext cx="5486400" cy="1010836"/>
                     </a:xfrm>
                     <a:prstGeom prst="rect"/>
                   </pic:spPr>
@@ -2441,7 +2441,7 @@
           <w:i/>
           <w:sz w:val="18"/>
         </w:rPr>
-        <w:t xml:space="preserve"> depolarized limit mean|F_exact| (black ticks; 4k shots, IonQ 500). Five configs are signal-bearing (below the limit), two scrambled (Garnet n=8 seed-0 0.228; Rigetti 0.223). The adjacent Garnet n=8 seed-1 (0.159) vs seed-0 (0.228) pair — same chip, same session — refutes a </w:t>
+        <w:t xml:space="preserve"> depolarized limit mean|F_exact| (black ticks; 4k shots, IonQ 500). Five configs are signal-bearing (below the limit), two scrambled (Garnet n=8 seed-0 0.228; Rigetti 0.223). The adjacent Garnet n=8 seed-1 (0.159) vs seed-0 (0.228) pair — same chip and session — refutes a </w:t>
       </w:r>
       <w:r>
         <w:rPr>
@@ -2455,7 +2455,7 @@
           <w:i/>
           <w:sz w:val="18"/>
         </w:rPr>
-        <w:t xml:space="preserve"> law: the n=8 scrambling is specific to the seed-0 instance. Seed-0 limits 0.196/0.179/0.214 at n=8/10/12; seed-1 carries its own 0.1806 (n=8) — verdict unchanged (§6).</w:t>
+        <w:t xml:space="preserve"> law. Seed-0 limits 0.196/0.179/0.214 at n=8/10/12; seed-1 carries its own 0.1806 — verdict unchanged (§6).</w:t>
       </w:r>
     </w:p>
     <w:p>
@@ -2539,7 +2539,7 @@
         <w:t>No quantum advantage</w:t>
       </w:r>
       <w:r>
-        <w:t xml:space="preserve"> is demonstrated at the ≤16-qubit simulable scale; HAR-X (classical, linear) is the best model on this task. (ii) The RV sample ends Feb-2020 (2008 in-sample, COVID just outside); broader assets/periods are daily-proxy supporting studies (v2_research — same negative), not 5-min RV. (iii) Task-level noise: per-layer single-qubit channels (§5.4) and shot noise; combined noisy-plus-shot execution is measured in the QPU campaigns (§6). (iv) g is regularization- and run-configuration-dependent (qualitative gap only). (v) Superconducting n=8 execution is a </w:t>
+        <w:t xml:space="preserve"> is demonstrated at the ≤16-qubit simulable scale; HAR-X (classical, linear) is the best model on this task. (ii) The RV sample ends Feb-2020 (COVID just outside); broader assets/periods are daily-proxy supporting studies (v2_research — same negative), not 5-min RV. (iii) Task-level noise: per-layer channels (§5.4) and shot noise; combined noisy-plus-shot execution is measured in the QPU campaigns (§6). (iv) g is regularization- and configuration-dependent (qualitative gap only). (v) Superconducting n=8 execution is a </w:t>
       </w:r>
       <w:r>
         <w:rPr>
@@ -2557,7 +2557,7 @@
         <w:t>regime</w:t>
       </w:r>
       <w:r>
-        <w:t xml:space="preserve"> — not point value — is the robust claim), while n=10/n=12 and the newer generation land inside their limits: the wall is instance- and generation-dependent, not absolute (n=8 scrambling is seed-0-instance-specific — S7). Nor is S7 a cheap-vs-costly artifact: in a 30-instance ensemble the scrambled seed-0 graph is among the </w:t>
+        <w:t xml:space="preserve"> — not point value — is the robust claim), while n=10/n=12 and the newer generation land inside their limits: the wall is instance- and generation-dependent, not absolute (n=8 scrambling is seed-0-instance-specific — S7; and in a 30-instance ensemble the scrambled instance is among the </w:t>
       </w:r>
       <w:r>
         <w:rPr>
@@ -2566,16 +2566,7 @@
         <w:t>sparsest</w:t>
       </w:r>
       <w:r>
-        <w:t xml:space="preserve"> (11 couplings) and signal-bearing seed-1 among the </w:t>
-      </w:r>
-      <w:r>
-        <w:rPr>
-          <w:i/>
-        </w:rPr>
-        <w:t>densest</w:t>
-      </w:r>
-      <w:r>
-        <w:t xml:space="preserve"> (18) under a tighter limit — gate count </w:t>
+        <w:t xml:space="preserve">, so gate count </w:t>
       </w:r>
       <w:r>
         <w:rPr>
@@ -2584,16 +2575,7 @@
         <w:t>anti-predicts</w:t>
       </w:r>
       <w:r>
-        <w:t xml:space="preserve"> the wall (</w:t>
-      </w:r>
-      <w:r>
-        <w:rPr>
-          <w:rFonts w:ascii="Courier New" w:hAnsi="Courier New"/>
-        </w:rPr>
-        <w:t>instance_ensemble_findings.md</w:t>
-      </w:r>
-      <w:r>
-        <w:t xml:space="preserve">). Mitigation recovery on hardware is at best marginal (ZNE 0.223→0.217 on Rigetti; the ion chain is flat). (vi) Distinctness and full-rank entanglement are </w:t>
+        <w:t xml:space="preserve"> the wall — §8). Mitigation recovery on hardware is at best marginal (ZNE 0.223→0.217 on Rigetti; the ion chain is flat). (vi) Distinctness and full-rank entanglement are </w:t>
       </w:r>
       <w:r>
         <w:rPr>
@@ -2602,7 +2584,7 @@
         <w:t>necessary, not sufficient</w:t>
       </w:r>
       <w:r>
-        <w:t xml:space="preserve"> — whether they convert beyond the simulable frontier is open. A quantum-data probe shows the QRC natively reads nonlinear </w:t>
+        <w:t xml:space="preserve">; whether they convert beyond the simulable frontier is open. A quantum-data probe shows the QRC natively reads nonlinear </w:t>
       </w:r>
       <w:r>
         <w:rPr>
@@ -2657,10 +2639,46 @@
         <w:rPr>
           <w:b/>
         </w:rPr>
-        <w:t>The durable asset is the audit instrument, not the forecast.</w:t>
-      </w:r>
-      <w:r>
-        <w:t xml:space="preserve"> It sells </w:t>
+        <w:t>The durable asset is the audit instrument</w:t>
+      </w:r>
+      <w:r>
+        <w:t xml:space="preserve"> — and our data shows it is </w:t>
+      </w:r>
+      <w:r>
+        <w:rPr>
+          <w:i/>
+        </w:rPr>
+        <w:t>necessary</w:t>
+      </w:r>
+      <w:r>
+        <w:t xml:space="preserve">. Coupling density buys expressivity (→entanglement r=+0.65, p&lt;0.001) while raising gate cost </w:t>
+      </w:r>
+      <w:r>
+        <w:rPr>
+          <w:b/>
+        </w:rPr>
+        <w:t>and tightening</w:t>
+      </w:r>
+      <w:r>
+        <w:t xml:space="preserve"> the bar (→limit r=−0.40, p=0.03); yet that prior </w:t>
+      </w:r>
+      <w:r>
+        <w:rPr>
+          <w:b/>
+        </w:rPr>
+        <w:t>mis-ranks the two instances we measured</w:t>
+      </w:r>
+      <w:r>
+        <w:t xml:space="preserve"> — denser, tighter-bar seed-1 was signal-bearing, sparser seed-0 scrambled (</w:t>
+      </w:r>
+      <w:r>
+        <w:rPr>
+          <w:rFonts w:ascii="Courier New" w:hAnsi="Courier New"/>
+        </w:rPr>
+        <w:t>instance_ensemble_findings.md</w:t>
+      </w:r>
+      <w:r>
+        <w:t xml:space="preserve">). Structure gives a tendency; measurement gives the answer. Hence </w:t>
       </w:r>
       <w:r>
         <w:rPr>
@@ -2669,7 +2687,7 @@
         <w:t>trust in a quantum yes/no</w:t>
       </w:r>
       <w:r>
-        <w:t xml:space="preserve"> — a pre-registered, vendor-neutral </w:t>
+        <w:t xml:space="preserve">: a pre-registered, vendor-neutral </w:t>
       </w:r>
       <w:r>
         <w:rPr>
@@ -2678,7 +2696,7 @@
         <w:t>workload→QPU qualification</w:t>
       </w:r>
       <w:r>
-        <w:t xml:space="preserve"> — and that trust is earned by an instrument that </w:t>
+        <w:t xml:space="preserve"> earned by an instrument that </w:t>
       </w:r>
       <w:r>
         <w:rPr>
@@ -2687,7 +2705,7 @@
         <w:t>falsifies its own predictions</w:t>
       </w:r>
       <w:r>
-        <w:t xml:space="preserve">: it split our own runs </w:t>
+        <w:t xml:space="preserve"> — it split our runs </w:t>
       </w:r>
       <w:r>
         <w:rPr>
@@ -2696,13 +2714,13 @@
         <w:t>five signal-bearing, two scrambled</w:t>
       </w:r>
       <w:r>
-        <w:t xml:space="preserve"> (Fig. 3) at ≈6.8k–20k credits (≈$70–$205) per single-device campaign. Target profiles only; no customers or LOIs are claimed. </w:t>
+        <w:t xml:space="preserve"> (Fig. 3) at ≈$70–$205 per campaign. Target profiles only; no customers or LOIs claimed. </w:t>
       </w:r>
       <w:r>
         <w:rPr>
           <w:b/>
         </w:rPr>
-        <w:t>Concrete desk impact today</w:t>
+        <w:t>Desk impact</w:t>
       </w:r>
       <w:r>
         <w:t xml:space="preserve"> (</w:t>
@@ -2732,16 +2750,7 @@
         <w:t>0.00→0.14</w:t>
       </w:r>
       <w:r>
-        <w:t xml:space="preserve"> net of costs — a </w:t>
-      </w:r>
-      <w:r>
-        <w:rPr>
-          <w:i/>
-        </w:rPr>
-        <w:t>risk-control</w:t>
-      </w:r>
-      <w:r>
-        <w:t xml:space="preserve">, not an alpha, win — but </w:t>
+        <w:t xml:space="preserve"> net of costs — risk control, not alpha — but </w:t>
       </w:r>
       <w:r>
         <w:rPr>
@@ -2750,7 +2759,7 @@
         <w:t>plain HAR</w:t>
       </w:r>
       <w:r>
-        <w:t xml:space="preserve"> captures it (CHIMERA nets −0.00, CE fee −25bp/yr): the lever is </w:t>
+        <w:t xml:space="preserve"> captures it (CE fee −25bp/yr): the lever is </w:t>
       </w:r>
       <w:r>
         <w:rPr>
@@ -2768,7 +2777,7 @@
         <w:t>Milestone plan:</w:t>
       </w:r>
       <w:r>
-        <w:t xml:space="preserve"> (i)–(vi) all ✓ (§6). </w:t>
+        <w:t xml:space="preserve"> (i)–(vi) ✓ (§6). </w:t>
       </w:r>
       <w:r>
         <w:rPr>

--- a/PHASE3_PAPER.docx
+++ b/PHASE3_PAPER.docx
@@ -654,7 +654,7 @@
         <w:t>non-monotonic</w:t>
       </w:r>
       <w:r>
-        <w:t xml:space="preserve"> (g ≈125 at n=8, peaking ≈158 at n=10, falling ≈88 at n=12). (g is at fixed ridge regularization; the qualitative separation, not the exact value, is the claim.) At ≤12–16 qubits the map remains classically simulable, so distinctness is </w:t>
+        <w:t xml:space="preserve"> (g ≈125 at n=8, peaking ≈158 at n=10, falling ≈88 at n=12). (g is at fixed ridge regularization; the qualitative separation, not the exact value, is the claim.) At ≤12–16 qubits the map stays classically simulable, so distinctness is </w:t>
       </w:r>
       <w:r>
         <w:rPr>
@@ -663,16 +663,61 @@
         <w:t>necessary, not sufficient</w:t>
       </w:r>
       <w:r>
-        <w:t xml:space="preserve"> for accuracy — and §5.3 shows that, here, it is indeed </w:t>
+        <w:t xml:space="preserve"> — which we now </w:t>
       </w:r>
       <w:r>
         <w:rPr>
           <w:i/>
         </w:rPr>
-        <w:t>not</w:t>
-      </w:r>
-      <w:r>
-        <w:t xml:space="preserve"> sufficient.</w:t>
+        <w:t>measure</w:t>
+      </w:r>
+      <w:r>
+        <w:t xml:space="preserve">: over </w:t>
+      </w:r>
+      <w:r>
+        <w:rPr>
+          <w:b/>
+        </w:rPr>
+        <w:t>30 seeded n=8 instances</w:t>
+      </w:r>
+      <w:r>
+        <w:t xml:space="preserve">, per-instance entanglement is </w:t>
+      </w:r>
+      <w:r>
+        <w:rPr>
+          <w:b/>
+        </w:rPr>
+        <w:t>uncorrelated</w:t>
+      </w:r>
+      <w:r>
+        <w:t xml:space="preserve"> with forecast error (r=−0.19, p=0.32; density r=+0.17, p=0.38) and </w:t>
+      </w:r>
+      <w:r>
+        <w:rPr>
+          <w:b/>
+        </w:rPr>
+        <w:t>0/30 beat HAR-X</w:t>
+      </w:r>
+      <w:r>
+        <w:t xml:space="preserve"> (best still +0.0088 worse). The design detects |r|≳0.5, so we exclude a </w:t>
+      </w:r>
+      <w:r>
+        <w:rPr>
+          <w:i/>
+        </w:rPr>
+        <w:t>strong</w:t>
+      </w:r>
+      <w:r>
+        <w:t xml:space="preserve"> structure→accuracy link, not a weak one (</w:t>
+      </w:r>
+      <w:r>
+        <w:rPr>
+          <w:rFonts w:ascii="Courier New" w:hAnsi="Courier New"/>
+        </w:rPr>
+        <w:t>expressivity_accuracy_findings.md</w:t>
+      </w:r>
+      <w:r>
+        <w:t>).</w:t>
       </w:r>
     </w:p>
     <w:p>
@@ -2367,7 +2412,25 @@
         <w:t>same-window two-chip pair</w:t>
       </w:r>
       <w:r>
-        <w:t>: generation-dependent at fixed size, temporally controlled. The program characterizes reservoir size, encoding density, shot budget and noise, with in one view (raw mean feature error vs size-matched fully-depolarized limit; 4k shots, IonQ 500):</w:t>
+        <w:t xml:space="preserve">: generation-dependent at fixed size, temporally controlled. The program characterizes reservoir size, encoding density, shot budget and noise, with in one view. The criterion is exactly </w:t>
+      </w:r>
+      <w:r>
+        <w:rPr>
+          <w:b/>
+        </w:rPr>
+        <w:t>SNR &gt; 1</w:t>
+      </w:r>
+      <w:r>
+        <w:t xml:space="preserve"> — raw error is mean|F−F_exact|, the limit is mean|F_exact| — so the bar is </w:t>
+      </w:r>
+      <w:r>
+        <w:rPr>
+          <w:b/>
+        </w:rPr>
+        <w:t>instance</w:t>
+      </w:r>
+      <w:r>
+        <w:t>-matched (signal magnitude is a property of the circuit, not of n) and the test transfers to any quantum feature map:</w:t>
       </w:r>
     </w:p>
     <w:p>
@@ -2377,7 +2440,7 @@
       <w:r>
         <w:drawing>
           <wp:inline xmlns:a="http://schemas.openxmlformats.org/drawingml/2006/main" xmlns:pic="http://schemas.openxmlformats.org/drawingml/2006/picture">
-            <wp:extent cx="5486400" cy="1010836"/>
+            <wp:extent cx="5486400" cy="906267"/>
             <wp:docPr id="3" name="Picture 3"/>
             <wp:cNvGraphicFramePr>
               <a:graphicFrameLocks noChangeAspect="1"/>
@@ -2398,7 +2461,7 @@
                   <pic:spPr>
                     <a:xfrm>
                       <a:off x="0" y="0"/>
-                      <a:ext cx="5486400" cy="1010836"/>
+                      <a:ext cx="5486400" cy="906267"/>
                     </a:xfrm>
                     <a:prstGeom prst="rect"/>
                   </pic:spPr>
@@ -2584,7 +2647,7 @@
         <w:t>necessary, not sufficient</w:t>
       </w:r>
       <w:r>
-        <w:t xml:space="preserve">; whether they convert beyond the simulable frontier is open. A quantum-data probe shows the QRC natively reads nonlinear </w:t>
+        <w:t xml:space="preserve"> (measured: §3, r≈0 vs accuracy over 30 instances); whether they convert beyond the simulable frontier is open. A quantum-data probe shows the QRC natively reads nonlinear </w:t>
       </w:r>
       <w:r>
         <w:rPr>

--- a/PHASE3_PAPER.docx
+++ b/PHASE3_PAPER.docx
@@ -618,7 +618,7 @@
         <w:t>expressivity scaling</w:t>
       </w:r>
       <w:r>
-        <w:t xml:space="preserve">, which we measure directly via the geometric difference (Huang et al. 2021). The quantum kernel is poorly reproducible by a matched classical reservoir: against the name-matched ESN-108 reference, </w:t>
+        <w:t xml:space="preserve">, which we measure directly via the geometric difference (Huang et al. 2021). The quantum kernel is poorly reproducible by a matched classical reservoir: </w:t>
       </w:r>
       <w:r>
         <w:rPr>
@@ -645,7 +645,7 @@
         <w:t>feature-matched</w:t>
       </w:r>
       <w:r>
-        <w:t xml:space="preserve"> ESNs the gap is larger but </w:t>
+        <w:t xml:space="preserve"> ESNs it is larger but </w:t>
       </w:r>
       <w:r>
         <w:rPr>
@@ -654,7 +654,7 @@
         <w:t>non-monotonic</w:t>
       </w:r>
       <w:r>
-        <w:t xml:space="preserve"> (g ≈125 at n=8, peaking ≈158 at n=10, falling ≈88 at n=12). (g is at fixed ridge regularization; the qualitative separation, not the exact value, is the claim.) At ≤12–16 qubits the map stays classically simulable, so distinctness is </w:t>
+        <w:t xml:space="preserve"> (≈125/158/88 at n=8/10/12; fixed ridge — the qualitative separation, not the value, is the claim). At ≤12–16 qubits the map stays classically simulable, so distinctness is </w:t>
       </w:r>
       <w:r>
         <w:rPr>
@@ -690,7 +690,7 @@
         <w:t>uncorrelated</w:t>
       </w:r>
       <w:r>
-        <w:t xml:space="preserve"> with forecast error (r=−0.19, p=0.32; density r=+0.17, p=0.38) and </w:t>
+        <w:t xml:space="preserve"> with forecast error (r=−0.19, p=0.32) and </w:t>
       </w:r>
       <w:r>
         <w:rPr>
@@ -699,7 +699,25 @@
         <w:t>0/30 beat HAR-X</w:t>
       </w:r>
       <w:r>
-        <w:t xml:space="preserve"> (best still +0.0088 worse). The design detects |r|≳0.5, so we exclude a </w:t>
+        <w:t xml:space="preserve"> on crisis </w:t>
+      </w:r>
+      <w:r>
+        <w:rPr>
+          <w:i/>
+        </w:rPr>
+        <w:t>and</w:t>
+      </w:r>
+      <w:r>
+        <w:t xml:space="preserve"> calm. Nor does instance quality </w:t>
+      </w:r>
+      <w:r>
+        <w:rPr>
+          <w:b/>
+        </w:rPr>
+        <w:t>transfer</w:t>
+      </w:r>
+      <w:r>
+        <w:t xml:space="preserve"> — crisis/calm rankings are unrelated (Spearman +0.01, p=0.96; the crisis-best instance ranks 19/30 on calm) — so best-of-N seed selection is selection on noise. Detectable |r|≳0.5, so we exclude a </w:t>
       </w:r>
       <w:r>
         <w:rPr>
@@ -708,7 +726,7 @@
         <w:t>strong</w:t>
       </w:r>
       <w:r>
-        <w:t xml:space="preserve"> structure→accuracy link, not a weak one (</w:t>
+        <w:t xml:space="preserve"> link, not a weak one (</w:t>
       </w:r>
       <w:r>
         <w:rPr>
@@ -717,7 +735,7 @@
         <w:t>expressivity_accuracy_findings.md</w:t>
       </w:r>
       <w:r>
-        <w:t>).</w:t>
+        <w:t>, exploratory).</w:t>
       </w:r>
     </w:p>
     <w:p>
@@ -2714,16 +2732,16 @@
         <w:t>necessary</w:t>
       </w:r>
       <w:r>
-        <w:t xml:space="preserve">. Coupling density buys expressivity (→entanglement r=+0.65, p&lt;0.001) while raising gate cost </w:t>
+        <w:t xml:space="preserve">. Denser instances face a </w:t>
       </w:r>
       <w:r>
         <w:rPr>
           <w:b/>
         </w:rPr>
-        <w:t>and tightening</w:t>
-      </w:r>
-      <w:r>
-        <w:t xml:space="preserve"> the bar (→limit r=−0.40, p=0.03); yet that prior </w:t>
+        <w:t>tighter</w:t>
+      </w:r>
+      <w:r>
+        <w:t xml:space="preserve"> bar (r=−0.40, p=0.03), yet structure </w:t>
       </w:r>
       <w:r>
         <w:rPr>
@@ -2732,7 +2750,7 @@
         <w:t>mis-ranks the two instances we measured</w:t>
       </w:r>
       <w:r>
-        <w:t xml:space="preserve"> — denser, tighter-bar seed-1 was signal-bearing, sparser seed-0 scrambled (</w:t>
+        <w:t>: denser, tighter-bar seed-1 was signal-bearing while sparser seed-0 scrambled; and the density→entanglement link is only suggestive (r=+0.34, p=0.07). Structure does not give the answer; measurement does (</w:t>
       </w:r>
       <w:r>
         <w:rPr>
@@ -2741,7 +2759,7 @@
         <w:t>instance_ensemble_findings.md</w:t>
       </w:r>
       <w:r>
-        <w:t xml:space="preserve">). Structure gives a tendency; measurement gives the answer. Hence </w:t>
+        <w:t xml:space="preserve">, exploratory). Hence </w:t>
       </w:r>
       <w:r>
         <w:rPr>

--- a/PHASE3_PAPER.docx
+++ b/PHASE3_PAPER.docx
@@ -681,13 +681,13 @@
         <w:t>30 seeded n=8 instances</w:t>
       </w:r>
       <w:r>
-        <w:t xml:space="preserve">, per-instance entanglement is </w:t>
+        <w:t xml:space="preserve">, per-instance entanglement shows </w:t>
       </w:r>
       <w:r>
         <w:rPr>
           <w:b/>
         </w:rPr>
-        <w:t>uncorrelated</w:t>
+        <w:t>no detectable correlation</w:t>
       </w:r>
       <w:r>
         <w:t xml:space="preserve"> with forecast error (r=−0.19, p=0.32) and </w:t>
@@ -717,7 +717,7 @@
         <w:t>transfer</w:t>
       </w:r>
       <w:r>
-        <w:t xml:space="preserve"> — crisis/calm rankings are unrelated (Spearman +0.01, p=0.96; the crisis-best instance ranks 19/30 on calm) — so best-of-N seed selection is selection on noise. Detectable |r|≳0.5, so we exclude a </w:t>
+        <w:t xml:space="preserve"> — crisis/calm rankings are unrelated (Spearman +0.01, p=0.96) — so best-of-N seed selection is selection on noise. Detectable |r|≳0.5, so we exclude a </w:t>
       </w:r>
       <w:r>
         <w:rPr>

--- a/PHASE3_PAPER.docx
+++ b/PHASE3_PAPER.docx
@@ -2430,7 +2430,7 @@
         <w:t>same-window two-chip pair</w:t>
       </w:r>
       <w:r>
-        <w:t xml:space="preserve">: generation-dependent at fixed size, temporally controlled. The program characterizes reservoir size, encoding density, shot budget and noise, with in one view. The criterion is exactly </w:t>
+        <w:t xml:space="preserve">: generation-dependent at fixed size, temporally controlled. The program spans reservoir size, encoding density, shot budget and noise; Fig. 3 collects the hardware verdicts. The criterion is exactly </w:t>
       </w:r>
       <w:r>
         <w:rPr>
@@ -2448,7 +2448,7 @@
         <w:t>instance</w:t>
       </w:r>
       <w:r>
-        <w:t>-matched (signal magnitude is a property of the circuit, not of n) and the test transfers to any quantum feature map:</w:t>
+        <w:t>-matched (signal magnitude is a circuit property, not an n property) and the test transfers to any quantum feature map:</w:t>
       </w:r>
     </w:p>
     <w:p>
@@ -2458,7 +2458,7 @@
       <w:r>
         <w:drawing>
           <wp:inline xmlns:a="http://schemas.openxmlformats.org/drawingml/2006/main" xmlns:pic="http://schemas.openxmlformats.org/drawingml/2006/picture">
-            <wp:extent cx="5486400" cy="906267"/>
+            <wp:extent cx="5486400" cy="787755"/>
             <wp:docPr id="3" name="Picture 3"/>
             <wp:cNvGraphicFramePr>
               <a:graphicFrameLocks noChangeAspect="1"/>
@@ -2479,7 +2479,7 @@
                   <pic:spPr>
                     <a:xfrm>
                       <a:off x="0" y="0"/>
-                      <a:ext cx="5486400" cy="906267"/>
+                      <a:ext cx="5486400" cy="787755"/>
                     </a:xfrm>
                     <a:prstGeom prst="rect"/>
                   </pic:spPr>
@@ -2536,7 +2536,7 @@
           <w:i/>
           <w:sz w:val="18"/>
         </w:rPr>
-        <w:t xml:space="preserve"> law. Seed-0 limits 0.196/0.179/0.214 at n=8/10/12; seed-1 carries its own 0.1806 — verdict unchanged (§6).</w:t>
+        <w:t xml:space="preserve"> law. Seed-0 limits 0.196/0.179/0.214 at n=8/10/12; seed-1 carries its own 0.1806 (§6).</w:t>
       </w:r>
     </w:p>
     <w:p>
@@ -2867,7 +2867,7 @@
         <w:t>AI disclosure:</w:t>
       </w:r>
       <w:r>
-        <w:t xml:space="preserve"> Claude (Anthropic) assisted with code and drafting; all decisions and results are the team's own.</w:t>
+        <w:t xml:space="preserve"> Claude (Anthropic) assisted with code and drafting; all decisions and results are ours.</w:t>
       </w:r>
     </w:p>
     <w:p>

--- a/PHASE3_PAPER.docx
+++ b/PHASE3_PAPER.docx
@@ -708,7 +708,7 @@
         <w:t>and</w:t>
       </w:r>
       <w:r>
-        <w:t xml:space="preserve"> calm. Nor does instance quality </w:t>
+        <w:t xml:space="preserve"> calm (bounding the beat-rate at ≤9.5%, exact one-sided 95%). Nor does instance quality detectably </w:t>
       </w:r>
       <w:r>
         <w:rPr>
@@ -717,7 +717,7 @@
         <w:t>transfer</w:t>
       </w:r>
       <w:r>
-        <w:t xml:space="preserve"> — crisis/calm rankings are unrelated (Spearman +0.01, p=0.96) — so best-of-N seed selection is selection on noise. Detectable |r|≳0.5, so we exclude a </w:t>
+        <w:t xml:space="preserve"> — crisis/calm rankings are unrelated (Spearman +0.01) — so best-of-N seed selection is selection on noise. These detect only |r|≳0.5, so we exclude </w:t>
       </w:r>
       <w:r>
         <w:rPr>
@@ -726,7 +726,7 @@
         <w:t>strong</w:t>
       </w:r>
       <w:r>
-        <w:t xml:space="preserve"> link, not a weak one (</w:t>
+        <w:t xml:space="preserve"> links, not weak ones (</w:t>
       </w:r>
       <w:r>
         <w:rPr>
@@ -735,7 +735,7 @@
         <w:t>expressivity_accuracy_findings.md</w:t>
       </w:r>
       <w:r>
-        <w:t>, exploratory).</w:t>
+        <w:t>; exploratory, uncorrected).</w:t>
       </w:r>
     </w:p>
     <w:p>
@@ -856,7 +856,25 @@
         <w:t>Holm</w:t>
       </w:r>
       <w:r>
-        <w:t>-adjusted across the comparison family, and the Model Confidence Set (Hansen–Lunde–Nason 2011).</w:t>
+        <w:t xml:space="preserve">-adjusted across the comparison family, and the Model Confidence Set (Hansen–Lunde–Nason 2011). Holm/MCS are scoped to this </w:t>
+      </w:r>
+      <w:r>
+        <w:rPr>
+          <w:b/>
+        </w:rPr>
+        <w:t>pre-registered</w:t>
+      </w:r>
+      <w:r>
+        <w:t xml:space="preserve"> family; §3/§8 correlations are exploratory, </w:t>
+      </w:r>
+      <w:r>
+        <w:rPr>
+          <w:b/>
+        </w:rPr>
+        <w:t>uncorrected</w:t>
+      </w:r>
+      <w:r>
+        <w:t>, and none survives Holm.</w:t>
       </w:r>
     </w:p>
     <w:p>
@@ -2458,7 +2476,7 @@
       <w:r>
         <w:drawing>
           <wp:inline xmlns:a="http://schemas.openxmlformats.org/drawingml/2006/main" xmlns:pic="http://schemas.openxmlformats.org/drawingml/2006/picture">
-            <wp:extent cx="5486400" cy="787755"/>
+            <wp:extent cx="5486400" cy="725013"/>
             <wp:docPr id="3" name="Picture 3"/>
             <wp:cNvGraphicFramePr>
               <a:graphicFrameLocks noChangeAspect="1"/>
@@ -2479,7 +2497,7 @@
                   <pic:spPr>
                     <a:xfrm>
                       <a:off x="0" y="0"/>
-                      <a:ext cx="5486400" cy="787755"/>
+                      <a:ext cx="5486400" cy="725013"/>
                     </a:xfrm>
                     <a:prstGeom prst="rect"/>
                   </pic:spPr>
@@ -2522,7 +2540,7 @@
           <w:i/>
           <w:sz w:val="18"/>
         </w:rPr>
-        <w:t xml:space="preserve"> depolarized limit mean|F_exact| (black ticks; 4k shots, IonQ 500). Five configs are signal-bearing (below the limit), two scrambled (Garnet n=8 seed-0 0.228; Rigetti 0.223). The adjacent Garnet n=8 seed-1 (0.159) vs seed-0 (0.228) pair — same chip and session — refutes a </w:t>
+        <w:t xml:space="preserve"> depolarized limit mean|F_exact| (black ticks; 4k shots, IonQ 500). Five configs signal-bearing, two scrambled. The adjacent Garnet n=8 seed-1 (0.159) vs seed-0 (0.228) pair — same chip and session — refutes a </w:t>
       </w:r>
       <w:r>
         <w:rPr>
@@ -2536,7 +2554,7 @@
           <w:i/>
           <w:sz w:val="18"/>
         </w:rPr>
-        <w:t xml:space="preserve"> law. Seed-0 limits 0.196/0.179/0.214 at n=8/10/12; seed-1 carries its own 0.1806 (§6).</w:t>
+        <w:t xml:space="preserve"> law. Seed-0 limits 0.196/0.179/0.214; seed-1 carries its own 0.1806 (§6).</w:t>
       </w:r>
     </w:p>
     <w:p>
@@ -2595,7 +2613,7 @@
         <w:t>qpu_fingerprint</w:t>
       </w:r>
       <w:r>
-        <w:t>). Controls were bought where needed: a Rigetti replication (day-drift), a same-session n=8 anchor (drift), a same-window two-chip pair (generation). S5–S6 pre-committed; S7 executed (above).</w:t>
+        <w:t>). Controls were bought where needed: a Rigetti replication (day-drift), a same-session n=8 anchor, and a same-window two-chip pair (generation). S5–S6 pre-committed; S7 executed (above).</w:t>
       </w:r>
     </w:p>
     <w:p>
@@ -2620,7 +2638,7 @@
         <w:t>No quantum advantage</w:t>
       </w:r>
       <w:r>
-        <w:t xml:space="preserve"> is demonstrated at the ≤16-qubit simulable scale; HAR-X (classical, linear) is the best model on this task. (ii) The RV sample ends Feb-2020 (COVID just outside); broader assets/periods are daily-proxy supporting studies (v2_research — same negative), not 5-min RV. (iii) Task-level noise: per-layer channels (§5.4) and shot noise; combined noisy-plus-shot execution is measured in the QPU campaigns (§6). (iv) g is regularization- and configuration-dependent (qualitative gap only). (v) Superconducting n=8 execution is a </w:t>
+        <w:t xml:space="preserve"> is demonstrated at the ≤16-qubit simulable scale; HAR-X (classical, linear) is the best model on this task. (ii) The RV sample ends Feb-2020 (COVID just outside); broader assets/periods are daily-proxy supporting studies (v2_research — same negative), not 5-min RV. (iii) Task-level noise: per-layer channels (§5.4) and shot noise; combined noisy-plus-shot execution is measured in the QPU campaigns (§6). (iv) g is regularization- and configuration-dependent (qualitative only). (v) Superconducting n=8 execution is a </w:t>
       </w:r>
       <w:r>
         <w:rPr>
@@ -2629,7 +2647,7 @@
         <w:t>characterized negative</w:t>
       </w:r>
       <w:r>
-        <w:t xml:space="preserve"> (Fig. 3; day-scale drift exceeds shot noise, so </w:t>
+        <w:t xml:space="preserve"> (Fig. 3; day-drift exceeds shot noise, so </w:t>
       </w:r>
       <w:r>
         <w:rPr>
@@ -2638,7 +2656,7 @@
         <w:t>regime</w:t>
       </w:r>
       <w:r>
-        <w:t xml:space="preserve"> — not point value — is the robust claim), while n=10/n=12 and the newer generation land inside their limits: the wall is instance- and generation-dependent, not absolute (n=8 scrambling is seed-0-instance-specific — S7; and in a 30-instance ensemble the scrambled instance is among the </w:t>
+        <w:t xml:space="preserve">, not point value, is the robust claim), while n=10/n=12 and the newer generation land inside their limits: the wall is instance- and generation-dependent, not absolute (n=8 scrambling is seed-0-instance-specific — S7; and in a 30-instance ensemble the scrambled instance is among the </w:t>
       </w:r>
       <w:r>
         <w:rPr>
@@ -2665,7 +2683,7 @@
         <w:t>necessary, not sufficient</w:t>
       </w:r>
       <w:r>
-        <w:t xml:space="preserve"> (measured: §3, r≈0 vs accuracy over 30 instances); whether they convert beyond the simulable frontier is open. A quantum-data probe shows the QRC natively reads nonlinear </w:t>
+        <w:t xml:space="preserve"> (measured, §3); whether they convert beyond the simulable frontier is open. A quantum-data probe shows the QRC natively reads nonlinear </w:t>
       </w:r>
       <w:r>
         <w:rPr>
@@ -2732,25 +2750,16 @@
         <w:t>necessary</w:t>
       </w:r>
       <w:r>
-        <w:t xml:space="preserve">. Denser instances face a </w:t>
+        <w:t xml:space="preserve">. Structure </w:t>
       </w:r>
       <w:r>
         <w:rPr>
           <w:b/>
         </w:rPr>
-        <w:t>tighter</w:t>
-      </w:r>
-      <w:r>
-        <w:t xml:space="preserve"> bar (r=−0.40, p=0.03), yet structure </w:t>
-      </w:r>
-      <w:r>
-        <w:rPr>
-          <w:b/>
-        </w:rPr>
-        <w:t>mis-ranks the two instances we measured</w:t>
-      </w:r>
-      <w:r>
-        <w:t>: denser, tighter-bar seed-1 was signal-bearing while sparser seed-0 scrambled; and the density→entanglement link is only suggestive (r=+0.34, p=0.07). Structure does not give the answer; measurement does (</w:t>
+        <w:t>mis-ranked both instances we measured on metal</w:t>
+      </w:r>
+      <w:r>
+        <w:t>, and across 30 instances no structural quantity survives multiplicity correction as a predictor of the hardware bar, nor predicts accuracy at all. Structure does not give the answer; measurement does (</w:t>
       </w:r>
       <w:r>
         <w:rPr>
@@ -2855,19 +2864,10 @@
         <w:rPr>
           <w:b/>
         </w:rPr>
-        <w:t>Milestone plan:</w:t>
-      </w:r>
-      <w:r>
-        <w:t xml:space="preserve"> (i)–(vi) ✓ (§6). </w:t>
-      </w:r>
-      <w:r>
-        <w:rPr>
-          <w:b/>
-        </w:rPr>
         <w:t>AI disclosure:</w:t>
       </w:r>
       <w:r>
-        <w:t xml:space="preserve"> Claude (Anthropic) assisted with code and drafting; all decisions and results are ours.</w:t>
+        <w:t xml:space="preserve"> Claude (Anthropic) assisted with code and drafting; all decisions and results are the team's own. Milestones (i)–(vi) all ✓ (§6).</w:t>
       </w:r>
     </w:p>
     <w:p>

--- a/PHASE3_PAPER.docx
+++ b/PHASE3_PAPER.docx
@@ -29,25 +29,16 @@
         <w:t>Abstract.</w:t>
       </w:r>
       <w:r>
-        <w:t xml:space="preserve"> We contribute a </w:t>
+        <w:t xml:space="preserve"> We contribute a pre-registered, adversarially controlled </w:t>
       </w:r>
       <w:r>
         <w:rPr>
           <w:b/>
         </w:rPr>
-        <w:t>pre-registered, adversarially-controlled evaluation instrument</w:t>
+        <w:t>evaluation instrument</w:t>
       </w:r>
       <w:r>
-        <w:t xml:space="preserve"> for quantum reservoir computing — reproducible </w:t>
-      </w:r>
-      <w:r>
-        <w:rPr>
-          <w:b/>
-        </w:rPr>
-        <w:t>offline in one command</w:t>
-      </w:r>
-      <w:r>
-        <w:t xml:space="preserve"> (</w:t>
+        <w:t xml:space="preserve"> for quantum reservoir computing and apply it to S&amp;P 500 realized-volatility forecasting on four devices from three QPU vendors (IonQ, IQM, Rigetti). The full audit reruns offline in one command (</w:t>
       </w:r>
       <w:r>
         <w:rPr>
@@ -56,34 +47,7 @@
         <w:t>cli.py verify</w:t>
       </w:r>
       <w:r>
-        <w:t xml:space="preserve">), with every hardware prediction bound to a prior commit by a </w:t>
-      </w:r>
-      <w:r>
-        <w:rPr>
-          <w:b/>
-        </w:rPr>
-        <w:t>hash-preimage commitment</w:t>
-      </w:r>
-      <w:r>
-        <w:t xml:space="preserve"> — and apply it to S&amp;P 500 realized-volatility forecasting across </w:t>
-      </w:r>
-      <w:r>
-        <w:rPr>
-          <w:b/>
-        </w:rPr>
-        <w:t>four devices from three QPU vendors</w:t>
-      </w:r>
-      <w:r>
-        <w:t xml:space="preserve"> (IonQ, IQM, Rigetti). Two measurements stand on their own: an empirical </w:t>
-      </w:r>
-      <w:r>
-        <w:rPr>
-          <w:b/>
-        </w:rPr>
-        <w:t>quantum-complexity metric</w:t>
-      </w:r>
-      <w:r>
-        <w:t xml:space="preserve"> (the reservoir's MPS bond dimension is essentially full, </w:t>
+        <w:t xml:space="preserve">), and every hardware prediction is bound to a prior commit by a hash-preimage commitment. Two measurements stand on their own: an empirical quantum-complexity metric — the reservoir's MPS bond dimension is essentially full, </w:t>
       </w:r>
       <w:r>
         <w:rPr>
@@ -92,7 +56,7 @@
         <w:t>χ_eff ≈ 2^(n/2)</w:t>
       </w:r>
       <w:r>
-        <w:t xml:space="preserve">, marking the classical-simulability boundary) and a cross-platform </w:t>
+        <w:t xml:space="preserve">, at the classical-simulability boundary — and a cross-platform </w:t>
       </w:r>
       <w:r>
         <w:rPr>
@@ -101,16 +65,7 @@
         <w:t>coherence-budget wall</w:t>
       </w:r>
       <w:r>
-        <w:t xml:space="preserve"> (Fig. 3) whose readout-corrected fingerprint separates </w:t>
-      </w:r>
-      <w:r>
-        <w:rPr>
-          <w:b/>
-        </w:rPr>
-        <w:t>coherent circuit routing from depolarizing/damping noise</w:t>
-      </w:r>
-      <w:r>
-        <w:t xml:space="preserve">, each bootstrapped regime verdict </w:t>
+        <w:t xml:space="preserve"> (Fig. 3), whose readout-corrected fingerprint separates coherent circuit routing from depolarizing and damping noise; every bootstrapped regime verdict sits </w:t>
       </w:r>
       <w:r>
         <w:rPr>
@@ -119,16 +74,7 @@
         <w:t>9.7–23.9σ</w:t>
       </w:r>
       <w:r>
-        <w:t xml:space="preserve"> beyond shot noise. Applied honestly, the instrument returns a </w:t>
-      </w:r>
-      <w:r>
-        <w:rPr>
-          <w:b/>
-        </w:rPr>
-        <w:t>well-characterized negative</w:t>
-      </w:r>
-      <w:r>
-        <w:t xml:space="preserve">: at simulable scale (≤16 qubits) the reservoir is </w:t>
+        <w:t xml:space="preserve"> beyond shot noise. Applied to forecasting, the instrument returns a well-characterized negative. At simulable scale (≤16 qubits) the reservoir is </w:t>
       </w:r>
       <w:r>
         <w:rPr>
@@ -137,61 +83,16 @@
         <w:t>distinct but not more accurate</w:t>
       </w:r>
       <w:r>
-        <w:t xml:space="preserve"> than the strongest fair baselines — </w:t>
+        <w:t xml:space="preserve"> than the strongest fair baselines — HAR-X and size-matched ESN/RFF under HAC-DM, Holm and MCS — so </w:t>
       </w:r>
       <w:r>
         <w:rPr>
           <w:b/>
         </w:rPr>
-        <w:t>HAR-X</w:t>
+        <w:t>H0 is refuted</w:t>
       </w:r>
       <w:r>
-        <w:t>, size-matched ESN/RFF, under HAC-DM + Holm + MCS (</w:t>
-      </w:r>
-      <w:r>
-        <w:rPr>
-          <w:b/>
-        </w:rPr>
-        <w:t>H0 refuted</w:t>
-      </w:r>
-      <w:r>
-        <w:t xml:space="preserve">) — robust across a second </w:t>
-      </w:r>
-      <w:r>
-        <w:rPr>
-          <w:b/>
-        </w:rPr>
-        <w:t>Heisenberg</w:t>
-      </w:r>
-      <w:r>
-        <w:t xml:space="preserve"> reservoir family (not Ising-specific) and a second (weather) domain, and our program </w:t>
-      </w:r>
-      <w:r>
-        <w:rPr>
-          <w:b/>
-        </w:rPr>
-        <w:t>falsified four of its own pre-registered predictions</w:t>
-      </w:r>
-      <w:r>
-        <w:t xml:space="preserve"> under controls (a same-session cross-seed control shows the n=8 scrambling is </w:t>
-      </w:r>
-      <w:r>
-        <w:rPr>
-          <w:i/>
-        </w:rPr>
-        <w:t>seed-0-instance-specific, not a size law</w:t>
-      </w:r>
-      <w:r>
-        <w:t xml:space="preserve">). </w:t>
-      </w:r>
-      <w:r>
-        <w:rPr>
-          <w:b/>
-        </w:rPr>
-        <w:t>Desk takeaway:</w:t>
-      </w:r>
-      <w:r>
-        <w:t xml:space="preserve"> vol-timing a simple RV forecast ≈halves the 2008 drawdown; quantum adds no economic value at this scale.</w:t>
+        <w:t>. The finding survives a second reservoir family (Heisenberg — not Ising-specific) and a second domain (weather), and the program falsified four of its own pre-registered predictions under controls; a same-session cross-seed control shows the n=8 scrambling is specific to the seed-0 instance, not a size law. For a trading desk the practical lever turns out to be simpler than quantum hardware: vol-timing a plain RV forecast roughly halves the 2008 drawdown, and quantum adds no economic value at this scale.</w:t>
       </w:r>
     </w:p>
     <w:p>
@@ -216,25 +117,7 @@
         <w:t>Track A: financial volatility</w:t>
       </w:r>
       <w:r>
-        <w:t xml:space="preserve"> — one-step-ahead forecasting of S&amp;P 500 </w:t>
-      </w:r>
-      <w:r>
-        <w:rPr>
-          <w:b/>
-        </w:rPr>
-        <w:t>realized variance (RV)</w:t>
-      </w:r>
-      <w:r>
-        <w:t xml:space="preserve"> and the tracking of volatility </w:t>
-      </w:r>
-      <w:r>
-        <w:rPr>
-          <w:b/>
-        </w:rPr>
-        <w:t>regime transitions</w:t>
-      </w:r>
-      <w:r>
-        <w:t xml:space="preserve">, the domain where JonesTrading's risk, allocation and derivatives pricing live. RV is long-memory, multi-scale, regime-switching and non-Gaussian — the structure reservoir computing exploits. Our central yardsticks are the Echo State Network (ESN, the classical analog of QRC) and the strongest econometric models (HAR — </w:t>
+        <w:t xml:space="preserve"> — one-step-ahead forecasting of S&amp;P 500 realized variance (RV) and the tracking of volatility regime transitions, the domain where JonesTrading's risk, allocation and derivatives pricing live. RV is long-memory, multi-scale, regime-switching and non-Gaussian; this is precisely the structure reservoir computing exploits. Our central yardsticks are the Echo State Network (ESN, the classical analog of QRC) and the strongest econometric models: HAR (</w:t>
       </w:r>
       <w:r>
         <w:rPr>
@@ -243,7 +126,7 @@
         <w:t>Heterogeneous AutoRegressive</w:t>
       </w:r>
       <w:r>
-        <w:t xml:space="preserve">, Corsi 2009 — and, critically for Phase 3, </w:t>
+        <w:t xml:space="preserve">, Corsi 2009) and, critically for Phase 3, </w:t>
       </w:r>
       <w:r>
         <w:rPr>
@@ -252,16 +135,7 @@
         <w:t>HAR-X</w:t>
       </w:r>
       <w:r>
-        <w:t xml:space="preserve">: HAR augmented with the same realized-measure features we feed the quantum reservoir). We also report GARCH/GJR-GARCH, AR(3), persistence, LSTM, and an RFF/RBF kernel, and we implement the challenge's common </w:t>
-      </w:r>
-      <w:r>
-        <w:rPr>
-          <w:b/>
-        </w:rPr>
-        <w:t>MNIST</w:t>
-      </w:r>
-      <w:r>
-        <w:t xml:space="preserve"> benchmark on the identical engine.</w:t>
+        <w:t xml:space="preserve"> — HAR augmented with the same realized-measure features we feed the quantum reservoir. We also report GARCH/GJR-GARCH, AR(3), persistence, LSTM, and an RFF/RBF kernel, and we implement the challenge's common MNIST benchmark on the identical engine.</w:t>
       </w:r>
     </w:p>
     <w:p>
@@ -272,19 +146,10 @@
         <w:rPr>
           <w:b/>
         </w:rPr>
-        <w:t>This paper's honest thesis.</w:t>
+        <w:t>Thesis.</w:t>
       </w:r>
       <w:r>
-        <w:t xml:space="preserve"> We pre-registered H0 and </w:t>
-      </w:r>
-      <w:r>
-        <w:rPr>
-          <w:i/>
-        </w:rPr>
-        <w:t>attacked our own result</w:t>
-      </w:r>
-      <w:r>
-        <w:t xml:space="preserve"> with fair controls: the dominant accuracy lever is </w:t>
+        <w:t xml:space="preserve"> We pre-registered H0 and then attacked our own result with fair controls. The dominant accuracy lever is </w:t>
       </w:r>
       <w:r>
         <w:rPr>
@@ -293,43 +158,16 @@
         <w:t>which features are encoded</w:t>
       </w:r>
       <w:r>
-        <w:t xml:space="preserve">, not quantum nonlinearity. What survives for the reservoir — kernel distinctness, lower seed variance, full-rank entanglement (classical-simulation hardness) — is </w:t>
-      </w:r>
-      <w:r>
-        <w:rPr>
-          <w:i/>
-        </w:rPr>
-        <w:t>necessary, not sufficient</w:t>
-      </w:r>
-      <w:r>
-        <w:t xml:space="preserve"> for advantage. </w:t>
+        <w:t xml:space="preserve">, not quantum nonlinearity. What survives for the reservoir — kernel distinctness, lower seed variance, full-rank entanglement (classical- simulation hardness) — is necessary for advantage but not sufficient. </w:t>
       </w:r>
       <w:r>
         <w:rPr>
           <w:b/>
         </w:rPr>
-        <w:t>Vs. prior work.</w:t>
+        <w:t>Relation to prior work.</w:t>
       </w:r>
       <w:r>
-        <w:t xml:space="preserve"> The closest study (Li et al. 2025/26 — QRC for realized volatility) presents the approach as a competitive, noise-resilient </w:t>
-      </w:r>
-      <w:r>
-        <w:rPr>
-          <w:i/>
-        </w:rPr>
-        <w:t>proof-of-concept</w:t>
-      </w:r>
-      <w:r>
-        <w:t xml:space="preserve">; we add the control-hardened, pre-registered evaluation it omits — the decisive </w:t>
-      </w:r>
-      <w:r>
-        <w:rPr>
-          <w:b/>
-        </w:rPr>
-        <w:t>HAR-X</w:t>
-      </w:r>
-      <w:r>
-        <w:t xml:space="preserve"> control, HAC-DM/Holm/MCS, and explicit capability and per-layer-noise audits — turning an encouraging proof-of-concept into a falsifiable result.</w:t>
+        <w:t xml:space="preserve"> The closest study (Li et al. 2025/26, QRC for realized volatility) presents the approach as a competitive, noise-resilient proof of concept. We add the control-hardened, pre-registered evaluation it omits — the decisive HAR-X control, HAC-DM with Holm and MCS, and explicit capability and per-layer-noise audits — which turns an encouraging proof of concept into a falsifiable result.</w:t>
       </w:r>
     </w:p>
     <w:p>
@@ -363,16 +201,7 @@
         <w:t>|0…0⟩</w:t>
       </w:r>
       <w:r>
-        <w:t xml:space="preserve">; the state evolves under a fixed transverse-field </w:t>
-      </w:r>
-      <w:r>
-        <w:rPr>
-          <w:b/>
-        </w:rPr>
-        <w:t>Ising</w:t>
-      </w:r>
-      <w:r>
-        <w:t xml:space="preserve"> Hamiltonian </w:t>
+        <w:t xml:space="preserve">; the state evolves under a fixed transverse-field Ising Hamiltonian </w:t>
       </w:r>
       <w:r>
         <w:rPr>
@@ -399,16 +228,7 @@
         <w:t>J</w:t>
       </w:r>
       <w:r>
-        <w:t xml:space="preserve"> a </w:t>
-      </w:r>
-      <w:r>
-        <w:rPr>
-          <w:b/>
-        </w:rPr>
-        <w:t>random ≈50%-connected</w:t>
-      </w:r>
-      <w:r>
-        <w:t xml:space="preserve"> graph, </w:t>
+        <w:t xml:space="preserve"> a random ≈50%-connected graph, </w:t>
       </w:r>
       <w:r>
         <w:rPr>
@@ -444,52 +264,7 @@
         <w:t>⟨Z_i⟩,⟨Z_iZ_j⟩</w:t>
       </w:r>
       <w:r>
-        <w:t xml:space="preserve"> form the feature vector. A </w:t>
-      </w:r>
-      <w:r>
-        <w:rPr>
-          <w:b/>
-        </w:rPr>
-        <w:t>ridge head consumes these features concatenated with a linear block of the same inputs (incl. HAR)</w:t>
-      </w:r>
-      <w:r>
-        <w:t xml:space="preserve">, so any reservoir gain is genuine nonlinearity </w:t>
-      </w:r>
-      <w:r>
-        <w:rPr>
-          <w:i/>
-        </w:rPr>
-        <w:t>beyond</w:t>
-      </w:r>
-      <w:r>
-        <w:t xml:space="preserve"> the linear span of identical information. The identical inputs feed the classical controls, isolating quantum-vs-classical. Four mechanisms extend the core (multi-scale τ-bank; RZ measurement feedback; regime-adaptive Ising↔Heisenberg via BOCPD; dissipation-as- feature); Phase 3 adds an </w:t>
-      </w:r>
-      <w:r>
-        <w:rPr>
-          <w:b/>
-        </w:rPr>
-        <w:t>encoding-density / data-re-uploading path</w:t>
-      </w:r>
-      <w:r>
-        <w:t xml:space="preserve"> (§5.2) and a </w:t>
-      </w:r>
-      <w:r>
-        <w:rPr>
-          <w:b/>
-        </w:rPr>
-        <w:t>sparse/tensor backend</w:t>
-      </w:r>
-      <w:r>
-        <w:t xml:space="preserve"> (§5.5). The engine is pure NumPy; an explicit PennyLane circuit reproduces it to ≈3.9×10⁻¹⁶ and compiles, at n=8, to </w:t>
-      </w:r>
-      <w:r>
-        <w:rPr>
-          <w:b/>
-        </w:rPr>
-        <w:t>380 native gates</w:t>
-      </w:r>
-      <w:r>
-        <w:t xml:space="preserve"> (220 two-qubit + 160 one-qubit, 20 Trotter layers) — consistent with the ≈50%-connected graph.</w:t>
+        <w:t xml:space="preserve"> form the feature vector. A ridge head consumes these features concatenated with a linear block of the same inputs (including HAR), so any reservoir gain must be genuine nonlinearity beyond the linear span of identical information. The same inputs feed the classical controls, isolating quantum from classical. Four mechanisms extend the core (multi-scale τ-bank; RZ measurement feedback; regime-adaptive Ising↔Heisenberg via BOCPD; dissipation-as-feature); Phase 3 adds an encoding-density / data-re-uploading path (§5.2) and a sparse/tensor backend (§5.5). The engine is pure NumPy; an explicit PennyLane circuit reproduces it to ≈3.9×10⁻¹⁶ and compiles, at n=8, to 380 native gates (220 two-qubit + 160 one-qubit, 20 Trotter layers), consistent with the ≈50%-connected graph.</w:t>
       </w:r>
     </w:p>
     <w:p>
@@ -564,34 +339,7 @@
         <w:jc w:val="both"/>
       </w:pPr>
       <w:r>
-        <w:t xml:space="preserve">The exploited quantum resources map to RV's structure: (a) </w:t>
-      </w:r>
-      <w:r>
-        <w:rPr>
-          <w:b/>
-        </w:rPr>
-        <w:t>Hilbert-space dimensionality</w:t>
-      </w:r>
-      <w:r>
-        <w:t xml:space="preserve"> — n qubits give 2ⁿ amplitudes and O(n²) measured Pauli features at O(n²) parameter cost; (b) </w:t>
-      </w:r>
-      <w:r>
-        <w:rPr>
-          <w:b/>
-        </w:rPr>
-        <w:t>intrinsic nonlinearity</w:t>
-      </w:r>
-      <w:r>
-        <w:t xml:space="preserve"> from fixed unitary evolution (no gradient training, no barren plateaus); (c) </w:t>
-      </w:r>
-      <w:r>
-        <w:rPr>
-          <w:b/>
-        </w:rPr>
-        <w:t>delay-embedded memory</w:t>
-      </w:r>
-      <w:r>
-        <w:t xml:space="preserve"> (the headline model's memory is its explicit lag window, not reservoir recurrence — a recurrent variant is probed in </w:t>
+        <w:t xml:space="preserve">The quantum resources we exploit map onto RV's structure: (a) Hilbert-space dimensionality — n qubits give 2ⁿ amplitudes and O(n²) measured Pauli features at O(n²) parameter cost; (b) intrinsic nonlinearity from fixed unitary evolution, with no gradient training and no barren plateaus; (c) delay-embedded memory (the headline model's memory is its explicit lag window, not reservoir recurrence — a recurrent variant is probed in </w:t>
       </w:r>
       <w:r>
         <w:rPr>
@@ -600,34 +348,7 @@
         <w:t>v3_research</w:t>
       </w:r>
       <w:r>
-        <w:t xml:space="preserve">); (d) </w:t>
-      </w:r>
-      <w:r>
-        <w:rPr>
-          <w:b/>
-        </w:rPr>
-        <w:t>Hamiltonian as inductive bias</w:t>
-      </w:r>
-      <w:r>
-        <w:t xml:space="preserve">. The central, falsifiable mechanism is </w:t>
-      </w:r>
-      <w:r>
-        <w:rPr>
-          <w:b/>
-        </w:rPr>
-        <w:t>expressivity scaling</w:t>
-      </w:r>
-      <w:r>
-        <w:t xml:space="preserve">, which we measure directly via the geometric difference (Huang et al. 2021). The quantum kernel is poorly reproducible by a matched classical reservoir: </w:t>
-      </w:r>
-      <w:r>
-        <w:rPr>
-          <w:b/>
-        </w:rPr>
-        <w:t>g(ESN→CHIMERA) ≈ 64 vs ≈3.7 control</w:t>
-      </w:r>
-      <w:r>
-        <w:t xml:space="preserve"> (</w:t>
+        <w:t>); (d) the Hamiltonian as inductive bias. The central falsifiable mechanism is expressivity scaling, which we measure directly via the geometric difference (Huang et al. 2021). The quantum kernel is poorly reproducible by a matched classical reservoir: g(ESN→CHIMERA) ≈ 64 versus ≈3.7 for the control (</w:t>
       </w:r>
       <w:r>
         <w:rPr>
@@ -636,97 +357,16 @@
         <w:t>cli.py run kernel</w:t>
       </w:r>
       <w:r>
-        <w:t xml:space="preserve">); against per-n </w:t>
-      </w:r>
-      <w:r>
-        <w:rPr>
-          <w:i/>
-        </w:rPr>
-        <w:t>feature-matched</w:t>
-      </w:r>
-      <w:r>
-        <w:t xml:space="preserve"> ESNs it is larger but </w:t>
+        <w:t xml:space="preserve">); against per-n feature-matched ESNs it is larger but non-monotonic (≈125/158/88 at n=8/10/12, fixed ridge — the qualitative separation, not the value, is the claim). At ≤12–16 qubits the map stays classically simulable, so distinctness is necessary but not sufficient — and we measured exactly that: over 30 seeded n=8 instances, per-instance entanglement shows no detectable correlation with forecast error (r=−0.19, p=0.32), and </w:t>
       </w:r>
       <w:r>
         <w:rPr>
           <w:b/>
         </w:rPr>
-        <w:t>non-monotonic</w:t>
+        <w:t>0/30 instances beat HAR-X</w:t>
       </w:r>
       <w:r>
-        <w:t xml:space="preserve"> (≈125/158/88 at n=8/10/12; fixed ridge — the qualitative separation, not the value, is the claim). At ≤12–16 qubits the map stays classically simulable, so distinctness is </w:t>
-      </w:r>
-      <w:r>
-        <w:rPr>
-          <w:b/>
-        </w:rPr>
-        <w:t>necessary, not sufficient</w:t>
-      </w:r>
-      <w:r>
-        <w:t xml:space="preserve"> — which we now </w:t>
-      </w:r>
-      <w:r>
-        <w:rPr>
-          <w:i/>
-        </w:rPr>
-        <w:t>measure</w:t>
-      </w:r>
-      <w:r>
-        <w:t xml:space="preserve">: over </w:t>
-      </w:r>
-      <w:r>
-        <w:rPr>
-          <w:b/>
-        </w:rPr>
-        <w:t>30 seeded n=8 instances</w:t>
-      </w:r>
-      <w:r>
-        <w:t xml:space="preserve">, per-instance entanglement shows </w:t>
-      </w:r>
-      <w:r>
-        <w:rPr>
-          <w:b/>
-        </w:rPr>
-        <w:t>no detectable correlation</w:t>
-      </w:r>
-      <w:r>
-        <w:t xml:space="preserve"> with forecast error (r=−0.19, p=0.32) and </w:t>
-      </w:r>
-      <w:r>
-        <w:rPr>
-          <w:b/>
-        </w:rPr>
-        <w:t>0/30 beat HAR-X</w:t>
-      </w:r>
-      <w:r>
-        <w:t xml:space="preserve"> on crisis </w:t>
-      </w:r>
-      <w:r>
-        <w:rPr>
-          <w:i/>
-        </w:rPr>
-        <w:t>and</w:t>
-      </w:r>
-      <w:r>
-        <w:t xml:space="preserve"> calm (bounding the beat-rate at ≤9.5%, exact one-sided 95%). Nor does instance quality detectably </w:t>
-      </w:r>
-      <w:r>
-        <w:rPr>
-          <w:b/>
-        </w:rPr>
-        <w:t>transfer</w:t>
-      </w:r>
-      <w:r>
-        <w:t xml:space="preserve"> — crisis/calm rankings are unrelated (Spearman +0.01) — so best-of-N seed selection is selection on noise. These detect only |r|≳0.5, so we exclude </w:t>
-      </w:r>
-      <w:r>
-        <w:rPr>
-          <w:i/>
-        </w:rPr>
-        <w:t>strong</w:t>
-      </w:r>
-      <w:r>
-        <w:t xml:space="preserve"> links, not weak ones (</w:t>
+        <w:t xml:space="preserve"> on both crisis and calm windows (bounding the beat-rate at ≤9.5%, exact one-sided 95%). Nor does instance quality detectably transfer — crisis and calm rankings are unrelated (Spearman +0.01) — so best-of-N seed selection is selection on noise. These tests detect only |r|≳0.5, so they exclude strong links, not weak ones (</w:t>
       </w:r>
       <w:r>
         <w:rPr>
@@ -766,7 +406,7 @@
         <w:t>.SPX</w:t>
       </w:r>
       <w:r>
-        <w:t xml:space="preserve"> 5-minute realized variance, 2000–2020, 5,029 supervised days incl. the 2008 GFC (Heber et al. 2009; via R packages </w:t>
+        <w:t xml:space="preserve"> 5-minute realized variance, 2000–2020, 5,029 supervised days including the 2008 GFC (Heber et al. 2009; via R packages </w:t>
       </w:r>
       <w:r>
         <w:rPr>
@@ -799,19 +439,10 @@
         <w:rPr>
           <w:b/>
         </w:rPr>
-        <w:t>Preprocessing:</w:t>
+        <w:t>Preprocessing.</w:t>
       </w:r>
       <w:r>
-        <w:t xml:space="preserve"> log-RV target; features min-max scaled to [0,1] on </w:t>
-      </w:r>
-      <w:r>
-        <w:rPr>
-          <w:b/>
-        </w:rPr>
-        <w:t>train only</w:t>
-      </w:r>
-      <w:r>
-        <w:t xml:space="preserve">; per-model ridge penalty selected on a chronological validation tail; multi-seed ensembling. We verified the pipeline is leakage-free (all features lagged ≥1 day; train-only scaling). </w:t>
+        <w:t xml:space="preserve"> Log-RV target; features min-max scaled to [0,1] on train only; per-model ridge penalty selected on a chronological validation tail; multi-seed ensembling. We verified the pipeline is leakage-free (all features lagged ≥1 day; train-only scaling). </w:t>
       </w:r>
       <w:r>
         <w:rPr>
@@ -820,16 +451,7 @@
         <w:t>Baselines:</w:t>
       </w:r>
       <w:r>
-        <w:t xml:space="preserve"> HAR, </w:t>
-      </w:r>
-      <w:r>
-        <w:rPr>
-          <w:b/>
-        </w:rPr>
-        <w:t>HAR-X</w:t>
-      </w:r>
-      <w:r>
-        <w:t xml:space="preserve">, GARCH(1,1), GJR-GARCH, AR(3), persistence, ESN (matched + 4×, recurrent), RFF kernel, LSTM. </w:t>
+        <w:t xml:space="preserve"> HAR, HAR-X, GARCH(1,1), GJR-GARCH, AR(3), persistence, ESN (matched, 4×, and recurrent), RFF kernel, LSTM. </w:t>
       </w:r>
       <w:r>
         <w:rPr>
@@ -838,43 +460,7 @@
         <w:t>Metrics:</w:t>
       </w:r>
       <w:r>
-        <w:t xml:space="preserve"> RMSE(log-RV), QLIKE (Patton 2011), Mincer–Zarnowitz R²; significance by </w:t>
-      </w:r>
-      <w:r>
-        <w:rPr>
-          <w:b/>
-        </w:rPr>
-        <w:t>Diebold–Mariano with a Newey–West HAC variance</w:t>
-      </w:r>
-      <w:r>
-        <w:t xml:space="preserve"> (HLN-corrected), </w:t>
-      </w:r>
-      <w:r>
-        <w:rPr>
-          <w:b/>
-        </w:rPr>
-        <w:t>Holm</w:t>
-      </w:r>
-      <w:r>
-        <w:t xml:space="preserve">-adjusted across the comparison family, and the Model Confidence Set (Hansen–Lunde–Nason 2011). Holm/MCS are scoped to this </w:t>
-      </w:r>
-      <w:r>
-        <w:rPr>
-          <w:b/>
-        </w:rPr>
-        <w:t>pre-registered</w:t>
-      </w:r>
-      <w:r>
-        <w:t xml:space="preserve"> family; §3/§8 correlations are exploratory, </w:t>
-      </w:r>
-      <w:r>
-        <w:rPr>
-          <w:b/>
-        </w:rPr>
-        <w:t>uncorrected</w:t>
-      </w:r>
-      <w:r>
-        <w:t>, and none survives Holm.</w:t>
+        <w:t xml:space="preserve"> RMSE(log-RV), QLIKE (Patton 2011), Mincer–Zarnowitz R²; significance by Diebold–Mariano with a Newey–West HAC variance (HLN-corrected), Holm-adjusted across the comparison family, plus the Model Confidence Set (Hansen–Lunde–Nason 2011). Holm and MCS are scoped to this pre-registered family; the §3/§8 correlations are exploratory, uncorrected, and none survives Holm.</w:t>
       </w:r>
     </w:p>
     <w:p>
@@ -893,10 +479,10 @@
         <w:rPr>
           <w:b/>
         </w:rPr>
-        <w:t>Pre-registration (honesty).</w:t>
+        <w:t>Pre-registration.</w:t>
       </w:r>
       <w:r>
-        <w:t xml:space="preserve"> Before running, we fixed the confirm/refute thresholds in </w:t>
+        <w:t xml:space="preserve"> Before running anything, we fixed the confirm/refute thresholds in </w:t>
       </w:r>
       <w:r>
         <w:rPr>
@@ -905,7 +491,7 @@
         <w:t>preregistration.py</w:t>
       </w:r>
       <w:r>
-        <w:t xml:space="preserve"> (H0/H1/H4, from our Phase-2 §7). All outcomes — including negatives — are reported against them. Full numbers/wall-clock: </w:t>
+        <w:t xml:space="preserve"> (H0/H1/H4, from our Phase-2 §7). All outcomes, including the negatives, are reported against those thresholds. Full numbers and wall-clock times: </w:t>
       </w:r>
       <w:r>
         <w:rPr>
@@ -928,43 +514,7 @@
         <w:t>5.1 The input-bottleneck mechanism (pre-registered negative).</w:t>
       </w:r>
       <w:r>
-        <w:t xml:space="preserve"> With a </w:t>
-      </w:r>
-      <w:r>
-        <w:rPr>
-          <w:i/>
-        </w:rPr>
-        <w:t>fixed</w:t>
-      </w:r>
-      <w:r>
-        <w:t xml:space="preserve"> univariate 8-lag encoder, extra qubits receive no new input: g(n) and effective feature-rank </w:t>
-      </w:r>
-      <w:r>
-        <w:rPr>
-          <w:b/>
-        </w:rPr>
-        <w:t>saturate/decline</w:t>
-      </w:r>
-      <w:r>
-        <w:t xml:space="preserve"> (n=8→12: g 133→30 at N_sub=800; D_eff 1.8→1.5). </w:t>
-      </w:r>
-      <w:r>
-        <w:rPr>
-          <w:b/>
-        </w:rPr>
-        <w:t>H0 is refuted in this regime</w:t>
-      </w:r>
-      <w:r>
-        <w:t xml:space="preserve"> — the empirical case </w:t>
-      </w:r>
-      <w:r>
-        <w:rPr>
-          <w:i/>
-        </w:rPr>
-        <w:t>for</w:t>
-      </w:r>
-      <w:r>
-        <w:t xml:space="preserve"> enriching the encoding.</w:t>
+        <w:t xml:space="preserve"> With a fixed univariate 8-lag encoder, extra qubits receive no new input, and both g(n) and effective feature-rank saturate or decline (n=8→12: g 133→30 at N_sub=800; D_eff 1.8→1.5). H0 is refuted in this regime — which is itself the empirical case for enriching the encoding.</w:t>
       </w:r>
     </w:p>
     <w:p>
@@ -978,34 +528,7 @@
         <w:t>5.2 Encoding density (Axis B) — mechanism confirmed.</w:t>
       </w:r>
       <w:r>
-        <w:t xml:space="preserve"> Feeding the extra qubits genuinely new realized-measure information (signed return/leverage, downside-semivariance share, jump share) restores the lost structure: at n=10, informed vs idle qubits, kernel distinctness and rank jump (</w:t>
-      </w:r>
-      <w:r>
-        <w:rPr>
-          <w:b/>
-        </w:rPr>
-        <w:t>g 52→158, D_eff 1.5→3.1</w:t>
-      </w:r>
-      <w:r>
-        <w:t xml:space="preserve">), and effective rank grows with n (D_eff 1.81→3.14, n=8→12). So the bottleneck is </w:t>
-      </w:r>
-      <w:r>
-        <w:rPr>
-          <w:i/>
-        </w:rPr>
-        <w:t>fixable</w:t>
-      </w:r>
-      <w:r>
-        <w:t xml:space="preserve"> — added qubits can carry new information. The decisive question is whether this converts into forecasting </w:t>
-      </w:r>
-      <w:r>
-        <w:rPr>
-          <w:b/>
-        </w:rPr>
-        <w:t>accuracy</w:t>
-      </w:r>
-      <w:r>
-        <w:t>.</w:t>
+        <w:t xml:space="preserve"> Feeding the extra qubits genuinely new realized-measure information (signed return/leverage, downside-semivariance share, jump share) restores the lost structure: at n=10, informed versus idle qubits, kernel distinctness and rank jump (g 52→158, D_eff 1.5→3.1), and effective rank grows with n (D_eff 1.81→3.14, n=8→12). The bottleneck is therefore fixable; added qubits can carry new information. The decisive question is whether this converts into forecasting accuracy.</w:t>
       </w:r>
     </w:p>
     <w:p>
@@ -1016,64 +539,10 @@
         <w:rPr>
           <w:b/>
         </w:rPr>
-        <w:t>5.3 The decisive, adversarially-controlled test (the honest headline).</w:t>
+        <w:t>5.3 The decisive, adversarially controlled test.</w:t>
       </w:r>
       <w:r>
-        <w:t xml:space="preserve"> We compare CHIMERA to the strongest fair baselines — </w:t>
-      </w:r>
-      <w:r>
-        <w:rPr>
-          <w:b/>
-        </w:rPr>
-        <w:t>HAR-X</w:t>
-      </w:r>
-      <w:r>
-        <w:t xml:space="preserve"> (the same rich features used </w:t>
-      </w:r>
-      <w:r>
-        <w:rPr>
-          <w:i/>
-        </w:rPr>
-        <w:t>linearly</w:t>
-      </w:r>
-      <w:r>
-        <w:t xml:space="preserve">, no reservoir), a </w:t>
-      </w:r>
-      <w:r>
-        <w:rPr>
-          <w:b/>
-        </w:rPr>
-        <w:t>true recurrent ESN</w:t>
-      </w:r>
-      <w:r>
-        <w:t xml:space="preserve">, and an </w:t>
-      </w:r>
-      <w:r>
-        <w:rPr>
-          <w:b/>
-        </w:rPr>
-        <w:t>RFF kernel</w:t>
-      </w:r>
-      <w:r>
-        <w:t xml:space="preserve"> — all sharing the identical information set and </w:t>
-      </w:r>
-      <w:r>
-        <w:rPr>
-          <w:i/>
-        </w:rPr>
-        <w:t>nesting</w:t>
-      </w:r>
-      <w:r>
-        <w:t xml:space="preserve"> HAR-X, so a quantum win requires nonlinearity beyond the linear span. With </w:t>
-      </w:r>
-      <w:r>
-        <w:rPr>
-          <w:b/>
-        </w:rPr>
-        <w:t>8 seeds, HAC-DM, two windows, and Holm correction</w:t>
-      </w:r>
-      <w:r>
-        <w:t xml:space="preserve"> (</w:t>
+        <w:t xml:space="preserve"> We compare CHIMERA against the strongest fair baselines — HAR-X (the same rich features used linearly, no reservoir), a true recurrent ESN, and an RFF kernel — all sharing the identical information set and nesting HAR-X, so a quantum win requires nonlinearity beyond the linear span. With 8 seeds, HAC-DM, two windows, and Holm correction (</w:t>
       </w:r>
       <w:r>
         <w:rPr>
@@ -1521,106 +990,16 @@
         <w:t>(plain HAR for reference: crisis 0.6290, calm 0.6454 — HAR-X's rich features cut RMSE sharply.)</w:t>
       </w:r>
       <w:r>
-        <w:t xml:space="preserve"> </w:t>
+        <w:t xml:space="preserve"> HAR-X is best or co-best everywhere; CHIMERA never beats it and is indistinguishable from the classical ESN/RFF after Holm (one raw loss to RFF at crisis n=8, p=0.049). After Holm correction no comparison is significant in either direction, and the 95% MCS retains all four models (n=10) — a statistical tie. The earlier "beats HAR" result was an artifact of a feature-poor HAR: the gain came from the encoded realized measures (a known SHAR/HARQ effect), not from quantum nonlinearity. </w:t>
       </w:r>
       <w:r>
         <w:rPr>
           <w:b/>
         </w:rPr>
-        <w:t>HAR-X is best or co-best everywhere; CHIMERA never beats it</w:t>
+        <w:t>By our pre-registered criteria, H0 is refuted, and we report this negative.</w:t>
       </w:r>
       <w:r>
-        <w:t xml:space="preserve"> and is indistinguishable from the classical ESN/RFF after Holm (one raw loss to RFF at crisis n=8, p=0.049). </w:t>
-      </w:r>
-      <w:r>
-        <w:rPr>
-          <w:b/>
-        </w:rPr>
-        <w:t>After Holm correction no comparison is significant in either direction, and the 95% MCS retains all four models (n=10)</w:t>
-      </w:r>
-      <w:r>
-        <w:t xml:space="preserve"> — a statistical tie. The earlier "beats HAR" result was an artifact of a </w:t>
-      </w:r>
-      <w:r>
-        <w:rPr>
-          <w:i/>
-        </w:rPr>
-        <w:t>feature-poor</w:t>
-      </w:r>
-      <w:r>
-        <w:t xml:space="preserve"> HAR: the gain is the encoded realized measures (a known SHAR/HARQ effect), not quantum nonlinearity. </w:t>
-      </w:r>
-      <w:r>
-        <w:rPr>
-          <w:b/>
-        </w:rPr>
-        <w:t>By our pre-registered criteria, H0 is refuted — we report this negative.</w:t>
-      </w:r>
-      <w:r>
-        <w:t xml:space="preserve"> What honestly survives for the quantum reservoir: it is </w:t>
-      </w:r>
-      <w:r>
-        <w:rPr>
-          <w:b/>
-        </w:rPr>
-        <w:t>competitive</w:t>
-      </w:r>
-      <w:r>
-        <w:t xml:space="preserve"> (within ≈0.8–2.1% RMSE of the best at every n), with </w:t>
-      </w:r>
-      <w:r>
-        <w:rPr>
-          <w:b/>
-        </w:rPr>
-        <w:t>lower per-seed dispersion than the recurrent ESN in 3 of 4 cells</w:t>
-      </w:r>
-      <w:r>
-        <w:t xml:space="preserve"> (n=12: 0.009 vs 0.015) and </w:t>
-      </w:r>
-      <w:r>
-        <w:rPr>
-          <w:b/>
-        </w:rPr>
-        <w:t>beats it on the calm window</w:t>
-      </w:r>
-      <w:r>
-        <w:t xml:space="preserve"> (raw p=0.018; n.s. after Holm). A </w:t>
-      </w:r>
-      <w:r>
-        <w:rPr>
-          <w:b/>
-        </w:rPr>
-        <w:t>tuned, size-unconstrained ESN</w:t>
-      </w:r>
-      <w:r>
-        <w:t xml:space="preserve"> (45-config search to 800 nodes) confirms the control was not crippled (0.6020 vs CHIMERA 0.6094, within noise of HAR-X); and </w:t>
-      </w:r>
-      <w:r>
-        <w:rPr>
-          <w:b/>
-        </w:rPr>
-        <w:t>named canonical models</w:t>
-      </w:r>
-      <w:r>
-        <w:t xml:space="preserve"> (SHAR, HAR-CJ, HARQ, HEAVY-RM; MSE + QLIKE DM) — </w:t>
-      </w:r>
-      <w:r>
-        <w:rPr>
-          <w:b/>
-        </w:rPr>
-        <w:t>none beats HAR-X</w:t>
-      </w:r>
-      <w:r>
-        <w:t xml:space="preserve">, with CHIMERA tying best on RMSE and only a </w:t>
-      </w:r>
-      <w:r>
-        <w:rPr>
-          <w:i/>
-        </w:rPr>
-        <w:t>raw, non-Holm</w:t>
-      </w:r>
-      <w:r>
-        <w:t xml:space="preserve"> QLIKE/MZ edge (</w:t>
+        <w:t xml:space="preserve"> What does survive for the quantum reservoir: it is competitive (within ≈0.8–2.1% RMSE of the best at every n), it shows lower per-seed dispersion than the recurrent ESN in 3 of 4 cells (n=12: 0.009 vs 0.015), and it beats the ESN on the calm window (raw p=0.018; not significant after Holm). A tuned, size-unconstrained ESN (45-config search to 800 nodes) confirms the control was not crippled (0.6020 vs CHIMERA 0.6094, within noise of HAR-X). Named canonical models (SHAR, HAR-CJ, HARQ, HEAVY-RM; MSE and QLIKE DM): none beats HAR-X, with CHIMERA tying best on RMSE and holding only a raw, non-Holm QLIKE/MZ edge (</w:t>
       </w:r>
       <w:r>
         <w:rPr>
@@ -1708,127 +1087,28 @@
         <w:rPr>
           <w:b/>
         </w:rPr>
-        <w:t>5.4 Common MNIST benchmark + noise.</w:t>
+        <w:t>5.4 Common MNIST benchmark and noise.</w:t>
       </w:r>
       <w:r>
-        <w:t xml:space="preserve"> Same engine, pixels→PCA(n)→n qubits→Pauli readout→ridge. Accuracy </w:t>
+        <w:t xml:space="preserve"> Same engine: pixels→PCA(n)→n qubits→Pauli readout→ridge. Accuracy scales with qubits (n=5/8/10/12: 0.632/0.798/0.831/0.859, 3 seeds; n=15 sparse-exact continues the trend, 0.878 vs 0.852 for a paired n=12 on a matched subset, closing the brief's 5/10/15 example) and beats the linear-PCA baseline at every n — real nonlinear lift, confirming sufficient expressivity. A matched ESN ties or slightly exceeds CHIMERA (within ≈1% for n≥8; 2.9% at n=5): competitive, not dominant. On noise, the classifier is invariant to depolarizing noise — a uniform Bloch contraction that per-feature standardization removes exactly, with accuracy identical across rates 0.05–0.30 — and robust to amplitude damping (&lt;0.5% at 30%). A converse check (</w:t>
       </w:r>
       <w:r>
         <w:rPr>
-          <w:b/>
+          <w:rFonts w:ascii="Courier New" w:hAnsi="Courier New"/>
         </w:rPr>
-        <w:t>scales with qubits</w:t>
+        <w:t>cli.py run noise_circuit</w:t>
       </w:r>
       <w:r>
-        <w:t xml:space="preserve"> (n=5/8/10/12: 0.632/0.798/0.831/0.859, 3 seeds; </w:t>
-      </w:r>
-      <w:r>
-        <w:rPr>
-          <w:b/>
-        </w:rPr>
-        <w:t>n=15 sparse-exact continues the trend</w:t>
-      </w:r>
-      <w:r>
-        <w:t xml:space="preserve">, 0.878 vs 0.852 for a paired n=12 on a matched subset — closing the brief's 5/10/15 example) and </w:t>
-      </w:r>
-      <w:r>
-        <w:rPr>
-          <w:b/>
-        </w:rPr>
-        <w:t>beats the linear-PCA baseline at every n</w:t>
-      </w:r>
-      <w:r>
-        <w:t xml:space="preserve"> (real nonlinear lift), confirming </w:t>
-      </w:r>
-      <w:r>
-        <w:rPr>
-          <w:b/>
-        </w:rPr>
-        <w:t>sufficient expressivity</w:t>
-      </w:r>
-      <w:r>
-        <w:t xml:space="preserve">; a matched ESN </w:t>
-      </w:r>
-      <w:r>
-        <w:rPr>
-          <w:b/>
-        </w:rPr>
-        <w:t>ties or slightly exceeds</w:t>
-      </w:r>
-      <w:r>
-        <w:t xml:space="preserve"> CHIMERA (within ≈1% for n≥8; 2.9% at n=5) — competitive, not dominant. </w:t>
-      </w:r>
-      <w:r>
-        <w:rPr>
-          <w:b/>
-        </w:rPr>
-        <w:t>Noise:</w:t>
-      </w:r>
-      <w:r>
-        <w:t xml:space="preserve"> the classifier is </w:t>
-      </w:r>
-      <w:r>
-        <w:rPr>
-          <w:b/>
-        </w:rPr>
-        <w:t>invariant to depolarizing</w:t>
-      </w:r>
-      <w:r>
-        <w:t xml:space="preserve"> noise (a uniform Bloch contraction that per-feature standardization removes exactly; accuracy identical across rates 0.05–0.30) and </w:t>
-      </w:r>
-      <w:r>
-        <w:rPr>
-          <w:b/>
-        </w:rPr>
-        <w:t>robust to amplitude damping</w:t>
-      </w:r>
-      <w:r>
-        <w:t xml:space="preserve"> (&lt;0.5% at 30%). </w:t>
-      </w:r>
-      <w:r>
-        <w:rPr>
-          <w:b/>
-        </w:rPr>
-        <w:t>Honesty check (`cli.py run noise_circuit`):</w:t>
-      </w:r>
-      <w:r>
-        <w:t xml:space="preserve"> a per-Trotter-layer density-matrix study shows the </w:t>
+        <w:t xml:space="preserve">) keeps this result in its place: a per-Trotter-layer density-matrix study shows that noise interleaved with the evolution (per-layer single-qubit channels) is </w:t>
       </w:r>
       <w:r>
         <w:rPr>
           <w:i/>
         </w:rPr>
-        <w:t>converse</w:t>
-      </w:r>
-      <w:r>
-        <w:t xml:space="preserve"> — noise interleaved with the evolution (per-layer single-qubit channels) is </w:t>
-      </w:r>
-      <w:r>
-        <w:rPr>
-          <w:b/>
-        </w:rPr>
         <w:t>not</w:t>
       </w:r>
       <w:r>
-        <w:t xml:space="preserve"> removed by standardization (standardized error grows with rate, vs </w:t>
-      </w:r>
-      <w:r>
-        <w:rPr>
-          <w:b/>
-        </w:rPr>
-        <w:t>≈0</w:t>
-      </w:r>
-      <w:r>
-        <w:t xml:space="preserve"> for readout-only depolarizing): the invariance is a </w:t>
-      </w:r>
-      <w:r>
-        <w:rPr>
-          <w:i/>
-        </w:rPr>
-        <w:t>readout</w:t>
-      </w:r>
-      <w:r>
-        <w:t xml:space="preserve"> property, not circuit-level robustness; accumulated gate error is the real NISQ cost (§6).</w:t>
+        <w:t xml:space="preserve"> removed by standardization (standardized error grows with rate, versus ≈0 for readout-only depolarizing). The invariance is a readout property, not circuit-level robustness; accumulated gate error is the real NISQ cost (§6).</w:t>
       </w:r>
     </w:p>
     <w:p>
@@ -1839,7 +1119,7 @@
         <w:rPr>
           <w:b/>
         </w:rPr>
-        <w:t>5.5 Scaling frontier + quantum-complexity metric.</w:t>
+        <w:t>5.5 Scaling frontier and the quantum-complexity metric.</w:t>
       </w:r>
       <w:r>
         <w:t xml:space="preserve"> A sparse-exact backend (</w:t>
@@ -1851,70 +1131,16 @@
         <w:t>expm_multiply</w:t>
       </w:r>
       <w:r>
-        <w:t xml:space="preserve">, no dense propagator; matches the dense engine to </w:t>
+        <w:t xml:space="preserve">, no dense propagator; matches the dense engine to 2.4×10⁻¹⁴) reaches n=16 exactly. For the random ≈50%-connected reservoir we measure the bond dimension χ_eff across a balanced cut: it is essentially full at every n, </w:t>
       </w:r>
       <w:r>
         <w:rPr>
           <w:b/>
         </w:rPr>
-        <w:t>2.4×10⁻¹⁴</w:t>
+        <w:t>χ_eff ≈ 2^(n/2)</w:t>
       </w:r>
       <w:r>
-        <w:t xml:space="preserve">) reaches </w:t>
-      </w:r>
-      <w:r>
-        <w:rPr>
-          <w:b/>
-        </w:rPr>
-        <w:t>n=16 exactly</w:t>
-      </w:r>
-      <w:r>
-        <w:t xml:space="preserve">. For the random ≈50%-connected reservoir we measure the </w:t>
-      </w:r>
-      <w:r>
-        <w:rPr>
-          <w:b/>
-        </w:rPr>
-        <w:t>bond dimension</w:t>
-      </w:r>
-      <w:r>
-        <w:t xml:space="preserve"> χ_eff across a balanced cut: it is </w:t>
-      </w:r>
-      <w:r>
-        <w:rPr>
-          <w:b/>
-        </w:rPr>
-        <w:t>essentially full at every n, χ_eff ≈ 2^(n/2)</w:t>
-      </w:r>
-      <w:r>
-        <w:t xml:space="preserve"> (16→255.9 for n=8→16) — an exact MPS gets </w:t>
-      </w:r>
-      <w:r>
-        <w:rPr>
-          <w:b/>
-        </w:rPr>
-        <w:t>zero compression</w:t>
-      </w:r>
-      <w:r>
-        <w:t xml:space="preserve"> (S ≈ 1.7–3.2 nats): the reservoir admits </w:t>
-      </w:r>
-      <w:r>
-        <w:rPr>
-          <w:b/>
-        </w:rPr>
-        <w:t>no low-bond-dimension (MPS/TEBD) shortcut</w:t>
-      </w:r>
-      <w:r>
-        <w:t xml:space="preserve">, exact cost stays exponential — the precondition any beyond-frontier advantage would need, though none appears at the scale we can test. </w:t>
-      </w:r>
-      <w:r>
-        <w:rPr>
-          <w:b/>
-        </w:rPr>
-        <w:t>Capability + efficiency checks.</w:t>
-      </w:r>
-      <w:r>
-        <w:t xml:space="preserve"> An information-processing-capacity probe (Dambre et al. 2012; </w:t>
+        <w:t xml:space="preserve"> (16→255.9 for n=8→16), and an exact MPS gets zero compression (S ≈ 1.7–3.2 nats). The reservoir admits no low-bond-dimension (MPS/TEBD) shortcut; exact cost stays exponential. That is the precondition any beyond-frontier advantage would need, though none appears at the scale we can test. Capability and efficiency checks agree: an information-processing-capacity probe (Dambre et al. 2012; </w:t>
       </w:r>
       <w:r>
         <w:rPr>
@@ -1923,25 +1149,7 @@
         <w:t>cli.py run capacity</w:t>
       </w:r>
       <w:r>
-        <w:t xml:space="preserve">) finds the quantum reservoir </w:t>
-      </w:r>
-      <w:r>
-        <w:rPr>
-          <w:b/>
-        </w:rPr>
-        <w:t>not more</w:t>
-      </w:r>
-      <w:r>
-        <w:t xml:space="preserve"> — slightly </w:t>
-      </w:r>
-      <w:r>
-        <w:rPr>
-          <w:i/>
-        </w:rPr>
-        <w:t>less</w:t>
-      </w:r>
-      <w:r>
-        <w:t xml:space="preserve"> — nonlinearly expressive than a matched RFF/ESN: no excess expressivity to exploit. A frontier check (</w:t>
+        <w:t>) finds the quantum reservoir not more — in fact slightly less — nonlinearly expressive than a matched RFF/ESN, so there is no excess expressivity to exploit, and a frontier check (</w:t>
       </w:r>
       <w:r>
         <w:rPr>
@@ -1950,52 +1158,7 @@
         <w:t>cli.py run frontier</w:t>
       </w:r>
       <w:r>
-        <w:t xml:space="preserve">) adds that g(n) does </w:t>
-      </w:r>
-      <w:r>
-        <w:rPr>
-          <w:b/>
-        </w:rPr>
-        <w:t>not</w:t>
-      </w:r>
-      <w:r>
-        <w:t xml:space="preserve"> widen toward n=16 (it declines; D_eff/rank grow but a matched ESN keeps pace). </w:t>
-      </w:r>
-      <w:r>
-        <w:rPr>
-          <w:b/>
-        </w:rPr>
-        <w:t>Robustness (supporting study).</w:t>
-      </w:r>
-      <w:r>
-        <w:t xml:space="preserve"> </w:t>
-      </w:r>
-      <w:r>
-        <w:rPr>
-          <w:i/>
-        </w:rPr>
-        <w:t>Second family:</w:t>
-      </w:r>
-      <w:r>
-        <w:t xml:space="preserve"> a </w:t>
-      </w:r>
-      <w:r>
-        <w:rPr>
-          <w:b/>
-        </w:rPr>
-        <w:t>Heisenberg (XXZ)</w:t>
-      </w:r>
-      <w:r>
-        <w:t xml:space="preserve"> reservoir — equally kernel-distinct (g≈55) — also fails to beat HAR-X (0.650 vs 0.642, 8 seeds, full-sample config), so the negative is </w:t>
-      </w:r>
-      <w:r>
-        <w:rPr>
-          <w:b/>
-        </w:rPr>
-        <w:t>not Ising-specific</w:t>
-      </w:r>
-      <w:r>
-        <w:t xml:space="preserve"> (</w:t>
+        <w:t>) shows g(n) does not widen toward n=16 (it declines; D_eff and rank grow but a matched ESN keeps pace). Robustness studies close the loop. Second family: a Heisenberg (XXZ) reservoir, equally kernel-distinct (g≈55), also fails to beat HAR-X (0.650 vs 0.642, 8 seeds, full-sample config), so the negative is not Ising-specific (</w:t>
       </w:r>
       <w:r>
         <w:rPr>
@@ -2004,115 +1167,7 @@
         <w:t>cli.py run second_family</w:t>
       </w:r>
       <w:r>
-        <w:t xml:space="preserve">). </w:t>
-      </w:r>
-      <w:r>
-        <w:rPr>
-          <w:i/>
-        </w:rPr>
-        <w:t>Efficiency:</w:t>
-      </w:r>
-      <w:r>
-        <w:t xml:space="preserve"> with input held fixed, a </w:t>
-      </w:r>
-      <w:r>
-        <w:rPr>
-          <w:i/>
-        </w:rPr>
-        <w:t>smaller</w:t>
-      </w:r>
-      <w:r>
-        <w:t xml:space="preserve"> QRC cannot substitute for a </w:t>
-      </w:r>
-      <w:r>
-        <w:rPr>
-          <w:i/>
-        </w:rPr>
-        <w:t>larger</w:t>
-      </w:r>
-      <w:r>
-        <w:t xml:space="preserve"> classical reservoir — quantum accuracy </w:t>
-      </w:r>
-      <w:r>
-        <w:rPr>
-          <w:b/>
-        </w:rPr>
-        <w:t>saturates</w:t>
-      </w:r>
-      <w:r>
-        <w:t xml:space="preserve"> while the classical curves improve; per feature the static maps are comparable, so the negative is </w:t>
-      </w:r>
-      <w:r>
-        <w:rPr>
-          <w:b/>
-        </w:rPr>
-        <w:t>saturation, not per-feature inferiority</w:t>
-      </w:r>
-      <w:r>
-        <w:t xml:space="preserve"> (weather RMSE °C: CHIMERA 0.85 at its qubit-range ceiling vs RFF 0.78 / recurrent ESN 0.71 at larger budgets). </w:t>
-      </w:r>
-      <w:r>
-        <w:rPr>
-          <w:i/>
-        </w:rPr>
-        <w:t>Domain/architecture:</w:t>
-      </w:r>
-      <w:r>
-        <w:t xml:space="preserve"> the </w:t>
-      </w:r>
-      <w:r>
-        <w:rPr>
-          <w:i/>
-        </w:rPr>
-        <w:t>same</w:t>
-      </w:r>
-      <w:r>
-        <w:t xml:space="preserve"> engine/protocol on chaotic </w:t>
-      </w:r>
-      <w:r>
-        <w:rPr>
-          <w:b/>
-        </w:rPr>
-        <w:t>weather</w:t>
-      </w:r>
-      <w:r>
-        <w:t xml:space="preserve"> (5 stations) and the autonomous </w:t>
-      </w:r>
-      <w:r>
-        <w:rPr>
-          <w:b/>
-        </w:rPr>
-        <w:t>VPT</w:t>
-      </w:r>
-      <w:r>
-        <w:t xml:space="preserve"> metric still show no advantage; the </w:t>
-      </w:r>
-      <w:r>
-        <w:rPr>
-          <w:b/>
-        </w:rPr>
-        <w:t>recurrent</w:t>
-      </w:r>
-      <w:r>
-        <w:t xml:space="preserve"> QRC is competitive-not-better — unitary evolution is non-dissipative, lacking the contraction behind ESN "generalized synchronization" (Ahmed–Tennie–Magri 2025). We then </w:t>
-      </w:r>
-      <w:r>
-        <w:rPr>
-          <w:b/>
-        </w:rPr>
-        <w:t>fixed the mechanism</w:t>
-      </w:r>
-      <w:r>
-        <w:t xml:space="preserve">: engineered memory-qubit damping traces the pre-registered inverted-U, lifting autonomous VPT ≈+60% to </w:t>
-      </w:r>
-      <w:r>
-        <w:rPr>
-          <w:b/>
-        </w:rPr>
-        <w:t>parity</w:t>
-      </w:r>
-      <w:r>
-        <w:t xml:space="preserve"> with the matched ESN — not better (</w:t>
+        <w:t>). Efficiency: with input held fixed, a smaller QRC cannot substitute for a larger classical reservoir — quantum accuracy saturates while the classical curves keep improving; per feature the static maps are comparable, so the negative is saturation, not per-feature inferiority (weather RMSE °C: CHIMERA 0.85 at its qubit-range ceiling vs RFF 0.78 / recurrent ESN 0.71 at larger budgets). Domain and architecture: the same engine and protocol on chaotic weather data (5 stations) and the autonomous VPT metric still show no advantage, and the recurrent QRC is competitive but not better — unitary evolution is non-dissipative, lacking the contraction behind ESN "generalized synchronization" (Ahmed–Tennie–Magri 2025). We then fixed that mechanism: engineered memory-qubit damping traces the pre-registered inverted-U, lifting autonomous VPT by ≈60% to parity with the matched ESN — parity, not advantage (</w:t>
       </w:r>
       <w:r>
         <w:rPr>
@@ -2137,43 +1192,7 @@
         <w:jc w:val="both"/>
       </w:pPr>
       <w:r>
-        <w:t xml:space="preserve">Simulator-first on qBraid: statevector ≤12 qubits, sparse/TN to ≈16, GPU beyond. </w:t>
-      </w:r>
-      <w:r>
-        <w:rPr>
-          <w:b/>
-        </w:rPr>
-        <w:t>Resource estimates</w:t>
-      </w:r>
-      <w:r>
-        <w:t xml:space="preserve"> (gate-Trotter, 20 layers): n=8/10/12 use </w:t>
-      </w:r>
-      <w:r>
-        <w:rPr>
-          <w:b/>
-        </w:rPr>
-        <w:t>220/480/760 two-qubit + 160/200/240 one-qubit</w:t>
-      </w:r>
-      <w:r>
-        <w:t xml:space="preserve"> gates, yielding </w:t>
-      </w:r>
-      <w:r>
-        <w:rPr>
-          <w:b/>
-        </w:rPr>
-        <w:t>36/55/78 observables</w:t>
-      </w:r>
-      <w:r>
-        <w:t xml:space="preserve"> — all Z-basis-diagonal, so </w:t>
-      </w:r>
-      <w:r>
-        <w:rPr>
-          <w:b/>
-        </w:rPr>
-        <w:t>one S-shot set (S≈2–8k, ε≈1/√S) reads every observable</w:t>
-      </w:r>
-      <w:r>
-        <w:t xml:space="preserve"> (statevector build ≤~1 min over this range).</w:t>
+        <w:t>Simulator-first on qBraid: statevector to 12 qubits, sparse/TN to ≈16, GPU beyond. Resource estimates (gate-Trotter, 20 layers): n=8/10/12 use 220/480/760 two-qubit plus 160/200/240 one-qubit gates, yielding 36/55/78 observables — all Z-basis-diagonal, so one S-shot set (S≈2–8k, ε≈1/√S) reads every observable (statevector build under ~1 min over this range).</w:t>
       </w:r>
     </w:p>
     <w:p>
@@ -2181,49 +1200,7 @@
         <w:jc w:val="both"/>
       </w:pPr>
       <w:r>
-        <w:rPr>
-          <w:b/>
-        </w:rPr>
-        <w:t>QPU validation</w:t>
-      </w:r>
-      <w:r>
-        <w:t xml:space="preserve"> uses this gate-Trotter circuit on </w:t>
-      </w:r>
-      <w:r>
-        <w:rPr>
-          <w:b/>
-        </w:rPr>
-        <w:t>IonQ / IQM / Rigetti</w:t>
-      </w:r>
-      <w:r>
-        <w:t xml:space="preserve"> via qBraid — the random-sparse Ising needs </w:t>
-      </w:r>
-      <w:r>
-        <w:rPr>
-          <w:i/>
-        </w:rPr>
-        <w:t>fewer</w:t>
-      </w:r>
-      <w:r>
-        <w:t xml:space="preserve"> two-qubit gates than an all-to-all reservoir, easing NISQ mapping — with </w:t>
-      </w:r>
-      <w:r>
-        <w:rPr>
-          <w:b/>
-        </w:rPr>
-        <w:t>ZNE + measurement mitigation</w:t>
-      </w:r>
-      <w:r>
-        <w:t xml:space="preserve"> and a classical cross-check per run. The submission path is </w:t>
-      </w:r>
-      <w:r>
-        <w:rPr>
-          <w:b/>
-        </w:rPr>
-        <w:t>executable now</w:t>
-      </w:r>
-      <w:r>
-        <w:t xml:space="preserve"> (</w:t>
+        <w:t>QPU validation uses this gate-Trotter circuit on IonQ, IQM and Rigetti via qBraid — the random- sparse Ising needs fewer two-qubit gates than an all-to-all reservoir, which eases NISQ mapping — with ZNE, measurement mitigation, and a classical cross-check on every run. The submission path is executable now (</w:t>
       </w:r>
       <w:r>
         <w:rPr>
@@ -2232,133 +1209,16 @@
         <w:t>cli.py run qsubmit</w:t>
       </w:r>
       <w:r>
-        <w:t xml:space="preserve">): on a simulator it (i) reproduces the engine to </w:t>
+        <w:t xml:space="preserve">): on a simulator it (i) reproduces the engine to 3.9×10⁻¹⁶ (the per-run classical cross-check), (ii) characterizes the shot budget (ε≈1/√S; feature error 0.046→0.0066 at S=256→16k; gate-Trotter(20) adds ≈0.04), and (iii) demonstrates zero-noise extrapolation under a depolarizing sweep. On real hardware, the full mitigated protocol ran first on Rigetti Cepheus-1-108q (12 logged cloud jobs; bit order auto-detected; readout 2.3%/6.4%). After lattice routing, scale-1 already exceeds the coherence budget — the accumulated two-qubit-gate cost §5.4 predicts, measured on metal (ZNE marginal; a 4k-shot replication showed the beyond-limit regime stable under day-scale drift). The pre-registered Garnet protocol replicated the regime on a second vendor (raw 0.230 exceeds our routing-free 0.171 forecast — prediction (iii) confirmed). Execution also surfaced a platform-level finding: negative-angle rotations are silently lost server-side on the IonQ route (RY(π)RY(−π) arrives as net RY(π)), which corrupts ZNE's negated folds; we hardened the emitter (mod-2π) and validated the diagonal calibration on-device. The routing-free IonQ Forte-1 campaign then ran under the pre-committed manifest. A smoke gate measured a 2,000-gate-per-circuit ceiling on the native route, so per abort rule the campaign ran scale-1-only (500 shots — a disclosed, cost-forced deviation, s.e.≈0.004). Raw error 0.104, below the 0.196 depolarized limit and below every superconducting n=8 number: a </w:t>
       </w:r>
       <w:r>
         <w:rPr>
           <w:b/>
         </w:rPr>
-        <w:t>3.9×10⁻¹⁶</w:t>
+        <w:t>signal-bearing</w:t>
       </w:r>
       <w:r>
-        <w:t xml:space="preserve"> (the per-run classical cross-check), (ii) characterizes the </w:t>
-      </w:r>
-      <w:r>
-        <w:rPr>
-          <w:b/>
-        </w:rPr>
-        <w:t>shot budget</w:t>
-      </w:r>
-      <w:r>
-        <w:t xml:space="preserve"> (ε≈1/√S; feature error 0.046→0.0066 at S=256→16k; gate-Trotter(20) adds ≈0.04), and (iii) demonstrates </w:t>
-      </w:r>
-      <w:r>
-        <w:rPr>
-          <w:b/>
-        </w:rPr>
-        <w:t>zero-noise extrapolation</w:t>
-      </w:r>
-      <w:r>
-        <w:t xml:space="preserve"> under a depolarizing sweep. </w:t>
-      </w:r>
-      <w:r>
-        <w:rPr>
-          <w:b/>
-        </w:rPr>
-        <w:t>Executed on real hardware:</w:t>
-      </w:r>
-      <w:r>
-        <w:t xml:space="preserve"> the full mitigated protocol ran first on </w:t>
-      </w:r>
-      <w:r>
-        <w:rPr>
-          <w:b/>
-        </w:rPr>
-        <w:t>Rigetti Cepheus-1-108q</w:t>
-      </w:r>
-      <w:r>
-        <w:t xml:space="preserve"> (12 logged cloud jobs; bit order auto-detected; readout 2.3%/6.4%): after lattice routing, scale-1 already exceeds the coherence budget — the accumulated two-qubit-gate cost §5.4 predicts, measured on metal (ZNE marginal; a 4k-shot replication showed the beyond-limit regime stable under day-scale drift). The pre-registered </w:t>
-      </w:r>
-      <w:r>
-        <w:rPr>
-          <w:b/>
-        </w:rPr>
-        <w:t>Garnet protocol</w:t>
-      </w:r>
-      <w:r>
-        <w:t xml:space="preserve"> replicated the regime on a second vendor (raw 0.230 &gt; our routing-free 0.171 forecast — </w:t>
-      </w:r>
-      <w:r>
-        <w:rPr>
-          <w:b/>
-        </w:rPr>
-        <w:t>prediction (iii) confirmed</w:t>
-      </w:r>
-      <w:r>
-        <w:t xml:space="preserve">). Execution also surfaced a </w:t>
-      </w:r>
-      <w:r>
-        <w:rPr>
-          <w:b/>
-        </w:rPr>
-        <w:t>platform-level finding</w:t>
-      </w:r>
-      <w:r>
-        <w:t xml:space="preserve">: negative-angle rotations are </w:t>
-      </w:r>
-      <w:r>
-        <w:rPr>
-          <w:b/>
-        </w:rPr>
-        <w:t>silently lost server-side on the IonQ route</w:t>
-      </w:r>
-      <w:r>
-        <w:t xml:space="preserve"> (RY(π)RY(−π) → net RY(π)), corrupting ZNE's negated folds; we hardened the emitter (mod-2π) and validated the diagonal calibration on-device. The routing-free </w:t>
-      </w:r>
-      <w:r>
-        <w:rPr>
-          <w:b/>
-        </w:rPr>
-        <w:t>IonQ Forte-1 campaign</w:t>
-      </w:r>
-      <w:r>
-        <w:t xml:space="preserve"> then ran under the pre-committed manifest: a smoke gate measured a </w:t>
-      </w:r>
-      <w:r>
-        <w:rPr>
-          <w:b/>
-        </w:rPr>
-        <w:t>2,000-gate/circuit ceiling</w:t>
-      </w:r>
-      <w:r>
-        <w:t xml:space="preserve"> on the native route, so per abort rule it ran scale-1-only (500 shots — a disclosed, cost-forced deviation, s.e.≈0.004). </w:t>
-      </w:r>
-      <w:r>
-        <w:rPr>
-          <w:b/>
-        </w:rPr>
-        <w:t>Raw 0.104 — below the 0.196 depolarized limit</w:t>
-      </w:r>
-      <w:r>
-        <w:t xml:space="preserve"> and every superconducting n=8 number: a </w:t>
-      </w:r>
-      <w:r>
-        <w:rPr>
-          <w:b/>
-        </w:rPr>
-        <w:t>signal-bearing hardware execution</w:t>
-      </w:r>
-      <w:r>
-        <w:t xml:space="preserve"> of this reservoir (</w:t>
-      </w:r>
-      <w:r>
-        <w:rPr>
-          <w:b/>
-        </w:rPr>
-        <w:t>prediction (ii) confirmed</w:t>
-      </w:r>
-      <w:r>
-        <w:t xml:space="preserve">; </w:t>
+        <w:t xml:space="preserve"> hardware execution of this reservoir (prediction (ii) confirmed; </w:t>
       </w:r>
       <w:r>
         <w:rPr>
@@ -2367,16 +1227,7 @@
         <w:t>results/qpu_hardware_findings.md</w:t>
       </w:r>
       <w:r>
-        <w:t xml:space="preserve">). A pre-registered </w:t>
-      </w:r>
-      <w:r>
-        <w:rPr>
-          <w:b/>
-        </w:rPr>
-        <w:t>hardware scaling program</w:t>
-      </w:r>
-      <w:r>
-        <w:t xml:space="preserve"> (</w:t>
+        <w:t>). A pre-registered hardware scaling program (</w:t>
       </w:r>
       <w:r>
         <w:rPr>
@@ -2385,70 +1236,7 @@
         <w:t>results/qpu_scaling_outlook.md</w:t>
       </w:r>
       <w:r>
-        <w:t xml:space="preserve">) then refuted our own statements on metal (Fig. 3): Garnet turns </w:t>
-      </w:r>
-      <w:r>
-        <w:rPr>
-          <w:b/>
-        </w:rPr>
-        <w:t>signal-bearing at n=10/n=12</w:t>
-      </w:r>
-      <w:r>
-        <w:t xml:space="preserve"> while the </w:t>
-      </w:r>
-      <w:r>
-        <w:rPr>
-          <w:b/>
-        </w:rPr>
-        <w:t>same-session seed-0 n=8 anchor</w:t>
-      </w:r>
-      <w:r>
-        <w:t xml:space="preserve"> stays scrambled — but a pre-registered cross-seed control (</w:t>
-      </w:r>
-      <w:r>
-        <w:rPr>
-          <w:b/>
-        </w:rPr>
-        <w:t>S7</w:t>
-      </w:r>
-      <w:r>
-        <w:t xml:space="preserve">) found an </w:t>
-      </w:r>
-      <w:r>
-        <w:rPr>
-          <w:b/>
-        </w:rPr>
-        <w:t>independent seed-1 n=8 instance signal-bearing</w:t>
-      </w:r>
-      <w:r>
-        <w:t xml:space="preserve"> in the same session, so the n=8 scrambling is </w:t>
-      </w:r>
-      <w:r>
-        <w:rPr>
-          <w:b/>
-        </w:rPr>
-        <w:t>specific to the seed-0 instance, not a size law</w:t>
-      </w:r>
-      <w:r>
-        <w:t xml:space="preserve"> (seed-1 n=10 also signal-bearing) — and the newer-generation </w:t>
-      </w:r>
-      <w:r>
-        <w:rPr>
-          <w:b/>
-        </w:rPr>
-        <w:t>Emerald is signal-bearing at the very size Garnet scrambles</w:t>
-      </w:r>
-      <w:r>
-        <w:t xml:space="preserve">, reproduced in a </w:t>
-      </w:r>
-      <w:r>
-        <w:rPr>
-          <w:b/>
-        </w:rPr>
-        <w:t>same-window two-chip pair</w:t>
-      </w:r>
-      <w:r>
-        <w:t xml:space="preserve">: generation-dependent at fixed size, temporally controlled. The program spans reservoir size, encoding density, shot budget and noise; Fig. 3 collects the hardware verdicts. The criterion is exactly </w:t>
+        <w:t xml:space="preserve">) then refuted our own statements on metal (Fig. 3). Garnet turns signal-bearing at n=10 and n=12 while the same-session seed-0 n=8 anchor stays scrambled; a pre-registered cross-seed control (S7) found an independent seed-1 n=8 instance signal-bearing in the same session, so the n=8 scrambling is specific to the seed-0 instance, not a size law (seed-1 n=10 is signal-bearing as well). The newer-generation Emerald is signal-bearing at the very size Garnet scrambles, reproduced in a same-window two-chip pair — generation-dependent at fixed size, temporally controlled. The program spans reservoir size, encoding density, shot budget and noise; Fig. 3 collects the hardware verdicts. The criterion is exactly </w:t>
       </w:r>
       <w:r>
         <w:rPr>
@@ -2457,16 +1245,7 @@
         <w:t>SNR &gt; 1</w:t>
       </w:r>
       <w:r>
-        <w:t xml:space="preserve"> — raw error is mean|F−F_exact|, the limit is mean|F_exact| — so the bar is </w:t>
-      </w:r>
-      <w:r>
-        <w:rPr>
-          <w:b/>
-        </w:rPr>
-        <w:t>instance</w:t>
-      </w:r>
-      <w:r>
-        <w:t>-matched (signal magnitude is a circuit property, not an n property) and the test transfers to any quantum feature map:</w:t>
+        <w:t xml:space="preserve"> — raw error is mean|F−F_exact|, the limit is mean|F_exact| — so the bar is instance-matched (signal magnitude is a circuit property, not an n property) and the test transfers to any quantum feature map:</w:t>
       </w:r>
     </w:p>
     <w:p>
@@ -2568,16 +1347,7 @@
         <w:t>Execution provenance (externally verifiable).</w:t>
       </w:r>
       <w:r>
-        <w:t xml:space="preserve"> Every campaign ran against pre-committed predictions — the ten funded ones under a committed manifest (abort/decision rules fixed </w:t>
-      </w:r>
-      <w:r>
-        <w:rPr>
-          <w:i/>
-        </w:rPr>
-        <w:t>before</w:t>
-      </w:r>
-      <w:r>
-        <w:t xml:space="preserve"> each launch); every funded-campaign job embeds the repo commit hash and campaign tag in qBraid's timestamped records — a hash-preimage commitment that predictions predate data — and billing matched estimates to the half-credit (</w:t>
+        <w:t xml:space="preserve"> Every campaign ran against pre-committed predictions — the ten funded ones under a committed manifest whose abort and decision rules were fixed before each launch. Every funded-campaign job embeds the repo commit hash and campaign tag in qBraid's timestamped records, a hash-preimage commitment that the predictions predate the data, and billing matched estimates to the half-credit (</w:t>
       </w:r>
       <w:r>
         <w:rPr>
@@ -2586,16 +1356,7 @@
         <w:t>results/CREDIT_BUDGET.md</w:t>
       </w:r>
       <w:r>
-        <w:t xml:space="preserve">: ≈64k credits). Bootstrap from the committed counts re-derives every number above and puts </w:t>
-      </w:r>
-      <w:r>
-        <w:rPr>
-          <w:b/>
-        </w:rPr>
-        <w:t>each of the nine bootstrapped regime claims 9.7–23.9σ beyond shot noise</w:t>
-      </w:r>
-      <w:r>
-        <w:t>; a readout-corrected fingerprint attributes the scrambled regime to predominantly coherent error (</w:t>
+        <w:t>: ≈64k credits). Bootstrap from the committed counts re-derives every number above and puts each of the nine bootstrapped regime claims 9.7–23.9σ beyond shot noise; a readout-corrected fingerprint attributes the scrambled regime to predominantly coherent error (</w:t>
       </w:r>
       <w:r>
         <w:rPr>
@@ -2613,7 +1374,7 @@
         <w:t>qpu_fingerprint</w:t>
       </w:r>
       <w:r>
-        <w:t>). Controls were bought where needed: a Rigetti replication (day-drift), a same-session n=8 anchor, and a same-window two-chip pair (generation). S5–S6 pre-committed; S7 executed (above).</w:t>
+        <w:t>). Controls were bought where they were needed: a Rigetti replication (day-drift), a same-session n=8 anchor, and a same-window two-chip pair (generation). S5–S6 are pre-committed; S7 executed (above).</w:t>
       </w:r>
     </w:p>
     <w:p>
@@ -2621,7 +1382,7 @@
         <w:pStyle w:val="Heading2"/>
       </w:pPr>
       <w:r>
-        <w:t>7. Limitations (stated plainly)</w:t>
+        <w:t>7. Limitations</w:t>
       </w:r>
     </w:p>
     <w:p>
@@ -2629,88 +1390,7 @@
         <w:jc w:val="both"/>
       </w:pPr>
       <w:r>
-        <w:t xml:space="preserve">(i) </w:t>
-      </w:r>
-      <w:r>
-        <w:rPr>
-          <w:b/>
-        </w:rPr>
-        <w:t>No quantum advantage</w:t>
-      </w:r>
-      <w:r>
-        <w:t xml:space="preserve"> is demonstrated at the ≤16-qubit simulable scale; HAR-X (classical, linear) is the best model on this task. (ii) The RV sample ends Feb-2020 (COVID just outside); broader assets/periods are daily-proxy supporting studies (v2_research — same negative), not 5-min RV. (iii) Task-level noise: per-layer channels (§5.4) and shot noise; combined noisy-plus-shot execution is measured in the QPU campaigns (§6). (iv) g is regularization- and configuration-dependent (qualitative only). (v) Superconducting n=8 execution is a </w:t>
-      </w:r>
-      <w:r>
-        <w:rPr>
-          <w:b/>
-        </w:rPr>
-        <w:t>characterized negative</w:t>
-      </w:r>
-      <w:r>
-        <w:t xml:space="preserve"> (Fig. 3; day-drift exceeds shot noise, so </w:t>
-      </w:r>
-      <w:r>
-        <w:rPr>
-          <w:i/>
-        </w:rPr>
-        <w:t>regime</w:t>
-      </w:r>
-      <w:r>
-        <w:t xml:space="preserve">, not point value, is the robust claim), while n=10/n=12 and the newer generation land inside their limits: the wall is instance- and generation-dependent, not absolute (n=8 scrambling is seed-0-instance-specific — S7; and in a 30-instance ensemble the scrambled instance is among the </w:t>
-      </w:r>
-      <w:r>
-        <w:rPr>
-          <w:i/>
-        </w:rPr>
-        <w:t>sparsest</w:t>
-      </w:r>
-      <w:r>
-        <w:t xml:space="preserve">, so gate count </w:t>
-      </w:r>
-      <w:r>
-        <w:rPr>
-          <w:b/>
-        </w:rPr>
-        <w:t>anti-predicts</w:t>
-      </w:r>
-      <w:r>
-        <w:t xml:space="preserve"> the wall — §8). Mitigation recovery on hardware is at best marginal (ZNE 0.223→0.217 on Rigetti; the ion chain is flat). (vi) Distinctness and full-rank entanglement are </w:t>
-      </w:r>
-      <w:r>
-        <w:rPr>
-          <w:i/>
-        </w:rPr>
-        <w:t>necessary, not sufficient</w:t>
-      </w:r>
-      <w:r>
-        <w:t xml:space="preserve"> (measured, §3); whether they convert beyond the simulable frontier is open. A quantum-data probe shows the QRC natively reads nonlinear </w:t>
-      </w:r>
-      <w:r>
-        <w:rPr>
-          <w:i/>
-        </w:rPr>
-        <w:t>state</w:t>
-      </w:r>
-      <w:r>
-        <w:t xml:space="preserve"> functionals a linear readout cannot, but the proper baseline — </w:t>
-      </w:r>
-      <w:r>
-        <w:rPr>
-          <w:b/>
-        </w:rPr>
-        <w:t>classical shadows</w:t>
-      </w:r>
-      <w:r>
-        <w:t xml:space="preserve"> (Huang–Kueng–Preskill 2020) at matched budgets — </w:t>
-      </w:r>
-      <w:r>
-        <w:rPr>
-          <w:b/>
-        </w:rPr>
-        <w:t>wins wherever real information is extracted</w:t>
-      </w:r>
-      <w:r>
-        <w:t>, including the shadows-hard Tr(ρ³): closed negatively at simulable scale (</w:t>
+        <w:t>(i) No quantum advantage is demonstrated at the ≤16-qubit simulable scale; HAR-X, a classical linear model, is the best model on this task. (ii) The RV sample ends Feb-2020 (COVID falls just outside); broader assets and periods are daily-proxy supporting studies (v2_research — same negative), not 5-min RV. (iii) Task-level noise: per-layer channels (§5.4) and shot noise; combined noisy-plus-shot execution is measured in the QPU campaigns (§6). (iv) g is regularization- and configuration-dependent, so we use it qualitatively only. (v) Superconducting n=8 execution is a characterized negative (Fig. 3; day-drift exceeds shot noise, so the regime, not the point value, is the robust claim), while n=10/n=12 and the newer generation land inside their limits. The wall is instance- and generation-dependent, not absolute: the n=8 scrambling is seed-0-instance-specific (S7), and in a 30-instance ensemble the scrambled instance is among the sparsest, so gate count anti-predicts the wall (§8). Mitigation recovery on hardware is at best marginal (ZNE 0.223→0.217 on Rigetti; the ion chain is flat). (vi) Distinctness and full-rank entanglement are necessary but not sufficient (measured, §3); whether they convert beyond the simulable frontier remains open. A quantum-data probe shows the QRC natively reads nonlinear state functionals a linear readout cannot, but the proper baseline — classical shadows (Huang–Kueng–Preskill 2020) at matched budgets — wins wherever real information is extracted, including the shadows-hard Tr(ρ³): closed negatively at simulable scale (</w:t>
       </w:r>
       <w:r>
         <w:rPr>
@@ -2735,31 +1415,7 @@
         <w:jc w:val="both"/>
       </w:pPr>
       <w:r>
-        <w:rPr>
-          <w:b/>
-        </w:rPr>
-        <w:t>The durable asset is the audit instrument</w:t>
-      </w:r>
-      <w:r>
-        <w:t xml:space="preserve"> — and our data shows it is </w:t>
-      </w:r>
-      <w:r>
-        <w:rPr>
-          <w:i/>
-        </w:rPr>
-        <w:t>necessary</w:t>
-      </w:r>
-      <w:r>
-        <w:t xml:space="preserve">. Structure </w:t>
-      </w:r>
-      <w:r>
-        <w:rPr>
-          <w:b/>
-        </w:rPr>
-        <w:t>mis-ranked both instances we measured on metal</w:t>
-      </w:r>
-      <w:r>
-        <w:t>, and across 30 instances no structural quantity survives multiplicity correction as a predictor of the hardware bar, nor predicts accuracy at all. Structure does not give the answer; measurement does (</w:t>
+        <w:t>The durable asset is the audit instrument, and our data shows it is necessary. Structure mis-ranked both instances we measured on metal, and across 30 instances no structural quantity survives multiplicity correction as a predictor of the hardware bar, nor predicts accuracy at all. Structure does not give the answer; measurement does (</w:t>
       </w:r>
       <w:r>
         <w:rPr>
@@ -2768,52 +1424,7 @@
         <w:t>instance_ensemble_findings.md</w:t>
       </w:r>
       <w:r>
-        <w:t xml:space="preserve">, exploratory). Hence </w:t>
-      </w:r>
-      <w:r>
-        <w:rPr>
-          <w:b/>
-        </w:rPr>
-        <w:t>trust in a quantum yes/no</w:t>
-      </w:r>
-      <w:r>
-        <w:t xml:space="preserve">: a pre-registered, vendor-neutral </w:t>
-      </w:r>
-      <w:r>
-        <w:rPr>
-          <w:b/>
-        </w:rPr>
-        <w:t>workload→QPU qualification</w:t>
-      </w:r>
-      <w:r>
-        <w:t xml:space="preserve"> earned by an instrument that </w:t>
-      </w:r>
-      <w:r>
-        <w:rPr>
-          <w:b/>
-        </w:rPr>
-        <w:t>falsifies its own predictions</w:t>
-      </w:r>
-      <w:r>
-        <w:t xml:space="preserve"> — it split our runs </w:t>
-      </w:r>
-      <w:r>
-        <w:rPr>
-          <w:b/>
-        </w:rPr>
-        <w:t>five signal-bearing, two scrambled</w:t>
-      </w:r>
-      <w:r>
-        <w:t xml:space="preserve"> (Fig. 3) at ≈$70–$205 per campaign. Target profiles only; no customers or LOIs claimed. </w:t>
-      </w:r>
-      <w:r>
-        <w:rPr>
-          <w:b/>
-        </w:rPr>
-        <w:t>Desk impact</w:t>
-      </w:r>
-      <w:r>
-        <w:t xml:space="preserve"> (</w:t>
+        <w:t>, exploratory). What follows is trust in a quantum yes/no: a pre-registered, vendor-neutral workload→QPU qualification, earned by an instrument that falsifies its own predictions. It split our runs five signal-bearing, two scrambled (Fig. 3) at ≈$70–$205 per campaign. Target profiles only; no customers or LOIs are claimed. On desk impact (</w:t>
       </w:r>
       <w:r>
         <w:rPr>
@@ -2822,43 +1433,7 @@
         <w:t>cli.py run economics</w:t>
       </w:r>
       <w:r>
-        <w:t xml:space="preserve">): vol-timing the GFC window </w:t>
-      </w:r>
-      <w:r>
-        <w:rPr>
-          <w:b/>
-        </w:rPr>
-        <w:t>halves max drawdown (−61%→−32%)</w:t>
-      </w:r>
-      <w:r>
-        <w:t xml:space="preserve"> and lifts Sharpe </w:t>
-      </w:r>
-      <w:r>
-        <w:rPr>
-          <w:b/>
-        </w:rPr>
-        <w:t>0.00→0.14</w:t>
-      </w:r>
-      <w:r>
-        <w:t xml:space="preserve"> net of costs — risk control, not alpha — but </w:t>
-      </w:r>
-      <w:r>
-        <w:rPr>
-          <w:b/>
-        </w:rPr>
-        <w:t>plain HAR</w:t>
-      </w:r>
-      <w:r>
-        <w:t xml:space="preserve"> captures it (CE fee −25bp/yr): the lever is </w:t>
-      </w:r>
-      <w:r>
-        <w:rPr>
-          <w:b/>
-        </w:rPr>
-        <w:t>a simple RV forecast, not quantum hardware</w:t>
-      </w:r>
-      <w:r>
-        <w:t xml:space="preserve">. </w:t>
+        <w:t xml:space="preserve">): vol-timing the GFC window halves max drawdown (−61%→−32%) and lifts Sharpe from 0.00 to 0.14 net of costs — risk control, not alpha — but plain HAR captures it (CE fee −25bp/yr). The lever is a simple RV forecast, not quantum hardware. </w:t>
       </w:r>
       <w:r>
         <w:rPr>

--- a/PHASE3_PAPER.docx
+++ b/PHASE3_PAPER.docx
@@ -1463,7 +1463,285 @@
         <w:jc w:val="both"/>
       </w:pPr>
       <w:r>
-        <w:t>Kornjača et al. 2024 · Zhu et al. 2025 · Ahmed, Tennie &amp; Magri 2025 · Li et al. 2025 · Tandon et al. 2025 · Hou et al. 2025 · Čindrak et al. 2026 · Antoncich et al. 2026 · Kobayashi &amp; Motome 2026 · Huang et al. 2021 · Huang, Kueng &amp; Preskill 2020 (classical shadows) · Dambre et al. 2012 · Corsi 2009 · Patton 2011 · Hansen et al. 2011 · Harvey et al. 1997 · Diebold &amp; Mariano 1995 · Bollerslev 1986 · Jaeger 2001 · Heber et al. 2009.</w:t>
+        <w:t xml:space="preserve">Ahmed, O., Tennie, F. &amp; Magri, L. (2025). Robust quantum reservoir computers for forecasting chaotic dynamics: generalized synchronization and stability. </w:t>
+      </w:r>
+      <w:r>
+        <w:rPr>
+          <w:i/>
+        </w:rPr>
+        <w:t>Proceedings of the Royal Society A</w:t>
+      </w:r>
+      <w:r>
+        <w:t xml:space="preserve"> 481, 20250550. arXiv:2506.22335.</w:t>
+      </w:r>
+    </w:p>
+    <w:p>
+      <w:pPr>
+        <w:jc w:val="both"/>
+      </w:pPr>
+      <w:r>
+        <w:t>Antoncich, L., Moodley, Y., Varetto, U., Wang, J., Wurtz, J., Chen, J., Elahi, P. J. &amp; Myers, C. R. (2026). Quantum reservoir computing with neutral atoms on a small, complex, medical dataset. arXiv:2602.14641.</w:t>
+      </w:r>
+    </w:p>
+    <w:p>
+      <w:pPr>
+        <w:jc w:val="both"/>
+      </w:pPr>
+      <w:r>
+        <w:t xml:space="preserve">Bollerslev, T. (1986). Generalized autoregressive conditional heteroskedasticity. </w:t>
+      </w:r>
+      <w:r>
+        <w:rPr>
+          <w:i/>
+        </w:rPr>
+        <w:t>Journal of Econometrics</w:t>
+      </w:r>
+      <w:r>
+        <w:t xml:space="preserve"> 31(3), 307–327.</w:t>
+      </w:r>
+    </w:p>
+    <w:p>
+      <w:pPr>
+        <w:jc w:val="both"/>
+      </w:pPr>
+      <w:r>
+        <w:t>Čindrak, S., et al. (2026). Memory–nonlinearity trade-off across quantum reservoir computing frameworks. arXiv:2603.21371.</w:t>
+      </w:r>
+    </w:p>
+    <w:p>
+      <w:pPr>
+        <w:jc w:val="both"/>
+      </w:pPr>
+      <w:r>
+        <w:t xml:space="preserve">Corsi, F. (2009). A simple approximate long-memory model of realized volatility. </w:t>
+      </w:r>
+      <w:r>
+        <w:rPr>
+          <w:i/>
+        </w:rPr>
+        <w:t>Journal of Financial Econometrics</w:t>
+      </w:r>
+      <w:r>
+        <w:t xml:space="preserve"> 7(2), 174–196.</w:t>
+      </w:r>
+    </w:p>
+    <w:p>
+      <w:pPr>
+        <w:jc w:val="both"/>
+      </w:pPr>
+      <w:r>
+        <w:t xml:space="preserve">Dambre, J., Verstraeten, D., Schrauwen, B. &amp; Massar, S. (2012). Information processing capacity of dynamical systems. </w:t>
+      </w:r>
+      <w:r>
+        <w:rPr>
+          <w:i/>
+        </w:rPr>
+        <w:t>Scientific Reports</w:t>
+      </w:r>
+      <w:r>
+        <w:t xml:space="preserve"> 2, 514.</w:t>
+      </w:r>
+    </w:p>
+    <w:p>
+      <w:pPr>
+        <w:jc w:val="both"/>
+      </w:pPr>
+      <w:r>
+        <w:t xml:space="preserve">Diebold, F. X. &amp; Mariano, R. S. (1995). Comparing predictive accuracy. </w:t>
+      </w:r>
+      <w:r>
+        <w:rPr>
+          <w:i/>
+        </w:rPr>
+        <w:t>Journal of Business &amp; Economic Statistics</w:t>
+      </w:r>
+      <w:r>
+        <w:t xml:space="preserve"> 13(3), 253–263.</w:t>
+      </w:r>
+    </w:p>
+    <w:p>
+      <w:pPr>
+        <w:jc w:val="both"/>
+      </w:pPr>
+      <w:r>
+        <w:t xml:space="preserve">Hansen, P. R., Lunde, A. &amp; Nason, J. M. (2011). The model confidence set. </w:t>
+      </w:r>
+      <w:r>
+        <w:rPr>
+          <w:i/>
+        </w:rPr>
+        <w:t>Econometrica</w:t>
+      </w:r>
+      <w:r>
+        <w:t xml:space="preserve"> 79(2), 453–497.</w:t>
+      </w:r>
+    </w:p>
+    <w:p>
+      <w:pPr>
+        <w:jc w:val="both"/>
+      </w:pPr>
+      <w:r>
+        <w:t xml:space="preserve">Harvey, D., Leybourne, S. &amp; Newbold, P. (1997). Testing the equality of prediction mean squared errors. </w:t>
+      </w:r>
+      <w:r>
+        <w:rPr>
+          <w:i/>
+        </w:rPr>
+        <w:t>International Journal of Forecasting</w:t>
+      </w:r>
+      <w:r>
+        <w:t xml:space="preserve"> 13(2), 281–291.</w:t>
+      </w:r>
+    </w:p>
+    <w:p>
+      <w:pPr>
+        <w:jc w:val="both"/>
+      </w:pPr>
+      <w:r>
+        <w:t>Heber, G., Lunde, A., Shephard, N. &amp; Sheppard, K. (2009). Oxford-Man Institute's Realized Library. Oxford-Man Institute, University of Oxford.</w:t>
+      </w:r>
+    </w:p>
+    <w:p>
+      <w:pPr>
+        <w:jc w:val="both"/>
+      </w:pPr>
+      <w:r>
+        <w:t xml:space="preserve">Hou, Y., Hua, J., Wu, Z., Xia, W., Chen, Y., Li, X., Li, Z., Peng, X. &amp; Du, J. (2025). High-accuracy temporal prediction via experimental quantum reservoir computing in correlated spins. arXiv:2508.12383; </w:t>
+      </w:r>
+      <w:r>
+        <w:rPr>
+          <w:i/>
+        </w:rPr>
+        <w:t>Physical Review Letters</w:t>
+      </w:r>
+      <w:r>
+        <w:t xml:space="preserve"> (2026).</w:t>
+      </w:r>
+    </w:p>
+    <w:p>
+      <w:pPr>
+        <w:jc w:val="both"/>
+      </w:pPr>
+      <w:r>
+        <w:t xml:space="preserve">Huang, H.-Y., Broughton, M., Mohseni, M., Babbush, R., Boixo, S., Neven, H. &amp; McClean, J. R. (2021). Power of data in quantum machine learning. </w:t>
+      </w:r>
+      <w:r>
+        <w:rPr>
+          <w:i/>
+        </w:rPr>
+        <w:t>Nature Communications</w:t>
+      </w:r>
+      <w:r>
+        <w:t xml:space="preserve"> 12, 2631.</w:t>
+      </w:r>
+    </w:p>
+    <w:p>
+      <w:pPr>
+        <w:jc w:val="both"/>
+      </w:pPr>
+      <w:r>
+        <w:t xml:space="preserve">Huang, H.-Y., Kueng, R. &amp; Preskill, J. (2020). Predicting many properties of a quantum system from very few measurements. </w:t>
+      </w:r>
+      <w:r>
+        <w:rPr>
+          <w:i/>
+        </w:rPr>
+        <w:t>Nature Physics</w:t>
+      </w:r>
+      <w:r>
+        <w:t xml:space="preserve"> 16, 1050–1057.</w:t>
+      </w:r>
+    </w:p>
+    <w:p>
+      <w:pPr>
+        <w:jc w:val="both"/>
+      </w:pPr>
+      <w:r>
+        <w:t>Jaeger, H. (2001). The "echo state" approach to analysing and training recurrent neural networks. GMD Report 148, German National Research Center for Information Technology.</w:t>
+      </w:r>
+    </w:p>
+    <w:p>
+      <w:pPr>
+        <w:jc w:val="both"/>
+      </w:pPr>
+      <w:r>
+        <w:t xml:space="preserve">Kobayashi, K. &amp; Motome, Y. (2026). Edge of many-body quantum chaos in quantum reservoir computing. </w:t>
+      </w:r>
+      <w:r>
+        <w:rPr>
+          <w:i/>
+        </w:rPr>
+        <w:t>Physical Review Letters</w:t>
+      </w:r>
+      <w:r>
+        <w:t xml:space="preserve"> 136, 040602. arXiv:2506.17547.</w:t>
+      </w:r>
+    </w:p>
+    <w:p>
+      <w:pPr>
+        <w:jc w:val="both"/>
+      </w:pPr>
+      <w:r>
+        <w:t>Kornjača, M., et al. (2024). Large-scale quantum reservoir learning with an analog quantum computer. arXiv:2407.02553.</w:t>
+      </w:r>
+    </w:p>
+    <w:p>
+      <w:pPr>
+        <w:jc w:val="both"/>
+      </w:pPr>
+      <w:r>
+        <w:t xml:space="preserve">Li, Q., Mukhopadhyay, C., Bayat, A. &amp; Habibnia, A. (2026). Quantum reservoir computing for realized volatility forecasting. </w:t>
+      </w:r>
+      <w:r>
+        <w:rPr>
+          <w:i/>
+        </w:rPr>
+        <w:t>Physical Review Research</w:t>
+      </w:r>
+      <w:r>
+        <w:t>; arXiv:2505.13933.</w:t>
+      </w:r>
+    </w:p>
+    <w:p>
+      <w:pPr>
+        <w:jc w:val="both"/>
+      </w:pPr>
+      <w:r>
+        <w:t xml:space="preserve">Patton, A. J. (2011). Volatility forecast comparison using imperfect volatility proxies. </w:t>
+      </w:r>
+      <w:r>
+        <w:rPr>
+          <w:i/>
+        </w:rPr>
+        <w:t>Journal of Econometrics</w:t>
+      </w:r>
+      <w:r>
+        <w:t xml:space="preserve"> 160(1), 246–256.</w:t>
+      </w:r>
+    </w:p>
+    <w:p>
+      <w:pPr>
+        <w:jc w:val="both"/>
+      </w:pPr>
+      <w:r>
+        <w:t>Tandon, A., et al. (2025). Quantum reservoir computing for corrosion prediction in aerospace: a hybrid approach for enhanced material degradation forecasting. arXiv:2505.22837.</w:t>
+      </w:r>
+    </w:p>
+    <w:p>
+      <w:pPr>
+        <w:jc w:val="both"/>
+      </w:pPr>
+      <w:r>
+        <w:t xml:space="preserve">Zhu, C., et al. (2025). Minimalistic and scalable quantum reservoir computing enhanced with feedback. </w:t>
+      </w:r>
+      <w:r>
+        <w:rPr>
+          <w:i/>
+        </w:rPr>
+        <w:t>npj Quantum Information</w:t>
+      </w:r>
+      <w:r>
+        <w:t xml:space="preserve"> 11; arXiv:2412.17817.</w:t>
       </w:r>
     </w:p>
     <w:sectPr>

--- a/PHASE3_PAPER.docx
+++ b/PHASE3_PAPER.docx
@@ -561,17 +561,17 @@
         <w:tblLook w:firstColumn="1" w:firstRow="1" w:lastColumn="0" w:lastRow="0" w:noHBand="0" w:noVBand="1" w:val="04A0"/>
       </w:tblPr>
       <w:tblGrid>
-        <w:gridCol w:w="1680"/>
-        <w:gridCol w:w="1680"/>
-        <w:gridCol w:w="1680"/>
-        <w:gridCol w:w="1680"/>
-        <w:gridCol w:w="1680"/>
-        <w:gridCol w:w="1680"/>
+        <w:gridCol w:w="1800"/>
+        <w:gridCol w:w="1800"/>
+        <w:gridCol w:w="1800"/>
+        <w:gridCol w:w="1800"/>
+        <w:gridCol w:w="1800"/>
+        <w:gridCol w:w="1800"/>
       </w:tblGrid>
       <w:tr>
         <w:tc>
           <w:tcPr>
-            <w:tcW w:type="dxa" w:w="1680"/>
+            <w:tcW w:type="dxa" w:w="1800"/>
           </w:tcPr>
           <w:p>
             <w:r>
@@ -585,7 +585,7 @@
         </w:tc>
         <w:tc>
           <w:tcPr>
-            <w:tcW w:type="dxa" w:w="1680"/>
+            <w:tcW w:type="dxa" w:w="1800"/>
           </w:tcPr>
           <w:p>
             <w:r>
@@ -599,7 +599,7 @@
         </w:tc>
         <w:tc>
           <w:tcPr>
-            <w:tcW w:type="dxa" w:w="1680"/>
+            <w:tcW w:type="dxa" w:w="1800"/>
           </w:tcPr>
           <w:p>
             <w:r>
@@ -613,7 +613,7 @@
         </w:tc>
         <w:tc>
           <w:tcPr>
-            <w:tcW w:type="dxa" w:w="1680"/>
+            <w:tcW w:type="dxa" w:w="1800"/>
           </w:tcPr>
           <w:p>
             <w:r>
@@ -627,7 +627,7 @@
         </w:tc>
         <w:tc>
           <w:tcPr>
-            <w:tcW w:type="dxa" w:w="1680"/>
+            <w:tcW w:type="dxa" w:w="1800"/>
           </w:tcPr>
           <w:p>
             <w:r>
@@ -641,7 +641,7 @@
         </w:tc>
         <w:tc>
           <w:tcPr>
-            <w:tcW w:type="dxa" w:w="1680"/>
+            <w:tcW w:type="dxa" w:w="1800"/>
           </w:tcPr>
           <w:p>
             <w:r>
@@ -657,7 +657,7 @@
       <w:tr>
         <w:tc>
           <w:tcPr>
-            <w:tcW w:type="dxa" w:w="1680"/>
+            <w:tcW w:type="dxa" w:w="1800"/>
           </w:tcPr>
           <w:p>
             <w:r>
@@ -670,7 +670,7 @@
         </w:tc>
         <w:tc>
           <w:tcPr>
-            <w:tcW w:type="dxa" w:w="1680"/>
+            <w:tcW w:type="dxa" w:w="1800"/>
           </w:tcPr>
           <w:p>
             <w:r>
@@ -684,7 +684,7 @@
         </w:tc>
         <w:tc>
           <w:tcPr>
-            <w:tcW w:type="dxa" w:w="1680"/>
+            <w:tcW w:type="dxa" w:w="1800"/>
           </w:tcPr>
           <w:p>
             <w:r>
@@ -697,7 +697,7 @@
         </w:tc>
         <w:tc>
           <w:tcPr>
-            <w:tcW w:type="dxa" w:w="1680"/>
+            <w:tcW w:type="dxa" w:w="1800"/>
           </w:tcPr>
           <w:p>
             <w:r>
@@ -710,7 +710,7 @@
         </w:tc>
         <w:tc>
           <w:tcPr>
-            <w:tcW w:type="dxa" w:w="1680"/>
+            <w:tcW w:type="dxa" w:w="1800"/>
           </w:tcPr>
           <w:p>
             <w:r>
@@ -723,7 +723,7 @@
         </w:tc>
         <w:tc>
           <w:tcPr>
-            <w:tcW w:type="dxa" w:w="1680"/>
+            <w:tcW w:type="dxa" w:w="1800"/>
           </w:tcPr>
           <w:p>
             <w:r>
@@ -738,7 +738,7 @@
       <w:tr>
         <w:tc>
           <w:tcPr>
-            <w:tcW w:type="dxa" w:w="1680"/>
+            <w:tcW w:type="dxa" w:w="1800"/>
           </w:tcPr>
           <w:p>
             <w:r>
@@ -751,7 +751,7 @@
         </w:tc>
         <w:tc>
           <w:tcPr>
-            <w:tcW w:type="dxa" w:w="1680"/>
+            <w:tcW w:type="dxa" w:w="1800"/>
           </w:tcPr>
           <w:p>
             <w:r>
@@ -764,7 +764,7 @@
         </w:tc>
         <w:tc>
           <w:tcPr>
-            <w:tcW w:type="dxa" w:w="1680"/>
+            <w:tcW w:type="dxa" w:w="1800"/>
           </w:tcPr>
           <w:p>
             <w:r>
@@ -778,7 +778,7 @@
         </w:tc>
         <w:tc>
           <w:tcPr>
-            <w:tcW w:type="dxa" w:w="1680"/>
+            <w:tcW w:type="dxa" w:w="1800"/>
           </w:tcPr>
           <w:p>
             <w:r>
@@ -791,7 +791,7 @@
         </w:tc>
         <w:tc>
           <w:tcPr>
-            <w:tcW w:type="dxa" w:w="1680"/>
+            <w:tcW w:type="dxa" w:w="1800"/>
           </w:tcPr>
           <w:p>
             <w:r>
@@ -804,7 +804,7 @@
         </w:tc>
         <w:tc>
           <w:tcPr>
-            <w:tcW w:type="dxa" w:w="1680"/>
+            <w:tcW w:type="dxa" w:w="1800"/>
           </w:tcPr>
           <w:p>
             <w:r>
@@ -819,7 +819,7 @@
       <w:tr>
         <w:tc>
           <w:tcPr>
-            <w:tcW w:type="dxa" w:w="1680"/>
+            <w:tcW w:type="dxa" w:w="1800"/>
           </w:tcPr>
           <w:p>
             <w:r>
@@ -832,7 +832,7 @@
         </w:tc>
         <w:tc>
           <w:tcPr>
-            <w:tcW w:type="dxa" w:w="1680"/>
+            <w:tcW w:type="dxa" w:w="1800"/>
           </w:tcPr>
           <w:p>
             <w:r>
@@ -846,7 +846,7 @@
         </w:tc>
         <w:tc>
           <w:tcPr>
-            <w:tcW w:type="dxa" w:w="1680"/>
+            <w:tcW w:type="dxa" w:w="1800"/>
           </w:tcPr>
           <w:p>
             <w:r>
@@ -859,7 +859,7 @@
         </w:tc>
         <w:tc>
           <w:tcPr>
-            <w:tcW w:type="dxa" w:w="1680"/>
+            <w:tcW w:type="dxa" w:w="1800"/>
           </w:tcPr>
           <w:p>
             <w:r>
@@ -872,7 +872,7 @@
         </w:tc>
         <w:tc>
           <w:tcPr>
-            <w:tcW w:type="dxa" w:w="1680"/>
+            <w:tcW w:type="dxa" w:w="1800"/>
           </w:tcPr>
           <w:p>
             <w:r>
@@ -885,7 +885,7 @@
         </w:tc>
         <w:tc>
           <w:tcPr>
-            <w:tcW w:type="dxa" w:w="1680"/>
+            <w:tcW w:type="dxa" w:w="1800"/>
           </w:tcPr>
           <w:p>
             <w:r>
@@ -900,7 +900,7 @@
       <w:tr>
         <w:tc>
           <w:tcPr>
-            <w:tcW w:type="dxa" w:w="1680"/>
+            <w:tcW w:type="dxa" w:w="1800"/>
           </w:tcPr>
           <w:p>
             <w:r>
@@ -913,7 +913,7 @@
         </w:tc>
         <w:tc>
           <w:tcPr>
-            <w:tcW w:type="dxa" w:w="1680"/>
+            <w:tcW w:type="dxa" w:w="1800"/>
           </w:tcPr>
           <w:p>
             <w:r>
@@ -927,7 +927,7 @@
         </w:tc>
         <w:tc>
           <w:tcPr>
-            <w:tcW w:type="dxa" w:w="1680"/>
+            <w:tcW w:type="dxa" w:w="1800"/>
           </w:tcPr>
           <w:p>
             <w:r>
@@ -940,7 +940,7 @@
         </w:tc>
         <w:tc>
           <w:tcPr>
-            <w:tcW w:type="dxa" w:w="1680"/>
+            <w:tcW w:type="dxa" w:w="1800"/>
           </w:tcPr>
           <w:p>
             <w:r>
@@ -953,7 +953,7 @@
         </w:tc>
         <w:tc>
           <w:tcPr>
-            <w:tcW w:type="dxa" w:w="1680"/>
+            <w:tcW w:type="dxa" w:w="1800"/>
           </w:tcPr>
           <w:p>
             <w:r>
@@ -966,7 +966,7 @@
         </w:tc>
         <w:tc>
           <w:tcPr>
-            <w:tcW w:type="dxa" w:w="1680"/>
+            <w:tcW w:type="dxa" w:w="1800"/>
           </w:tcPr>
           <w:p>
             <w:r>
@@ -1379,6 +1379,41 @@
     </w:p>
     <w:p>
       <w:pPr>
+        <w:jc w:val="both"/>
+      </w:pPr>
+      <w:r>
+        <w:t xml:space="preserve">The instrument's discipline was also exercised live in the campaign's final days. A pre-registered secondary arm (H-EMBED — does logical→physical placement drive the seed-0 n=8 scrambling?) was made execute-ready (label permutation exact to 9.0×10⁻¹⁶; depolarized limit provably identical between arms; scoring rule and vacuity guard committed before launch, </w:t>
+      </w:r>
+      <w:r>
+        <w:rPr>
+          <w:rFonts w:ascii="Courier New" w:hAnsi="Courier New"/>
+        </w:rPr>
+        <w:t>results/h_embed_prerun.md</w:t>
+      </w:r>
+      <w:r>
+        <w:t xml:space="preserve">), then aborted by its own committed rule when the target device stopped accepting work: ~21 h and 24 probes without a completion while the route advertised it online with an empty queue. A matched-pair control — the identical one-qubit probe, same route, second device, completed in 182 s — localized the fault to the device, and the committed </w:t>
+      </w:r>
+      <w:r>
+        <w:rPr>
+          <w:rFonts w:ascii="Courier New" w:hAnsi="Courier New"/>
+        </w:rPr>
+        <w:t>route_health_probe.py</w:t>
+      </w:r>
+      <w:r>
+        <w:t xml:space="preserve"> reproduces it in minutes. Nothing was scored; the arm remains open (</w:t>
+      </w:r>
+      <w:r>
+        <w:rPr>
+          <w:rFonts w:ascii="Courier New" w:hAnsi="Courier New"/>
+        </w:rPr>
+        <w:t>results/h_embed_outcome.md</w:t>
+      </w:r>
+      <w:r>
+        <w:t>).</w:t>
+      </w:r>
+    </w:p>
+    <w:p>
+      <w:pPr>
         <w:pStyle w:val="Heading2"/>
       </w:pPr>
       <w:r>
@@ -1424,7 +1459,25 @@
         <w:t>instance_ensemble_findings.md</w:t>
       </w:r>
       <w:r>
-        <w:t>, exploratory). What follows is trust in a quantum yes/no: a pre-registered, vendor-neutral workload→QPU qualification, earned by an instrument that falsifies its own predictions. It split our runs five signal-bearing, two scrambled (Fig. 3) at ≈$70–$205 per campaign. Target profiles only; no customers or LOIs are claimed. On desk impact (</w:t>
+        <w:t>, exploratory). What follows is trust in a quantum yes/no: a pre-registered, vendor-neutral workload→QPU qualification, earned by an instrument that falsifies its own predictions. It split our runs five signal-bearing, two scrambled (Fig. 3) at ≈$70–$205 per campaign. The economics are measured, not modelled (</w:t>
+      </w:r>
+      <w:r>
+        <w:rPr>
+          <w:rFonts w:ascii="Courier New" w:hAnsi="Courier New"/>
+        </w:rPr>
+        <w:t>results/AUDIT_ECONOMICS.md</w:t>
+      </w:r>
+      <w:r>
+        <w:t xml:space="preserve">): the 13-campaign, four-device program settled at 64,048.25 credits — about $650 at the only rate we measurably paid (≈$14 per ≈1,380 credits) — and the gate flagged 29.3% of our own settled hardware spend (four campaigns, 18,793.25 credits) as scrambled at ≥9.7σ: features that would otherwise have entered a pipeline as data. The audit is a rounding error of any serious pilot budget (1.3% of $50k; 0.065% of $1M), and re-running every verdict is free: this zip, extracted into a clean directory with no API key, passes </w:t>
+      </w:r>
+      <w:r>
+        <w:rPr>
+          <w:rFonts w:ascii="Courier New" w:hAnsi="Courier New"/>
+        </w:rPr>
+        <w:t>cli.py verify</w:t>
+      </w:r>
+      <w:r>
+        <w:t xml:space="preserve"> end-to-end — the judge's path. Target profiles only; no customers or LOIs are claimed. On desk impact (</w:t>
       </w:r>
       <w:r>
         <w:rPr>
@@ -1746,7 +1799,7 @@
     </w:p>
     <w:sectPr>
       <w:pgSz w:w="12240" w:h="15840"/>
-      <w:pgMar w:top="1080" w:right="1080" w:bottom="1080" w:left="1080" w:header="720" w:footer="720" w:gutter="0"/>
+      <w:pgMar w:top="1080" w:right="720" w:bottom="1080" w:left="720" w:header="720" w:footer="720" w:gutter="0"/>
       <w:cols w:space="720"/>
       <w:docGrid w:linePitch="360"/>
     </w:sectPr>

--- a/PHASE3_PAPER.docx
+++ b/PHASE3_PAPER.docx
@@ -990,7 +990,7 @@
         <w:t>(plain HAR for reference: crisis 0.6290, calm 0.6454 — HAR-X's rich features cut RMSE sharply.)</w:t>
       </w:r>
       <w:r>
-        <w:t xml:space="preserve"> HAR-X is best or co-best everywhere; CHIMERA never beats it and is indistinguishable from the classical ESN/RFF after Holm (one raw loss to RFF at crisis n=8, p=0.049). After Holm correction no comparison is significant in either direction, and the 95% MCS retains all four models (n=10) — a statistical tie. The earlier "beats HAR" result was an artifact of a feature-poor HAR: the gain came from the encoded realized measures (a known SHAR/HARQ effect), not from quantum nonlinearity. </w:t>
+        <w:t xml:space="preserve"> HAR-X is best or co-best everywhere; CHIMERA never beats it and is indistinguishable from the classical ESN/RFF after Holm (one raw loss to RFF at crisis n=8, p=0.049). After Holm correction no comparison is significant in either direction, and the 95% MCS retains all four models (n=10) — a statistical tie. The earlier "beats HAR" result was an artifact of a feature-poor HAR: the gain is the encoded realized measures (a known SHAR/HARQ effect), not quantum nonlinearity. </w:t>
       </w:r>
       <w:r>
         <w:rPr>
@@ -1099,7 +1099,7 @@
         <w:t>cli.py run noise_circuit</w:t>
       </w:r>
       <w:r>
-        <w:t xml:space="preserve">) keeps this result in its place: a per-Trotter-layer density-matrix study shows that noise interleaved with the evolution (per-layer single-qubit channels) is </w:t>
+        <w:t xml:space="preserve">): per-layer single-qubit channels interleaved with the evolution are </w:t>
       </w:r>
       <w:r>
         <w:rPr>
@@ -1108,7 +1108,7 @@
         <w:t>not</w:t>
       </w:r>
       <w:r>
-        <w:t xml:space="preserve"> removed by standardization (standardized error grows with rate, versus ≈0 for readout-only depolarizing). The invariance is a readout property, not circuit-level robustness; accumulated gate error is the real NISQ cost (§6).</w:t>
+        <w:t xml:space="preserve"> removed by standardization (standardized error grows with rate, versus ≈0 for readout-only depolarizing) — the invariance is a readout property, not circuit robustness; accumulated gate error is the real NISQ cost (§6).</w:t>
       </w:r>
     </w:p>
     <w:p>
@@ -1140,7 +1140,7 @@
         <w:t>χ_eff ≈ 2^(n/2)</w:t>
       </w:r>
       <w:r>
-        <w:t xml:space="preserve"> (16→255.9 for n=8→16), and an exact MPS gets zero compression (S ≈ 1.7–3.2 nats). The reservoir admits no low-bond-dimension (MPS/TEBD) shortcut; exact cost stays exponential. That is the precondition any beyond-frontier advantage would need, though none appears at the scale we can test. Capability and efficiency checks agree: an information-processing-capacity probe (Dambre et al. 2012; </w:t>
+        <w:t xml:space="preserve"> (16→255.9 for n=8→16), and an exact MPS gets zero compression (S ≈ 1.7–3.2 nats). The reservoir admits no low-bond-dimension (MPS/TEBD) shortcut; exact cost stays exponential — the precondition any beyond-frontier advantage would need, though none appears at testable scale. Capability checks agree: an information-processing-capacity probe (Dambre et al. 2012; </w:t>
       </w:r>
       <w:r>
         <w:rPr>
@@ -1149,7 +1149,16 @@
         <w:t>cli.py run capacity</w:t>
       </w:r>
       <w:r>
-        <w:t>) finds the quantum reservoir not more — in fact slightly less — nonlinearly expressive than a matched RFF/ESN, so there is no excess expressivity to exploit, and a frontier check (</w:t>
+        <w:t xml:space="preserve">) finds the reservoir slightly </w:t>
+      </w:r>
+      <w:r>
+        <w:rPr>
+          <w:i/>
+        </w:rPr>
+        <w:t>less</w:t>
+      </w:r>
+      <w:r>
+        <w:t xml:space="preserve"> nonlinearly expressive than a matched RFF/ESN — no excess expressivity to exploit — and g(n) does not widen toward n=16 (</w:t>
       </w:r>
       <w:r>
         <w:rPr>
@@ -1158,7 +1167,7 @@
         <w:t>cli.py run frontier</w:t>
       </w:r>
       <w:r>
-        <w:t>) shows g(n) does not widen toward n=16 (it declines; D_eff and rank grow but a matched ESN keeps pace). Robustness studies close the loop. Second family: a Heisenberg (XXZ) reservoir, equally kernel-distinct (g≈55), also fails to beat HAR-X (0.650 vs 0.642, 8 seeds, full-sample config), so the negative is not Ising-specific (</w:t>
+        <w:t>: it declines; D_eff and rank grow but a matched ESN keeps pace). Robustness studies close the loop. Second family: a Heisenberg (XXZ) reservoir, equally kernel-distinct (g≈55), also fails to beat HAR-X (0.650 vs 0.642, 8 seeds, full-sample config), so the negative is not Ising-specific (</w:t>
       </w:r>
       <w:r>
         <w:rPr>
@@ -1192,7 +1201,7 @@
         <w:jc w:val="both"/>
       </w:pPr>
       <w:r>
-        <w:t>Simulator-first on qBraid: statevector to 12 qubits, sparse/TN to ≈16, GPU beyond. Resource estimates (gate-Trotter, 20 layers): n=8/10/12 use 220/480/760 two-qubit plus 160/200/240 one-qubit gates, yielding 36/55/78 observables — all Z-basis-diagonal, so one S-shot set (S≈2–8k, ε≈1/√S) reads every observable (statevector build under ~1 min over this range).</w:t>
+        <w:t>Simulator-first on qBraid: statevector to 12 qubits, sparse/TN to ≈16, GPU beyond. Resource estimates (gate-Trotter, 20 layers): n=8/10/12 use 220/480/760 two-qubit plus 160/200/240 one-qubit gates, yielding 36/55/78 observables — all Z-basis-diagonal, so one S-shot set (S≈2–8k, ε≈1/√S) reads every observable (statevector build ≲1 min).</w:t>
       </w:r>
     </w:p>
     <w:p>
@@ -1200,7 +1209,7 @@
         <w:jc w:val="both"/>
       </w:pPr>
       <w:r>
-        <w:t>QPU validation uses this gate-Trotter circuit on IonQ, IQM and Rigetti via qBraid — the random- sparse Ising needs fewer two-qubit gates than an all-to-all reservoir, which eases NISQ mapping — with ZNE, measurement mitigation, and a classical cross-check on every run. The submission path is executable now (</w:t>
+        <w:t>QPU validation uses this gate-Trotter circuit on IonQ, IQM and Rigetti via qBraid — the random-sparse Ising needs fewer two-qubit gates than all-to-all, easing NISQ mapping — with ZNE, measurement mitigation, and a classical cross-check on every run. The submission path is executable now (</w:t>
       </w:r>
       <w:r>
         <w:rPr>
@@ -1236,7 +1245,16 @@
         <w:t>results/qpu_scaling_outlook.md</w:t>
       </w:r>
       <w:r>
-        <w:t xml:space="preserve">) then refuted our own statements on metal (Fig. 3). Garnet turns signal-bearing at n=10 and n=12 while the same-session seed-0 n=8 anchor stays scrambled; a pre-registered cross-seed control (S7) found an independent seed-1 n=8 instance signal-bearing in the same session, so the n=8 scrambling is specific to the seed-0 instance, not a size law (seed-1 n=10 is signal-bearing as well). The newer-generation Emerald is signal-bearing at the very size Garnet scrambles, reproduced in a same-window two-chip pair — generation-dependent at fixed size, temporally controlled. The program spans reservoir size, encoding density, shot budget and noise; Fig. 3 collects the hardware verdicts. The criterion is exactly </w:t>
+        <w:t xml:space="preserve">) then refuted our own statements on metal (Fig. 3). Garnet turns signal-bearing at n=10 and n=12 while the same-session seed-0 n=8 anchor stays scrambled; a pre-registered cross-seed control (S7) found an independent seed-1 n=8 instance signal-bearing in the same session, so the n=8 scrambling is specific to the seed-0 instance, not a size law (seed-1 n=10 is signal-bearing as well). The split is </w:t>
+      </w:r>
+      <w:r>
+        <w:rPr>
+          <w:b/>
+        </w:rPr>
+        <w:t>33σ</w:t>
+      </w:r>
+      <w:r>
+        <w:t xml:space="preserve">: the same-session instances differ in raw error by 0.069 under the committed bootstrap, independent of any limit convention. The newer-generation Emerald is signal-bearing at the very size Garnet scrambles, reproduced in a same-window two-chip pair — generation-dependent at fixed size, temporally controlled. The program spans reservoir size, encoding density, shot budget and noise; Fig. 3 collects the hardware verdicts. The criterion is exactly </w:t>
       </w:r>
       <w:r>
         <w:rPr>
@@ -1374,7 +1392,7 @@
         <w:t>qpu_fingerprint</w:t>
       </w:r>
       <w:r>
-        <w:t>). Controls were bought where they were needed: a Rigetti replication (day-drift), a same-session n=8 anchor, and a same-window two-chip pair (generation). S5–S6 are pre-committed; S7 executed (above).</w:t>
+        <w:t>). Controls were bought where needed: a Rigetti replication (day-drift), a same-session n=8 anchor, and a same-window two-chip pair (generation). S5–S6 are pre-committed; S7 executed (above).</w:t>
       </w:r>
     </w:p>
     <w:p>
@@ -1382,7 +1400,7 @@
         <w:jc w:val="both"/>
       </w:pPr>
       <w:r>
-        <w:t xml:space="preserve">The instrument's discipline was also exercised live in the campaign's final days. A pre-registered secondary arm (H-EMBED — does logical→physical placement drive the seed-0 n=8 scrambling?) was made execute-ready (label permutation exact to 9.0×10⁻¹⁶; depolarized limit provably identical between arms; scoring rule and vacuity guard committed before launch, </w:t>
+        <w:t xml:space="preserve">The instrument's discipline was exercised live in the final days. A pre-registered secondary arm (H-EMBED — does logical→physical placement drive the seed-0 n=8 scrambling?) was made execute-ready (label permutation exact to 9.0×10⁻¹⁶; depolarized limit provably identical between arms; scoring rule and vacuity guard committed before launch, </w:t>
       </w:r>
       <w:r>
         <w:rPr>
@@ -1477,7 +1495,16 @@
         <w:t>cli.py verify</w:t>
       </w:r>
       <w:r>
-        <w:t xml:space="preserve"> end-to-end — the judge's path. Target profiles only; no customers or LOIs are claimed. On desk impact (</w:t>
+        <w:t xml:space="preserve"> end-to-end — the judge's path; a self-contained browser replay (</w:t>
+      </w:r>
+      <w:r>
+        <w:rPr>
+          <w:rFonts w:ascii="Courier New" w:hAnsi="Courier New"/>
+        </w:rPr>
+        <w:t>docs/verify_replay.html</w:t>
+      </w:r>
+      <w:r>
+        <w:t>) covers reviewers who prefer not to run it. Auditing a new workload is mechanical; this repository is the pilot kit: (i) compute the workload's instance-matched depolarized limit offline, before any hardware is bought; (ii) qualify the route with the near-zero-cost health probe; (iii) run the orientation probe, two calibrations, and the scale-1 windows (folds where the gate ceiling allows); (iv) score mean error against the limit with a multinomial-bootstrap σ from the raw counts; (v) apply the pre-committed abort and decision rules as written. Every step ran at least once on real hardware here; none is hypothetical. Target profiles only; no customers or LOIs are claimed. On desk impact (</w:t>
       </w:r>
       <w:r>
         <w:rPr>
